--- a/eng/docx/023.content.docx
+++ b/eng/docx/023.content.docx
@@ -166,13 +166,6 @@
       </w:r>
       <w:r>
         <w:rPr>
-          <w:i/>
-          <w:lang w:val="en_US" w:bidi="en_US"/>
-        </w:rPr>
-        <w:t>Wadi, Wages, Waheb, Walnut, Wanderings in the Wilderness, War of the Sons of Light against the Sons of Darkness, Warfare, Watch, Watchman, Watchtower, Water, Water Gate, Water Hen, Water Lily, Water of Bitterness or Jealousy, Water of Separation, Waters of Merom, Wave Offering, Wealth, Weapons, Weasel, Weaving, Wedding, Weeds, Week, Weeks, Feast of, Weights and Measures, Well, Western Text, Whale, Wheat, Wheel, Whirlwind, White, Whore, Wickedness, Widow, Wife, Wild Gourd, Wild Ox, Wilderness, Wilderness of Sin, Wilderness of Zin, Wilderness Wanderings, Will of God, Willow, Wine, Winepress, Wineskins, Winnower, Wisdom, Wisdom Literature, Wisdom of Jesus Ben Sirach, Wisdom of Solomon, Wise Men, Witch, Witchcraft, Withered Hand, Witness, Witness, Altar of, Wizard, Woe, Wolf, Woman, Wonders, Wool, Word, Word of God, Words of God, Work, World, Worm, Wormwood, Worship, Wrath of God, Writer, Writing</w:t>
-      </w:r>
-      <w:r>
-        <w:rPr>
           <w:lang w:val="en_US" w:bidi="en_US"/>
         </w:rPr>
       </w:r>
@@ -19468,6 +19461,34 @@
       </w:r>
       <w:r>
         <w:rPr>
+          <w:lang w:val="en_US" w:bidi="en_US"/>
+        </w:rPr>
+        <w:t>A witch is a person who claims to use supernatural power by calling on spirits or hidden forces. Witchcraft refers to the practices connected with this activity.</w:t>
+      </w:r>
+    </w:p>
+    <w:p>
+      <w:pPr/>
+      <w:r>
+        <w:rPr>
+          <w:lang w:val="en_US" w:bidi="en_US"/>
+        </w:rPr>
+      </w:r>
+      <w:r>
+        <w:rPr>
+          <w:lang w:val="en_US" w:bidi="en_US"/>
+        </w:rPr>
+        <w:t>In the Bible, witchcraft includes trying to control events, gain knowledge, or harm others through magic, spells, or contact with spirits. These practices were common in many ancient cultures.</w:t>
+      </w:r>
+    </w:p>
+    <w:p>
+      <w:pPr/>
+      <w:r>
+        <w:rPr>
+          <w:lang w:val="en_US" w:bidi="en_US"/>
+        </w:rPr>
+      </w:r>
+      <w:r>
+        <w:rPr>
           <w:i/>
           <w:lang w:val="en_US" w:bidi="en_US"/>
         </w:rPr>
@@ -28815,7 +28836,7 @@
             <w:color w:val="0000EE"/>
             <w:u w:val="single"/>
           </w:rPr>
-          <w:t>Psalm 7:18</w:t>
+          <w:t>Micah 7:18</w:t>
         </w:r>
       </w:hyperlink>
       <w:r>

--- a/eng/docx/023.content.docx
+++ b/eng/docx/023.content.docx
@@ -150,19 +150,6 @@
           <w:lang w:val="en_US" w:bidi="en_US"/>
         </w:rPr>
         <w:t>W</w:t>
-      </w:r>
-      <w:r>
-        <w:rPr>
-          <w:lang w:val="en_US" w:bidi="en_US"/>
-        </w:rPr>
-      </w:r>
-    </w:p>
-    <w:p>
-      <w:pPr/>
-      <w:r>
-        <w:rPr>
-          <w:lang w:val="en_US" w:bidi="en_US"/>
-        </w:rPr>
       </w:r>
       <w:r>
         <w:rPr>

--- a/eng/docx/023.content.docx
+++ b/eng/docx/023.content.docx
@@ -19,7 +19,7 @@
         <w:rPr>
           <w:lang w:val="en_US" w:bidi="en_US"/>
         </w:rPr>
-        <w:t>Resource: Bible Dictionary (Tyndale)</w:t>
+        <w:t>Resource: Tyndale Open Bible Dictionary</w:t>
       </w:r>
       <w:r>
         <w:rPr>
@@ -112,7 +112,7 @@
         <w:rPr>
           <w:lang w:val="en_US" w:bidi="en_US"/>
         </w:rPr>
-        <w:t>Bible Dictionary (Tyndale)</w:t>
+        <w:t>Tyndale Open Bible Dictionary</w:t>
       </w:r>
     </w:p>
     <w:p>

--- a/eng/docx/023.content.docx
+++ b/eng/docx/023.content.docx
@@ -28939,7 +28939,7 @@
         <w:rPr>
           <w:lang w:val="en_US" w:bidi="en_US"/>
         </w:rPr>
-        <w:t>). The Day of the Lord concept, developed by prophets, warns that no one can escape God’s righteous wrath (</w:t>
+        <w:t>). The day of the Lord concept, developed by prophets, warns that no one can escape God’s righteous wrath (</w:t>
       </w:r>
       <w:hyperlink r:id="rId737">
         <w:r>
@@ -28981,7 +28981,7 @@
         <w:rPr>
           <w:lang w:val="en_US" w:bidi="en_US"/>
         </w:rPr>
-        <w:t>). The Day of the Lord is the day of his wrath (</w:t>
+        <w:t>). The day of the Lord is the day of his wrath (</w:t>
       </w:r>
       <w:hyperlink r:id="rId738">
         <w:r>
@@ -29313,7 +29313,7 @@
         <w:rPr>
           <w:lang w:val="en_US" w:bidi="en_US"/>
         </w:rPr>
-        <w:t>). The Old Testament's Day of the Lord does not end with God's anger; it concludes with the earth's restoration when it will be filled with the knowledge of God (</w:t>
+        <w:t>). The Old Testament's day of the Lord does not end with God's anger. It ends with the restoration of the earth when the earth will be filled with the knowledge of God (</w:t>
       </w:r>
       <w:hyperlink r:id="rId747">
         <w:r>

--- a/eng/docx/023.content.docx
+++ b/eng/docx/023.content.docx
@@ -21738,7 +21738,7 @@
         <w:rPr>
           <w:lang w:val="en_US" w:bidi="en_US"/>
         </w:rPr>
-        <w:t xml:space="preserve">The Hebrew word “desire” </w:t>
+        <w:t xml:space="preserve">The Hebrew word translated as “desire” </w:t>
       </w:r>
       <w:r>
         <w:rPr>
@@ -21811,7 +21811,7 @@
             <w:color w:val="0000EE"/>
             <w:u w:val="single"/>
           </w:rPr>
-          <w:t>Song of Songs 7:10</w:t>
+          <w:t>Song of Solomon 7:10</w:t>
         </w:r>
       </w:hyperlink>
       <w:r>

--- a/eng/docx/023.content.docx
+++ b/eng/docx/023.content.docx
@@ -4584,7 +4584,7 @@
         <w:rPr>
           <w:lang w:val="en_US" w:bidi="en_US"/>
         </w:rPr>
-        <w:t>, were built in wilderness areas. They provided a protected shelter for shepherds to watch their flocks. Some towers were fortified outposts for watchmen to guard a city by protecting trade traffic from thieves (</w:t>
+        <w:t>, were built in wilderness areas. They provided a protected shelter for shepherds to watch their flocks. They also served as guard posts where soldiers could protect a city and defend its trade from raiding robbers (</w:t>
       </w:r>
       <w:hyperlink r:id="rId115">
         <w:r>

--- a/eng/docx/023.content.docx
+++ b/eng/docx/023.content.docx
@@ -19,7 +19,7 @@
         <w:rPr>
           <w:lang w:val="en_US" w:bidi="en_US"/>
         </w:rPr>
-        <w:t>Resource: Tyndale Open Bible Dictionary</w:t>
+        <w:t>Resource: Aquifer Open Bible Dictionary</w:t>
       </w:r>
       <w:r>
         <w:rPr>
@@ -112,7 +112,7 @@
         <w:rPr>
           <w:lang w:val="en_US" w:bidi="en_US"/>
         </w:rPr>
-        <w:t>Tyndale Open Bible Dictionary</w:t>
+        <w:t>Aquifer Open Bible Dictionary</w:t>
       </w:r>
     </w:p>
     <w:p>
@@ -6307,16 +6307,9 @@
       </w:r>
       <w:r>
         <w:rPr>
-          <w:i/>
-          <w:lang w:val="en_US" w:bidi="en_US"/>
-        </w:rPr>
-        <w:t>The Way</w:t>
-      </w:r>
-      <w:r>
-        <w:rPr>
-          <w:lang w:val="en_US" w:bidi="en_US"/>
-        </w:rPr>
-        <w:t xml:space="preserve"> is one of the names applied to the early Christian community (</w:t>
+          <w:lang w:val="en_US" w:bidi="en_US"/>
+        </w:rPr>
+        <w:t>“The Way“ is one of the names applied to the early Christian community (</w:t>
       </w:r>
       <w:hyperlink r:id="rId154">
         <w:r>
@@ -10342,7 +10335,7 @@
         <w:rPr>
           <w:lang w:val="en_US" w:bidi="en_US"/>
         </w:rPr>
-        <w:t>)</w:t>
+        <w:t>), and</w:t>
       </w:r>
     </w:p>
     <w:p>
@@ -10373,7 +10366,7 @@
         <w:rPr>
           <w:lang w:val="en_US" w:bidi="en_US"/>
         </w:rPr>
-        <w:t>)</w:t>
+        <w:t>).</w:t>
       </w:r>
     </w:p>
     <w:p>
@@ -12429,20 +12422,7 @@
         <w:rPr>
           <w:lang w:val="en_US" w:bidi="en_US"/>
         </w:rPr>
-        <w:t xml:space="preserve">Some scholars suggest that the bitterness of colocynth may explain why the Bible sometimes uses the word </w:t>
-      </w:r>
-      <w:r>
-        <w:rPr>
-          <w:i/>
-          <w:lang w:val="en_US" w:bidi="en_US"/>
-        </w:rPr>
-        <w:t>gall</w:t>
-      </w:r>
-      <w:r>
-        <w:rPr>
-          <w:lang w:val="en_US" w:bidi="en_US"/>
-        </w:rPr>
-        <w:t xml:space="preserve"> (</w:t>
+        <w:t>Some scholars suggest that the bitterness of colocynth may explain why the Bible sometimes uses the word "gall" (</w:t>
       </w:r>
       <w:r>
         <w:rPr>
@@ -15481,7 +15461,7 @@
         <w:rPr>
           <w:lang w:val="en_US" w:bidi="en_US"/>
         </w:rPr>
-        <w:t>A drink made from grape juice that has fermented. (Fermented means that a food or drink, such as wine, has gone through a natural process where it changes over time. This process is caused by tiny living things called yeast or bacteria. These tiny organisms eat the sugar in the food or drink and turn it into alcohol or acid. This changes how the food or drink tastes and sometimes how it looks.)</w:t>
+        <w:t>Wine is a drink made from grape juice that has fermented. (Fermented means that a food or drink, such as wine, has gone through a natural process where it changes over time. This process is caused by tiny living things called yeast or bacteria. These tiny organisms eat the sugar in the food or drink and turn it into alcohol or acid. This changes how the food or drink tastes and sometimes how it looks.)</w:t>
       </w:r>
     </w:p>
     <w:p>
@@ -15538,20 +15518,7 @@
         <w:rPr>
           <w:lang w:val="en_US" w:bidi="en_US"/>
         </w:rPr>
-        <w:t xml:space="preserve">The word </w:t>
-      </w:r>
-      <w:r>
-        <w:rPr>
-          <w:i/>
-          <w:lang w:val="en_US" w:bidi="en_US"/>
-        </w:rPr>
-        <w:t>wine</w:t>
-      </w:r>
-      <w:r>
-        <w:rPr>
-          <w:lang w:val="en_US" w:bidi="en_US"/>
-        </w:rPr>
-        <w:t xml:space="preserve"> may be related to words for vine, vineyard, and black grapes. In the ancient Near East (the area around Israel and its neighbors), people often thought of the vine (the plant that produces grapes) as the tree of life.</w:t>
+        <w:t>The word “wine” may be related to words for vine, vineyard, and black grapes. In the ancient Near East (the area around Israel and its neighbors), people often thought of the vine (the plant that produces grapes) as the tree of life.</w:t>
       </w:r>
     </w:p>
     <w:p>
@@ -16357,52 +16324,131 @@
         <w:rPr>
           <w:lang w:val="en_US" w:bidi="en_US"/>
         </w:rPr>
-        <w:t xml:space="preserve"> usually meant a mixture of wine and water. If someone wanted to talk about wine without water, they had to add the word </w:t>
+        <w:t xml:space="preserve"> usually meant a mixture of wine and water. If someone wanted to talk about wine without water, they had to add the word “unmixed.” Greeks thought drinking unmixed wine was uncivilized. But in Old Testament times, people seemed to drink wine without mixing it with water. The Bible does not mention mixing water and wine. In </w:t>
+      </w:r>
+      <w:hyperlink r:id="rId374">
+        <w:r>
+          <w:rPr>
+            <w:lang w:val="en_US" w:bidi="en_US"/>
+          </w:rPr>
+          <w:rPr>
+            <w:color w:val="0000EE"/>
+            <w:u w:val="single"/>
+          </w:rPr>
+          <w:t>Isaiah 1:22</w:t>
+        </w:r>
+      </w:hyperlink>
+      <w:r>
+        <w:rPr>
+          <w:lang w:val="en_US" w:bidi="en_US"/>
+        </w:rPr>
+        <w:t>, wine mixed with water is used as a picture of how people had become less faithful to God (like watered-down wine is weaker than pure wine).</w:t>
+      </w:r>
+    </w:p>
+    <w:p>
+      <w:pPr/>
+      <w:r>
+        <w:rPr>
+          <w:lang w:val="en_US" w:bidi="en_US"/>
+        </w:rPr>
+      </w:r>
+      <w:r>
+        <w:rPr>
+          <w:lang w:val="en_US" w:bidi="en_US"/>
+        </w:rPr>
+        <w:t>By Roman times, this attitude had changed. The Mishnah assumes a ratio of two parts water to one part wine. But, later Talmudic sources speak of three to one. Natural wine that was not distilled (made stronger through a special process) could have up to 15 percent alcohol. If mixed with water using three parts water to one part wine, it would have about 5 percent alcohol. This was still strong enough to feel its effects.</w:t>
+      </w:r>
+    </w:p>
+    <w:p>
+      <w:pPr>
+        <w:pStyle w:val="Heading4"/>
+      </w:pPr>
+      <w:r>
+        <w:rPr>
+          <w:lang w:val="en_US" w:bidi="en_US"/>
+        </w:rPr>
+        <w:t>Wine Mixed with Other Things</w:t>
+      </w:r>
+    </w:p>
+    <w:p>
+      <w:pPr/>
+      <w:r>
+        <w:rPr>
+          <w:lang w:val="en_US" w:bidi="en_US"/>
+        </w:rPr>
+      </w:r>
+      <w:r>
+        <w:rPr>
+          <w:lang w:val="en_US" w:bidi="en_US"/>
+        </w:rPr>
+        <w:t>People in ancient times mixed wine not just with water, but also with other things. This was similar to how we make mixed drinks today. Often, strong wine was mixed with weak wine, which made a stronger drink. This is the idea conveyed in passages that describe wine being mixed or prepared (</w:t>
+      </w:r>
+      <w:hyperlink r:id="rId375">
+        <w:r>
+          <w:rPr>
+            <w:lang w:val="en_US" w:bidi="en_US"/>
+          </w:rPr>
+          <w:rPr>
+            <w:color w:val="0000EE"/>
+            <w:u w:val="single"/>
+          </w:rPr>
+          <w:t>Psalm 75:8</w:t>
+        </w:r>
+      </w:hyperlink>
+      <w:r>
+        <w:rPr>
+          <w:lang w:val="en_US" w:bidi="en_US"/>
+        </w:rPr>
+        <w:t xml:space="preserve">; </w:t>
+      </w:r>
+      <w:hyperlink r:id="rId376">
+        <w:r>
+          <w:rPr>
+            <w:lang w:val="en_US" w:bidi="en_US"/>
+          </w:rPr>
+          <w:rPr>
+            <w:color w:val="0000EE"/>
+            <w:u w:val="single"/>
+          </w:rPr>
+          <w:t>Isaiah 5:22</w:t>
+        </w:r>
+      </w:hyperlink>
+      <w:r>
+        <w:rPr>
+          <w:lang w:val="en_US" w:bidi="en_US"/>
+        </w:rPr>
+        <w:t xml:space="preserve">; </w:t>
+      </w:r>
+      <w:hyperlink r:id="rId377">
+        <w:r>
+          <w:rPr>
+            <w:lang w:val="en_US" w:bidi="en_US"/>
+          </w:rPr>
+          <w:rPr>
+            <w:color w:val="0000EE"/>
+            <w:u w:val="single"/>
+          </w:rPr>
+          <w:t>Revelation 18:6</w:t>
+        </w:r>
+      </w:hyperlink>
+      <w:r>
+        <w:rPr>
+          <w:lang w:val="en_US" w:bidi="en_US"/>
+        </w:rPr>
+        <w:t xml:space="preserve">). At times, the fresh wine, which had a lot of sugar, was evaporated. This concentrated </w:t>
       </w:r>
       <w:r>
         <w:rPr>
           <w:i/>
           <w:lang w:val="en_US" w:bidi="en_US"/>
         </w:rPr>
-        <w:t>unmixed</w:t>
-      </w:r>
-      <w:r>
-        <w:rPr>
-          <w:lang w:val="en_US" w:bidi="en_US"/>
-        </w:rPr>
-        <w:t xml:space="preserve">. Greeks thought drinking unmixed wine was uncivilized. But in Old Testament times, people seemed to drink wine without mixing it with water. The Bible does not mention mixing water and wine. In </w:t>
-      </w:r>
-      <w:hyperlink r:id="rId374">
-        <w:r>
-          <w:rPr>
-            <w:lang w:val="en_US" w:bidi="en_US"/>
-          </w:rPr>
-          <w:rPr>
-            <w:color w:val="0000EE"/>
-            <w:u w:val="single"/>
-          </w:rPr>
-          <w:t>Isaiah 1:22</w:t>
-        </w:r>
-      </w:hyperlink>
-      <w:r>
-        <w:rPr>
-          <w:lang w:val="en_US" w:bidi="en_US"/>
-        </w:rPr>
-        <w:t>, wine mixed with water is used as a picture of how people had become less faithful to God (like watered-down wine is weaker than pure wine).</w:t>
-      </w:r>
-    </w:p>
-    <w:p>
-      <w:pPr/>
-      <w:r>
-        <w:rPr>
-          <w:lang w:val="en_US" w:bidi="en_US"/>
-        </w:rPr>
-      </w:r>
-      <w:r>
-        <w:rPr>
-          <w:lang w:val="en_US" w:bidi="en_US"/>
-        </w:rPr>
-        <w:t>By Roman times, this attitude had changed. The Mishnah assumes a ratio of two parts water to one part wine. But, later Talmudic sources speak of three to one. Natural wine that was not distilled (made stronger through a special process) could have up to 15 percent alcohol. If mixed with water using three parts water to one part wine, it would have about 5 percent alcohol. This was still strong enough to feel its effects.</w:t>
+        <w:t>must</w:t>
+      </w:r>
+      <w:r>
+        <w:rPr>
+          <w:lang w:val="en_US" w:bidi="en_US"/>
+        </w:rPr>
+        <w:t xml:space="preserve"> (juice from grapes) was mixed with regular wine to make a wine with more alcohol. </w:t>
       </w:r>
     </w:p>
     <w:p>
@@ -16413,98 +16459,6 @@
         <w:rPr>
           <w:lang w:val="en_US" w:bidi="en_US"/>
         </w:rPr>
-        <w:t>Wine Mixed with Other Things</w:t>
-      </w:r>
-    </w:p>
-    <w:p>
-      <w:pPr/>
-      <w:r>
-        <w:rPr>
-          <w:lang w:val="en_US" w:bidi="en_US"/>
-        </w:rPr>
-      </w:r>
-      <w:r>
-        <w:rPr>
-          <w:lang w:val="en_US" w:bidi="en_US"/>
-        </w:rPr>
-        <w:t>People in ancient times mixed wine not just with water, but also with other things. This was similar to how we make mixed drinks today. Often, strong wine was mixed with weak wine, which made a stronger drink. This is the idea conveyed in passages that describe wine being mixed or prepared (</w:t>
-      </w:r>
-      <w:hyperlink r:id="rId375">
-        <w:r>
-          <w:rPr>
-            <w:lang w:val="en_US" w:bidi="en_US"/>
-          </w:rPr>
-          <w:rPr>
-            <w:color w:val="0000EE"/>
-            <w:u w:val="single"/>
-          </w:rPr>
-          <w:t>Psalm 75:8</w:t>
-        </w:r>
-      </w:hyperlink>
-      <w:r>
-        <w:rPr>
-          <w:lang w:val="en_US" w:bidi="en_US"/>
-        </w:rPr>
-        <w:t xml:space="preserve">; </w:t>
-      </w:r>
-      <w:hyperlink r:id="rId376">
-        <w:r>
-          <w:rPr>
-            <w:lang w:val="en_US" w:bidi="en_US"/>
-          </w:rPr>
-          <w:rPr>
-            <w:color w:val="0000EE"/>
-            <w:u w:val="single"/>
-          </w:rPr>
-          <w:t>Isaiah 5:22</w:t>
-        </w:r>
-      </w:hyperlink>
-      <w:r>
-        <w:rPr>
-          <w:lang w:val="en_US" w:bidi="en_US"/>
-        </w:rPr>
-        <w:t xml:space="preserve">; </w:t>
-      </w:r>
-      <w:hyperlink r:id="rId377">
-        <w:r>
-          <w:rPr>
-            <w:lang w:val="en_US" w:bidi="en_US"/>
-          </w:rPr>
-          <w:rPr>
-            <w:color w:val="0000EE"/>
-            <w:u w:val="single"/>
-          </w:rPr>
-          <w:t>Revelation 18:6</w:t>
-        </w:r>
-      </w:hyperlink>
-      <w:r>
-        <w:rPr>
-          <w:lang w:val="en_US" w:bidi="en_US"/>
-        </w:rPr>
-        <w:t xml:space="preserve">). At times, the fresh wine, which had a lot of sugar, was evaporated. This concentrated </w:t>
-      </w:r>
-      <w:r>
-        <w:rPr>
-          <w:i/>
-          <w:lang w:val="en_US" w:bidi="en_US"/>
-        </w:rPr>
-        <w:t>must</w:t>
-      </w:r>
-      <w:r>
-        <w:rPr>
-          <w:lang w:val="en_US" w:bidi="en_US"/>
-        </w:rPr>
-        <w:t xml:space="preserve"> (juice from grapes) was mixed with regular wine to make a wine with more alcohol. </w:t>
-      </w:r>
-    </w:p>
-    <w:p>
-      <w:pPr>
-        <w:pStyle w:val="Heading4"/>
-      </w:pPr>
-      <w:r>
-        <w:rPr>
-          <w:lang w:val="en_US" w:bidi="en_US"/>
-        </w:rPr>
         <w:t>Wine and Water Safety</w:t>
       </w:r>
     </w:p>
@@ -16519,7 +16473,21 @@
         <w:rPr>
           <w:lang w:val="en_US" w:bidi="en_US"/>
         </w:rPr>
-        <w:t>Some people today think that in ancient times, people mixed wine with water to make the water safe to drink. But this idea is not correct. In the ancient world, water pollution was not as common as it is today. Sometimes water became unsafe to drink, but this did not happen very often. There are many examples of fresh wells, springs, and moving bodies of water in biblical times. There were also ways to purify any impure water. However, it should be noted that the term "pollution" may have a different meaning in the ancient world compared to modern times. It may refer to any impurities or contaminants in the water rather than just human-made pollutants.</w:t>
+        <w:t xml:space="preserve">Some people today think that in ancient times, people mixed wine with water to make the water safe to drink. But this idea is not correct. In the ancient world, water pollution was not as common as it is today. Sometimes water became unsafe to drink, but this did not happen very often. There are many examples of fresh wells, springs, and moving bodies of water in biblical times. </w:t>
+      </w:r>
+    </w:p>
+    <w:p>
+      <w:pPr/>
+      <w:r>
+        <w:rPr>
+          <w:lang w:val="en_US" w:bidi="en_US"/>
+        </w:rPr>
+      </w:r>
+      <w:r>
+        <w:rPr>
+          <w:lang w:val="en_US" w:bidi="en_US"/>
+        </w:rPr>
+        <w:t>There were also ways to purify any impure water. However, it should be noted that the term "pollution" may have a different meaning in the ancient world compared to modern times. It may refer to any impurities or contaminants in the water rather than just human-made pollutants.</w:t>
       </w:r>
     </w:p>
     <w:p>
@@ -19712,9 +19680,36 @@
       </w:r>
       <w:r>
         <w:rPr>
+          <w:lang w:val="en_US" w:bidi="en_US"/>
+        </w:rPr>
+        <w:t xml:space="preserve">The wise men were learned men from the East who came to honor Jesus after his birth. They studied the stars and understood signs connected with important events. The Gospel of Matthew calls them </w:t>
+      </w:r>
+      <w:r>
+        <w:rPr>
           <w:i/>
           <w:lang w:val="en_US" w:bidi="en_US"/>
         </w:rPr>
+        <w:t>Magi</w:t>
+      </w:r>
+      <w:r>
+        <w:rPr>
+          <w:lang w:val="en_US" w:bidi="en_US"/>
+        </w:rPr>
+        <w:t>, a term for advisers or scholars in the ancient world.</w:t>
+      </w:r>
+    </w:p>
+    <w:p>
+      <w:pPr/>
+      <w:r>
+        <w:rPr>
+          <w:lang w:val="en_US" w:bidi="en_US"/>
+        </w:rPr>
+      </w:r>
+      <w:r>
+        <w:rPr>
+          <w:i/>
+          <w:lang w:val="en_US" w:bidi="en_US"/>
+        </w:rPr>
         <w:t>See</w:t>
       </w:r>
       <w:r>
@@ -19886,6 +19881,74 @@
       </w:r>
       <w:r>
         <w:rPr>
+          <w:lang w:val="en_US" w:bidi="en_US"/>
+        </w:rPr>
+        <w:t>A withered hand is a hand that has become weak, shriveled, or unable to function normally because of disease, injury, or another physical condition. In the Gospels, Jesus healed a man with a withered hand, showing his compassion and authority to heal, even on the Sabbath (</w:t>
+      </w:r>
+      <w:hyperlink r:id="rId456">
+        <w:r>
+          <w:rPr>
+            <w:lang w:val="en_US" w:bidi="en_US"/>
+          </w:rPr>
+          <w:rPr>
+            <w:color w:val="0000EE"/>
+            <w:u w:val="single"/>
+          </w:rPr>
+          <w:t>Matthew 12:9–13</w:t>
+        </w:r>
+      </w:hyperlink>
+      <w:r>
+        <w:rPr>
+          <w:lang w:val="en_US" w:bidi="en_US"/>
+        </w:rPr>
+        <w:t xml:space="preserve">; </w:t>
+      </w:r>
+      <w:hyperlink r:id="rId457">
+        <w:r>
+          <w:rPr>
+            <w:lang w:val="en_US" w:bidi="en_US"/>
+          </w:rPr>
+          <w:rPr>
+            <w:color w:val="0000EE"/>
+            <w:u w:val="single"/>
+          </w:rPr>
+          <w:t>Mark 3:1–6</w:t>
+        </w:r>
+      </w:hyperlink>
+      <w:r>
+        <w:rPr>
+          <w:lang w:val="en_US" w:bidi="en_US"/>
+        </w:rPr>
+        <w:t xml:space="preserve">; </w:t>
+      </w:r>
+      <w:hyperlink r:id="rId458">
+        <w:r>
+          <w:rPr>
+            <w:lang w:val="en_US" w:bidi="en_US"/>
+          </w:rPr>
+          <w:rPr>
+            <w:color w:val="0000EE"/>
+            <w:u w:val="single"/>
+          </w:rPr>
+          <w:t>Luke 6:6–11</w:t>
+        </w:r>
+      </w:hyperlink>
+      <w:r>
+        <w:rPr>
+          <w:lang w:val="en_US" w:bidi="en_US"/>
+        </w:rPr>
+        <w:t>).</w:t>
+      </w:r>
+    </w:p>
+    <w:p>
+      <w:pPr/>
+      <w:r>
+        <w:rPr>
+          <w:lang w:val="en_US" w:bidi="en_US"/>
+        </w:rPr>
+      </w:r>
+      <w:r>
+        <w:rPr>
           <w:i/>
           <w:lang w:val="en_US" w:bidi="en_US"/>
         </w:rPr>
@@ -19982,7 +20045,7 @@
         </w:rPr>
         <w:t>In the legal procedure outlined in the Old Testament, one witness was not adequate for personal testimony against a person. Two or three witnesses were required (</w:t>
       </w:r>
-      <w:hyperlink r:id="rId456">
+      <w:hyperlink r:id="rId459">
         <w:r>
           <w:rPr>
             <w:lang w:val="en_US" w:bidi="en_US"/>
@@ -20000,7 +20063,7 @@
         </w:rPr>
         <w:t xml:space="preserve">; </w:t>
       </w:r>
-      <w:hyperlink r:id="rId457">
+      <w:hyperlink r:id="rId460">
         <w:r>
           <w:rPr>
             <w:lang w:val="en_US" w:bidi="en_US"/>
@@ -20018,7 +20081,7 @@
         </w:rPr>
         <w:t xml:space="preserve">). Jewish law includes this principle, and the New Testament repeats it (compare </w:t>
       </w:r>
-      <w:hyperlink r:id="rId458">
+      <w:hyperlink r:id="rId461">
         <w:r>
           <w:rPr>
             <w:lang w:val="en_US" w:bidi="en_US"/>
@@ -20036,7 +20099,7 @@
         </w:rPr>
         <w:t xml:space="preserve">; </w:t>
       </w:r>
-      <w:hyperlink r:id="rId459">
+      <w:hyperlink r:id="rId462">
         <w:r>
           <w:rPr>
             <w:lang w:val="en_US" w:bidi="en_US"/>
@@ -20068,7 +20131,7 @@
         </w:rPr>
         <w:t>The truth of testimony is so important that the ninth commandment forbids false witness (</w:t>
       </w:r>
-      <w:hyperlink r:id="rId460">
+      <w:hyperlink r:id="rId463">
         <w:r>
           <w:rPr>
             <w:lang w:val="en_US" w:bidi="en_US"/>
@@ -20086,7 +20149,7 @@
         </w:rPr>
         <w:t xml:space="preserve">; </w:t>
       </w:r>
-      <w:hyperlink r:id="rId461">
+      <w:hyperlink r:id="rId464">
         <w:r>
           <w:rPr>
             <w:lang w:val="en_US" w:bidi="en_US"/>
@@ -20104,7 +20167,7 @@
         </w:rPr>
         <w:t xml:space="preserve">; compare </w:t>
       </w:r>
-      <w:hyperlink r:id="rId462">
+      <w:hyperlink r:id="rId465">
         <w:r>
           <w:rPr>
             <w:lang w:val="en_US" w:bidi="en_US"/>
@@ -20122,7 +20185,7 @@
         </w:rPr>
         <w:t xml:space="preserve">; </w:t>
       </w:r>
-      <w:hyperlink r:id="rId463">
+      <w:hyperlink r:id="rId466">
         <w:r>
           <w:rPr>
             <w:lang w:val="en_US" w:bidi="en_US"/>
@@ -20140,7 +20203,7 @@
         </w:rPr>
         <w:t xml:space="preserve">). The book of Proverbs often warns against false witness (for example, </w:t>
       </w:r>
-      <w:hyperlink r:id="rId464">
+      <w:hyperlink r:id="rId467">
         <w:r>
           <w:rPr>
             <w:lang w:val="en_US" w:bidi="en_US"/>
@@ -20158,7 +20221,7 @@
         </w:rPr>
         <w:t xml:space="preserve">; </w:t>
       </w:r>
-      <w:hyperlink r:id="rId465">
+      <w:hyperlink r:id="rId468">
         <w:r>
           <w:rPr>
             <w:lang w:val="en_US" w:bidi="en_US"/>
@@ -20176,7 +20239,7 @@
         </w:rPr>
         <w:t xml:space="preserve">; </w:t>
       </w:r>
-      <w:hyperlink r:id="rId466">
+      <w:hyperlink r:id="rId469">
         <w:r>
           <w:rPr>
             <w:lang w:val="en_US" w:bidi="en_US"/>
@@ -20194,7 +20257,7 @@
         </w:rPr>
         <w:t>). Yet, some people did give false testimony. (</w:t>
       </w:r>
-      <w:hyperlink r:id="rId467">
+      <w:hyperlink r:id="rId470">
         <w:r>
           <w:rPr>
             <w:lang w:val="en_US" w:bidi="en_US"/>
@@ -20212,7 +20275,7 @@
         </w:rPr>
         <w:t xml:space="preserve">; </w:t>
       </w:r>
-      <w:hyperlink r:id="rId468">
+      <w:hyperlink r:id="rId471">
         <w:r>
           <w:rPr>
             <w:lang w:val="en_US" w:bidi="en_US"/>
@@ -20230,7 +20293,7 @@
         </w:rPr>
         <w:t>). In some cases, more than one false witness was brought to bring about the death of an innocent person. The story of Naboth and his vineyard is well known for its injustice. King Ahab's wife Jezebel bribed two men to bear false witness against Naboth so he would be stoned to death. Then Jezebel's wicked husband could take the vineyard he greatly desired (</w:t>
       </w:r>
-      <w:hyperlink r:id="rId469">
+      <w:hyperlink r:id="rId472">
         <w:r>
           <w:rPr>
             <w:lang w:val="en_US" w:bidi="en_US"/>
@@ -20262,7 +20325,7 @@
         </w:rPr>
         <w:t>Witnesses could be tested by the judges. If an accuser was false, that person received the punishment he had sought to do to the defendant (</w:t>
       </w:r>
-      <w:hyperlink r:id="rId470">
+      <w:hyperlink r:id="rId473">
         <w:r>
           <w:rPr>
             <w:lang w:val="en_US" w:bidi="en_US"/>
@@ -20280,7 +20343,7 @@
         </w:rPr>
         <w:t>). Proverbs also speaks of the punishment of the false witness (</w:t>
       </w:r>
-      <w:hyperlink r:id="rId471">
+      <w:hyperlink r:id="rId474">
         <w:r>
           <w:rPr>
             <w:lang w:val="en_US" w:bidi="en_US"/>
@@ -20298,7 +20361,7 @@
         </w:rPr>
         <w:t xml:space="preserve">; </w:t>
       </w:r>
-      <w:hyperlink r:id="rId472">
+      <w:hyperlink r:id="rId475">
         <w:r>
           <w:rPr>
             <w:lang w:val="en_US" w:bidi="en_US"/>
@@ -20330,7 +20393,7 @@
         </w:rPr>
         <w:t xml:space="preserve">The Old Testament records several accounts of legal proceedings in which witnesses are mentioned. Most of these involve the purchase or transfer of property. </w:t>
       </w:r>
-      <w:hyperlink r:id="rId473">
+      <w:hyperlink r:id="rId476">
         <w:r>
           <w:rPr>
             <w:lang w:val="en_US" w:bidi="en_US"/>
@@ -20348,7 +20411,7 @@
         </w:rPr>
         <w:t xml:space="preserve"> relates the redemption of a field from Naomi by Boaz. Isaiah found "reliable witnesses" concerning a property title written on a large tablet (</w:t>
       </w:r>
-      <w:hyperlink r:id="rId474">
+      <w:hyperlink r:id="rId477">
         <w:r>
           <w:rPr>
             <w:lang w:val="en_US" w:bidi="en_US"/>
@@ -20366,7 +20429,7 @@
         </w:rPr>
         <w:t>). To confirm the prophecy of the return of the exiles from Babylon, Jeremiah bought and paid for a field in the presence of witnesses. The witnesses also signed the deed for the property (</w:t>
       </w:r>
-      <w:hyperlink r:id="rId475">
+      <w:hyperlink r:id="rId478">
         <w:r>
           <w:rPr>
             <w:lang w:val="en_US" w:bidi="en_US"/>
@@ -20398,7 +20461,7 @@
         </w:rPr>
         <w:t>At the end of his farewell message at Shechem, Joshua declared that the Israelites themselves were witnesses. They had chosen to serve the Lord. Joshua then he set up a large stone and declared that it also was a witness (</w:t>
       </w:r>
-      <w:hyperlink r:id="rId476">
+      <w:hyperlink r:id="rId479">
         <w:r>
           <w:rPr>
             <w:lang w:val="en_US" w:bidi="en_US"/>
@@ -20416,7 +20479,7 @@
         </w:rPr>
         <w:t>). The people of Israel themselves were declared God’s witnesses (</w:t>
       </w:r>
-      <w:hyperlink r:id="rId477">
+      <w:hyperlink r:id="rId480">
         <w:r>
           <w:rPr>
             <w:lang w:val="en_US" w:bidi="en_US"/>
@@ -20434,7 +20497,7 @@
         </w:rPr>
         <w:t xml:space="preserve">; </w:t>
       </w:r>
-      <w:hyperlink r:id="rId478">
+      <w:hyperlink r:id="rId481">
         <w:r>
           <w:rPr>
             <w:lang w:val="en_US" w:bidi="en_US"/>
@@ -20504,7 +20567,7 @@
         </w:rPr>
         <w:t>John the Baptist was both a witness and a martyr. As the forerunner of the Messiah, his mission was to bear witness to the light and to identify the Lamb of God (</w:t>
       </w:r>
-      <w:hyperlink r:id="rId479">
+      <w:hyperlink r:id="rId482">
         <w:r>
           <w:rPr>
             <w:lang w:val="en_US" w:bidi="en_US"/>
@@ -20522,7 +20585,7 @@
         </w:rPr>
         <w:t xml:space="preserve">). The followers of Jesus, and particularly the 12 apostles, were witnesses to the person and character of Jesus. They knew him, heard his teachings and observed his miracles. Three were witnesses of his miraculous change in appearance (know as transfiguration, </w:t>
       </w:r>
-      <w:hyperlink r:id="rId480">
+      <w:hyperlink r:id="rId483">
         <w:r>
           <w:rPr>
             <w:lang w:val="en_US" w:bidi="en_US"/>
@@ -20540,7 +20603,7 @@
         </w:rPr>
         <w:t xml:space="preserve">; </w:t>
       </w:r>
-      <w:hyperlink r:id="rId481">
+      <w:hyperlink r:id="rId484">
         <w:r>
           <w:rPr>
             <w:lang w:val="en_US" w:bidi="en_US"/>
@@ -20558,7 +20621,7 @@
         </w:rPr>
         <w:t>). Many were witnesses to his resurrection (</w:t>
       </w:r>
-      <w:hyperlink r:id="rId482">
+      <w:hyperlink r:id="rId485">
         <w:r>
           <w:rPr>
             <w:lang w:val="en_US" w:bidi="en_US"/>
@@ -20576,7 +20639,7 @@
         </w:rPr>
         <w:t xml:space="preserve">; </w:t>
       </w:r>
-      <w:hyperlink r:id="rId483">
+      <w:hyperlink r:id="rId486">
         <w:r>
           <w:rPr>
             <w:lang w:val="en_US" w:bidi="en_US"/>
@@ -20594,7 +20657,7 @@
         </w:rPr>
         <w:t>). At the time of his ascension, the disciples were commissioned to be his witnesses (</w:t>
       </w:r>
-      <w:hyperlink r:id="rId484">
+      <w:hyperlink r:id="rId487">
         <w:r>
           <w:rPr>
             <w:lang w:val="en_US" w:bidi="en_US"/>
@@ -20660,7 +20723,7 @@
         </w:rPr>
         <w:t>Altar built by the Reubenites, the Gadites, and the half-tribe of Manasseh in the frontier of Israel near the Jordan (</w:t>
       </w:r>
-      <w:hyperlink r:id="rId485">
+      <w:hyperlink r:id="rId488">
         <w:r>
           <w:rPr>
             <w:lang w:val="en_US" w:bidi="en_US"/>
@@ -20726,7 +20789,7 @@
         </w:rPr>
         <w:t>A wizard is a man who claims to have special knowledge or power through magic or contact with spirits. Wizards in the Bible were often linked with fortune-telling or calling on the dead. These practices were forbidden in Israel (</w:t>
       </w:r>
-      <w:hyperlink r:id="rId486">
+      <w:hyperlink r:id="rId489">
         <w:r>
           <w:rPr>
             <w:lang w:val="en_US" w:bidi="en_US"/>
@@ -20825,7 +20888,7 @@
         </w:rPr>
         <w:t xml:space="preserve">An exclamation denoting pain or displeasure. Less frequently, it occurs as a noun denoting a disaster or calamity. For example, in </w:t>
       </w:r>
-      <w:hyperlink r:id="rId487">
+      <w:hyperlink r:id="rId490">
         <w:r>
           <w:rPr>
             <w:lang w:val="en_US" w:bidi="en_US"/>
@@ -20855,7 +20918,7 @@
         </w:rPr>
         <w:t xml:space="preserve">” Again, in </w:t>
       </w:r>
-      <w:hyperlink r:id="rId488">
+      <w:hyperlink r:id="rId491">
         <w:r>
           <w:rPr>
             <w:lang w:val="en_US" w:bidi="en_US"/>
@@ -20952,7 +21015,7 @@
         </w:rPr>
         <w:t xml:space="preserve">Woe does not automatically imply a judgment in each situation. At times, it shows regret or sorrow about the sad situation that prompted it. In each case, the context needs to be taken into consideration. In </w:t>
       </w:r>
-      <w:hyperlink r:id="rId489">
+      <w:hyperlink r:id="rId492">
         <w:r>
           <w:rPr>
             <w:lang w:val="en_US" w:bidi="en_US"/>
@@ -20970,7 +21033,7 @@
         </w:rPr>
         <w:t xml:space="preserve"> and </w:t>
       </w:r>
-      <w:hyperlink r:id="rId490">
+      <w:hyperlink r:id="rId493">
         <w:r>
           <w:rPr>
             <w:lang w:val="en_US" w:bidi="en_US"/>
@@ -21000,7 +21063,7 @@
         </w:rPr>
         <w:t xml:space="preserve">” he was reproaching the people of those cities for their unbelief. The same is true in </w:t>
       </w:r>
-      <w:hyperlink r:id="rId491">
+      <w:hyperlink r:id="rId494">
         <w:r>
           <w:rPr>
             <w:lang w:val="en_US" w:bidi="en_US"/>
@@ -21116,7 +21179,7 @@
         </w:rPr>
         <w:t>Wolves hunt alone or in packs, usually at night (</w:t>
       </w:r>
-      <w:hyperlink r:id="rId492">
+      <w:hyperlink r:id="rId495">
         <w:r>
           <w:rPr>
             <w:lang w:val="en_US" w:bidi="en_US"/>
@@ -21134,7 +21197,7 @@
         </w:rPr>
         <w:t>). Wolves have sharp hearing and sight. They rely on scent. They usually catch prey in a swift, open chase. The wolf has a reputation for boldness, fierceness, and hunger (</w:t>
       </w:r>
-      <w:hyperlink r:id="rId493">
+      <w:hyperlink r:id="rId496">
         <w:r>
           <w:rPr>
             <w:lang w:val="en_US" w:bidi="en_US"/>
@@ -21152,7 +21215,7 @@
         </w:rPr>
         <w:t xml:space="preserve">; </w:t>
       </w:r>
-      <w:hyperlink r:id="rId494">
+      <w:hyperlink r:id="rId497">
         <w:r>
           <w:rPr>
             <w:lang w:val="en_US" w:bidi="en_US"/>
@@ -21198,7 +21261,7 @@
         </w:rPr>
         <w:t>In Egypt, Rome, and Greece, wolves were sacred. Wolves still live in Palestine and Israel, as well as many areas in Asia Minor. There, shepherds constantly fought off wolves that attacked their flocks (</w:t>
       </w:r>
-      <w:hyperlink r:id="rId495">
+      <w:hyperlink r:id="rId498">
         <w:r>
           <w:rPr>
             <w:lang w:val="en_US" w:bidi="en_US"/>
@@ -21241,6 +21304,114 @@
         </w:rPr>
         <w:t>The Bible refers to wolves in a literal sense only three times (</w:t>
       </w:r>
+      <w:hyperlink r:id="rId499">
+        <w:r>
+          <w:rPr>
+            <w:lang w:val="en_US" w:bidi="en_US"/>
+          </w:rPr>
+          <w:rPr>
+            <w:color w:val="0000EE"/>
+            <w:u w:val="single"/>
+          </w:rPr>
+          <w:t>Isaiah 11:6</w:t>
+        </w:r>
+      </w:hyperlink>
+      <w:r>
+        <w:rPr>
+          <w:lang w:val="en_US" w:bidi="en_US"/>
+        </w:rPr>
+        <w:t xml:space="preserve">; </w:t>
+      </w:r>
+      <w:hyperlink r:id="rId500">
+        <w:r>
+          <w:rPr>
+            <w:lang w:val="en_US" w:bidi="en_US"/>
+          </w:rPr>
+          <w:rPr>
+            <w:color w:val="0000EE"/>
+            <w:u w:val="single"/>
+          </w:rPr>
+          <w:t>65:25</w:t>
+        </w:r>
+      </w:hyperlink>
+      <w:r>
+        <w:rPr>
+          <w:lang w:val="en_US" w:bidi="en_US"/>
+        </w:rPr>
+        <w:t xml:space="preserve">; </w:t>
+      </w:r>
+      <w:hyperlink r:id="rId498">
+        <w:r>
+          <w:rPr>
+            <w:lang w:val="en_US" w:bidi="en_US"/>
+          </w:rPr>
+          <w:rPr>
+            <w:color w:val="0000EE"/>
+            <w:u w:val="single"/>
+          </w:rPr>
+          <w:t>John 10:12</w:t>
+        </w:r>
+      </w:hyperlink>
+      <w:r>
+        <w:rPr>
+          <w:lang w:val="en_US" w:bidi="en_US"/>
+        </w:rPr>
+        <w:t>). All other references are symbolic. Usually, the wolf is a symbol of enemies or the wicked (</w:t>
+      </w:r>
+      <w:hyperlink r:id="rId501">
+        <w:r>
+          <w:rPr>
+            <w:lang w:val="en_US" w:bidi="en_US"/>
+          </w:rPr>
+          <w:rPr>
+            <w:color w:val="0000EE"/>
+            <w:u w:val="single"/>
+          </w:rPr>
+          <w:t>Ezekiel 22:27</w:t>
+        </w:r>
+      </w:hyperlink>
+      <w:r>
+        <w:rPr>
+          <w:lang w:val="en_US" w:bidi="en_US"/>
+        </w:rPr>
+        <w:t xml:space="preserve">; </w:t>
+      </w:r>
+      <w:hyperlink r:id="rId502">
+        <w:r>
+          <w:rPr>
+            <w:lang w:val="en_US" w:bidi="en_US"/>
+          </w:rPr>
+          <w:rPr>
+            <w:color w:val="0000EE"/>
+            <w:u w:val="single"/>
+          </w:rPr>
+          <w:t>Zephaniah 3:3</w:t>
+        </w:r>
+      </w:hyperlink>
+      <w:r>
+        <w:rPr>
+          <w:lang w:val="en_US" w:bidi="en_US"/>
+        </w:rPr>
+        <w:t xml:space="preserve">; </w:t>
+      </w:r>
+      <w:hyperlink r:id="rId503">
+        <w:r>
+          <w:rPr>
+            <w:lang w:val="en_US" w:bidi="en_US"/>
+          </w:rPr>
+          <w:rPr>
+            <w:color w:val="0000EE"/>
+            <w:u w:val="single"/>
+          </w:rPr>
+          <w:t>Acts 20:29</w:t>
+        </w:r>
+      </w:hyperlink>
+      <w:r>
+        <w:rPr>
+          <w:lang w:val="en_US" w:bidi="en_US"/>
+        </w:rPr>
+        <w:t>). Jacob compared the tribe of Benjamin to a wolf because wolves are both brave and fierce (</w:t>
+      </w:r>
       <w:hyperlink r:id="rId496">
         <w:r>
           <w:rPr>
@@ -21250,25 +21421,889 @@
             <w:color w:val="0000EE"/>
             <w:u w:val="single"/>
           </w:rPr>
-          <w:t>Isaiah 11:6</w:t>
-        </w:r>
-      </w:hyperlink>
+          <w:t>Genesis 49:27</w:t>
+        </w:r>
+      </w:hyperlink>
+      <w:r>
+        <w:rPr>
+          <w:lang w:val="en_US" w:bidi="en_US"/>
+        </w:rPr>
+        <w:t>).</w:t>
+      </w:r>
+    </w:p>
+    <w:p>
+      <w:pPr/>
+      <w:r>
+        <w:rPr>
+          <w:lang w:val="en_US" w:bidi="en_US"/>
+        </w:rPr>
+      </w:r>
+      <w:r>
+        <w:rPr>
+          <w:i/>
+          <w:lang w:val="en_US" w:bidi="en_US"/>
+        </w:rPr>
+        <w:t xml:space="preserve">See also </w:t>
+      </w:r>
+      <w:r>
+        <w:rPr>
+          <w:lang w:val="en_US" w:bidi="en_US"/>
+        </w:rPr>
+        <w:t>Animals</w:t>
+      </w:r>
       <w:r>
         <w:rPr>
           <w:lang w:val="en_US" w:bidi="en_US"/>
         </w:rPr>
         <w:t xml:space="preserve">; </w:t>
       </w:r>
-      <w:hyperlink r:id="rId497">
-        <w:r>
-          <w:rPr>
-            <w:lang w:val="en_US" w:bidi="en_US"/>
-          </w:rPr>
-          <w:rPr>
-            <w:color w:val="0000EE"/>
-            <w:u w:val="single"/>
-          </w:rPr>
-          <w:t>65:25</w:t>
+      <w:r>
+        <w:rPr>
+          <w:lang w:val="en_US" w:bidi="en_US"/>
+        </w:rPr>
+        <w:t>Dog</w:t>
+      </w:r>
+      <w:r>
+        <w:rPr>
+          <w:lang w:val="en_US" w:bidi="en_US"/>
+        </w:rPr>
+        <w:t>.</w:t>
+      </w:r>
+      <w:r>
+        <w:rPr>
+          <w:lang w:val="en_US" w:bidi="en_US"/>
+        </w:rPr>
+      </w:r>
+      <w:r>
+        <w:rPr>
+          <w:lang w:val="en_US" w:bidi="en_US"/>
+        </w:rPr>
+      </w:r>
+    </w:p>
+    <w:p>
+      <w:pPr/>
+      <w:r>
+        <w:rPr>
+          <w:lang w:val="en_US" w:bidi="en_US"/>
+        </w:rPr>
+      </w:r>
+    </w:p>
+    <w:p>
+      <w:pPr>
+        <w:pStyle w:val="Heading2"/>
+      </w:pPr>
+      <w:r>
+        <w:rPr>
+          <w:lang w:val="en_US" w:bidi="en_US"/>
+        </w:rPr>
+        <w:t>Woman</w:t>
+      </w:r>
+      <w:r>
+        <w:rPr>
+          <w:lang w:val="en_US" w:bidi="en_US"/>
+        </w:rPr>
+      </w:r>
+    </w:p>
+    <w:p>
+      <w:pPr/>
+      <w:r>
+        <w:rPr>
+          <w:lang w:val="en_US" w:bidi="en_US"/>
+        </w:rPr>
+      </w:r>
+      <w:r>
+        <w:rPr>
+          <w:lang w:val="en_US" w:bidi="en_US"/>
+        </w:rPr>
+        <w:t>A woman is an adult female human being. God created woman to be a companion for man (</w:t>
+      </w:r>
+      <w:hyperlink r:id="rId504">
+        <w:r>
+          <w:rPr>
+            <w:lang w:val="en_US" w:bidi="en_US"/>
+          </w:rPr>
+          <w:rPr>
+            <w:color w:val="0000EE"/>
+            <w:u w:val="single"/>
+          </w:rPr>
+          <w:t>Genesis 2:18–22</w:t>
+        </w:r>
+      </w:hyperlink>
+      <w:r>
+        <w:rPr>
+          <w:lang w:val="en_US" w:bidi="en_US"/>
+        </w:rPr>
+        <w:t>).</w:t>
+      </w:r>
+    </w:p>
+    <w:p>
+      <w:pPr>
+        <w:pStyle w:val="Heading3"/>
+      </w:pPr>
+      <w:r>
+        <w:rPr>
+          <w:lang w:val="en_US" w:bidi="en_US"/>
+        </w:rPr>
+        <w:t>The Creation of Woman</w:t>
+      </w:r>
+    </w:p>
+    <w:p>
+      <w:pPr/>
+      <w:r>
+        <w:rPr>
+          <w:lang w:val="en_US" w:bidi="en_US"/>
+        </w:rPr>
+      </w:r>
+      <w:r>
+        <w:rPr>
+          <w:lang w:val="en_US" w:bidi="en_US"/>
+        </w:rPr>
+        <w:t xml:space="preserve">Genesis provides two accounts about how God created the first man and woman. In the first account, </w:t>
+      </w:r>
+      <w:hyperlink r:id="rId505">
+        <w:r>
+          <w:rPr>
+            <w:lang w:val="en_US" w:bidi="en_US"/>
+          </w:rPr>
+          <w:rPr>
+            <w:color w:val="0000EE"/>
+            <w:u w:val="single"/>
+          </w:rPr>
+          <w:t>Genesis 1:26–28</w:t>
+        </w:r>
+      </w:hyperlink>
+      <w:r>
+        <w:rPr>
+          <w:lang w:val="en_US" w:bidi="en_US"/>
+        </w:rPr>
+        <w:t xml:space="preserve">, God created humans in his image, as male and female. Both the man and the woman share the image of God. This means they both reflect God's power and greatness on the earth. God told them to have children and take care of the world. In </w:t>
+      </w:r>
+      <w:hyperlink r:id="rId505">
+        <w:r>
+          <w:rPr>
+            <w:lang w:val="en_US" w:bidi="en_US"/>
+          </w:rPr>
+          <w:rPr>
+            <w:color w:val="0000EE"/>
+            <w:u w:val="single"/>
+          </w:rPr>
+          <w:t>Genesis 1:26–28</w:t>
+        </w:r>
+      </w:hyperlink>
+      <w:r>
+        <w:rPr>
+          <w:lang w:val="en_US" w:bidi="en_US"/>
+        </w:rPr>
+        <w:t>, there is no suggestion that the woman is less important than the man, or that she must submit to his dominance. Instead, the passage shows them together, male and female, as a representation of their Creator.</w:t>
+      </w:r>
+    </w:p>
+    <w:p>
+      <w:pPr/>
+      <w:r>
+        <w:rPr>
+          <w:lang w:val="en_US" w:bidi="en_US"/>
+        </w:rPr>
+      </w:r>
+      <w:r>
+        <w:rPr>
+          <w:lang w:val="en_US" w:bidi="en_US"/>
+        </w:rPr>
+        <w:t>The second story about the creation of woman is in</w:t>
+      </w:r>
+      <w:hyperlink r:id="rId506">
+        <w:r>
+          <w:rPr>
+            <w:lang w:val="en_US" w:bidi="en_US"/>
+          </w:rPr>
+          <w:rPr>
+            <w:color w:val="0000EE"/>
+            <w:u w:val="single"/>
+          </w:rPr>
+          <w:t xml:space="preserve"> Genesis 2:20–25</w:t>
+        </w:r>
+      </w:hyperlink>
+      <w:r>
+        <w:rPr>
+          <w:lang w:val="en_US" w:bidi="en_US"/>
+        </w:rPr>
+        <w:t xml:space="preserve">. In </w:t>
+      </w:r>
+      <w:hyperlink r:id="rId507">
+        <w:r>
+          <w:rPr>
+            <w:lang w:val="en_US" w:bidi="en_US"/>
+          </w:rPr>
+          <w:rPr>
+            <w:color w:val="0000EE"/>
+            <w:u w:val="single"/>
+          </w:rPr>
+          <w:t>Genesis 2</w:t>
+        </w:r>
+      </w:hyperlink>
+      <w:r>
+        <w:rPr>
+          <w:lang w:val="en_US" w:bidi="en_US"/>
+        </w:rPr>
+        <w:t xml:space="preserve">, God created the man before the woman. Some people think this shows that the man might have some greater importance. But in the creation stories, God often creates things in stages, from less complex to more beautiful or complete. </w:t>
+      </w:r>
+    </w:p>
+    <w:p>
+      <w:pPr/>
+      <w:r>
+        <w:rPr>
+          <w:lang w:val="en_US" w:bidi="en_US"/>
+        </w:rPr>
+      </w:r>
+      <w:r>
+        <w:rPr>
+          <w:lang w:val="en_US" w:bidi="en_US"/>
+        </w:rPr>
+        <w:t>Because the man was created first, he had the right to name the woman (</w:t>
+      </w:r>
+      <w:hyperlink r:id="rId508">
+        <w:r>
+          <w:rPr>
+            <w:lang w:val="en_US" w:bidi="en_US"/>
+          </w:rPr>
+          <w:rPr>
+            <w:color w:val="0000EE"/>
+            <w:u w:val="single"/>
+          </w:rPr>
+          <w:t>Genesis 2:23</w:t>
+        </w:r>
+      </w:hyperlink>
+      <w:r>
+        <w:rPr>
+          <w:lang w:val="en_US" w:bidi="en_US"/>
+        </w:rPr>
+        <w:t>). In Semitic culture, giving a name often showed authority or ownership. This might mean that Adam's naming of his wife was an act of authority. But the name he gave her (“woman”) was closely linked to the word for “man,” which showed that the man affirmed the woman's equality with him. So even though there is some order in their creation, the man and woman are still partners. The relationship is both structured and equal.</w:t>
+      </w:r>
+    </w:p>
+    <w:p>
+      <w:pPr/>
+      <w:r>
+        <w:rPr>
+          <w:lang w:val="en_US" w:bidi="en_US"/>
+        </w:rPr>
+      </w:r>
+      <w:hyperlink r:id="rId509">
+        <w:r>
+          <w:rPr>
+            <w:lang w:val="en_US" w:bidi="en_US"/>
+          </w:rPr>
+          <w:rPr>
+            <w:color w:val="0000EE"/>
+            <w:u w:val="single"/>
+          </w:rPr>
+          <w:t>Genesis 1</w:t>
+        </w:r>
+      </w:hyperlink>
+      <w:r>
+        <w:rPr>
+          <w:lang w:val="en_US" w:bidi="en_US"/>
+        </w:rPr>
+        <w:t xml:space="preserve"> and </w:t>
+      </w:r>
+      <w:hyperlink r:id="rId507">
+        <w:r>
+          <w:rPr>
+            <w:lang w:val="en_US" w:bidi="en_US"/>
+          </w:rPr>
+          <w:rPr>
+            <w:color w:val="0000EE"/>
+            <w:u w:val="single"/>
+          </w:rPr>
+          <w:t>2</w:t>
+        </w:r>
+      </w:hyperlink>
+      <w:r>
+        <w:rPr>
+          <w:lang w:val="en_US" w:bidi="en_US"/>
+        </w:rPr>
+        <w:t xml:space="preserve"> describe a balanced relationship between the man and the woman, the first parents of all humankind. God made both of them in his image. They were partners in God's plan. However, they also had a one-to-one relationship where one led the other. Before sin entered the world (an even often called the Fall), this balance of equality and leadership worked in harmony.</w:t>
+      </w:r>
+    </w:p>
+    <w:p>
+      <w:pPr>
+        <w:pStyle w:val="Heading3"/>
+      </w:pPr>
+      <w:r>
+        <w:rPr>
+          <w:lang w:val="en_US" w:bidi="en_US"/>
+        </w:rPr>
+        <w:t>What Changed for Women After the Fall</w:t>
+      </w:r>
+    </w:p>
+    <w:p>
+      <w:pPr/>
+      <w:r>
+        <w:rPr>
+          <w:lang w:val="en_US" w:bidi="en_US"/>
+        </w:rPr>
+      </w:r>
+      <w:hyperlink r:id="rId510">
+        <w:r>
+          <w:rPr>
+            <w:lang w:val="en_US" w:bidi="en_US"/>
+          </w:rPr>
+          <w:rPr>
+            <w:color w:val="0000EE"/>
+            <w:u w:val="single"/>
+          </w:rPr>
+          <w:t xml:space="preserve">Genesis 3 </w:t>
+        </w:r>
+      </w:hyperlink>
+      <w:r>
+        <w:rPr>
+          <w:lang w:val="en_US" w:bidi="en_US"/>
+        </w:rPr>
+        <w:t>tells the story of sin entering the world. Because of sin, the good relationship between the man and the woman was damaged. God spoke to the woman and told her that she would have pain when giving birth to children (</w:t>
+      </w:r>
+      <w:hyperlink r:id="rId511">
+        <w:r>
+          <w:rPr>
+            <w:lang w:val="en_US" w:bidi="en_US"/>
+          </w:rPr>
+          <w:rPr>
+            <w:color w:val="0000EE"/>
+            <w:u w:val="single"/>
+          </w:rPr>
+          <w:t>Genesis 3:16</w:t>
+        </w:r>
+      </w:hyperlink>
+      <w:r>
+        <w:rPr>
+          <w:lang w:val="en_US" w:bidi="en_US"/>
+        </w:rPr>
+        <w:t>). He also said that her relationship with her husband would now include conflict. God said, “</w:t>
+      </w:r>
+      <w:r>
+        <w:rPr>
+          <w:lang w:val="en_US" w:bidi="en_US"/>
+        </w:rPr>
+        <w:t>Your desire will be for your husband, and he will rule over you</w:t>
+      </w:r>
+      <w:r>
+        <w:rPr>
+          <w:lang w:val="en_US" w:bidi="en_US"/>
+        </w:rPr>
+        <w:t xml:space="preserve">.” </w:t>
+      </w:r>
+    </w:p>
+    <w:p>
+      <w:pPr/>
+      <w:r>
+        <w:rPr>
+          <w:lang w:val="en_US" w:bidi="en_US"/>
+        </w:rPr>
+      </w:r>
+      <w:r>
+        <w:rPr>
+          <w:lang w:val="en_US" w:bidi="en_US"/>
+        </w:rPr>
+        <w:t xml:space="preserve">The Hebrew word translated as “desire” </w:t>
+      </w:r>
+      <w:r>
+        <w:rPr>
+          <w:i/>
+          <w:lang w:val="en_US" w:bidi="en_US"/>
+        </w:rPr>
+        <w:t>(teshuqah)</w:t>
+      </w:r>
+      <w:r>
+        <w:rPr>
+          <w:lang w:val="en_US" w:bidi="en_US"/>
+        </w:rPr>
+        <w:t xml:space="preserve"> in the </w:t>
+      </w:r>
+      <w:hyperlink r:id="rId510">
+        <w:r>
+          <w:rPr>
+            <w:lang w:val="en_US" w:bidi="en_US"/>
+          </w:rPr>
+          <w:rPr>
+            <w:color w:val="0000EE"/>
+            <w:u w:val="single"/>
+          </w:rPr>
+          <w:t>Genesis 3</w:t>
+        </w:r>
+      </w:hyperlink>
+      <w:r>
+        <w:rPr>
+          <w:lang w:val="en_US" w:bidi="en_US"/>
+        </w:rPr>
+        <w:t xml:space="preserve"> and </w:t>
+      </w:r>
+      <w:hyperlink r:id="rId512">
+        <w:r>
+          <w:rPr>
+            <w:lang w:val="en_US" w:bidi="en_US"/>
+          </w:rPr>
+          <w:rPr>
+            <w:color w:val="0000EE"/>
+            <w:u w:val="single"/>
+          </w:rPr>
+          <w:t>4</w:t>
+        </w:r>
+      </w:hyperlink>
+      <w:r>
+        <w:rPr>
+          <w:lang w:val="en_US" w:bidi="en_US"/>
+        </w:rPr>
+        <w:t xml:space="preserve"> passages does not mean sexual longing. Instead, it means a desire to control or to be in charge (the sexual meaning of </w:t>
+      </w:r>
+      <w:r>
+        <w:rPr>
+          <w:i/>
+          <w:lang w:val="en_US" w:bidi="en_US"/>
+        </w:rPr>
+        <w:t>teshuqah</w:t>
+      </w:r>
+      <w:r>
+        <w:rPr>
+          <w:lang w:val="en_US" w:bidi="en_US"/>
+        </w:rPr>
+        <w:t xml:space="preserve"> is found in </w:t>
+      </w:r>
+      <w:hyperlink r:id="rId513">
+        <w:r>
+          <w:rPr>
+            <w:lang w:val="en_US" w:bidi="en_US"/>
+          </w:rPr>
+          <w:rPr>
+            <w:color w:val="0000EE"/>
+            <w:u w:val="single"/>
+          </w:rPr>
+          <w:t>Song of Solomon 7:10</w:t>
+        </w:r>
+      </w:hyperlink>
+      <w:r>
+        <w:rPr>
+          <w:lang w:val="en_US" w:bidi="en_US"/>
+        </w:rPr>
+        <w:t>). Because of sin, the woman may try to take control over her husband. At the same time, the man may try to rule over her in a harsh way. This was not how God first designed their relationship. Sin brought a struggle between two equal partners.</w:t>
+      </w:r>
+    </w:p>
+    <w:p>
+      <w:pPr/>
+      <w:r>
+        <w:rPr>
+          <w:lang w:val="en_US" w:bidi="en_US"/>
+        </w:rPr>
+      </w:r>
+      <w:r>
+        <w:rPr>
+          <w:lang w:val="en_US" w:bidi="en_US"/>
+        </w:rPr>
+        <w:t>In his letter to the Ephesians, the apostle Paul gives guidance to husbands and wives. He teaches that both men and women need to be changed by God’s Spirit. Paul says “</w:t>
+      </w:r>
+      <w:r>
+        <w:rPr>
+          <w:lang w:val="en_US" w:bidi="en_US"/>
+        </w:rPr>
+        <w:t>Wives, submit to your husbands as to the Lord</w:t>
+      </w:r>
+      <w:r>
+        <w:rPr>
+          <w:lang w:val="en_US" w:bidi="en_US"/>
+        </w:rPr>
+        <w:t>” (</w:t>
+      </w:r>
+      <w:hyperlink r:id="rId514">
+        <w:r>
+          <w:rPr>
+            <w:lang w:val="en_US" w:bidi="en_US"/>
+          </w:rPr>
+          <w:rPr>
+            <w:color w:val="0000EE"/>
+            <w:u w:val="single"/>
+          </w:rPr>
+          <w:t>Ephesians 5:22</w:t>
+        </w:r>
+      </w:hyperlink>
+      <w:r>
+        <w:rPr>
+          <w:lang w:val="en_US" w:bidi="en_US"/>
+        </w:rPr>
+        <w:t>). This means a wife should respect her husband and follow his lead, just as she follows Jesus. Paul explains that the husband is called to lead in a way that reflects how Christ leads the church (</w:t>
+      </w:r>
+      <w:hyperlink r:id="rId515">
+        <w:r>
+          <w:rPr>
+            <w:lang w:val="en_US" w:bidi="en_US"/>
+          </w:rPr>
+          <w:rPr>
+            <w:color w:val="0000EE"/>
+            <w:u w:val="single"/>
+          </w:rPr>
+          <w:t>Ephesians 5:23</w:t>
+        </w:r>
+      </w:hyperlink>
+      <w:r>
+        <w:rPr>
+          <w:lang w:val="en_US" w:bidi="en_US"/>
+        </w:rPr>
+        <w:t xml:space="preserve">). </w:t>
+      </w:r>
+    </w:p>
+    <w:p>
+      <w:pPr/>
+      <w:r>
+        <w:rPr>
+          <w:lang w:val="en_US" w:bidi="en_US"/>
+        </w:rPr>
+      </w:r>
+      <w:r>
+        <w:rPr>
+          <w:lang w:val="en_US" w:bidi="en_US"/>
+        </w:rPr>
+        <w:t>But Paul also speaks strongly to husbands. He says they must love their wives “</w:t>
+      </w:r>
+      <w:r>
+        <w:rPr>
+          <w:lang w:val="en_US" w:bidi="en_US"/>
+        </w:rPr>
+        <w:t>just as Christ loved the church and gave Himself up for her</w:t>
+      </w:r>
+      <w:r>
+        <w:rPr>
+          <w:lang w:val="en_US" w:bidi="en_US"/>
+        </w:rPr>
+        <w:t>” (</w:t>
+      </w:r>
+      <w:hyperlink r:id="rId516">
+        <w:r>
+          <w:rPr>
+            <w:lang w:val="en_US" w:bidi="en_US"/>
+          </w:rPr>
+          <w:rPr>
+            <w:color w:val="0000EE"/>
+            <w:u w:val="single"/>
+          </w:rPr>
+          <w:t>Ephesians 5:25</w:t>
+        </w:r>
+      </w:hyperlink>
+      <w:r>
+        <w:rPr>
+          <w:lang w:val="en_US" w:bidi="en_US"/>
+        </w:rPr>
+        <w:t>). This kind of love is not harsh or controlling. It is full of care, sacrifice, and kindness.</w:t>
+      </w:r>
+    </w:p>
+    <w:p>
+      <w:pPr/>
+      <w:r>
+        <w:rPr>
+          <w:lang w:val="en_US" w:bidi="en_US"/>
+        </w:rPr>
+      </w:r>
+      <w:r>
+        <w:rPr>
+          <w:lang w:val="en_US" w:bidi="en_US"/>
+        </w:rPr>
+        <w:t xml:space="preserve">Paul quotes </w:t>
+      </w:r>
+      <w:hyperlink r:id="rId517">
+        <w:r>
+          <w:rPr>
+            <w:lang w:val="en_US" w:bidi="en_US"/>
+          </w:rPr>
+          <w:rPr>
+            <w:color w:val="0000EE"/>
+            <w:u w:val="single"/>
+          </w:rPr>
+          <w:t>Genesis 2:24</w:t>
+        </w:r>
+      </w:hyperlink>
+      <w:r>
+        <w:rPr>
+          <w:lang w:val="en_US" w:bidi="en_US"/>
+        </w:rPr>
+        <w:t xml:space="preserve"> in </w:t>
+      </w:r>
+      <w:hyperlink r:id="rId518">
+        <w:r>
+          <w:rPr>
+            <w:lang w:val="en_US" w:bidi="en_US"/>
+          </w:rPr>
+          <w:rPr>
+            <w:color w:val="0000EE"/>
+            <w:u w:val="single"/>
+          </w:rPr>
+          <w:t>Ephesians 5:31</w:t>
+        </w:r>
+      </w:hyperlink>
+      <w:r>
+        <w:rPr>
+          <w:lang w:val="en_US" w:bidi="en_US"/>
+        </w:rPr>
+        <w:t xml:space="preserve"> to remind his readers that marriage was meant to bring deep unity. In Christ, this unity can be restored. The husband and wife are still equal in value. Their roles are different, but their relationship is based on love, respect, and mutual submission </w:t>
+      </w:r>
+      <w:hyperlink r:id="rId519">
+        <w:r>
+          <w:rPr>
+            <w:lang w:val="en_US" w:bidi="en_US"/>
+          </w:rPr>
+          <w:rPr>
+            <w:color w:val="0000EE"/>
+            <w:u w:val="single"/>
+          </w:rPr>
+          <w:t>(Ephesians 5:21)</w:t>
+        </w:r>
+      </w:hyperlink>
+      <w:r>
+        <w:rPr>
+          <w:lang w:val="en_US" w:bidi="en_US"/>
+        </w:rPr>
+        <w:t>. When they follow Jesus together, they can begin to recover the peace and joy that was once found in Eden.</w:t>
+      </w:r>
+    </w:p>
+    <w:p>
+      <w:pPr>
+        <w:pStyle w:val="Heading3"/>
+      </w:pPr>
+      <w:r>
+        <w:rPr>
+          <w:lang w:val="en_US" w:bidi="en_US"/>
+        </w:rPr>
+        <w:t>The Role of Women in Life According to the Bible</w:t>
+      </w:r>
+    </w:p>
+    <w:p>
+      <w:pPr/>
+      <w:r>
+        <w:rPr>
+          <w:lang w:val="en_US" w:bidi="en_US"/>
+        </w:rPr>
+      </w:r>
+      <w:r>
+        <w:rPr>
+          <w:lang w:val="en_US" w:bidi="en_US"/>
+        </w:rPr>
+        <w:t>A woman is fully a person, just like a man. She is made in the image of God and reflects God's nature. She has the ability to think, create, love, and serve in many ways in her culture, her community, and her daily life.</w:t>
+      </w:r>
+    </w:p>
+    <w:p>
+      <w:pPr/>
+      <w:r>
+        <w:rPr>
+          <w:lang w:val="en_US" w:bidi="en_US"/>
+        </w:rPr>
+      </w:r>
+      <w:r>
+        <w:rPr>
+          <w:lang w:val="en_US" w:bidi="en_US"/>
+        </w:rPr>
+        <w:t>The Bible often associates women with childbearing. Many women in Scripture found great meaning in bearing and raising children. But the Bible also shows that a woman’s worth does not depend on childbearing. She has value in every part of life. She has her own identity in the family, in the community, in the church, and before God, whether or not she has children.</w:t>
+      </w:r>
+    </w:p>
+    <w:p>
+      <w:pPr/>
+      <w:r>
+        <w:rPr>
+          <w:lang w:val="en_US" w:bidi="en_US"/>
+        </w:rPr>
+      </w:r>
+      <w:r>
+        <w:rPr>
+          <w:lang w:val="en_US" w:bidi="en_US"/>
+        </w:rPr>
+        <w:t>The Bible also shows that childbearing is not the woman’s job alone. The husband is her partner. He shares in the beginning of life, stands with her in times of birth, and helps care for the child as they grow.</w:t>
+      </w:r>
+    </w:p>
+    <w:p>
+      <w:pPr/>
+      <w:r>
+        <w:rPr>
+          <w:lang w:val="en_US" w:bidi="en_US"/>
+        </w:rPr>
+      </w:r>
+      <w:r>
+        <w:rPr>
+          <w:lang w:val="en_US" w:bidi="en_US"/>
+        </w:rPr>
+        <w:t xml:space="preserve">The Bible connects women with a special promise from God. In </w:t>
+      </w:r>
+      <w:hyperlink r:id="rId520">
+        <w:r>
+          <w:rPr>
+            <w:lang w:val="en_US" w:bidi="en_US"/>
+          </w:rPr>
+          <w:rPr>
+            <w:color w:val="0000EE"/>
+            <w:u w:val="single"/>
+          </w:rPr>
+          <w:t>Genesis 3:15</w:t>
+        </w:r>
+      </w:hyperlink>
+      <w:r>
+        <w:rPr>
+          <w:lang w:val="en_US" w:bidi="en_US"/>
+        </w:rPr>
+        <w:t>, after the first sin, God gave a message of hope. He said that one day, the offspring (child) of the woman would defeat the evil one, Satan. This promise gave new meaning to childbearing. It became a sign of hope and blessing.</w:t>
+      </w:r>
+    </w:p>
+    <w:p>
+      <w:pPr/>
+      <w:r>
+        <w:rPr>
+          <w:lang w:val="en_US" w:bidi="en_US"/>
+        </w:rPr>
+      </w:r>
+      <w:r>
+        <w:rPr>
+          <w:lang w:val="en_US" w:bidi="en_US"/>
+        </w:rPr>
+        <w:t>This promise points to the birth of Jesus, who was born of a woman. Through him, God would bring salvation to the world. Every birth after that can be seen as a small part of that story, a reminder of God’s promise to bring life and healing through the family of humankind.</w:t>
+      </w:r>
+    </w:p>
+    <w:p>
+      <w:pPr/>
+      <w:r>
+        <w:rPr>
+          <w:lang w:val="en_US" w:bidi="en_US"/>
+        </w:rPr>
+      </w:r>
+      <w:r>
+        <w:rPr>
+          <w:lang w:val="en_US" w:bidi="en_US"/>
+        </w:rPr>
+        <w:t xml:space="preserve">Some Christians see this idea in </w:t>
+      </w:r>
+      <w:hyperlink r:id="rId521">
+        <w:r>
+          <w:rPr>
+            <w:lang w:val="en_US" w:bidi="en_US"/>
+          </w:rPr>
+          <w:rPr>
+            <w:color w:val="0000EE"/>
+            <w:u w:val="single"/>
+          </w:rPr>
+          <w:t>1 Timothy 2:15</w:t>
+        </w:r>
+      </w:hyperlink>
+      <w:r>
+        <w:rPr>
+          <w:lang w:val="en_US" w:bidi="en_US"/>
+        </w:rPr>
+        <w:t>. That verse says that women will be saved through childbearing. This does not mean that having children brings salvation. Instead, it may point to the long story of God’s promise being fulfilled through the birth of Christ.</w:t>
+      </w:r>
+    </w:p>
+    <w:p>
+      <w:pPr/>
+      <w:r>
+        <w:rPr>
+          <w:lang w:val="en_US" w:bidi="en_US"/>
+        </w:rPr>
+      </w:r>
+      <w:r>
+        <w:rPr>
+          <w:lang w:val="en_US" w:bidi="en_US"/>
+        </w:rPr>
+        <w:t>In the Old Testament world, people often believed that a woman’s value came mainly from having children. But the Bible shows that a woman’s true worth does not depend only on childbearing. Like a man, a woman finds her deepest purpose through faith in God.</w:t>
+      </w:r>
+    </w:p>
+    <w:p>
+      <w:pPr/>
+      <w:r>
+        <w:rPr>
+          <w:lang w:val="en_US" w:bidi="en_US"/>
+        </w:rPr>
+      </w:r>
+      <w:r>
+        <w:rPr>
+          <w:lang w:val="en_US" w:bidi="en_US"/>
+        </w:rPr>
+        <w:t>A woman may have many children and feel fulfilled. But caring for her children is not the same as knowing and honoring God. Her relationship with God is what matters most.</w:t>
+      </w:r>
+    </w:p>
+    <w:p>
+      <w:pPr/>
+      <w:r>
+        <w:rPr>
+          <w:lang w:val="en_US" w:bidi="en_US"/>
+        </w:rPr>
+      </w:r>
+      <w:r>
+        <w:rPr>
+          <w:lang w:val="en_US" w:bidi="en_US"/>
+        </w:rPr>
+        <w:t>A woman who has no children, or even no husband, still has full worth and identity. She is made in God’s image. She can serve him in many ways. Her life has meaning because of God, not because of her family status.</w:t>
+      </w:r>
+    </w:p>
+    <w:p>
+      <w:pPr/>
+      <w:r>
+        <w:rPr>
+          <w:lang w:val="en_US" w:bidi="en_US"/>
+        </w:rPr>
+      </w:r>
+      <w:r>
+        <w:rPr>
+          <w:lang w:val="en_US" w:bidi="en_US"/>
+        </w:rPr>
+        <w:t>God's gifts in a woman's life can lead her to find ways to show her devotion to God in the community. For example, women had the same opportunities as men to take a Nazirite vow (</w:t>
+      </w:r>
+      <w:hyperlink r:id="rId522">
+        <w:r>
+          <w:rPr>
+            <w:lang w:val="en_US" w:bidi="en_US"/>
+          </w:rPr>
+          <w:rPr>
+            <w:color w:val="0000EE"/>
+            <w:u w:val="single"/>
+          </w:rPr>
+          <w:t>Numbers 6:2</w:t>
+        </w:r>
+      </w:hyperlink>
+      <w:r>
+        <w:rPr>
+          <w:lang w:val="en_US" w:bidi="en_US"/>
+        </w:rPr>
+        <w:t xml:space="preserve">; see also chapter </w:t>
+      </w:r>
+      <w:hyperlink r:id="rId523">
+        <w:r>
+          <w:rPr>
+            <w:lang w:val="en_US" w:bidi="en_US"/>
+          </w:rPr>
+          <w:rPr>
+            <w:color w:val="0000EE"/>
+            <w:u w:val="single"/>
+          </w:rPr>
+          <w:t>30</w:t>
+        </w:r>
+      </w:hyperlink>
+      <w:r>
+        <w:rPr>
+          <w:lang w:val="en_US" w:bidi="en_US"/>
+        </w:rPr>
+        <w:t>).</w:t>
+      </w:r>
+    </w:p>
+    <w:p>
+      <w:pPr/>
+      <w:r>
+        <w:rPr>
+          <w:lang w:val="en_US" w:bidi="en_US"/>
+        </w:rPr>
+      </w:r>
+      <w:r>
+        <w:rPr>
+          <w:lang w:val="en_US" w:bidi="en_US"/>
+        </w:rPr>
+        <w:t>The Bible tells the stories of many women who served God in public ways. Miriam, the sister of Moses and Aaron, was a prophetess, a musician, and a leader of the people (</w:t>
+      </w:r>
+      <w:hyperlink r:id="rId524">
+        <w:r>
+          <w:rPr>
+            <w:lang w:val="en_US" w:bidi="en_US"/>
+          </w:rPr>
+          <w:rPr>
+            <w:color w:val="0000EE"/>
+            <w:u w:val="single"/>
+          </w:rPr>
+          <w:t>Exodus 15:20–21</w:t>
         </w:r>
       </w:hyperlink>
       <w:r>
@@ -21277,603 +22312,34 @@
         </w:rPr>
         <w:t xml:space="preserve">; </w:t>
       </w:r>
-      <w:hyperlink r:id="rId495">
-        <w:r>
-          <w:rPr>
-            <w:lang w:val="en_US" w:bidi="en_US"/>
-          </w:rPr>
-          <w:rPr>
-            <w:color w:val="0000EE"/>
-            <w:u w:val="single"/>
-          </w:rPr>
-          <w:t>John 10:12</w:t>
-        </w:r>
-      </w:hyperlink>
-      <w:r>
-        <w:rPr>
-          <w:lang w:val="en_US" w:bidi="en_US"/>
-        </w:rPr>
-        <w:t>). All other references are symbolic. Usually, the wolf is a symbol of enemies or the wicked (</w:t>
-      </w:r>
-      <w:hyperlink r:id="rId498">
-        <w:r>
-          <w:rPr>
-            <w:lang w:val="en_US" w:bidi="en_US"/>
-          </w:rPr>
-          <w:rPr>
-            <w:color w:val="0000EE"/>
-            <w:u w:val="single"/>
-          </w:rPr>
-          <w:t>Ezekiel 22:27</w:t>
-        </w:r>
-      </w:hyperlink>
-      <w:r>
-        <w:rPr>
-          <w:lang w:val="en_US" w:bidi="en_US"/>
-        </w:rPr>
-        <w:t xml:space="preserve">; </w:t>
-      </w:r>
-      <w:hyperlink r:id="rId499">
-        <w:r>
-          <w:rPr>
-            <w:lang w:val="en_US" w:bidi="en_US"/>
-          </w:rPr>
-          <w:rPr>
-            <w:color w:val="0000EE"/>
-            <w:u w:val="single"/>
-          </w:rPr>
-          <w:t>Zephaniah 3:3</w:t>
-        </w:r>
-      </w:hyperlink>
-      <w:r>
-        <w:rPr>
-          <w:lang w:val="en_US" w:bidi="en_US"/>
-        </w:rPr>
-        <w:t xml:space="preserve">; </w:t>
-      </w:r>
-      <w:hyperlink r:id="rId500">
-        <w:r>
-          <w:rPr>
-            <w:lang w:val="en_US" w:bidi="en_US"/>
-          </w:rPr>
-          <w:rPr>
-            <w:color w:val="0000EE"/>
-            <w:u w:val="single"/>
-          </w:rPr>
-          <w:t>Acts 20:29</w:t>
-        </w:r>
-      </w:hyperlink>
-      <w:r>
-        <w:rPr>
-          <w:lang w:val="en_US" w:bidi="en_US"/>
-        </w:rPr>
-        <w:t>). Jacob compared the tribe of Benjamin to a wolf because wolves are both brave and fierce (</w:t>
-      </w:r>
-      <w:hyperlink r:id="rId493">
-        <w:r>
-          <w:rPr>
-            <w:lang w:val="en_US" w:bidi="en_US"/>
-          </w:rPr>
-          <w:rPr>
-            <w:color w:val="0000EE"/>
-            <w:u w:val="single"/>
-          </w:rPr>
-          <w:t>Genesis 49:27</w:t>
-        </w:r>
-      </w:hyperlink>
-      <w:r>
-        <w:rPr>
-          <w:lang w:val="en_US" w:bidi="en_US"/>
-        </w:rPr>
-        <w:t>).</w:t>
-      </w:r>
-    </w:p>
-    <w:p>
-      <w:pPr/>
-      <w:r>
-        <w:rPr>
-          <w:lang w:val="en_US" w:bidi="en_US"/>
-        </w:rPr>
-      </w:r>
-      <w:r>
-        <w:rPr>
-          <w:i/>
-          <w:lang w:val="en_US" w:bidi="en_US"/>
-        </w:rPr>
-        <w:t xml:space="preserve">See also </w:t>
-      </w:r>
-      <w:r>
-        <w:rPr>
-          <w:lang w:val="en_US" w:bidi="en_US"/>
-        </w:rPr>
-        <w:t>Animals</w:t>
-      </w:r>
-      <w:r>
-        <w:rPr>
-          <w:lang w:val="en_US" w:bidi="en_US"/>
-        </w:rPr>
-        <w:t xml:space="preserve">; </w:t>
-      </w:r>
-      <w:r>
-        <w:rPr>
-          <w:lang w:val="en_US" w:bidi="en_US"/>
-        </w:rPr>
-        <w:t>Dog</w:t>
-      </w:r>
-      <w:r>
-        <w:rPr>
-          <w:lang w:val="en_US" w:bidi="en_US"/>
-        </w:rPr>
-        <w:t>.</w:t>
-      </w:r>
-      <w:r>
-        <w:rPr>
-          <w:lang w:val="en_US" w:bidi="en_US"/>
-        </w:rPr>
-      </w:r>
-      <w:r>
-        <w:rPr>
-          <w:lang w:val="en_US" w:bidi="en_US"/>
-        </w:rPr>
-      </w:r>
-    </w:p>
-    <w:p>
-      <w:pPr/>
-      <w:r>
-        <w:rPr>
-          <w:lang w:val="en_US" w:bidi="en_US"/>
-        </w:rPr>
-      </w:r>
-    </w:p>
-    <w:p>
-      <w:pPr>
-        <w:pStyle w:val="Heading2"/>
-      </w:pPr>
-      <w:r>
-        <w:rPr>
-          <w:lang w:val="en_US" w:bidi="en_US"/>
-        </w:rPr>
-        <w:t>Woman</w:t>
-      </w:r>
-      <w:r>
-        <w:rPr>
-          <w:lang w:val="en_US" w:bidi="en_US"/>
-        </w:rPr>
-      </w:r>
-    </w:p>
-    <w:p>
-      <w:pPr/>
-      <w:r>
-        <w:rPr>
-          <w:lang w:val="en_US" w:bidi="en_US"/>
-        </w:rPr>
-      </w:r>
-      <w:r>
-        <w:rPr>
-          <w:lang w:val="en_US" w:bidi="en_US"/>
-        </w:rPr>
-        <w:t>A woman is an adult female human being. God created woman to be a companion for man (</w:t>
-      </w:r>
-      <w:hyperlink r:id="rId501">
-        <w:r>
-          <w:rPr>
-            <w:lang w:val="en_US" w:bidi="en_US"/>
-          </w:rPr>
-          <w:rPr>
-            <w:color w:val="0000EE"/>
-            <w:u w:val="single"/>
-          </w:rPr>
-          <w:t>Genesis 2:18–22</w:t>
-        </w:r>
-      </w:hyperlink>
-      <w:r>
-        <w:rPr>
-          <w:lang w:val="en_US" w:bidi="en_US"/>
-        </w:rPr>
-        <w:t>).</w:t>
-      </w:r>
-    </w:p>
-    <w:p>
-      <w:pPr>
-        <w:pStyle w:val="Heading3"/>
-      </w:pPr>
-      <w:r>
-        <w:rPr>
-          <w:lang w:val="en_US" w:bidi="en_US"/>
-        </w:rPr>
-        <w:t>The Creation of Woman</w:t>
-      </w:r>
-    </w:p>
-    <w:p>
-      <w:pPr/>
-      <w:r>
-        <w:rPr>
-          <w:lang w:val="en_US" w:bidi="en_US"/>
-        </w:rPr>
-      </w:r>
-      <w:r>
-        <w:rPr>
-          <w:lang w:val="en_US" w:bidi="en_US"/>
-        </w:rPr>
-        <w:t xml:space="preserve">Genesis provides two accounts about how God created the first man and woman. In the first account, </w:t>
-      </w:r>
-      <w:hyperlink r:id="rId502">
-        <w:r>
-          <w:rPr>
-            <w:lang w:val="en_US" w:bidi="en_US"/>
-          </w:rPr>
-          <w:rPr>
-            <w:color w:val="0000EE"/>
-            <w:u w:val="single"/>
-          </w:rPr>
-          <w:t>Genesis 1:26–28</w:t>
-        </w:r>
-      </w:hyperlink>
-      <w:r>
-        <w:rPr>
-          <w:lang w:val="en_US" w:bidi="en_US"/>
-        </w:rPr>
-        <w:t xml:space="preserve">, God created humans in his image, as male and female. Both the man and the woman share the image of God. This means they both reflect God's power and greatness on the earth. God told them to have children and take care of the world. In </w:t>
-      </w:r>
-      <w:hyperlink r:id="rId502">
-        <w:r>
-          <w:rPr>
-            <w:lang w:val="en_US" w:bidi="en_US"/>
-          </w:rPr>
-          <w:rPr>
-            <w:color w:val="0000EE"/>
-            <w:u w:val="single"/>
-          </w:rPr>
-          <w:t>Genesis 1:26–28</w:t>
-        </w:r>
-      </w:hyperlink>
-      <w:r>
-        <w:rPr>
-          <w:lang w:val="en_US" w:bidi="en_US"/>
-        </w:rPr>
-        <w:t>, there is no suggestion that the woman is less important than the man, or that she must submit to his dominance. Instead, the passage shows them together, male and female, as a representation of their Creator.</w:t>
-      </w:r>
-    </w:p>
-    <w:p>
-      <w:pPr/>
-      <w:r>
-        <w:rPr>
-          <w:lang w:val="en_US" w:bidi="en_US"/>
-        </w:rPr>
-      </w:r>
-      <w:r>
-        <w:rPr>
-          <w:lang w:val="en_US" w:bidi="en_US"/>
-        </w:rPr>
-        <w:t>The second story about the creation of woman is in</w:t>
-      </w:r>
-      <w:hyperlink r:id="rId503">
-        <w:r>
-          <w:rPr>
-            <w:lang w:val="en_US" w:bidi="en_US"/>
-          </w:rPr>
-          <w:rPr>
-            <w:color w:val="0000EE"/>
-            <w:u w:val="single"/>
-          </w:rPr>
-          <w:t xml:space="preserve"> Genesis 2:20–25</w:t>
-        </w:r>
-      </w:hyperlink>
-      <w:r>
-        <w:rPr>
-          <w:lang w:val="en_US" w:bidi="en_US"/>
-        </w:rPr>
-        <w:t xml:space="preserve">. In </w:t>
-      </w:r>
-      <w:hyperlink r:id="rId504">
-        <w:r>
-          <w:rPr>
-            <w:lang w:val="en_US" w:bidi="en_US"/>
-          </w:rPr>
-          <w:rPr>
-            <w:color w:val="0000EE"/>
-            <w:u w:val="single"/>
-          </w:rPr>
-          <w:t>Genesis 2</w:t>
-        </w:r>
-      </w:hyperlink>
-      <w:r>
-        <w:rPr>
-          <w:lang w:val="en_US" w:bidi="en_US"/>
-        </w:rPr>
-        <w:t xml:space="preserve">, God created the man before the woman. Some people think this shows that the man might have some greater importance. But in the creation stories, God often creates things in stages, from less complex to more beautiful or complete. </w:t>
-      </w:r>
-    </w:p>
-    <w:p>
-      <w:pPr/>
-      <w:r>
-        <w:rPr>
-          <w:lang w:val="en_US" w:bidi="en_US"/>
-        </w:rPr>
-      </w:r>
-      <w:r>
-        <w:rPr>
-          <w:lang w:val="en_US" w:bidi="en_US"/>
-        </w:rPr>
-        <w:t>Because the man was created first, he had the right to name the woman (</w:t>
-      </w:r>
-      <w:hyperlink r:id="rId505">
-        <w:r>
-          <w:rPr>
-            <w:lang w:val="en_US" w:bidi="en_US"/>
-          </w:rPr>
-          <w:rPr>
-            <w:color w:val="0000EE"/>
-            <w:u w:val="single"/>
-          </w:rPr>
-          <w:t>Genesis 2:23</w:t>
-        </w:r>
-      </w:hyperlink>
-      <w:r>
-        <w:rPr>
-          <w:lang w:val="en_US" w:bidi="en_US"/>
-        </w:rPr>
-        <w:t>). In Semitic culture, giving a name often showed authority or ownership. This might mean that Adam's naming of his wife was an act of authority. But the name he gave her (“woman”) was closely linked to the word for “man,” which showed that the man affirmed the woman's equality with him. So even though there is some order in their creation, the man and woman are still partners. The relationship is both structured and equal.</w:t>
-      </w:r>
-    </w:p>
-    <w:p>
-      <w:pPr/>
-      <w:r>
-        <w:rPr>
-          <w:lang w:val="en_US" w:bidi="en_US"/>
-        </w:rPr>
-      </w:r>
-      <w:hyperlink r:id="rId506">
-        <w:r>
-          <w:rPr>
-            <w:lang w:val="en_US" w:bidi="en_US"/>
-          </w:rPr>
-          <w:rPr>
-            <w:color w:val="0000EE"/>
-            <w:u w:val="single"/>
-          </w:rPr>
-          <w:t>Genesis 1</w:t>
-        </w:r>
-      </w:hyperlink>
-      <w:r>
-        <w:rPr>
-          <w:lang w:val="en_US" w:bidi="en_US"/>
-        </w:rPr>
-        <w:t xml:space="preserve"> and </w:t>
-      </w:r>
-      <w:hyperlink r:id="rId504">
-        <w:r>
-          <w:rPr>
-            <w:lang w:val="en_US" w:bidi="en_US"/>
-          </w:rPr>
-          <w:rPr>
-            <w:color w:val="0000EE"/>
-            <w:u w:val="single"/>
-          </w:rPr>
-          <w:t>2</w:t>
-        </w:r>
-      </w:hyperlink>
-      <w:r>
-        <w:rPr>
-          <w:lang w:val="en_US" w:bidi="en_US"/>
-        </w:rPr>
-        <w:t xml:space="preserve"> describe a balanced relationship between the man and the woman, the first parents of all humankind. God made both of them in his image. They were partners in God's plan. However, they also had a one-to-one relationship where one led the other. Before sin entered the world (an even often called the Fall), this balance of equality and leadership worked in harmony.</w:t>
-      </w:r>
-    </w:p>
-    <w:p>
-      <w:pPr>
-        <w:pStyle w:val="Heading3"/>
-      </w:pPr>
-      <w:r>
-        <w:rPr>
-          <w:lang w:val="en_US" w:bidi="en_US"/>
-        </w:rPr>
-        <w:t>What Changed for Women After the Fall</w:t>
-      </w:r>
-    </w:p>
-    <w:p>
-      <w:pPr/>
-      <w:r>
-        <w:rPr>
-          <w:lang w:val="en_US" w:bidi="en_US"/>
-        </w:rPr>
-      </w:r>
-      <w:hyperlink r:id="rId507">
-        <w:r>
-          <w:rPr>
-            <w:lang w:val="en_US" w:bidi="en_US"/>
-          </w:rPr>
-          <w:rPr>
-            <w:color w:val="0000EE"/>
-            <w:u w:val="single"/>
-          </w:rPr>
-          <w:t xml:space="preserve">Genesis 3 </w:t>
-        </w:r>
-      </w:hyperlink>
-      <w:r>
-        <w:rPr>
-          <w:lang w:val="en_US" w:bidi="en_US"/>
-        </w:rPr>
-        <w:t>tells the story of sin entering the world. Because of sin, the good relationship between the man and the woman was damaged. God spoke to the woman and told her that she would have pain when giving birth to children (</w:t>
-      </w:r>
-      <w:hyperlink r:id="rId508">
-        <w:r>
-          <w:rPr>
-            <w:lang w:val="en_US" w:bidi="en_US"/>
-          </w:rPr>
-          <w:rPr>
-            <w:color w:val="0000EE"/>
-            <w:u w:val="single"/>
-          </w:rPr>
-          <w:t>Genesis 3:16</w:t>
-        </w:r>
-      </w:hyperlink>
-      <w:r>
-        <w:rPr>
-          <w:lang w:val="en_US" w:bidi="en_US"/>
-        </w:rPr>
-        <w:t>). He also said that her relationship with her husband would now include conflict. God said, “</w:t>
-      </w:r>
-      <w:r>
-        <w:rPr>
-          <w:lang w:val="en_US" w:bidi="en_US"/>
-        </w:rPr>
-        <w:t>Your desire will be for your husband, and he will rule over you</w:t>
-      </w:r>
-      <w:r>
-        <w:rPr>
-          <w:lang w:val="en_US" w:bidi="en_US"/>
-        </w:rPr>
-        <w:t xml:space="preserve">.” </w:t>
-      </w:r>
-    </w:p>
-    <w:p>
-      <w:pPr/>
-      <w:r>
-        <w:rPr>
-          <w:lang w:val="en_US" w:bidi="en_US"/>
-        </w:rPr>
-      </w:r>
-      <w:r>
-        <w:rPr>
-          <w:lang w:val="en_US" w:bidi="en_US"/>
-        </w:rPr>
-        <w:t xml:space="preserve">The Hebrew word translated as “desire” </w:t>
-      </w:r>
-      <w:r>
-        <w:rPr>
-          <w:i/>
-          <w:lang w:val="en_US" w:bidi="en_US"/>
-        </w:rPr>
-        <w:t>(teshuqah)</w:t>
-      </w:r>
-      <w:r>
-        <w:rPr>
-          <w:lang w:val="en_US" w:bidi="en_US"/>
-        </w:rPr>
-        <w:t xml:space="preserve"> in the </w:t>
-      </w:r>
-      <w:hyperlink r:id="rId507">
-        <w:r>
-          <w:rPr>
-            <w:lang w:val="en_US" w:bidi="en_US"/>
-          </w:rPr>
-          <w:rPr>
-            <w:color w:val="0000EE"/>
-            <w:u w:val="single"/>
-          </w:rPr>
-          <w:t>Genesis 3</w:t>
-        </w:r>
-      </w:hyperlink>
-      <w:r>
-        <w:rPr>
-          <w:lang w:val="en_US" w:bidi="en_US"/>
-        </w:rPr>
-        <w:t xml:space="preserve"> and </w:t>
-      </w:r>
-      <w:hyperlink r:id="rId509">
-        <w:r>
-          <w:rPr>
-            <w:lang w:val="en_US" w:bidi="en_US"/>
-          </w:rPr>
-          <w:rPr>
-            <w:color w:val="0000EE"/>
-            <w:u w:val="single"/>
-          </w:rPr>
-          <w:t>4</w:t>
-        </w:r>
-      </w:hyperlink>
-      <w:r>
-        <w:rPr>
-          <w:lang w:val="en_US" w:bidi="en_US"/>
-        </w:rPr>
-        <w:t xml:space="preserve"> passages does not mean sexual longing. Instead, it means a desire to control or to be in charge (the sexual meaning of </w:t>
-      </w:r>
-      <w:r>
-        <w:rPr>
-          <w:i/>
-          <w:lang w:val="en_US" w:bidi="en_US"/>
-        </w:rPr>
-        <w:t>teshuqah</w:t>
-      </w:r>
-      <w:r>
-        <w:rPr>
-          <w:lang w:val="en_US" w:bidi="en_US"/>
-        </w:rPr>
-        <w:t xml:space="preserve"> is found in </w:t>
-      </w:r>
-      <w:hyperlink r:id="rId510">
-        <w:r>
-          <w:rPr>
-            <w:lang w:val="en_US" w:bidi="en_US"/>
-          </w:rPr>
-          <w:rPr>
-            <w:color w:val="0000EE"/>
-            <w:u w:val="single"/>
-          </w:rPr>
-          <w:t>Song of Solomon 7:10</w:t>
-        </w:r>
-      </w:hyperlink>
-      <w:r>
-        <w:rPr>
-          <w:lang w:val="en_US" w:bidi="en_US"/>
-        </w:rPr>
-        <w:t>). Because of sin, the woman may try to take control over her husband. At the same time, the man may try to rule over her in a harsh way. This was not how God first designed their relationship. Sin brought a struggle between two equal partners.</w:t>
-      </w:r>
-    </w:p>
-    <w:p>
-      <w:pPr/>
-      <w:r>
-        <w:rPr>
-          <w:lang w:val="en_US" w:bidi="en_US"/>
-        </w:rPr>
-      </w:r>
-      <w:r>
-        <w:rPr>
-          <w:lang w:val="en_US" w:bidi="en_US"/>
-        </w:rPr>
-        <w:t>In his letter to the Ephesians, the apostle Paul gives guidance to husbands and wives. He teaches that both men and women need to be changed by God’s Spirit. Paul says “</w:t>
-      </w:r>
-      <w:r>
-        <w:rPr>
-          <w:lang w:val="en_US" w:bidi="en_US"/>
-        </w:rPr>
-        <w:t>Wives, submit to your husbands as to the Lord</w:t>
-      </w:r>
-      <w:r>
-        <w:rPr>
-          <w:lang w:val="en_US" w:bidi="en_US"/>
-        </w:rPr>
-        <w:t>” (</w:t>
-      </w:r>
-      <w:hyperlink r:id="rId511">
-        <w:r>
-          <w:rPr>
-            <w:lang w:val="en_US" w:bidi="en_US"/>
-          </w:rPr>
-          <w:rPr>
-            <w:color w:val="0000EE"/>
-            <w:u w:val="single"/>
-          </w:rPr>
-          <w:t>Ephesians 5:22</w:t>
-        </w:r>
-      </w:hyperlink>
-      <w:r>
-        <w:rPr>
-          <w:lang w:val="en_US" w:bidi="en_US"/>
-        </w:rPr>
-        <w:t>). This means a wife should respect her husband and follow his lead, just as she follows Jesus. Paul explains that the husband is called to lead in a way that reflects how Christ leads the church (</w:t>
-      </w:r>
-      <w:hyperlink r:id="rId512">
-        <w:r>
-          <w:rPr>
-            <w:lang w:val="en_US" w:bidi="en_US"/>
-          </w:rPr>
-          <w:rPr>
-            <w:color w:val="0000EE"/>
-            <w:u w:val="single"/>
-          </w:rPr>
-          <w:t>Ephesians 5:23</w:t>
+      <w:hyperlink r:id="rId525">
+        <w:r>
+          <w:rPr>
+            <w:lang w:val="en_US" w:bidi="en_US"/>
+          </w:rPr>
+          <w:rPr>
+            <w:color w:val="0000EE"/>
+            <w:u w:val="single"/>
+          </w:rPr>
+          <w:t>Numbers 12</w:t>
+        </w:r>
+      </w:hyperlink>
+      <w:r>
+        <w:rPr>
+          <w:lang w:val="en_US" w:bidi="en_US"/>
+        </w:rPr>
+        <w:t>). Long after she died, God reminded Israel that he had given them Miriam as a leader (</w:t>
+      </w:r>
+      <w:hyperlink r:id="rId526">
+        <w:r>
+          <w:rPr>
+            <w:lang w:val="en_US" w:bidi="en_US"/>
+          </w:rPr>
+          <w:rPr>
+            <w:color w:val="0000EE"/>
+            <w:u w:val="single"/>
+          </w:rPr>
+          <w:t>Micah 6:4</w:t>
         </w:r>
       </w:hyperlink>
       <w:r>
@@ -21894,412 +22360,9 @@
         <w:rPr>
           <w:lang w:val="en_US" w:bidi="en_US"/>
         </w:rPr>
-        <w:t>But Paul also speaks strongly to husbands. He says they must love their wives “</w:t>
-      </w:r>
-      <w:r>
-        <w:rPr>
-          <w:lang w:val="en_US" w:bidi="en_US"/>
-        </w:rPr>
-        <w:t>just as Christ loved the church and gave Himself up for her</w:t>
-      </w:r>
-      <w:r>
-        <w:rPr>
-          <w:lang w:val="en_US" w:bidi="en_US"/>
-        </w:rPr>
-        <w:t>” (</w:t>
-      </w:r>
-      <w:hyperlink r:id="rId513">
-        <w:r>
-          <w:rPr>
-            <w:lang w:val="en_US" w:bidi="en_US"/>
-          </w:rPr>
-          <w:rPr>
-            <w:color w:val="0000EE"/>
-            <w:u w:val="single"/>
-          </w:rPr>
-          <w:t>Ephesians 5:25</w:t>
-        </w:r>
-      </w:hyperlink>
-      <w:r>
-        <w:rPr>
-          <w:lang w:val="en_US" w:bidi="en_US"/>
-        </w:rPr>
-        <w:t>). This kind of love is not harsh or controlling. It is full of care, sacrifice, and kindness.</w:t>
-      </w:r>
-    </w:p>
-    <w:p>
-      <w:pPr/>
-      <w:r>
-        <w:rPr>
-          <w:lang w:val="en_US" w:bidi="en_US"/>
-        </w:rPr>
-      </w:r>
-      <w:r>
-        <w:rPr>
-          <w:lang w:val="en_US" w:bidi="en_US"/>
-        </w:rPr>
-        <w:t xml:space="preserve">Paul quotes </w:t>
-      </w:r>
-      <w:hyperlink r:id="rId514">
-        <w:r>
-          <w:rPr>
-            <w:lang w:val="en_US" w:bidi="en_US"/>
-          </w:rPr>
-          <w:rPr>
-            <w:color w:val="0000EE"/>
-            <w:u w:val="single"/>
-          </w:rPr>
-          <w:t>Genesis 2:24</w:t>
-        </w:r>
-      </w:hyperlink>
-      <w:r>
-        <w:rPr>
-          <w:lang w:val="en_US" w:bidi="en_US"/>
-        </w:rPr>
-        <w:t xml:space="preserve"> in </w:t>
-      </w:r>
-      <w:hyperlink r:id="rId515">
-        <w:r>
-          <w:rPr>
-            <w:lang w:val="en_US" w:bidi="en_US"/>
-          </w:rPr>
-          <w:rPr>
-            <w:color w:val="0000EE"/>
-            <w:u w:val="single"/>
-          </w:rPr>
-          <w:t>Ephesians 5:31</w:t>
-        </w:r>
-      </w:hyperlink>
-      <w:r>
-        <w:rPr>
-          <w:lang w:val="en_US" w:bidi="en_US"/>
-        </w:rPr>
-        <w:t xml:space="preserve"> to remind his readers that marriage was meant to bring deep unity. In Christ, this unity can be restored. The husband and wife are still equal in value. Their roles are different, but their relationship is based on love, respect, and mutual submission </w:t>
-      </w:r>
-      <w:hyperlink r:id="rId516">
-        <w:r>
-          <w:rPr>
-            <w:lang w:val="en_US" w:bidi="en_US"/>
-          </w:rPr>
-          <w:rPr>
-            <w:color w:val="0000EE"/>
-            <w:u w:val="single"/>
-          </w:rPr>
-          <w:t>(Ephesians 5:21)</w:t>
-        </w:r>
-      </w:hyperlink>
-      <w:r>
-        <w:rPr>
-          <w:lang w:val="en_US" w:bidi="en_US"/>
-        </w:rPr>
-        <w:t>. When they follow Jesus together, they can begin to recover the peace and joy that was once found in Eden.</w:t>
-      </w:r>
-    </w:p>
-    <w:p>
-      <w:pPr>
-        <w:pStyle w:val="Heading3"/>
-      </w:pPr>
-      <w:r>
-        <w:rPr>
-          <w:lang w:val="en_US" w:bidi="en_US"/>
-        </w:rPr>
-        <w:t>The Role of Women in Life According to the Bible</w:t>
-      </w:r>
-    </w:p>
-    <w:p>
-      <w:pPr/>
-      <w:r>
-        <w:rPr>
-          <w:lang w:val="en_US" w:bidi="en_US"/>
-        </w:rPr>
-      </w:r>
-      <w:r>
-        <w:rPr>
-          <w:lang w:val="en_US" w:bidi="en_US"/>
-        </w:rPr>
-        <w:t>A woman is fully a person, just like a man. She is made in the image of God and reflects God's nature. She has the ability to think, create, love, and serve in many ways in her culture, her community, and her daily life.</w:t>
-      </w:r>
-    </w:p>
-    <w:p>
-      <w:pPr/>
-      <w:r>
-        <w:rPr>
-          <w:lang w:val="en_US" w:bidi="en_US"/>
-        </w:rPr>
-      </w:r>
-      <w:r>
-        <w:rPr>
-          <w:lang w:val="en_US" w:bidi="en_US"/>
-        </w:rPr>
-        <w:t>The Bible often associates women with childbearing. Many women in Scripture found great meaning in bearing and raising children. But the Bible also shows that a woman’s worth does not depend on childbearing. She has value in every part of life. She has her own identity in the family, in the community, in the church, and before God, whether or not she has children.</w:t>
-      </w:r>
-    </w:p>
-    <w:p>
-      <w:pPr/>
-      <w:r>
-        <w:rPr>
-          <w:lang w:val="en_US" w:bidi="en_US"/>
-        </w:rPr>
-      </w:r>
-      <w:r>
-        <w:rPr>
-          <w:lang w:val="en_US" w:bidi="en_US"/>
-        </w:rPr>
-        <w:t>The Bible also shows that childbearing is not the woman’s job alone. The husband is her partner. He shares in the beginning of life, stands with her in times of birth, and helps care for the child as they grow.</w:t>
-      </w:r>
-    </w:p>
-    <w:p>
-      <w:pPr/>
-      <w:r>
-        <w:rPr>
-          <w:lang w:val="en_US" w:bidi="en_US"/>
-        </w:rPr>
-      </w:r>
-      <w:r>
-        <w:rPr>
-          <w:lang w:val="en_US" w:bidi="en_US"/>
-        </w:rPr>
-        <w:t xml:space="preserve">The Bible connects women with a special promise from God. In </w:t>
-      </w:r>
-      <w:hyperlink r:id="rId517">
-        <w:r>
-          <w:rPr>
-            <w:lang w:val="en_US" w:bidi="en_US"/>
-          </w:rPr>
-          <w:rPr>
-            <w:color w:val="0000EE"/>
-            <w:u w:val="single"/>
-          </w:rPr>
-          <w:t>Genesis 3:15</w:t>
-        </w:r>
-      </w:hyperlink>
-      <w:r>
-        <w:rPr>
-          <w:lang w:val="en_US" w:bidi="en_US"/>
-        </w:rPr>
-        <w:t>, after the first sin, God gave a message of hope. He said that one day, the offspring (child) of the woman would defeat the evil one, Satan. This promise gave new meaning to childbearing. It became a sign of hope and blessing.</w:t>
-      </w:r>
-    </w:p>
-    <w:p>
-      <w:pPr/>
-      <w:r>
-        <w:rPr>
-          <w:lang w:val="en_US" w:bidi="en_US"/>
-        </w:rPr>
-      </w:r>
-      <w:r>
-        <w:rPr>
-          <w:lang w:val="en_US" w:bidi="en_US"/>
-        </w:rPr>
-        <w:t>This promise points to the birth of Jesus, who was born of a woman. Through him, God would bring salvation to the world. Every birth after that can be seen as a small part of that story, a reminder of God’s promise to bring life and healing through the family of humankind.</w:t>
-      </w:r>
-    </w:p>
-    <w:p>
-      <w:pPr/>
-      <w:r>
-        <w:rPr>
-          <w:lang w:val="en_US" w:bidi="en_US"/>
-        </w:rPr>
-      </w:r>
-      <w:r>
-        <w:rPr>
-          <w:lang w:val="en_US" w:bidi="en_US"/>
-        </w:rPr>
-        <w:t xml:space="preserve">Some Christians see this idea in </w:t>
-      </w:r>
-      <w:hyperlink r:id="rId518">
-        <w:r>
-          <w:rPr>
-            <w:lang w:val="en_US" w:bidi="en_US"/>
-          </w:rPr>
-          <w:rPr>
-            <w:color w:val="0000EE"/>
-            <w:u w:val="single"/>
-          </w:rPr>
-          <w:t>1 Timothy 2:15</w:t>
-        </w:r>
-      </w:hyperlink>
-      <w:r>
-        <w:rPr>
-          <w:lang w:val="en_US" w:bidi="en_US"/>
-        </w:rPr>
-        <w:t>. That verse says that women will be saved through childbearing. This does not mean that having children brings salvation. Instead, it may point to the long story of God’s promise being fulfilled through the birth of Christ.</w:t>
-      </w:r>
-    </w:p>
-    <w:p>
-      <w:pPr/>
-      <w:r>
-        <w:rPr>
-          <w:lang w:val="en_US" w:bidi="en_US"/>
-        </w:rPr>
-      </w:r>
-      <w:r>
-        <w:rPr>
-          <w:lang w:val="en_US" w:bidi="en_US"/>
-        </w:rPr>
-        <w:t>In the Old Testament world, people often believed that a woman’s value came mainly from having children. But the Bible shows that a woman’s true worth does not depend only on childbearing. Like a man, a woman finds her deepest purpose through faith in God.</w:t>
-      </w:r>
-    </w:p>
-    <w:p>
-      <w:pPr/>
-      <w:r>
-        <w:rPr>
-          <w:lang w:val="en_US" w:bidi="en_US"/>
-        </w:rPr>
-      </w:r>
-      <w:r>
-        <w:rPr>
-          <w:lang w:val="en_US" w:bidi="en_US"/>
-        </w:rPr>
-        <w:t>A woman may have many children and feel fulfilled. But caring for her children is not the same as knowing and honoring God. Her relationship with God is what matters most.</w:t>
-      </w:r>
-    </w:p>
-    <w:p>
-      <w:pPr/>
-      <w:r>
-        <w:rPr>
-          <w:lang w:val="en_US" w:bidi="en_US"/>
-        </w:rPr>
-      </w:r>
-      <w:r>
-        <w:rPr>
-          <w:lang w:val="en_US" w:bidi="en_US"/>
-        </w:rPr>
-        <w:t>A woman who has no children, or even no husband, still has full worth and identity. She is made in God’s image. She can serve him in many ways. Her life has meaning because of God, not because of her family status.</w:t>
-      </w:r>
-    </w:p>
-    <w:p>
-      <w:pPr/>
-      <w:r>
-        <w:rPr>
-          <w:lang w:val="en_US" w:bidi="en_US"/>
-        </w:rPr>
-      </w:r>
-      <w:r>
-        <w:rPr>
-          <w:lang w:val="en_US" w:bidi="en_US"/>
-        </w:rPr>
-        <w:t>God's gifts in a woman's life can lead her to find ways to show her devotion to God in the community. For example, women had the same opportunities as men to take a Nazirite vow (</w:t>
-      </w:r>
-      <w:hyperlink r:id="rId519">
-        <w:r>
-          <w:rPr>
-            <w:lang w:val="en_US" w:bidi="en_US"/>
-          </w:rPr>
-          <w:rPr>
-            <w:color w:val="0000EE"/>
-            <w:u w:val="single"/>
-          </w:rPr>
-          <w:t>Numbers 6:2</w:t>
-        </w:r>
-      </w:hyperlink>
-      <w:r>
-        <w:rPr>
-          <w:lang w:val="en_US" w:bidi="en_US"/>
-        </w:rPr>
-        <w:t xml:space="preserve">; see also chapter </w:t>
-      </w:r>
-      <w:hyperlink r:id="rId520">
-        <w:r>
-          <w:rPr>
-            <w:lang w:val="en_US" w:bidi="en_US"/>
-          </w:rPr>
-          <w:rPr>
-            <w:color w:val="0000EE"/>
-            <w:u w:val="single"/>
-          </w:rPr>
-          <w:t>30</w:t>
-        </w:r>
-      </w:hyperlink>
-      <w:r>
-        <w:rPr>
-          <w:lang w:val="en_US" w:bidi="en_US"/>
-        </w:rPr>
-        <w:t>).</w:t>
-      </w:r>
-    </w:p>
-    <w:p>
-      <w:pPr/>
-      <w:r>
-        <w:rPr>
-          <w:lang w:val="en_US" w:bidi="en_US"/>
-        </w:rPr>
-      </w:r>
-      <w:r>
-        <w:rPr>
-          <w:lang w:val="en_US" w:bidi="en_US"/>
-        </w:rPr>
-        <w:t>The Bible tells the stories of many women who served God in public ways. Miriam, the sister of Moses and Aaron, was a prophetess, a musician, and a leader of the people (</w:t>
-      </w:r>
-      <w:hyperlink r:id="rId521">
-        <w:r>
-          <w:rPr>
-            <w:lang w:val="en_US" w:bidi="en_US"/>
-          </w:rPr>
-          <w:rPr>
-            <w:color w:val="0000EE"/>
-            <w:u w:val="single"/>
-          </w:rPr>
-          <w:t>Exodus 15:20–21</w:t>
-        </w:r>
-      </w:hyperlink>
-      <w:r>
-        <w:rPr>
-          <w:lang w:val="en_US" w:bidi="en_US"/>
-        </w:rPr>
-        <w:t xml:space="preserve">; </w:t>
-      </w:r>
-      <w:hyperlink r:id="rId522">
-        <w:r>
-          <w:rPr>
-            <w:lang w:val="en_US" w:bidi="en_US"/>
-          </w:rPr>
-          <w:rPr>
-            <w:color w:val="0000EE"/>
-            <w:u w:val="single"/>
-          </w:rPr>
-          <w:t>Numbers 12</w:t>
-        </w:r>
-      </w:hyperlink>
-      <w:r>
-        <w:rPr>
-          <w:lang w:val="en_US" w:bidi="en_US"/>
-        </w:rPr>
-        <w:t>). Long after she died, God reminded Israel that he had given them Miriam as a leader (</w:t>
-      </w:r>
-      <w:hyperlink r:id="rId523">
-        <w:r>
-          <w:rPr>
-            <w:lang w:val="en_US" w:bidi="en_US"/>
-          </w:rPr>
-          <w:rPr>
-            <w:color w:val="0000EE"/>
-            <w:u w:val="single"/>
-          </w:rPr>
-          <w:t>Micah 6:4</w:t>
-        </w:r>
-      </w:hyperlink>
-      <w:r>
-        <w:rPr>
-          <w:lang w:val="en_US" w:bidi="en_US"/>
-        </w:rPr>
-        <w:t xml:space="preserve">). </w:t>
-      </w:r>
-    </w:p>
-    <w:p>
-      <w:pPr/>
-      <w:r>
-        <w:rPr>
-          <w:lang w:val="en_US" w:bidi="en_US"/>
-        </w:rPr>
-      </w:r>
-      <w:r>
-        <w:rPr>
-          <w:lang w:val="en_US" w:bidi="en_US"/>
-        </w:rPr>
         <w:t>Other women also lived faithful and courageous lives. Deborah was a prophetess and the only woman named as a judge over Israel (</w:t>
       </w:r>
-      <w:hyperlink r:id="rId524">
+      <w:hyperlink r:id="rId527">
         <w:r>
           <w:rPr>
             <w:lang w:val="en_US" w:bidi="en_US"/>
@@ -22317,7 +22380,7 @@
         </w:rPr>
         <w:t>). Esther was a Hebrew woman who became queen of Persia. She saved her people from death by bravely speaking to King Xerxes. Huldah was another prophetess. She spoke God’s message to King Josiah when he began to lead the people back to God (</w:t>
       </w:r>
-      <w:hyperlink r:id="rId525">
+      <w:hyperlink r:id="rId528">
         <w:r>
           <w:rPr>
             <w:lang w:val="en_US" w:bidi="en_US"/>
@@ -22525,7 +22588,7 @@
         </w:rPr>
         <w:t>These women show the beginning of what the prophet Joel had spoken long ago. Joel said that one day God’s Spirit would be poured out on both men and women, and they would speak God’s words (</w:t>
       </w:r>
-      <w:hyperlink r:id="rId526">
+      <w:hyperlink r:id="rId529">
         <w:r>
           <w:rPr>
             <w:lang w:val="en_US" w:bidi="en_US"/>
@@ -22646,6 +22709,20 @@
       </w:r>
       <w:r>
         <w:rPr>
+          <w:lang w:val="en_US" w:bidi="en_US"/>
+        </w:rPr>
+        <w:t>In the Bible, wonders are amazing events that show God's power and cause people to be filled with awe. The Bible often uses the phrase "signs and wonders" to describe these events. As signs, they point to God's presence and confirm his message. As wonders, they cause amazement. Wonders are especially connected with God's mighty acts in the exodus and with the ministry of Jesus and the apostles.</w:t>
+      </w:r>
+    </w:p>
+    <w:p>
+      <w:pPr/>
+      <w:r>
+        <w:rPr>
+          <w:lang w:val="en_US" w:bidi="en_US"/>
+        </w:rPr>
+      </w:r>
+      <w:r>
+        <w:rPr>
           <w:i/>
           <w:lang w:val="en_US" w:bidi="en_US"/>
         </w:rPr>
@@ -22743,7 +22820,7 @@
         </w:rPr>
         <w:t>King Mesha of Moab, a sheep breeder, sent the wool of 100,000 rams as tribute to King Ahab of Israel each year (</w:t>
       </w:r>
-      <w:hyperlink r:id="rId527">
+      <w:hyperlink r:id="rId530">
         <w:r>
           <w:rPr>
             <w:lang w:val="en_US" w:bidi="en_US"/>
@@ -22761,7 +22838,7 @@
         </w:rPr>
         <w:t>). The people of Damascus traded wool with Tyre’s merchants (</w:t>
       </w:r>
-      <w:hyperlink r:id="rId528">
+      <w:hyperlink r:id="rId531">
         <w:r>
           <w:rPr>
             <w:lang w:val="en_US" w:bidi="en_US"/>
@@ -22779,7 +22856,7 @@
         </w:rPr>
         <w:t>). Woolen garments were commonly worn by the Israelites (</w:t>
       </w:r>
-      <w:hyperlink r:id="rId529">
+      <w:hyperlink r:id="rId532">
         <w:r>
           <w:rPr>
             <w:lang w:val="en_US" w:bidi="en_US"/>
@@ -22797,7 +22874,7 @@
         </w:rPr>
         <w:t xml:space="preserve">; </w:t>
       </w:r>
-      <w:hyperlink r:id="rId530">
+      <w:hyperlink r:id="rId533">
         <w:r>
           <w:rPr>
             <w:lang w:val="en_US" w:bidi="en_US"/>
@@ -22815,7 +22892,7 @@
         </w:rPr>
         <w:t xml:space="preserve">; </w:t>
       </w:r>
-      <w:hyperlink r:id="rId531">
+      <w:hyperlink r:id="rId534">
         <w:r>
           <w:rPr>
             <w:lang w:val="en_US" w:bidi="en_US"/>
@@ -22833,7 +22910,7 @@
         </w:rPr>
         <w:t>). Woolen garments mingled with linen fabric were forbidden (</w:t>
       </w:r>
-      <w:hyperlink r:id="rId532">
+      <w:hyperlink r:id="rId535">
         <w:r>
           <w:rPr>
             <w:lang w:val="en_US" w:bidi="en_US"/>
@@ -22851,7 +22928,7 @@
         </w:rPr>
         <w:t>). In fact, wearing any wool was prohibited for Israelite priests serving in the sanctuary’s inner court (</w:t>
       </w:r>
-      <w:hyperlink r:id="rId533">
+      <w:hyperlink r:id="rId536">
         <w:r>
           <w:rPr>
             <w:lang w:val="en_US" w:bidi="en_US"/>
@@ -22901,7 +22978,7 @@
         </w:rPr>
         <w:t>redemption (</w:t>
       </w:r>
-      <w:hyperlink r:id="rId534">
+      <w:hyperlink r:id="rId537">
         <w:r>
           <w:rPr>
             <w:lang w:val="en_US" w:bidi="en_US"/>
@@ -22937,7 +23014,7 @@
         </w:rPr>
         <w:t>the hair of the Ancient of Days (</w:t>
       </w:r>
-      <w:hyperlink r:id="rId535">
+      <w:hyperlink r:id="rId538">
         <w:r>
           <w:rPr>
             <w:lang w:val="en_US" w:bidi="en_US"/>
@@ -22973,7 +23050,7 @@
         </w:rPr>
         <w:t>the hair and head of the Son of Man (</w:t>
       </w:r>
-      <w:hyperlink r:id="rId536">
+      <w:hyperlink r:id="rId539">
         <w:r>
           <w:rPr>
             <w:lang w:val="en_US" w:bidi="en_US"/>
@@ -23072,7 +23149,7 @@
         </w:rPr>
         <w:t>A "word" is a way to communicate. When people use "words," they usually mean speaking. However, when God "spoke" over the centuries, God communicated in different ways (</w:t>
       </w:r>
-      <w:hyperlink r:id="rId537">
+      <w:hyperlink r:id="rId540">
         <w:r>
           <w:rPr>
             <w:lang w:val="en_US" w:bidi="en_US"/>
@@ -23129,7 +23206,7 @@
         </w:rPr>
         <w:t>People paid close attention to the truthfulness of words. Foolish words, flattery (insincere praise), lies, and harmful speech were recognized as wrong. Oaths (promises) were very important in business, law, and community life. Once a blessing was spoken, it had power and could not be taken back (</w:t>
       </w:r>
-      <w:hyperlink r:id="rId538">
+      <w:hyperlink r:id="rId541">
         <w:r>
           <w:rPr>
             <w:lang w:val="en_US" w:bidi="en_US"/>
@@ -23141,7 +23218,7 @@
           <w:t>Genesis 27:30</w:t>
         </w:r>
       </w:hyperlink>
-      <w:hyperlink r:id="rId538">
+      <w:hyperlink r:id="rId541">
         <w:r>
           <w:rPr>
             <w:lang w:val="en_US" w:bidi="en_US"/>
@@ -23153,7 +23230,7 @@
           <w:t>–</w:t>
         </w:r>
       </w:hyperlink>
-      <w:hyperlink r:id="rId538">
+      <w:hyperlink r:id="rId541">
         <w:r>
           <w:rPr>
             <w:lang w:val="en_US" w:bidi="en_US"/>
@@ -23171,7 +23248,7 @@
         </w:rPr>
         <w:t xml:space="preserve">; </w:t>
       </w:r>
-      <w:hyperlink r:id="rId539">
+      <w:hyperlink r:id="rId542">
         <w:r>
           <w:rPr>
             <w:lang w:val="en_US" w:bidi="en_US"/>
@@ -23183,7 +23260,7 @@
           <w:t>Matthew 10:12</w:t>
         </w:r>
       </w:hyperlink>
-      <w:hyperlink r:id="rId539">
+      <w:hyperlink r:id="rId542">
         <w:r>
           <w:rPr>
             <w:lang w:val="en_US" w:bidi="en_US"/>
@@ -23195,7 +23272,7 @@
           <w:t>–</w:t>
         </w:r>
       </w:hyperlink>
-      <w:hyperlink r:id="rId539">
+      <w:hyperlink r:id="rId542">
         <w:r>
           <w:rPr>
             <w:lang w:val="en_US" w:bidi="en_US"/>
@@ -23231,7 +23308,7 @@
         </w:rPr>
         <w:t>Vows (</w:t>
       </w:r>
-      <w:hyperlink r:id="rId540">
+      <w:hyperlink r:id="rId543">
         <w:r>
           <w:rPr>
             <w:lang w:val="en_US" w:bidi="en_US"/>
@@ -23243,7 +23320,7 @@
           <w:t>Judges 11:34</w:t>
         </w:r>
       </w:hyperlink>
-      <w:hyperlink r:id="rId540">
+      <w:hyperlink r:id="rId543">
         <w:r>
           <w:rPr>
             <w:lang w:val="en_US" w:bidi="en_US"/>
@@ -23255,7 +23332,7 @@
           <w:t>–</w:t>
         </w:r>
       </w:hyperlink>
-      <w:hyperlink r:id="rId540">
+      <w:hyperlink r:id="rId543">
         <w:r>
           <w:rPr>
             <w:lang w:val="en_US" w:bidi="en_US"/>
@@ -23291,7 +23368,7 @@
         </w:rPr>
         <w:t>Curses (</w:t>
       </w:r>
-      <w:hyperlink r:id="rId541">
+      <w:hyperlink r:id="rId544">
         <w:r>
           <w:rPr>
             <w:lang w:val="en_US" w:bidi="en_US"/>
@@ -23303,7 +23380,7 @@
           <w:t>Genesis 27:12</w:t>
         </w:r>
       </w:hyperlink>
-      <w:hyperlink r:id="rId541">
+      <w:hyperlink r:id="rId544">
         <w:r>
           <w:rPr>
             <w:lang w:val="en_US" w:bidi="en_US"/>
@@ -23315,7 +23392,7 @@
           <w:t>–</w:t>
         </w:r>
       </w:hyperlink>
-      <w:hyperlink r:id="rId541">
+      <w:hyperlink r:id="rId544">
         <w:r>
           <w:rPr>
             <w:lang w:val="en_US" w:bidi="en_US"/>
@@ -23347,7 +23424,7 @@
         </w:rPr>
         <w:t>Words of command, especially from priests, judges, or kings, also had great power (</w:t>
       </w:r>
-      <w:hyperlink r:id="rId542">
+      <w:hyperlink r:id="rId545">
         <w:r>
           <w:rPr>
             <w:lang w:val="en_US" w:bidi="en_US"/>
@@ -23379,7 +23456,7 @@
         </w:rPr>
         <w:t>This respect for words continued into the New Testament. Words reveal what is in a person’s heart, so every careless, hurtful, or deceitful word will be judged (</w:t>
       </w:r>
-      <w:hyperlink r:id="rId543">
+      <w:hyperlink r:id="rId546">
         <w:r>
           <w:rPr>
             <w:lang w:val="en_US" w:bidi="en_US"/>
@@ -23391,7 +23468,7 @@
           <w:t>Matthew 12:34</w:t>
         </w:r>
       </w:hyperlink>
-      <w:hyperlink r:id="rId543">
+      <w:hyperlink r:id="rId546">
         <w:r>
           <w:rPr>
             <w:lang w:val="en_US" w:bidi="en_US"/>
@@ -23403,7 +23480,7 @@
           <w:t>–</w:t>
         </w:r>
       </w:hyperlink>
-      <w:hyperlink r:id="rId543">
+      <w:hyperlink r:id="rId546">
         <w:r>
           <w:rPr>
             <w:lang w:val="en_US" w:bidi="en_US"/>
@@ -23421,7 +23498,7 @@
         </w:rPr>
         <w:t xml:space="preserve">; </w:t>
       </w:r>
-      <w:hyperlink r:id="rId544">
+      <w:hyperlink r:id="rId547">
         <w:r>
           <w:rPr>
             <w:lang w:val="en_US" w:bidi="en_US"/>
@@ -23439,7 +23516,7 @@
         </w:rPr>
         <w:t xml:space="preserve">), as will disrespectful speech about God (blasphemy, </w:t>
       </w:r>
-      <w:hyperlink r:id="rId545">
+      <w:hyperlink r:id="rId548">
         <w:r>
           <w:rPr>
             <w:lang w:val="en_US" w:bidi="en_US"/>
@@ -23457,7 +23534,7 @@
         </w:rPr>
         <w:t>). Paul (</w:t>
       </w:r>
-      <w:hyperlink r:id="rId546">
+      <w:hyperlink r:id="rId549">
         <w:r>
           <w:rPr>
             <w:lang w:val="en_US" w:bidi="en_US"/>
@@ -23475,7 +23552,7 @@
         </w:rPr>
         <w:t xml:space="preserve">; </w:t>
       </w:r>
-      <w:hyperlink r:id="rId547">
+      <w:hyperlink r:id="rId550">
         <w:r>
           <w:rPr>
             <w:lang w:val="en_US" w:bidi="en_US"/>
@@ -23493,7 +23570,7 @@
         </w:rPr>
         <w:t>) and James (</w:t>
       </w:r>
-      <w:hyperlink r:id="rId548">
+      <w:hyperlink r:id="rId551">
         <w:r>
           <w:rPr>
             <w:lang w:val="en_US" w:bidi="en_US"/>
@@ -23505,7 +23582,7 @@
           <w:t>James 3:1</w:t>
         </w:r>
       </w:hyperlink>
-      <w:hyperlink r:id="rId548">
+      <w:hyperlink r:id="rId551">
         <w:r>
           <w:rPr>
             <w:lang w:val="en_US" w:bidi="en_US"/>
@@ -23517,7 +23594,7 @@
           <w:t>–</w:t>
         </w:r>
       </w:hyperlink>
-      <w:hyperlink r:id="rId548">
+      <w:hyperlink r:id="rId551">
         <w:r>
           <w:rPr>
             <w:lang w:val="en_US" w:bidi="en_US"/>
@@ -23560,7 +23637,7 @@
         </w:rPr>
         <w:t>God’s spoken word has been kept in the Scriptures. His word came to and through the prophets (</w:t>
       </w:r>
-      <w:hyperlink r:id="rId549">
+      <w:hyperlink r:id="rId552">
         <w:r>
           <w:rPr>
             <w:lang w:val="en_US" w:bidi="en_US"/>
@@ -23578,7 +23655,7 @@
         </w:rPr>
         <w:t xml:space="preserve">; </w:t>
       </w:r>
-      <w:hyperlink r:id="rId550">
+      <w:hyperlink r:id="rId553">
         <w:r>
           <w:rPr>
             <w:lang w:val="en_US" w:bidi="en_US"/>
@@ -23596,7 +23673,7 @@
         </w:rPr>
         <w:t xml:space="preserve">; compare </w:t>
       </w:r>
-      <w:hyperlink r:id="rId551">
+      <w:hyperlink r:id="rId554">
         <w:r>
           <w:rPr>
             <w:lang w:val="en_US" w:bidi="en_US"/>
@@ -23614,7 +23691,7 @@
         </w:rPr>
         <w:t>), who spoke and acted “by the word of the Lord.” God's word also came in the law, which God “spoke” on Sinai (</w:t>
       </w:r>
-      <w:hyperlink r:id="rId552">
+      <w:hyperlink r:id="rId555">
         <w:r>
           <w:rPr>
             <w:lang w:val="en_US" w:bidi="en_US"/>
@@ -23632,7 +23709,7 @@
         </w:rPr>
         <w:t xml:space="preserve">). So, there are many legal synonyms for God's "word" (see </w:t>
       </w:r>
-      <w:hyperlink r:id="rId553">
+      <w:hyperlink r:id="rId556">
         <w:r>
           <w:rPr>
             <w:lang w:val="en_US" w:bidi="en_US"/>
@@ -23718,7 +23795,7 @@
         </w:rPr>
         <w:t>When there was no divine communication, it was like a "famine" (</w:t>
       </w:r>
-      <w:hyperlink r:id="rId554">
+      <w:hyperlink r:id="rId557">
         <w:r>
           <w:rPr>
             <w:lang w:val="en_US" w:bidi="en_US"/>
@@ -23736,7 +23813,7 @@
         </w:rPr>
         <w:t xml:space="preserve">; </w:t>
       </w:r>
-      <w:hyperlink r:id="rId555">
+      <w:hyperlink r:id="rId558">
         <w:r>
           <w:rPr>
             <w:lang w:val="en_US" w:bidi="en_US"/>
@@ -23754,6 +23831,132 @@
         </w:rPr>
         <w:t>). Along with warnings and commands, God's words included promises. All of God's words were trustworthy (</w:t>
       </w:r>
+      <w:hyperlink r:id="rId559">
+        <w:r>
+          <w:rPr>
+            <w:lang w:val="en_US" w:bidi="en_US"/>
+          </w:rPr>
+          <w:rPr>
+            <w:color w:val="0000EE"/>
+            <w:u w:val="single"/>
+          </w:rPr>
+          <w:t>Isaiah 31:2</w:t>
+        </w:r>
+      </w:hyperlink>
+      <w:r>
+        <w:rPr>
+          <w:lang w:val="en_US" w:bidi="en_US"/>
+        </w:rPr>
+        <w:t>), fixed in heaven (</w:t>
+      </w:r>
+      <w:hyperlink r:id="rId560">
+        <w:r>
+          <w:rPr>
+            <w:lang w:val="en_US" w:bidi="en_US"/>
+          </w:rPr>
+          <w:rPr>
+            <w:color w:val="0000EE"/>
+            <w:u w:val="single"/>
+          </w:rPr>
+          <w:t>Psalm 119:89</w:t>
+        </w:r>
+      </w:hyperlink>
+      <w:r>
+        <w:rPr>
+          <w:lang w:val="en_US" w:bidi="en_US"/>
+        </w:rPr>
+        <w:t xml:space="preserve">; </w:t>
+      </w:r>
+      <w:hyperlink r:id="rId561">
+        <w:r>
+          <w:rPr>
+            <w:lang w:val="en_US" w:bidi="en_US"/>
+          </w:rPr>
+          <w:rPr>
+            <w:color w:val="0000EE"/>
+            <w:u w:val="single"/>
+          </w:rPr>
+          <w:t>Isaiah 40:8</w:t>
+        </w:r>
+      </w:hyperlink>
+      <w:r>
+        <w:rPr>
+          <w:lang w:val="en_US" w:bidi="en_US"/>
+        </w:rPr>
+        <w:t>), and supported by divine oath (</w:t>
+      </w:r>
+      <w:hyperlink r:id="rId562">
+        <w:r>
+          <w:rPr>
+            <w:lang w:val="en_US" w:bidi="en_US"/>
+          </w:rPr>
+          <w:rPr>
+            <w:color w:val="0000EE"/>
+            <w:u w:val="single"/>
+          </w:rPr>
+          <w:t>Jeremiah 1:12</w:t>
+        </w:r>
+      </w:hyperlink>
+      <w:r>
+        <w:rPr>
+          <w:lang w:val="en_US" w:bidi="en_US"/>
+        </w:rPr>
+        <w:t xml:space="preserve">; </w:t>
+      </w:r>
+      <w:hyperlink r:id="rId563">
+        <w:r>
+          <w:rPr>
+            <w:lang w:val="en_US" w:bidi="en_US"/>
+          </w:rPr>
+          <w:rPr>
+            <w:color w:val="0000EE"/>
+            <w:u w:val="single"/>
+          </w:rPr>
+          <w:t>Psalm 110:4</w:t>
+        </w:r>
+      </w:hyperlink>
+      <w:r>
+        <w:rPr>
+          <w:lang w:val="en_US" w:bidi="en_US"/>
+        </w:rPr>
+        <w:t xml:space="preserve">; </w:t>
+      </w:r>
+      <w:hyperlink r:id="rId564">
+        <w:r>
+          <w:rPr>
+            <w:lang w:val="en_US" w:bidi="en_US"/>
+          </w:rPr>
+          <w:rPr>
+            <w:color w:val="0000EE"/>
+            <w:u w:val="single"/>
+          </w:rPr>
+          <w:t>Ezekiel 12:25, 28</w:t>
+        </w:r>
+      </w:hyperlink>
+      <w:r>
+        <w:rPr>
+          <w:lang w:val="en_US" w:bidi="en_US"/>
+        </w:rPr>
+        <w:t>). God's word, which expresses God's mind, was not meant to be burdensome or difficult to follow. Instead, it was a source of joy, hope, and protection against sin (</w:t>
+      </w:r>
+      <w:hyperlink r:id="rId442">
+        <w:r>
+          <w:rPr>
+            <w:lang w:val="en_US" w:bidi="en_US"/>
+          </w:rPr>
+          <w:rPr>
+            <w:color w:val="0000EE"/>
+            <w:u w:val="single"/>
+          </w:rPr>
+          <w:t>Psalms 1</w:t>
+        </w:r>
+      </w:hyperlink>
+      <w:r>
+        <w:rPr>
+          <w:lang w:val="en_US" w:bidi="en_US"/>
+        </w:rPr>
+        <w:t xml:space="preserve">; </w:t>
+      </w:r>
       <w:hyperlink r:id="rId556">
         <w:r>
           <w:rPr>
@@ -23763,25 +23966,7 @@
             <w:color w:val="0000EE"/>
             <w:u w:val="single"/>
           </w:rPr>
-          <w:t>Isaiah 31:2</w:t>
-        </w:r>
-      </w:hyperlink>
-      <w:r>
-        <w:rPr>
-          <w:lang w:val="en_US" w:bidi="en_US"/>
-        </w:rPr>
-        <w:t>), fixed in heaven (</w:t>
-      </w:r>
-      <w:hyperlink r:id="rId557">
-        <w:r>
-          <w:rPr>
-            <w:lang w:val="en_US" w:bidi="en_US"/>
-          </w:rPr>
-          <w:rPr>
-            <w:color w:val="0000EE"/>
-            <w:u w:val="single"/>
-          </w:rPr>
-          <w:t>Psalm 119:89</w:t>
+          <w:t>119</w:t>
         </w:r>
       </w:hyperlink>
       <w:r>
@@ -23790,34 +23975,34 @@
         </w:rPr>
         <w:t xml:space="preserve">; </w:t>
       </w:r>
-      <w:hyperlink r:id="rId558">
-        <w:r>
-          <w:rPr>
-            <w:lang w:val="en_US" w:bidi="en_US"/>
-          </w:rPr>
-          <w:rPr>
-            <w:color w:val="0000EE"/>
-            <w:u w:val="single"/>
-          </w:rPr>
-          <w:t>Isaiah 40:8</w:t>
-        </w:r>
-      </w:hyperlink>
-      <w:r>
-        <w:rPr>
-          <w:lang w:val="en_US" w:bidi="en_US"/>
-        </w:rPr>
-        <w:t>), and supported by divine oath (</w:t>
-      </w:r>
-      <w:hyperlink r:id="rId559">
-        <w:r>
-          <w:rPr>
-            <w:lang w:val="en_US" w:bidi="en_US"/>
-          </w:rPr>
-          <w:rPr>
-            <w:color w:val="0000EE"/>
-            <w:u w:val="single"/>
-          </w:rPr>
-          <w:t>Jeremiah 1:12</w:t>
+      <w:hyperlink r:id="rId565">
+        <w:r>
+          <w:rPr>
+            <w:lang w:val="en_US" w:bidi="en_US"/>
+          </w:rPr>
+          <w:rPr>
+            <w:color w:val="0000EE"/>
+            <w:u w:val="single"/>
+          </w:rPr>
+          <w:t>Jeremiah 15:16</w:t>
+        </w:r>
+      </w:hyperlink>
+      <w:r>
+        <w:rPr>
+          <w:lang w:val="en_US" w:bidi="en_US"/>
+        </w:rPr>
+        <w:t>). People could live by God's word (</w:t>
+      </w:r>
+      <w:hyperlink r:id="rId566">
+        <w:r>
+          <w:rPr>
+            <w:lang w:val="en_US" w:bidi="en_US"/>
+          </w:rPr>
+          <w:rPr>
+            <w:color w:val="0000EE"/>
+            <w:u w:val="single"/>
+          </w:rPr>
+          <w:t>Deuteronomy 8:3</w:t>
         </w:r>
       </w:hyperlink>
       <w:r>
@@ -23826,16 +24011,66 @@
         </w:rPr>
         <w:t xml:space="preserve">; </w:t>
       </w:r>
-      <w:hyperlink r:id="rId560">
-        <w:r>
-          <w:rPr>
-            <w:lang w:val="en_US" w:bidi="en_US"/>
-          </w:rPr>
-          <w:rPr>
-            <w:color w:val="0000EE"/>
-            <w:u w:val="single"/>
-          </w:rPr>
-          <w:t>Psalm 110:4</w:t>
+      <w:hyperlink r:id="rId567">
+        <w:r>
+          <w:rPr>
+            <w:lang w:val="en_US" w:bidi="en_US"/>
+          </w:rPr>
+          <w:rPr>
+            <w:color w:val="0000EE"/>
+            <w:u w:val="single"/>
+          </w:rPr>
+          <w:t>Matthew 4:4</w:t>
+        </w:r>
+      </w:hyperlink>
+      <w:r>
+        <w:rPr>
+          <w:lang w:val="en_US" w:bidi="en_US"/>
+        </w:rPr>
+        <w:t>).</w:t>
+      </w:r>
+    </w:p>
+    <w:p>
+      <w:pPr/>
+      <w:r>
+        <w:rPr>
+          <w:lang w:val="en_US" w:bidi="en_US"/>
+        </w:rPr>
+      </w:r>
+      <w:r>
+        <w:rPr>
+          <w:lang w:val="en_US" w:bidi="en_US"/>
+        </w:rPr>
+        <w:t>God's word has the power to carry out God's will. It will not return to God "empty" but will accomplish what God intends (</w:t>
+      </w:r>
+      <w:hyperlink r:id="rId568">
+        <w:r>
+          <w:rPr>
+            <w:lang w:val="en_US" w:bidi="en_US"/>
+          </w:rPr>
+          <w:rPr>
+            <w:color w:val="0000EE"/>
+            <w:u w:val="single"/>
+          </w:rPr>
+          <w:t>Isaiah 55:11</w:t>
+        </w:r>
+      </w:hyperlink>
+      <w:r>
+        <w:rPr>
+          <w:lang w:val="en_US" w:bidi="en_US"/>
+        </w:rPr>
+        <w:t>). By God's word alone, God created the world, and God's word sustains it (</w:t>
+      </w:r>
+      <w:hyperlink r:id="rId509">
+        <w:r>
+          <w:rPr>
+            <w:lang w:val="en_US" w:bidi="en_US"/>
+          </w:rPr>
+          <w:rPr>
+            <w:color w:val="0000EE"/>
+            <w:u w:val="single"/>
+          </w:rPr>
+          <w:t>Genesis 1</w:t>
         </w:r>
       </w:hyperlink>
       <w:r>
@@ -23844,34 +24079,34 @@
         </w:rPr>
         <w:t xml:space="preserve">; </w:t>
       </w:r>
-      <w:hyperlink r:id="rId561">
-        <w:r>
-          <w:rPr>
-            <w:lang w:val="en_US" w:bidi="en_US"/>
-          </w:rPr>
-          <w:rPr>
-            <w:color w:val="0000EE"/>
-            <w:u w:val="single"/>
-          </w:rPr>
-          <w:t>Ezekiel 12:25, 28</w:t>
-        </w:r>
-      </w:hyperlink>
-      <w:r>
-        <w:rPr>
-          <w:lang w:val="en_US" w:bidi="en_US"/>
-        </w:rPr>
-        <w:t>). God's word, which expresses God's mind, was not meant to be burdensome or difficult to follow. Instead, it was a source of joy, hope, and protection against sin (</w:t>
-      </w:r>
-      <w:hyperlink r:id="rId442">
-        <w:r>
-          <w:rPr>
-            <w:lang w:val="en_US" w:bidi="en_US"/>
-          </w:rPr>
-          <w:rPr>
-            <w:color w:val="0000EE"/>
-            <w:u w:val="single"/>
-          </w:rPr>
-          <w:t>Psalms 1</w:t>
+      <w:hyperlink r:id="rId569">
+        <w:r>
+          <w:rPr>
+            <w:lang w:val="en_US" w:bidi="en_US"/>
+          </w:rPr>
+          <w:rPr>
+            <w:color w:val="0000EE"/>
+            <w:u w:val="single"/>
+          </w:rPr>
+          <w:t>Psalm 33:6</w:t>
+        </w:r>
+      </w:hyperlink>
+      <w:r>
+        <w:rPr>
+          <w:lang w:val="en_US" w:bidi="en_US"/>
+        </w:rPr>
+        <w:t xml:space="preserve">; compare </w:t>
+      </w:r>
+      <w:hyperlink r:id="rId570">
+        <w:r>
+          <w:rPr>
+            <w:lang w:val="en_US" w:bidi="en_US"/>
+          </w:rPr>
+          <w:rPr>
+            <w:color w:val="0000EE"/>
+            <w:u w:val="single"/>
+          </w:rPr>
+          <w:t>Heb 1:2</w:t>
         </w:r>
       </w:hyperlink>
       <w:r>
@@ -23880,16 +24115,16 @@
         </w:rPr>
         <w:t xml:space="preserve">; </w:t>
       </w:r>
-      <w:hyperlink r:id="rId553">
-        <w:r>
-          <w:rPr>
-            <w:lang w:val="en_US" w:bidi="en_US"/>
-          </w:rPr>
-          <w:rPr>
-            <w:color w:val="0000EE"/>
-            <w:u w:val="single"/>
-          </w:rPr>
-          <w:t>119</w:t>
+      <w:hyperlink r:id="rId571">
+        <w:r>
+          <w:rPr>
+            <w:lang w:val="en_US" w:bidi="en_US"/>
+          </w:rPr>
+          <w:rPr>
+            <w:color w:val="0000EE"/>
+            <w:u w:val="single"/>
+          </w:rPr>
+          <w:t>11:3</w:t>
         </w:r>
       </w:hyperlink>
       <w:r>
@@ -23898,34 +24133,76 @@
         </w:rPr>
         <w:t xml:space="preserve">; </w:t>
       </w:r>
-      <w:hyperlink r:id="rId562">
-        <w:r>
-          <w:rPr>
-            <w:lang w:val="en_US" w:bidi="en_US"/>
-          </w:rPr>
-          <w:rPr>
-            <w:color w:val="0000EE"/>
-            <w:u w:val="single"/>
-          </w:rPr>
-          <w:t>Jeremiah 15:16</w:t>
-        </w:r>
-      </w:hyperlink>
-      <w:r>
-        <w:rPr>
-          <w:lang w:val="en_US" w:bidi="en_US"/>
-        </w:rPr>
-        <w:t>). People could live by God's word (</w:t>
-      </w:r>
-      <w:hyperlink r:id="rId563">
-        <w:r>
-          <w:rPr>
-            <w:lang w:val="en_US" w:bidi="en_US"/>
-          </w:rPr>
-          <w:rPr>
-            <w:color w:val="0000EE"/>
-            <w:u w:val="single"/>
-          </w:rPr>
-          <w:t>Deuteronomy 8:3</w:t>
+      <w:hyperlink r:id="rId119">
+        <w:r>
+          <w:rPr>
+            <w:lang w:val="en_US" w:bidi="en_US"/>
+          </w:rPr>
+          <w:rPr>
+            <w:color w:val="0000EE"/>
+            <w:u w:val="single"/>
+          </w:rPr>
+          <w:t>2 Peter 3:5</w:t>
+        </w:r>
+      </w:hyperlink>
+      <w:r>
+        <w:rPr>
+          <w:lang w:val="en_US" w:bidi="en_US"/>
+        </w:rPr>
+        <w:t>). Eventually, this divine revelation was written down, making the Bible "the word of God" (</w:t>
+      </w:r>
+      <w:hyperlink r:id="rId572">
+        <w:r>
+          <w:rPr>
+            <w:lang w:val="en_US" w:bidi="en_US"/>
+          </w:rPr>
+          <w:rPr>
+            <w:color w:val="0000EE"/>
+            <w:u w:val="single"/>
+          </w:rPr>
+          <w:t>Mark 7:13</w:t>
+        </w:r>
+      </w:hyperlink>
+      <w:r>
+        <w:rPr>
+          <w:lang w:val="en_US" w:bidi="en_US"/>
+        </w:rPr>
+        <w:t xml:space="preserve">; compare </w:t>
+      </w:r>
+      <w:hyperlink r:id="rId573">
+        <w:r>
+          <w:rPr>
+            <w:lang w:val="en_US" w:bidi="en_US"/>
+          </w:rPr>
+          <w:rPr>
+            <w:color w:val="0000EE"/>
+            <w:u w:val="single"/>
+          </w:rPr>
+          <w:t>Luke 16:29</w:t>
+        </w:r>
+      </w:hyperlink>
+      <w:hyperlink r:id="rId573">
+        <w:r>
+          <w:rPr>
+            <w:lang w:val="en_US" w:bidi="en_US"/>
+          </w:rPr>
+          <w:rPr>
+            <w:color w:val="0000EE"/>
+            <w:u w:val="single"/>
+          </w:rPr>
+          <w:t>–</w:t>
+        </w:r>
+      </w:hyperlink>
+      <w:hyperlink r:id="rId573">
+        <w:r>
+          <w:rPr>
+            <w:lang w:val="en_US" w:bidi="en_US"/>
+          </w:rPr>
+          <w:rPr>
+            <w:color w:val="0000EE"/>
+            <w:u w:val="single"/>
+          </w:rPr>
+          <w:t>31</w:t>
         </w:r>
       </w:hyperlink>
       <w:r>
@@ -23934,16 +24211,16 @@
         </w:rPr>
         <w:t xml:space="preserve">; </w:t>
       </w:r>
-      <w:hyperlink r:id="rId564">
-        <w:r>
-          <w:rPr>
-            <w:lang w:val="en_US" w:bidi="en_US"/>
-          </w:rPr>
-          <w:rPr>
-            <w:color w:val="0000EE"/>
-            <w:u w:val="single"/>
-          </w:rPr>
-          <w:t>Matthew 4:4</w:t>
+      <w:hyperlink r:id="rId574">
+        <w:r>
+          <w:rPr>
+            <w:lang w:val="en_US" w:bidi="en_US"/>
+          </w:rPr>
+          <w:rPr>
+            <w:color w:val="0000EE"/>
+            <w:u w:val="single"/>
+          </w:rPr>
+          <w:t>John 5:39</w:t>
         </w:r>
       </w:hyperlink>
       <w:r>
@@ -23964,36 +24241,84 @@
         <w:rPr>
           <w:lang w:val="en_US" w:bidi="en_US"/>
         </w:rPr>
-        <w:t>God's word has the power to carry out God's will. It will not return to God "empty" but will accomplish what God intends (</w:t>
-      </w:r>
-      <w:hyperlink r:id="rId565">
-        <w:r>
-          <w:rPr>
-            <w:lang w:val="en_US" w:bidi="en_US"/>
-          </w:rPr>
-          <w:rPr>
-            <w:color w:val="0000EE"/>
-            <w:u w:val="single"/>
-          </w:rPr>
-          <w:t>Isaiah 55:11</w:t>
-        </w:r>
-      </w:hyperlink>
-      <w:r>
-        <w:rPr>
-          <w:lang w:val="en_US" w:bidi="en_US"/>
-        </w:rPr>
-        <w:t>). By God's word alone, God created the world, and God's word sustains it (</w:t>
-      </w:r>
-      <w:hyperlink r:id="rId506">
-        <w:r>
-          <w:rPr>
-            <w:lang w:val="en_US" w:bidi="en_US"/>
-          </w:rPr>
-          <w:rPr>
-            <w:color w:val="0000EE"/>
-            <w:u w:val="single"/>
-          </w:rPr>
-          <w:t>Genesis 1</w:t>
+        <w:t>Jesus spoke the word of God. God was "</w:t>
+      </w:r>
+      <w:r>
+        <w:rPr>
+          <w:lang w:val="en_US" w:bidi="en_US"/>
+        </w:rPr>
+        <w:t>powerful in speech</w:t>
+      </w:r>
+      <w:r>
+        <w:rPr>
+          <w:lang w:val="en_US" w:bidi="en_US"/>
+        </w:rPr>
+        <w:t>" (</w:t>
+      </w:r>
+      <w:hyperlink r:id="rId575">
+        <w:r>
+          <w:rPr>
+            <w:lang w:val="en_US" w:bidi="en_US"/>
+          </w:rPr>
+          <w:rPr>
+            <w:color w:val="0000EE"/>
+            <w:u w:val="single"/>
+          </w:rPr>
+          <w:t>Luke 24:19</w:t>
+        </w:r>
+      </w:hyperlink>
+      <w:r>
+        <w:rPr>
+          <w:lang w:val="en_US" w:bidi="en_US"/>
+        </w:rPr>
+        <w:t>) and taught with authority (</w:t>
+      </w:r>
+      <w:hyperlink r:id="rId576">
+        <w:r>
+          <w:rPr>
+            <w:lang w:val="en_US" w:bidi="en_US"/>
+          </w:rPr>
+          <w:rPr>
+            <w:color w:val="0000EE"/>
+            <w:u w:val="single"/>
+          </w:rPr>
+          <w:t>Mark 1:22, 27</w:t>
+        </w:r>
+      </w:hyperlink>
+      <w:r>
+        <w:rPr>
+          <w:lang w:val="en_US" w:bidi="en_US"/>
+        </w:rPr>
+        <w:t>). His words had power over nature, sickness, demons, and even death (</w:t>
+      </w:r>
+      <w:hyperlink r:id="rId577">
+        <w:r>
+          <w:rPr>
+            <w:lang w:val="en_US" w:bidi="en_US"/>
+          </w:rPr>
+          <w:rPr>
+            <w:color w:val="0000EE"/>
+            <w:u w:val="single"/>
+          </w:rPr>
+          <w:t>Matthew 8:8, 13</w:t>
+        </w:r>
+      </w:hyperlink>
+      <w:r>
+        <w:rPr>
+          <w:lang w:val="en_US" w:bidi="en_US"/>
+        </w:rPr>
+        <w:t>). His "word of the kingdom" is like a living seed that, when planted in willing hearts, grows and produces good fruit for God (</w:t>
+      </w:r>
+      <w:hyperlink r:id="rId578">
+        <w:r>
+          <w:rPr>
+            <w:lang w:val="en_US" w:bidi="en_US"/>
+          </w:rPr>
+          <w:rPr>
+            <w:color w:val="0000EE"/>
+            <w:u w:val="single"/>
+          </w:rPr>
+          <w:t>Matthew 13:19</w:t>
         </w:r>
       </w:hyperlink>
       <w:r>
@@ -24002,34 +24327,34 @@
         </w:rPr>
         <w:t xml:space="preserve">; </w:t>
       </w:r>
-      <w:hyperlink r:id="rId566">
-        <w:r>
-          <w:rPr>
-            <w:lang w:val="en_US" w:bidi="en_US"/>
-          </w:rPr>
-          <w:rPr>
-            <w:color w:val="0000EE"/>
-            <w:u w:val="single"/>
-          </w:rPr>
-          <w:t>Psalm 33:6</w:t>
-        </w:r>
-      </w:hyperlink>
-      <w:r>
-        <w:rPr>
-          <w:lang w:val="en_US" w:bidi="en_US"/>
-        </w:rPr>
-        <w:t xml:space="preserve">; compare </w:t>
-      </w:r>
-      <w:hyperlink r:id="rId567">
-        <w:r>
-          <w:rPr>
-            <w:lang w:val="en_US" w:bidi="en_US"/>
-          </w:rPr>
-          <w:rPr>
-            <w:color w:val="0000EE"/>
-            <w:u w:val="single"/>
-          </w:rPr>
-          <w:t>Heb 1:2</w:t>
+      <w:hyperlink r:id="rId579">
+        <w:r>
+          <w:rPr>
+            <w:lang w:val="en_US" w:bidi="en_US"/>
+          </w:rPr>
+          <w:rPr>
+            <w:color w:val="0000EE"/>
+            <w:u w:val="single"/>
+          </w:rPr>
+          <w:t>Mark 4:14</w:t>
+        </w:r>
+      </w:hyperlink>
+      <w:r>
+        <w:rPr>
+          <w:lang w:val="en_US" w:bidi="en_US"/>
+        </w:rPr>
+        <w:t>). The word that Jesus gives to his followers cleanses them and sets them free (</w:t>
+      </w:r>
+      <w:hyperlink r:id="rId580">
+        <w:r>
+          <w:rPr>
+            <w:lang w:val="en_US" w:bidi="en_US"/>
+          </w:rPr>
+          <w:rPr>
+            <w:color w:val="0000EE"/>
+            <w:u w:val="single"/>
+          </w:rPr>
+          <w:t>John 8:31</w:t>
         </w:r>
       </w:hyperlink>
       <w:r>
@@ -24038,16 +24363,16 @@
         </w:rPr>
         <w:t xml:space="preserve">; </w:t>
       </w:r>
-      <w:hyperlink r:id="rId568">
-        <w:r>
-          <w:rPr>
-            <w:lang w:val="en_US" w:bidi="en_US"/>
-          </w:rPr>
-          <w:rPr>
-            <w:color w:val="0000EE"/>
-            <w:u w:val="single"/>
-          </w:rPr>
-          <w:t>11:3</w:t>
+      <w:hyperlink r:id="rId581">
+        <w:r>
+          <w:rPr>
+            <w:lang w:val="en_US" w:bidi="en_US"/>
+          </w:rPr>
+          <w:rPr>
+            <w:color w:val="0000EE"/>
+            <w:u w:val="single"/>
+          </w:rPr>
+          <w:t>12:48</w:t>
         </w:r>
       </w:hyperlink>
       <w:r>
@@ -24056,55 +24381,55 @@
         </w:rPr>
         <w:t xml:space="preserve">; </w:t>
       </w:r>
-      <w:hyperlink r:id="rId119">
-        <w:r>
-          <w:rPr>
-            <w:lang w:val="en_US" w:bidi="en_US"/>
-          </w:rPr>
-          <w:rPr>
-            <w:color w:val="0000EE"/>
-            <w:u w:val="single"/>
-          </w:rPr>
-          <w:t>2 Peter 3:5</w:t>
-        </w:r>
-      </w:hyperlink>
-      <w:r>
-        <w:rPr>
-          <w:lang w:val="en_US" w:bidi="en_US"/>
-        </w:rPr>
-        <w:t>). Eventually, this divine revelation was written down, making the Bible "the word of God" (</w:t>
-      </w:r>
-      <w:hyperlink r:id="rId569">
-        <w:r>
-          <w:rPr>
-            <w:lang w:val="en_US" w:bidi="en_US"/>
-          </w:rPr>
-          <w:rPr>
-            <w:color w:val="0000EE"/>
-            <w:u w:val="single"/>
-          </w:rPr>
-          <w:t>Mark 7:13</w:t>
-        </w:r>
-      </w:hyperlink>
-      <w:r>
-        <w:rPr>
-          <w:lang w:val="en_US" w:bidi="en_US"/>
-        </w:rPr>
-        <w:t xml:space="preserve">; compare </w:t>
-      </w:r>
-      <w:hyperlink r:id="rId570">
-        <w:r>
-          <w:rPr>
-            <w:lang w:val="en_US" w:bidi="en_US"/>
-          </w:rPr>
-          <w:rPr>
-            <w:color w:val="0000EE"/>
-            <w:u w:val="single"/>
-          </w:rPr>
-          <w:t>Luke 16:29</w:t>
-        </w:r>
-      </w:hyperlink>
-      <w:hyperlink r:id="rId570">
+      <w:hyperlink r:id="rId582">
+        <w:r>
+          <w:rPr>
+            <w:lang w:val="en_US" w:bidi="en_US"/>
+          </w:rPr>
+          <w:rPr>
+            <w:color w:val="0000EE"/>
+            <w:u w:val="single"/>
+          </w:rPr>
+          <w:t>15:3</w:t>
+        </w:r>
+      </w:hyperlink>
+      <w:r>
+        <w:rPr>
+          <w:lang w:val="en_US" w:bidi="en_US"/>
+        </w:rPr>
+        <w:t xml:space="preserve">; </w:t>
+      </w:r>
+      <w:hyperlink r:id="rId583">
+        <w:r>
+          <w:rPr>
+            <w:lang w:val="en_US" w:bidi="en_US"/>
+          </w:rPr>
+          <w:rPr>
+            <w:color w:val="0000EE"/>
+            <w:u w:val="single"/>
+          </w:rPr>
+          <w:t>17:14</w:t>
+        </w:r>
+      </w:hyperlink>
+      <w:r>
+        <w:rPr>
+          <w:lang w:val="en_US" w:bidi="en_US"/>
+        </w:rPr>
+        <w:t>). The word of faith that the church preaches (</w:t>
+      </w:r>
+      <w:hyperlink r:id="rId584">
+        <w:r>
+          <w:rPr>
+            <w:lang w:val="en_US" w:bidi="en_US"/>
+          </w:rPr>
+          <w:rPr>
+            <w:color w:val="0000EE"/>
+            <w:u w:val="single"/>
+          </w:rPr>
+          <w:t>Romans 10:8</w:t>
+        </w:r>
+      </w:hyperlink>
+      <w:hyperlink r:id="rId585">
         <w:r>
           <w:rPr>
             <w:lang w:val="en_US" w:bidi="en_US"/>
@@ -24116,255 +24441,7 @@
           <w:t>–</w:t>
         </w:r>
       </w:hyperlink>
-      <w:hyperlink r:id="rId570">
-        <w:r>
-          <w:rPr>
-            <w:lang w:val="en_US" w:bidi="en_US"/>
-          </w:rPr>
-          <w:rPr>
-            <w:color w:val="0000EE"/>
-            <w:u w:val="single"/>
-          </w:rPr>
-          <w:t>31</w:t>
-        </w:r>
-      </w:hyperlink>
-      <w:r>
-        <w:rPr>
-          <w:lang w:val="en_US" w:bidi="en_US"/>
-        </w:rPr>
-        <w:t xml:space="preserve">; </w:t>
-      </w:r>
-      <w:hyperlink r:id="rId571">
-        <w:r>
-          <w:rPr>
-            <w:lang w:val="en_US" w:bidi="en_US"/>
-          </w:rPr>
-          <w:rPr>
-            <w:color w:val="0000EE"/>
-            <w:u w:val="single"/>
-          </w:rPr>
-          <w:t>John 5:39</w:t>
-        </w:r>
-      </w:hyperlink>
-      <w:r>
-        <w:rPr>
-          <w:lang w:val="en_US" w:bidi="en_US"/>
-        </w:rPr>
-        <w:t>).</w:t>
-      </w:r>
-    </w:p>
-    <w:p>
-      <w:pPr/>
-      <w:r>
-        <w:rPr>
-          <w:lang w:val="en_US" w:bidi="en_US"/>
-        </w:rPr>
-      </w:r>
-      <w:r>
-        <w:rPr>
-          <w:lang w:val="en_US" w:bidi="en_US"/>
-        </w:rPr>
-        <w:t>Jesus spoke the word of God. God was "</w:t>
-      </w:r>
-      <w:r>
-        <w:rPr>
-          <w:lang w:val="en_US" w:bidi="en_US"/>
-        </w:rPr>
-        <w:t>powerful in speech</w:t>
-      </w:r>
-      <w:r>
-        <w:rPr>
-          <w:lang w:val="en_US" w:bidi="en_US"/>
-        </w:rPr>
-        <w:t>" (</w:t>
-      </w:r>
-      <w:hyperlink r:id="rId572">
-        <w:r>
-          <w:rPr>
-            <w:lang w:val="en_US" w:bidi="en_US"/>
-          </w:rPr>
-          <w:rPr>
-            <w:color w:val="0000EE"/>
-            <w:u w:val="single"/>
-          </w:rPr>
-          <w:t>Luke 24:19</w:t>
-        </w:r>
-      </w:hyperlink>
-      <w:r>
-        <w:rPr>
-          <w:lang w:val="en_US" w:bidi="en_US"/>
-        </w:rPr>
-        <w:t>) and taught with authority (</w:t>
-      </w:r>
-      <w:hyperlink r:id="rId573">
-        <w:r>
-          <w:rPr>
-            <w:lang w:val="en_US" w:bidi="en_US"/>
-          </w:rPr>
-          <w:rPr>
-            <w:color w:val="0000EE"/>
-            <w:u w:val="single"/>
-          </w:rPr>
-          <w:t>Mark 1:22, 27</w:t>
-        </w:r>
-      </w:hyperlink>
-      <w:r>
-        <w:rPr>
-          <w:lang w:val="en_US" w:bidi="en_US"/>
-        </w:rPr>
-        <w:t>). His words had power over nature, sickness, demons, and even death (</w:t>
-      </w:r>
-      <w:hyperlink r:id="rId574">
-        <w:r>
-          <w:rPr>
-            <w:lang w:val="en_US" w:bidi="en_US"/>
-          </w:rPr>
-          <w:rPr>
-            <w:color w:val="0000EE"/>
-            <w:u w:val="single"/>
-          </w:rPr>
-          <w:t>Matthew 8:8, 13</w:t>
-        </w:r>
-      </w:hyperlink>
-      <w:r>
-        <w:rPr>
-          <w:lang w:val="en_US" w:bidi="en_US"/>
-        </w:rPr>
-        <w:t>). His "word of the kingdom" is like a living seed that, when planted in willing hearts, grows and produces good fruit for God (</w:t>
-      </w:r>
-      <w:hyperlink r:id="rId575">
-        <w:r>
-          <w:rPr>
-            <w:lang w:val="en_US" w:bidi="en_US"/>
-          </w:rPr>
-          <w:rPr>
-            <w:color w:val="0000EE"/>
-            <w:u w:val="single"/>
-          </w:rPr>
-          <w:t>Matthew 13:19</w:t>
-        </w:r>
-      </w:hyperlink>
-      <w:r>
-        <w:rPr>
-          <w:lang w:val="en_US" w:bidi="en_US"/>
-        </w:rPr>
-        <w:t xml:space="preserve">; </w:t>
-      </w:r>
-      <w:hyperlink r:id="rId576">
-        <w:r>
-          <w:rPr>
-            <w:lang w:val="en_US" w:bidi="en_US"/>
-          </w:rPr>
-          <w:rPr>
-            <w:color w:val="0000EE"/>
-            <w:u w:val="single"/>
-          </w:rPr>
-          <w:t>Mark 4:14</w:t>
-        </w:r>
-      </w:hyperlink>
-      <w:r>
-        <w:rPr>
-          <w:lang w:val="en_US" w:bidi="en_US"/>
-        </w:rPr>
-        <w:t>). The word that Jesus gives to his followers cleanses them and sets them free (</w:t>
-      </w:r>
-      <w:hyperlink r:id="rId577">
-        <w:r>
-          <w:rPr>
-            <w:lang w:val="en_US" w:bidi="en_US"/>
-          </w:rPr>
-          <w:rPr>
-            <w:color w:val="0000EE"/>
-            <w:u w:val="single"/>
-          </w:rPr>
-          <w:t>John 8:31</w:t>
-        </w:r>
-      </w:hyperlink>
-      <w:r>
-        <w:rPr>
-          <w:lang w:val="en_US" w:bidi="en_US"/>
-        </w:rPr>
-        <w:t xml:space="preserve">; </w:t>
-      </w:r>
-      <w:hyperlink r:id="rId578">
-        <w:r>
-          <w:rPr>
-            <w:lang w:val="en_US" w:bidi="en_US"/>
-          </w:rPr>
-          <w:rPr>
-            <w:color w:val="0000EE"/>
-            <w:u w:val="single"/>
-          </w:rPr>
-          <w:t>12:48</w:t>
-        </w:r>
-      </w:hyperlink>
-      <w:r>
-        <w:rPr>
-          <w:lang w:val="en_US" w:bidi="en_US"/>
-        </w:rPr>
-        <w:t xml:space="preserve">; </w:t>
-      </w:r>
-      <w:hyperlink r:id="rId579">
-        <w:r>
-          <w:rPr>
-            <w:lang w:val="en_US" w:bidi="en_US"/>
-          </w:rPr>
-          <w:rPr>
-            <w:color w:val="0000EE"/>
-            <w:u w:val="single"/>
-          </w:rPr>
-          <w:t>15:3</w:t>
-        </w:r>
-      </w:hyperlink>
-      <w:r>
-        <w:rPr>
-          <w:lang w:val="en_US" w:bidi="en_US"/>
-        </w:rPr>
-        <w:t xml:space="preserve">; </w:t>
-      </w:r>
-      <w:hyperlink r:id="rId580">
-        <w:r>
-          <w:rPr>
-            <w:lang w:val="en_US" w:bidi="en_US"/>
-          </w:rPr>
-          <w:rPr>
-            <w:color w:val="0000EE"/>
-            <w:u w:val="single"/>
-          </w:rPr>
-          <w:t>17:14</w:t>
-        </w:r>
-      </w:hyperlink>
-      <w:r>
-        <w:rPr>
-          <w:lang w:val="en_US" w:bidi="en_US"/>
-        </w:rPr>
-        <w:t>). The word of faith that the church preaches (</w:t>
-      </w:r>
-      <w:hyperlink r:id="rId581">
-        <w:r>
-          <w:rPr>
-            <w:lang w:val="en_US" w:bidi="en_US"/>
-          </w:rPr>
-          <w:rPr>
-            <w:color w:val="0000EE"/>
-            <w:u w:val="single"/>
-          </w:rPr>
-          <w:t>Romans 10:8</w:t>
-        </w:r>
-      </w:hyperlink>
-      <w:hyperlink r:id="rId582">
-        <w:r>
-          <w:rPr>
-            <w:lang w:val="en_US" w:bidi="en_US"/>
-          </w:rPr>
-          <w:rPr>
-            <w:color w:val="0000EE"/>
-            <w:u w:val="single"/>
-          </w:rPr>
-          <w:t>–</w:t>
-        </w:r>
-      </w:hyperlink>
-      <w:hyperlink r:id="rId581">
+      <w:hyperlink r:id="rId584">
         <w:r>
           <w:rPr>
             <w:lang w:val="en_US" w:bidi="en_US"/>
@@ -24568,7 +24645,7 @@
         </w:rPr>
         <w:t xml:space="preserve"> was connected with the idea of beginnings—the world began through the Word (</w:t>
       </w:r>
-      <w:hyperlink r:id="rId583">
+      <w:hyperlink r:id="rId586">
         <w:r>
           <w:rPr>
             <w:lang w:val="en_US" w:bidi="en_US"/>
@@ -24586,7 +24663,7 @@
         </w:rPr>
         <w:t xml:space="preserve"> and following, where the phrase "God said" is repeated). John might have had these ideas in mind. Still, he most likely created a new term to identify the Son of God as God's divine expression in human form (</w:t>
       </w:r>
-      <w:hyperlink r:id="rId584">
+      <w:hyperlink r:id="rId587">
         <w:r>
           <w:rPr>
             <w:lang w:val="en_US" w:bidi="en_US"/>
@@ -24618,7 +24695,7 @@
         </w:rPr>
         <w:t>The Son is the image of the invisible God (</w:t>
       </w:r>
-      <w:hyperlink r:id="rId585">
+      <w:hyperlink r:id="rId588">
         <w:r>
           <w:rPr>
             <w:lang w:val="en_US" w:bidi="en_US"/>
@@ -24636,7 +24713,7 @@
         </w:rPr>
         <w:t>). He is the exact representation of God’s being (</w:t>
       </w:r>
-      <w:hyperlink r:id="rId586">
+      <w:hyperlink r:id="rId589">
         <w:r>
           <w:rPr>
             <w:lang w:val="en_US" w:bidi="en_US"/>
@@ -24654,7 +24731,7 @@
         </w:rPr>
         <w:t>). In the Godhead, the Son reveals and makes God known, which is a key theme throughout John's Gospel. John uses a similar title in his first letter: "the Word of life" (</w:t>
       </w:r>
-      <w:hyperlink r:id="rId587">
+      <w:hyperlink r:id="rId590">
         <w:r>
           <w:rPr>
             <w:lang w:val="en_US" w:bidi="en_US"/>
@@ -24672,7 +24749,7 @@
         </w:rPr>
         <w:t xml:space="preserve">). In </w:t>
       </w:r>
-      <w:hyperlink r:id="rId588">
+      <w:hyperlink r:id="rId591">
         <w:r>
           <w:rPr>
             <w:lang w:val="en_US" w:bidi="en_US"/>
@@ -24832,7 +24909,7 @@
         </w:rPr>
         <w:t>The Bible’s positive outlook on work is rooted in its teaching about God. Unlike other ancient religious writings, which regarded creation as something beneath the dignity of the Supreme Being, Scripture unashamedly describes God as a worker. Like a manual laborer, he made the universe as “the work of his fingers” (</w:t>
       </w:r>
-      <w:hyperlink r:id="rId589">
+      <w:hyperlink r:id="rId592">
         <w:r>
           <w:rPr>
             <w:lang w:val="en_US" w:bidi="en_US"/>
@@ -24850,7 +24927,7 @@
         </w:rPr>
         <w:t>). He worked with his raw material just as a potter works with the clay (</w:t>
       </w:r>
-      <w:hyperlink r:id="rId590">
+      <w:hyperlink r:id="rId593">
         <w:r>
           <w:rPr>
             <w:lang w:val="en_US" w:bidi="en_US"/>
@@ -24868,7 +24945,7 @@
         </w:rPr>
         <w:t>). The intricate development of the unborn child in the womb and the vast, magnificent spread of the sky both display his supreme craftsmanship (</w:t>
       </w:r>
-      <w:hyperlink r:id="rId591">
+      <w:hyperlink r:id="rId594">
         <w:r>
           <w:rPr>
             <w:lang w:val="en_US" w:bidi="en_US"/>
@@ -24886,7 +24963,7 @@
         </w:rPr>
         <w:t xml:space="preserve">; </w:t>
       </w:r>
-      <w:hyperlink r:id="rId592">
+      <w:hyperlink r:id="rId595">
         <w:r>
           <w:rPr>
             <w:lang w:val="en_US" w:bidi="en_US"/>
@@ -24922,7 +24999,7 @@
         </w:rPr>
         <w:t>). The almighty Creator even had his rest day (</w:t>
       </w:r>
-      <w:hyperlink r:id="rId593">
+      <w:hyperlink r:id="rId596">
         <w:r>
           <w:rPr>
             <w:lang w:val="en_US" w:bidi="en_US"/>
@@ -24940,7 +25017,7 @@
         </w:rPr>
         <w:t>) and enjoyed job satisfaction when surveying his achievements at the end of the week (</w:t>
       </w:r>
-      <w:hyperlink r:id="rId594">
+      <w:hyperlink r:id="rId597">
         <w:r>
           <w:rPr>
             <w:lang w:val="en_US" w:bidi="en_US"/>
@@ -24972,7 +25049,7 @@
         </w:rPr>
         <w:t>This vivid biblical description of a working God reaches its climax with the incarnation of Jesus. The “work” that Jesus was given to do (</w:t>
       </w:r>
-      <w:hyperlink r:id="rId595">
+      <w:hyperlink r:id="rId598">
         <w:r>
           <w:rPr>
             <w:lang w:val="en_US" w:bidi="en_US"/>
@@ -24990,7 +25067,7 @@
         </w:rPr>
         <w:t>) was, of course, the unique task of redemption. But he was also a worker in the ordinary sense. His contemporaries knew him as “a carpenter” (</w:t>
       </w:r>
-      <w:hyperlink r:id="rId596">
+      <w:hyperlink r:id="rId599">
         <w:r>
           <w:rPr>
             <w:lang w:val="en_US" w:bidi="en_US"/>
@@ -25008,7 +25085,7 @@
         </w:rPr>
         <w:t>). In NT times carpentry and joinery were muscle-building trades. So the Jesus who stormed through the temple, overturning tables and driving out the men and animals (</w:t>
       </w:r>
-      <w:hyperlink r:id="rId597">
+      <w:hyperlink r:id="rId600">
         <w:r>
           <w:rPr>
             <w:lang w:val="en_US" w:bidi="en_US"/>
@@ -25040,7 +25117,7 @@
         </w:rPr>
         <w:t>If the Bible’s teaching about God enhances work’s dignity, its account of mankind’s creation gives all human labor the mark of normality. God “took the man and put him in the Garden of Eden to till it and keep it” (</w:t>
       </w:r>
-      <w:hyperlink r:id="rId598">
+      <w:hyperlink r:id="rId601">
         <w:r>
           <w:rPr>
             <w:lang w:val="en_US" w:bidi="en_US"/>
@@ -25058,7 +25135,7 @@
         </w:rPr>
         <w:t>). And God’s first command, to “fill the earth and subdue it” (</w:t>
       </w:r>
-      <w:hyperlink r:id="rId599">
+      <w:hyperlink r:id="rId602">
         <w:r>
           <w:rPr>
             <w:lang w:val="en_US" w:bidi="en_US"/>
@@ -25076,7 +25153,7 @@
         </w:rPr>
         <w:t xml:space="preserve">), implied a great deal of work for both man and woman. In an important sense, people today are obeying that command of their Creator when they do their daily work, whether they acknowledge him or not. Work did not, therefore, arrive in the world as a direct result of the fall into sin (though sin did spoil working conditions, </w:t>
       </w:r>
-      <w:hyperlink r:id="rId600">
+      <w:hyperlink r:id="rId603">
         <w:r>
           <w:rPr>
             <w:lang w:val="en_US" w:bidi="en_US"/>
@@ -25094,7 +25171,7 @@
         </w:rPr>
         <w:t>). Work was planned by God from the dawn of history for mankind’s good—as natural to men and women as sunset is to day (</w:t>
       </w:r>
-      <w:hyperlink r:id="rId601">
+      <w:hyperlink r:id="rId604">
         <w:r>
           <w:rPr>
             <w:lang w:val="en_US" w:bidi="en_US"/>
@@ -25126,7 +25203,7 @@
         </w:rPr>
         <w:t>With this firm emphasis on the dignity and normality of labor, it is no surprise to find that Scripture strongly condemns idleness. “Go to the ant, O sluggard; consider her ways, and be wise” (</w:t>
       </w:r>
-      <w:hyperlink r:id="rId602">
+      <w:hyperlink r:id="rId605">
         <w:r>
           <w:rPr>
             <w:lang w:val="en_US" w:bidi="en_US"/>
@@ -25144,7 +25221,7 @@
         </w:rPr>
         <w:t>, rsv). Paul is equally blunt: “If any one will not work, let him not eat” (</w:t>
       </w:r>
-      <w:hyperlink r:id="rId603">
+      <w:hyperlink r:id="rId606">
         <w:r>
           <w:rPr>
             <w:lang w:val="en_US" w:bidi="en_US"/>
@@ -25162,7 +25239,7 @@
         </w:rPr>
         <w:t>, rsv). He set a good example (</w:t>
       </w:r>
-      <w:hyperlink r:id="rId604">
+      <w:hyperlink r:id="rId607">
         <w:r>
           <w:rPr>
             <w:lang w:val="en_US" w:bidi="en_US"/>
@@ -25180,7 +25257,7 @@
         </w:rPr>
         <w:t xml:space="preserve">; </w:t>
       </w:r>
-      <w:hyperlink r:id="rId605">
+      <w:hyperlink r:id="rId608">
         <w:r>
           <w:rPr>
             <w:lang w:val="en_US" w:bidi="en_US"/>
@@ -25198,7 +25275,7 @@
         </w:rPr>
         <w:t>). Those who refuse to work, he insists, even for spiritual reasons, earn no respect from non-Christian onlookers by depending on others to pay their bills (</w:t>
       </w:r>
-      <w:hyperlink r:id="rId606">
+      <w:hyperlink r:id="rId609">
         <w:r>
           <w:rPr>
             <w:lang w:val="en_US" w:bidi="en_US"/>
@@ -25216,7 +25293,7 @@
         </w:rPr>
         <w:t>). Wage earners, on the other hand, have the material resources of Christian service (</w:t>
       </w:r>
-      <w:hyperlink r:id="rId607">
+      <w:hyperlink r:id="rId610">
         <w:r>
           <w:rPr>
             <w:lang w:val="en_US" w:bidi="en_US"/>
@@ -25273,7 +25350,7 @@
         </w:rPr>
         <w:t>Jewish teaching contrasts strongly with this attitude. “Hate not laborious work,” taught the rabbis (</w:t>
       </w:r>
-      <w:hyperlink r:id="rId608">
+      <w:hyperlink r:id="rId611">
         <w:r>
           <w:rPr>
             <w:lang w:val="en_US" w:bidi="en_US"/>
@@ -25291,7 +25368,7 @@
         </w:rPr>
         <w:t xml:space="preserve">). Even the scholar had to spend some time in manual work. A few trades, like that of the tanner, were regarded as undesirable (a taboo broken very quickly by the early church—see </w:t>
       </w:r>
-      <w:hyperlink r:id="rId609">
+      <w:hyperlink r:id="rId612">
         <w:r>
           <w:rPr>
             <w:lang w:val="en_US" w:bidi="en_US"/>
@@ -25309,7 +25386,7 @@
         </w:rPr>
         <w:t>), but there is no indication in the Bible that some jobs are more worthwhile than others in God’s sight. The Lord calls craftsmen into his service (</w:t>
       </w:r>
-      <w:hyperlink r:id="rId610">
+      <w:hyperlink r:id="rId613">
         <w:r>
           <w:rPr>
             <w:lang w:val="en_US" w:bidi="en_US"/>
@@ -25327,7 +25404,7 @@
         </w:rPr>
         <w:t>), just as much as prophets (</w:t>
       </w:r>
-      <w:hyperlink r:id="rId611">
+      <w:hyperlink r:id="rId614">
         <w:r>
           <w:rPr>
             <w:lang w:val="en_US" w:bidi="en_US"/>
@@ -25345,7 +25422,7 @@
         </w:rPr>
         <w:t>). So Amos was summoned from his fruit-picking to prophesy (</w:t>
       </w:r>
-      <w:hyperlink r:id="rId612">
+      <w:hyperlink r:id="rId615">
         <w:r>
           <w:rPr>
             <w:lang w:val="en_US" w:bidi="en_US"/>
@@ -25377,7 +25454,7 @@
         </w:rPr>
         <w:t>The Bible has some poignant things to say about the relationship between employer and employee. The OT prophets voice the strongest criticism. God is especially concerned to see that the weak get justice (</w:t>
       </w:r>
-      <w:hyperlink r:id="rId613">
+      <w:hyperlink r:id="rId616">
         <w:r>
           <w:rPr>
             <w:lang w:val="en_US" w:bidi="en_US"/>
@@ -25395,7 +25472,7 @@
         </w:rPr>
         <w:t xml:space="preserve">; </w:t>
       </w:r>
-      <w:hyperlink r:id="rId614">
+      <w:hyperlink r:id="rId617">
         <w:r>
           <w:rPr>
             <w:lang w:val="en_US" w:bidi="en_US"/>
@@ -25413,7 +25490,7 @@
         </w:rPr>
         <w:t>). So, naturally, his spokesmen declare his anger when employers exploit their laborers and cheat them of their wages (</w:t>
       </w:r>
-      <w:hyperlink r:id="rId615">
+      <w:hyperlink r:id="rId618">
         <w:r>
           <w:rPr>
             <w:lang w:val="en_US" w:bidi="en_US"/>
@@ -25449,7 +25526,7 @@
         </w:rPr>
         <w:t xml:space="preserve">; cf. </w:t>
       </w:r>
-      <w:hyperlink r:id="rId616">
+      <w:hyperlink r:id="rId619">
         <w:r>
           <w:rPr>
             <w:lang w:val="en_US" w:bidi="en_US"/>
@@ -25467,7 +25544,7 @@
         </w:rPr>
         <w:t>). A person who wants to please God must “stop oppressing those who work for [him] and treat them fairly and give them what they earn” (</w:t>
       </w:r>
-      <w:hyperlink r:id="rId617">
+      <w:hyperlink r:id="rId620">
         <w:r>
           <w:rPr>
             <w:lang w:val="en_US" w:bidi="en_US"/>
@@ -25560,7 +25637,7 @@
         </w:rPr>
         <w:t>God is a working God who is pleased when his people work hard and conscientiously. That conviction lies at the heart of the Bible’s teaching about Christian attitudes toward secular employment. And quite naturally, the NT extends the same positive emphasis to cover all Christian service, paid or unpaid. The world is God’s harvest field, said Jesus, waiting for Christian reapers to move in and evangelize (</w:t>
       </w:r>
-      <w:hyperlink r:id="rId618">
+      <w:hyperlink r:id="rId621">
         <w:r>
           <w:rPr>
             <w:lang w:val="en_US" w:bidi="en_US"/>
@@ -25578,7 +25655,7 @@
         </w:rPr>
         <w:t>). Paul used the same agricultural illustration and added another from the building trade to describe the Lord’s work of evangelism and teaching (</w:t>
       </w:r>
-      <w:hyperlink r:id="rId619">
+      <w:hyperlink r:id="rId622">
         <w:r>
           <w:rPr>
             <w:lang w:val="en_US" w:bidi="en_US"/>
@@ -25596,7 +25673,7 @@
         </w:rPr>
         <w:t>). Church leaders must work especially hard, he said (</w:t>
       </w:r>
-      <w:hyperlink r:id="rId620">
+      <w:hyperlink r:id="rId623">
         <w:r>
           <w:rPr>
             <w:lang w:val="en_US" w:bidi="en_US"/>
@@ -25627,7 +25704,7 @@
         </w:rPr>
         <w:t xml:space="preserve"> God’s people to be involved in the Lord’s work (</w:t>
       </w:r>
-      <w:hyperlink r:id="rId621">
+      <w:hyperlink r:id="rId624">
         <w:r>
           <w:rPr>
             <w:lang w:val="en_US" w:bidi="en_US"/>
@@ -25645,7 +25722,7 @@
         </w:rPr>
         <w:t>). All Christians should see themselves as “God’s coworkers” (</w:t>
       </w:r>
-      <w:hyperlink r:id="rId622">
+      <w:hyperlink r:id="rId625">
         <w:r>
           <w:rPr>
             <w:lang w:val="en_US" w:bidi="en_US"/>
@@ -25738,7 +25815,7 @@
         </w:rPr>
         <w:t xml:space="preserve">1. The universe created by God with design and order (for example, </w:t>
       </w:r>
-      <w:hyperlink r:id="rId623">
+      <w:hyperlink r:id="rId626">
         <w:r>
           <w:rPr>
             <w:lang w:val="en_US" w:bidi="en_US"/>
@@ -25756,7 +25833,7 @@
         </w:rPr>
         <w:t xml:space="preserve">; </w:t>
       </w:r>
-      <w:hyperlink r:id="rId624">
+      <w:hyperlink r:id="rId627">
         <w:r>
           <w:rPr>
             <w:lang w:val="en_US" w:bidi="en_US"/>
@@ -25774,7 +25851,7 @@
         </w:rPr>
         <w:t xml:space="preserve">; </w:t>
       </w:r>
-      <w:hyperlink r:id="rId625">
+      <w:hyperlink r:id="rId628">
         <w:r>
           <w:rPr>
             <w:lang w:val="en_US" w:bidi="en_US"/>
@@ -25806,7 +25883,7 @@
         </w:rPr>
         <w:t xml:space="preserve">2. The planet Earth (for example, </w:t>
       </w:r>
-      <w:hyperlink r:id="rId626">
+      <w:hyperlink r:id="rId629">
         <w:r>
           <w:rPr>
             <w:lang w:val="en_US" w:bidi="en_US"/>
@@ -25824,7 +25901,7 @@
         </w:rPr>
         <w:t>). This includes the idea of Earth as the dwelling place of human beings (</w:t>
       </w:r>
-      <w:hyperlink r:id="rId627">
+      <w:hyperlink r:id="rId630">
         <w:r>
           <w:rPr>
             <w:lang w:val="en_US" w:bidi="en_US"/>
@@ -25842,7 +25919,7 @@
         </w:rPr>
         <w:t>) and of Earth as contrasted with heaven (</w:t>
       </w:r>
-      <w:hyperlink r:id="rId628">
+      <w:hyperlink r:id="rId631">
         <w:r>
           <w:rPr>
             <w:lang w:val="en_US" w:bidi="en_US"/>
@@ -25860,7 +25937,7 @@
         </w:rPr>
         <w:t xml:space="preserve">; </w:t>
       </w:r>
-      <w:hyperlink r:id="rId629">
+      <w:hyperlink r:id="rId632">
         <w:r>
           <w:rPr>
             <w:lang w:val="en_US" w:bidi="en_US"/>
@@ -25892,7 +25969,7 @@
         </w:rPr>
         <w:t>3. The total of humanity (</w:t>
       </w:r>
-      <w:hyperlink r:id="rId630">
+      <w:hyperlink r:id="rId633">
         <w:r>
           <w:rPr>
             <w:lang w:val="en_US" w:bidi="en_US"/>
@@ -25910,7 +25987,7 @@
         </w:rPr>
         <w:t xml:space="preserve">; </w:t>
       </w:r>
-      <w:hyperlink r:id="rId631">
+      <w:hyperlink r:id="rId634">
         <w:r>
           <w:rPr>
             <w:lang w:val="en_US" w:bidi="en_US"/>
@@ -25928,7 +26005,7 @@
         </w:rPr>
         <w:t xml:space="preserve">; </w:t>
       </w:r>
-      <w:hyperlink r:id="rId632">
+      <w:hyperlink r:id="rId635">
         <w:r>
           <w:rPr>
             <w:lang w:val="en_US" w:bidi="en_US"/>
@@ -25960,7 +26037,7 @@
         </w:rPr>
         <w:t>4. The total of human existence in this present life, with all of its experience and possessions (</w:t>
       </w:r>
-      <w:hyperlink r:id="rId633">
+      <w:hyperlink r:id="rId636">
         <w:r>
           <w:rPr>
             <w:lang w:val="en_US" w:bidi="en_US"/>
@@ -25978,7 +26055,7 @@
         </w:rPr>
         <w:t xml:space="preserve">; </w:t>
       </w:r>
-      <w:hyperlink r:id="rId634">
+      <w:hyperlink r:id="rId637">
         <w:r>
           <w:rPr>
             <w:lang w:val="en_US" w:bidi="en_US"/>
@@ -26010,7 +26087,7 @@
         </w:rPr>
         <w:t>5. The world order as alienated from God, in rebellion against him, and condemned for its godlessness. It is “this world,“ as opposed to “that which is to come” (</w:t>
       </w:r>
-      <w:hyperlink r:id="rId635">
+      <w:hyperlink r:id="rId638">
         <w:r>
           <w:rPr>
             <w:lang w:val="en_US" w:bidi="en_US"/>
@@ -26028,7 +26105,7 @@
         </w:rPr>
         <w:t xml:space="preserve">; </w:t>
       </w:r>
-      <w:hyperlink r:id="rId636">
+      <w:hyperlink r:id="rId639">
         <w:r>
           <w:rPr>
             <w:lang w:val="en_US" w:bidi="en_US"/>
@@ -26046,7 +26123,7 @@
         </w:rPr>
         <w:t xml:space="preserve">; </w:t>
       </w:r>
-      <w:hyperlink r:id="rId637">
+      <w:hyperlink r:id="rId640">
         <w:r>
           <w:rPr>
             <w:lang w:val="en_US" w:bidi="en_US"/>
@@ -26064,7 +26141,7 @@
         </w:rPr>
         <w:t>). The ruler of this world is the devil (</w:t>
       </w:r>
-      <w:hyperlink r:id="rId638">
+      <w:hyperlink r:id="rId641">
         <w:r>
           <w:rPr>
             <w:lang w:val="en_US" w:bidi="en_US"/>
@@ -26082,7 +26159,7 @@
         </w:rPr>
         <w:t xml:space="preserve">; </w:t>
       </w:r>
-      <w:hyperlink r:id="rId639">
+      <w:hyperlink r:id="rId642">
         <w:r>
           <w:rPr>
             <w:lang w:val="en_US" w:bidi="en_US"/>
@@ -26100,7 +26177,7 @@
         </w:rPr>
         <w:t xml:space="preserve">; </w:t>
       </w:r>
-      <w:hyperlink r:id="rId640">
+      <w:hyperlink r:id="rId643">
         <w:r>
           <w:rPr>
             <w:lang w:val="en_US" w:bidi="en_US"/>
@@ -26118,7 +26195,7 @@
         </w:rPr>
         <w:t xml:space="preserve">; </w:t>
       </w:r>
-      <w:hyperlink r:id="rId641">
+      <w:hyperlink r:id="rId644">
         <w:r>
           <w:rPr>
             <w:lang w:val="en_US" w:bidi="en_US"/>
@@ -26136,7 +26213,7 @@
         </w:rPr>
         <w:t>). As John said it, “The whole world is under the power of the evil one” (</w:t>
       </w:r>
-      <w:hyperlink r:id="rId642">
+      <w:hyperlink r:id="rId645">
         <w:r>
           <w:rPr>
             <w:lang w:val="en_US" w:bidi="en_US"/>
@@ -26154,7 +26231,7 @@
         </w:rPr>
         <w:t>). Christians are not of this world (</w:t>
       </w:r>
-      <w:hyperlink r:id="rId643">
+      <w:hyperlink r:id="rId646">
         <w:r>
           <w:rPr>
             <w:lang w:val="en_US" w:bidi="en_US"/>
@@ -26172,7 +26249,7 @@
         </w:rPr>
         <w:t xml:space="preserve">; </w:t>
       </w:r>
-      <w:hyperlink r:id="rId644">
+      <w:hyperlink r:id="rId647">
         <w:r>
           <w:rPr>
             <w:lang w:val="en_US" w:bidi="en_US"/>
@@ -26190,7 +26267,7 @@
         </w:rPr>
         <w:t>), even though they live in the world and participate in its activities (</w:t>
       </w:r>
-      <w:hyperlink r:id="rId645">
+      <w:hyperlink r:id="rId648">
         <w:r>
           <w:rPr>
             <w:lang w:val="en_US" w:bidi="en_US"/>
@@ -26208,7 +26285,7 @@
         </w:rPr>
         <w:t>). The believer is regarded as dead to the world (</w:t>
       </w:r>
-      <w:hyperlink r:id="rId646">
+      <w:hyperlink r:id="rId649">
         <w:r>
           <w:rPr>
             <w:lang w:val="en_US" w:bidi="en_US"/>
@@ -26226,7 +26303,7 @@
         </w:rPr>
         <w:t xml:space="preserve">; compare </w:t>
       </w:r>
-      <w:hyperlink r:id="rId647">
+      <w:hyperlink r:id="rId650">
         <w:r>
           <w:rPr>
             <w:lang w:val="en_US" w:bidi="en_US"/>
@@ -26244,7 +26321,7 @@
         </w:rPr>
         <w:t>). The Christian is to be separated from the world (</w:t>
       </w:r>
-      <w:hyperlink r:id="rId648">
+      <w:hyperlink r:id="rId651">
         <w:r>
           <w:rPr>
             <w:lang w:val="en_US" w:bidi="en_US"/>
@@ -26276,7 +26353,7 @@
         </w:rPr>
         <w:t>One’s relationship with the world is an indicator of one’s relationship with God. Those who love the world are void of love for God the Father (</w:t>
       </w:r>
-      <w:hyperlink r:id="rId649">
+      <w:hyperlink r:id="rId652">
         <w:r>
           <w:rPr>
             <w:lang w:val="en_US" w:bidi="en_US"/>
@@ -26306,7 +26383,7 @@
         </w:rPr>
         <w:t xml:space="preserve">” (verse </w:t>
       </w:r>
-      <w:hyperlink r:id="rId650">
+      <w:hyperlink r:id="rId653">
         <w:r>
           <w:rPr>
             <w:lang w:val="en_US" w:bidi="en_US"/>
@@ -26324,7 +26401,7 @@
         </w:rPr>
         <w:t>). The world and its desires or lusts are transient, passing away, but the doer of God’s word abides forever (</w:t>
       </w:r>
-      <w:hyperlink r:id="rId651">
+      <w:hyperlink r:id="rId654">
         <w:r>
           <w:rPr>
             <w:lang w:val="en_US" w:bidi="en_US"/>
@@ -26342,7 +26419,7 @@
         </w:rPr>
         <w:t xml:space="preserve">; compare </w:t>
       </w:r>
-      <w:hyperlink r:id="rId652">
+      <w:hyperlink r:id="rId655">
         <w:r>
           <w:rPr>
             <w:lang w:val="en_US" w:bidi="en_US"/>
@@ -26360,7 +26437,7 @@
         </w:rPr>
         <w:t>). Friendship with the world is enmity toward God (</w:t>
       </w:r>
-      <w:hyperlink r:id="rId653">
+      <w:hyperlink r:id="rId656">
         <w:r>
           <w:rPr>
             <w:lang w:val="en_US" w:bidi="en_US"/>
@@ -26392,7 +26469,7 @@
         </w:rPr>
         <w:t>The discourse of Jesus on the night before his crucifixion contains much teaching about the world. The world cannot receive the Spirit of truth (</w:t>
       </w:r>
-      <w:hyperlink r:id="rId654">
+      <w:hyperlink r:id="rId657">
         <w:r>
           <w:rPr>
             <w:lang w:val="en_US" w:bidi="en_US"/>
@@ -26410,7 +26487,7 @@
         </w:rPr>
         <w:t xml:space="preserve">). Christ gives a peace that the world cannot give (verse </w:t>
       </w:r>
-      <w:hyperlink r:id="rId655">
+      <w:hyperlink r:id="rId658">
         <w:r>
           <w:rPr>
             <w:lang w:val="en_US" w:bidi="en_US"/>
@@ -26428,7 +26505,7 @@
         </w:rPr>
         <w:t>). Jesus offers love, while the world gives hatred and persecution (</w:t>
       </w:r>
-      <w:hyperlink r:id="rId656">
+      <w:hyperlink r:id="rId659">
         <w:r>
           <w:rPr>
             <w:lang w:val="en_US" w:bidi="en_US"/>
@@ -26446,7 +26523,7 @@
         </w:rPr>
         <w:t xml:space="preserve">). The world’s hatred of God is also directed against the followers of Christ (verse </w:t>
       </w:r>
-      <w:hyperlink r:id="rId657">
+      <w:hyperlink r:id="rId660">
         <w:r>
           <w:rPr>
             <w:lang w:val="en_US" w:bidi="en_US"/>
@@ -26464,7 +26541,7 @@
         </w:rPr>
         <w:t>). Although the disciples of Jesus have tribulation “in the world,” they are to be of good cheer, for Jesus has overcome the world (</w:t>
       </w:r>
-      <w:hyperlink r:id="rId658">
+      <w:hyperlink r:id="rId661">
         <w:r>
           <w:rPr>
             <w:lang w:val="en_US" w:bidi="en_US"/>
@@ -26509,7 +26586,7 @@
         </w:rPr>
         <w:t xml:space="preserve"> This word emphasizes the temporal aspect of the world. It is used of time without end, eternity (for example, </w:t>
       </w:r>
-      <w:hyperlink r:id="rId659">
+      <w:hyperlink r:id="rId662">
         <w:r>
           <w:rPr>
             <w:lang w:val="en_US" w:bidi="en_US"/>
@@ -26527,7 +26604,7 @@
         </w:rPr>
         <w:t xml:space="preserve">; </w:t>
       </w:r>
-      <w:hyperlink r:id="rId660">
+      <w:hyperlink r:id="rId663">
         <w:r>
           <w:rPr>
             <w:lang w:val="en_US" w:bidi="en_US"/>
@@ -26545,7 +26622,7 @@
         </w:rPr>
         <w:t xml:space="preserve">; </w:t>
       </w:r>
-      <w:hyperlink r:id="rId661">
+      <w:hyperlink r:id="rId664">
         <w:r>
           <w:rPr>
             <w:lang w:val="en_US" w:bidi="en_US"/>
@@ -26668,7 +26745,7 @@
         </w:rPr>
         <w:t>spoiled manna (</w:t>
       </w:r>
-      <w:hyperlink r:id="rId662">
+      <w:hyperlink r:id="rId665">
         <w:r>
           <w:rPr>
             <w:lang w:val="en_US" w:bidi="en_US"/>
@@ -26704,7 +26781,7 @@
         </w:rPr>
         <w:t>corpses (</w:t>
       </w:r>
-      <w:hyperlink r:id="rId663">
+      <w:hyperlink r:id="rId666">
         <w:r>
           <w:rPr>
             <w:lang w:val="en_US" w:bidi="en_US"/>
@@ -26722,7 +26799,7 @@
         </w:rPr>
         <w:t xml:space="preserve">; </w:t>
       </w:r>
-      <w:hyperlink r:id="rId664">
+      <w:hyperlink r:id="rId667">
         <w:r>
           <w:rPr>
             <w:lang w:val="en_US" w:bidi="en_US"/>
@@ -26758,7 +26835,7 @@
         </w:rPr>
         <w:t>open wounds (</w:t>
       </w:r>
-      <w:hyperlink r:id="rId665">
+      <w:hyperlink r:id="rId668">
         <w:r>
           <w:rPr>
             <w:lang w:val="en_US" w:bidi="en_US"/>
@@ -26784,7 +26861,7 @@
           <w:lang w:val="en_US" w:bidi="en_US"/>
         </w:rPr>
       </w:r>
-      <w:hyperlink r:id="rId666">
+      <w:hyperlink r:id="rId669">
         <w:r>
           <w:rPr>
             <w:lang w:val="en_US" w:bidi="en_US"/>
@@ -26802,7 +26879,7 @@
         </w:rPr>
         <w:t xml:space="preserve"> refers to a maggot that eats dead flesh. In </w:t>
       </w:r>
-      <w:hyperlink r:id="rId667">
+      <w:hyperlink r:id="rId670">
         <w:r>
           <w:rPr>
             <w:lang w:val="en_US" w:bidi="en_US"/>
@@ -26820,7 +26897,7 @@
         </w:rPr>
         <w:t>, King Herod suffers a fatal disease caused by worms. Sometimes “worm” means the young of other insects (</w:t>
       </w:r>
-      <w:hyperlink r:id="rId530">
+      <w:hyperlink r:id="rId533">
         <w:r>
           <w:rPr>
             <w:lang w:val="en_US" w:bidi="en_US"/>
@@ -26852,7 +26929,7 @@
         </w:rPr>
         <w:t xml:space="preserve">In </w:t>
       </w:r>
-      <w:hyperlink r:id="rId668">
+      <w:hyperlink r:id="rId671">
         <w:r>
           <w:rPr>
             <w:lang w:val="en_US" w:bidi="en_US"/>
@@ -26870,7 +26947,7 @@
         </w:rPr>
         <w:t xml:space="preserve"> and </w:t>
       </w:r>
-      <w:hyperlink r:id="rId669">
+      <w:hyperlink r:id="rId672">
         <w:r>
           <w:rPr>
             <w:lang w:val="en_US" w:bidi="en_US"/>
@@ -26915,7 +26992,7 @@
         </w:rPr>
         <w:t>Calling a person a “worm” is a way of showing extreme humility or shame (</w:t>
       </w:r>
-      <w:hyperlink r:id="rId670">
+      <w:hyperlink r:id="rId673">
         <w:r>
           <w:rPr>
             <w:lang w:val="en_US" w:bidi="en_US"/>
@@ -26933,7 +27010,7 @@
         </w:rPr>
         <w:t xml:space="preserve">; </w:t>
       </w:r>
-      <w:hyperlink r:id="rId671">
+      <w:hyperlink r:id="rId674">
         <w:r>
           <w:rPr>
             <w:lang w:val="en_US" w:bidi="en_US"/>
@@ -27026,7 +27103,7 @@
         </w:rPr>
         <w:t>Wormwood is a general name for a group of woody plants with a strong aromatic smell. These plants have a strong, bitter taste. The young shoots and branch tips of wormwood plants are used to make the "wormwood" product sold in markets. Because of its bitter taste, wormwood is often mentioned alongside gall as a symbol of bitter calamity and sorrow (</w:t>
       </w:r>
-      <w:hyperlink r:id="rId672">
+      <w:hyperlink r:id="rId675">
         <w:r>
           <w:rPr>
             <w:lang w:val="en_US" w:bidi="en_US"/>
@@ -27044,7 +27121,7 @@
         </w:rPr>
         <w:t xml:space="preserve">; </w:t>
       </w:r>
-      <w:hyperlink r:id="rId673">
+      <w:hyperlink r:id="rId676">
         <w:r>
           <w:rPr>
             <w:lang w:val="en_US" w:bidi="en_US"/>
@@ -27062,7 +27139,7 @@
         </w:rPr>
         <w:t xml:space="preserve">; </w:t>
       </w:r>
-      <w:hyperlink r:id="rId674">
+      <w:hyperlink r:id="rId677">
         <w:r>
           <w:rPr>
             <w:lang w:val="en_US" w:bidi="en_US"/>
@@ -27080,7 +27157,7 @@
         </w:rPr>
         <w:t xml:space="preserve">; </w:t>
       </w:r>
-      <w:hyperlink r:id="rId675">
+      <w:hyperlink r:id="rId678">
         <w:r>
           <w:rPr>
             <w:lang w:val="en_US" w:bidi="en_US"/>
@@ -27098,7 +27175,7 @@
         </w:rPr>
         <w:t xml:space="preserve">; </w:t>
       </w:r>
-      <w:hyperlink r:id="rId676">
+      <w:hyperlink r:id="rId679">
         <w:r>
           <w:rPr>
             <w:lang w:val="en_US" w:bidi="en_US"/>
@@ -27164,7 +27241,7 @@
         </w:rPr>
         <w:t>People make a drink called absinthe from wormwood plants. At first, absinthe causes increased activity and pleasant feelings, and fills the mind with grand ideas (</w:t>
       </w:r>
-      <w:hyperlink r:id="rId677">
+      <w:hyperlink r:id="rId680">
         <w:r>
           <w:rPr>
             <w:lang w:val="en_US" w:bidi="en_US"/>
@@ -27182,7 +27259,7 @@
         </w:rPr>
         <w:t xml:space="preserve">). However, regular use of absinthe leads to stupor and a gradual decrease in thinking ability. It eventually causes delirium and sometimes death. Wormwood is also mentioned in </w:t>
       </w:r>
-      <w:hyperlink r:id="rId678">
+      <w:hyperlink r:id="rId681">
         <w:r>
           <w:rPr>
             <w:lang w:val="en_US" w:bidi="en_US"/>
@@ -27301,7 +27378,7 @@
         </w:rPr>
         <w:t>From time to time every family visited the temple in Jerusalem. Eight days after a baby boy was born, he was circumcised to mark his membership in Israel. Then, a month or two later, the baby’s mother went to the temple to offer sacrifice (</w:t>
       </w:r>
-      <w:hyperlink r:id="rId679">
+      <w:hyperlink r:id="rId682">
         <w:r>
           <w:rPr>
             <w:lang w:val="en_US" w:bidi="en_US"/>
@@ -27319,7 +27396,7 @@
         </w:rPr>
         <w:t xml:space="preserve">; cf. </w:t>
       </w:r>
-      <w:hyperlink r:id="rId680">
+      <w:hyperlink r:id="rId683">
         <w:r>
           <w:rPr>
             <w:lang w:val="en_US" w:bidi="en_US"/>
@@ -27351,7 +27428,7 @@
         </w:rPr>
         <w:t>Animals were sacrificed in the lambing and calving season. The first lamb or calf born to every ewe or cow was presented in sacrifice (</w:t>
       </w:r>
-      <w:hyperlink r:id="rId681">
+      <w:hyperlink r:id="rId684">
         <w:r>
           <w:rPr>
             <w:lang w:val="en_US" w:bidi="en_US"/>
@@ -27369,7 +27446,7 @@
         </w:rPr>
         <w:t>). Similarly, at the beginning of the harvest season, a basket of the first fruits was offered, and at the end, a tenth of all the harvest, the tithe, was given to the priests as God’s representatives (</w:t>
       </w:r>
-      <w:hyperlink r:id="rId682">
+      <w:hyperlink r:id="rId685">
         <w:r>
           <w:rPr>
             <w:lang w:val="en_US" w:bidi="en_US"/>
@@ -27387,7 +27464,7 @@
         </w:rPr>
         <w:t xml:space="preserve">). </w:t>
       </w:r>
-      <w:hyperlink r:id="rId683">
+      <w:hyperlink r:id="rId686">
         <w:r>
           <w:rPr>
             <w:lang w:val="en_US" w:bidi="en_US"/>
@@ -27419,7 +27496,7 @@
         </w:rPr>
         <w:t>Sometimes a person would decide to offer a sacrifice for more personal reasons. In a crisis, vows could be made and sealed with a sacrifice (</w:t>
       </w:r>
-      <w:hyperlink r:id="rId684">
+      <w:hyperlink r:id="rId687">
         <w:r>
           <w:rPr>
             <w:lang w:val="en_US" w:bidi="en_US"/>
@@ -27437,7 +27514,7 @@
         </w:rPr>
         <w:t xml:space="preserve">; </w:t>
       </w:r>
-      <w:hyperlink r:id="rId685">
+      <w:hyperlink r:id="rId688">
         <w:r>
           <w:rPr>
             <w:lang w:val="en_US" w:bidi="en_US"/>
@@ -27455,7 +27532,7 @@
         </w:rPr>
         <w:t>). Then when the prayer was answered, a second sacrifice was customarily offered (</w:t>
       </w:r>
-      <w:hyperlink r:id="rId686">
+      <w:hyperlink r:id="rId689">
         <w:r>
           <w:rPr>
             <w:lang w:val="en_US" w:bidi="en_US"/>
@@ -27473,7 +27550,7 @@
         </w:rPr>
         <w:t xml:space="preserve">; </w:t>
       </w:r>
-      <w:hyperlink r:id="rId687">
+      <w:hyperlink r:id="rId690">
         <w:r>
           <w:rPr>
             <w:lang w:val="en_US" w:bidi="en_US"/>
@@ -27491,7 +27568,7 @@
         </w:rPr>
         <w:t>). Serious sin or serious sickness were also occasions for sacrifice (</w:t>
       </w:r>
-      <w:hyperlink r:id="rId688">
+      <w:hyperlink r:id="rId691">
         <w:r>
           <w:rPr>
             <w:lang w:val="en_US" w:bidi="en_US"/>
@@ -27509,7 +27586,7 @@
         </w:rPr>
         <w:t xml:space="preserve">, </w:t>
       </w:r>
-      <w:hyperlink r:id="rId689">
+      <w:hyperlink r:id="rId692">
         <w:r>
           <w:rPr>
             <w:lang w:val="en_US" w:bidi="en_US"/>
@@ -27555,7 +27632,7 @@
         </w:rPr>
         <w:t>Three times a year all adult men went to the temple to celebrate the national festivals (</w:t>
       </w:r>
-      <w:hyperlink r:id="rId690">
+      <w:hyperlink r:id="rId693">
         <w:r>
           <w:rPr>
             <w:lang w:val="en_US" w:bidi="en_US"/>
@@ -27591,7 +27668,7 @@
         </w:rPr>
         <w:t>): Passover (held in April), the Feast of Weeks (held in May), and the Feast of Booths (in October). When possible, the whole family accompanied the men. But if they lived a long way from Jerusalem, they would go up for only one of the festivals (</w:t>
       </w:r>
-      <w:hyperlink r:id="rId691">
+      <w:hyperlink r:id="rId694">
         <w:r>
           <w:rPr>
             <w:lang w:val="en_US" w:bidi="en_US"/>
@@ -27609,7 +27686,7 @@
         </w:rPr>
         <w:t xml:space="preserve">; </w:t>
       </w:r>
-      <w:hyperlink r:id="rId692">
+      <w:hyperlink r:id="rId695">
         <w:r>
           <w:rPr>
             <w:lang w:val="en_US" w:bidi="en_US"/>
@@ -27673,7 +27750,7 @@
         </w:rPr>
         <w:t>). At the Feast of Booths, they built shelters of branches and lived in them for a week, as a reminder that the Israelites camped in tents during the 40 years of wandering in the wilderness (</w:t>
       </w:r>
-      <w:hyperlink r:id="rId693">
+      <w:hyperlink r:id="rId696">
         <w:r>
           <w:rPr>
             <w:lang w:val="en_US" w:bidi="en_US"/>
@@ -27705,7 +27782,7 @@
         </w:rPr>
         <w:t>Each of these three festivals lasted a week, but there was one day in the year that was totally different, the Day of Atonement, when everyone fasted and mourned for their sins. On this day the high priest confessed the nation’s sins as he pressed his hand on the head of a goat. Then the goat was led away into the wilderness, symbolizing the removal of sin from the people (</w:t>
       </w:r>
-      <w:hyperlink r:id="rId694">
+      <w:hyperlink r:id="rId697">
         <w:r>
           <w:rPr>
             <w:lang w:val="en_US" w:bidi="en_US"/>
@@ -27737,7 +27814,7 @@
         </w:rPr>
         <w:t>Sometime after the destruction of the first temple, synagogues developed for public worship. The services were more like modern church worship, consisting exclusively of prayer, Bible reading, and preaching. There were no sacrifices made in the synagogues. When the second temple was destroyed in AD 70, synagogues became the only places where Jews could worship in public. Then there were no more sacrifices at all. The NT pictures this as fitting, for Jesus was the true Lamb of God (</w:t>
       </w:r>
-      <w:hyperlink r:id="rId695">
+      <w:hyperlink r:id="rId698">
         <w:r>
           <w:rPr>
             <w:lang w:val="en_US" w:bidi="en_US"/>
@@ -27755,7 +27832,7 @@
         </w:rPr>
         <w:t>); because of his death, there is no need for further animal sacrifice (</w:t>
       </w:r>
-      <w:hyperlink r:id="rId696">
+      <w:hyperlink r:id="rId699">
         <w:r>
           <w:rPr>
             <w:lang w:val="en_US" w:bidi="en_US"/>
@@ -27798,7 +27875,7 @@
         </w:rPr>
         <w:t xml:space="preserve">The Jews had become far too dependent on a physical place, the temple, for their worship. When Jesus arrived on the scene, he proclaimed that he himself was the temple of God; in resurrection, he would provide the spiritual dwelling where God the Spirit and people, in spirit, could have spiritual communion (see </w:t>
       </w:r>
-      <w:hyperlink r:id="rId697">
+      <w:hyperlink r:id="rId700">
         <w:r>
           <w:rPr>
             <w:lang w:val="en_US" w:bidi="en_US"/>
@@ -27816,7 +27893,7 @@
         </w:rPr>
         <w:t xml:space="preserve">; </w:t>
       </w:r>
-      <w:hyperlink r:id="rId698">
+      <w:hyperlink r:id="rId701">
         <w:r>
           <w:rPr>
             <w:lang w:val="en_US" w:bidi="en_US"/>
@@ -27852,7 +27929,7 @@
         </w:rPr>
         <w:t xml:space="preserve">; </w:t>
       </w:r>
-      <w:hyperlink r:id="rId699">
+      <w:hyperlink r:id="rId702">
         <w:r>
           <w:rPr>
             <w:lang w:val="en_US" w:bidi="en_US"/>
@@ -27884,7 +27961,7 @@
         </w:rPr>
         <w:t xml:space="preserve">This shift in worship—from physical to spiritual—is the theme of </w:t>
       </w:r>
-      <w:hyperlink r:id="rId700">
+      <w:hyperlink r:id="rId703">
         <w:r>
           <w:rPr>
             <w:lang w:val="en_US" w:bidi="en_US"/>
@@ -27902,7 +27979,7 @@
         </w:rPr>
         <w:t xml:space="preserve">, a chapter that recounts Jesus’ visit to the Samaritans. After Jesus’ encounter with the Samaritan woman, she acknowledged that he must be a prophet, and then she launched into a discussion concerning the religious debate between the Jews and the Samaritans over which place of worship was the right one—Jerusalem or Mt Gerizim. The Samaritans had set up a place for worship on Mt Gerizim in accordance with </w:t>
       </w:r>
-      <w:hyperlink r:id="rId701">
+      <w:hyperlink r:id="rId704">
         <w:r>
           <w:rPr>
             <w:lang w:val="en_US" w:bidi="en_US"/>
@@ -27920,7 +27997,7 @@
         </w:rPr>
         <w:t xml:space="preserve"> and </w:t>
       </w:r>
-      <w:hyperlink r:id="rId702">
+      <w:hyperlink r:id="rId705">
         <w:r>
           <w:rPr>
             <w:lang w:val="en_US" w:bidi="en_US"/>
@@ -27938,6 +28015,124 @@
         </w:rPr>
         <w:t>, while the Jews had followed David and Solomon in making Jerusalem the center of Jewish worship. The Scriptures affirmed Jerusalem as the true center for worship (</w:t>
       </w:r>
+      <w:hyperlink r:id="rId706">
+        <w:r>
+          <w:rPr>
+            <w:lang w:val="en_US" w:bidi="en_US"/>
+          </w:rPr>
+          <w:rPr>
+            <w:color w:val="0000EE"/>
+            <w:u w:val="single"/>
+          </w:rPr>
+          <w:t>Dt 12:5</w:t>
+        </w:r>
+      </w:hyperlink>
+      <w:r>
+        <w:rPr>
+          <w:lang w:val="en_US" w:bidi="en_US"/>
+        </w:rPr>
+        <w:t xml:space="preserve">; </w:t>
+      </w:r>
+      <w:hyperlink r:id="rId707">
+        <w:r>
+          <w:rPr>
+            <w:lang w:val="en_US" w:bidi="en_US"/>
+          </w:rPr>
+          <w:rPr>
+            <w:color w:val="0000EE"/>
+            <w:u w:val="single"/>
+          </w:rPr>
+          <w:t>2 Chr 6:6</w:t>
+        </w:r>
+      </w:hyperlink>
+      <w:r>
+        <w:rPr>
+          <w:lang w:val="en_US" w:bidi="en_US"/>
+        </w:rPr>
+        <w:t xml:space="preserve">; </w:t>
+      </w:r>
+      <w:hyperlink r:id="rId708">
+        <w:r>
+          <w:rPr>
+            <w:lang w:val="en_US" w:bidi="en_US"/>
+          </w:rPr>
+          <w:rPr>
+            <w:color w:val="0000EE"/>
+            <w:u w:val="single"/>
+          </w:rPr>
+          <w:t>7:12</w:t>
+        </w:r>
+      </w:hyperlink>
+      <w:r>
+        <w:rPr>
+          <w:lang w:val="en_US" w:bidi="en_US"/>
+        </w:rPr>
+        <w:t xml:space="preserve">; </w:t>
+      </w:r>
+      <w:hyperlink r:id="rId709">
+        <w:r>
+          <w:rPr>
+            <w:lang w:val="en_US" w:bidi="en_US"/>
+          </w:rPr>
+          <w:rPr>
+            <w:color w:val="0000EE"/>
+            <w:u w:val="single"/>
+          </w:rPr>
+          <w:t>Ps 78:67–68</w:t>
+        </w:r>
+      </w:hyperlink>
+      <w:r>
+        <w:rPr>
+          <w:lang w:val="en_US" w:bidi="en_US"/>
+        </w:rPr>
+        <w:t>). But Jesus told her that a new age had come in which the issue no longer concerned a physical site. God the Father would no longer be worshiped in either place. A new age had come in which the true worshipers (Jew, Samaritan, or Gentile) must worship the Father in spirit and in truth.</w:t>
+      </w:r>
+    </w:p>
+    <w:p>
+      <w:pPr/>
+      <w:r>
+        <w:rPr>
+          <w:lang w:val="en_US" w:bidi="en_US"/>
+        </w:rPr>
+      </w:r>
+      <w:r>
+        <w:rPr>
+          <w:lang w:val="en_US" w:bidi="en_US"/>
+        </w:rPr>
+        <w:t>“In spirit” corresponds to Jerusalem, and “in truth” corresponds to the Samaritans’ unknowledgeable ideas of worship, God, etc. Formerly, God was worshiped in Jerusalem, but now the true Jerusalem would be in a person’s spirit. Indeed, the church is called “the habitation of God in spirit” (</w:t>
+      </w:r>
+      <w:hyperlink r:id="rId710">
+        <w:r>
+          <w:rPr>
+            <w:lang w:val="en_US" w:bidi="en_US"/>
+          </w:rPr>
+          <w:rPr>
+            <w:color w:val="0000EE"/>
+            <w:u w:val="single"/>
+          </w:rPr>
+          <w:t>Eph 2:22</w:t>
+        </w:r>
+      </w:hyperlink>
+      <w:r>
+        <w:rPr>
+          <w:lang w:val="en_US" w:bidi="en_US"/>
+        </w:rPr>
+        <w:t>). True worship required a people to contact God, the Spirit, in their spirit, as well as a people who knew the truth. New Testament worship must be in spirit and in truth. Since “God is Spirit,” he must be worshiped in spirit. Human beings possess a human spirit, the nature of which corresponds to God’s nature, which is spirit. Therefore, people can have fellowship with God and worship God in the same sphere that God exists in.</w:t>
+      </w:r>
+    </w:p>
+    <w:p>
+      <w:pPr/>
+      <w:r>
+        <w:rPr>
+          <w:lang w:val="en_US" w:bidi="en_US"/>
+        </w:rPr>
+      </w:r>
+      <w:r>
+        <w:rPr>
+          <w:lang w:val="en_US" w:bidi="en_US"/>
+        </w:rPr>
+        <w:t xml:space="preserve">In a sense, </w:t>
+      </w:r>
       <w:hyperlink r:id="rId703">
         <w:r>
           <w:rPr>
@@ -27947,7 +28142,188 @@
             <w:color w:val="0000EE"/>
             <w:u w:val="single"/>
           </w:rPr>
-          <w:t>Dt 12:5</w:t>
+          <w:t>John 4</w:t>
+        </w:r>
+      </w:hyperlink>
+      <w:r>
+        <w:rPr>
+          <w:lang w:val="en_US" w:bidi="en_US"/>
+        </w:rPr>
+        <w:t xml:space="preserve"> anticipates </w:t>
+      </w:r>
+      <w:hyperlink r:id="rId711">
+        <w:r>
+          <w:rPr>
+            <w:lang w:val="en_US" w:bidi="en_US"/>
+          </w:rPr>
+          <w:rPr>
+            <w:color w:val="0000EE"/>
+            <w:u w:val="single"/>
+          </w:rPr>
+          <w:t>Revelation 21</w:t>
+        </w:r>
+      </w:hyperlink>
+      <w:r>
+        <w:rPr>
+          <w:lang w:val="en_US" w:bidi="en_US"/>
+        </w:rPr>
+        <w:t xml:space="preserve"> and </w:t>
+      </w:r>
+      <w:hyperlink r:id="rId712">
+        <w:r>
+          <w:rPr>
+            <w:lang w:val="en_US" w:bidi="en_US"/>
+          </w:rPr>
+          <w:rPr>
+            <w:color w:val="0000EE"/>
+            <w:u w:val="single"/>
+          </w:rPr>
+          <w:t>22</w:t>
+        </w:r>
+      </w:hyperlink>
+      <w:r>
+        <w:rPr>
+          <w:lang w:val="en_US" w:bidi="en_US"/>
+        </w:rPr>
+        <w:t xml:space="preserve">, where God provides the rivers of the water of life to all the believers and where the Lamb and God are the temple in the New Jerusalem. The believers receive life from God and they worship in God. There is a profound, even mystical connection between drinking of the Spirit and worshiping God in the Spirit (see </w:t>
+      </w:r>
+      <w:hyperlink r:id="rId713">
+        <w:r>
+          <w:rPr>
+            <w:lang w:val="en_US" w:bidi="en_US"/>
+          </w:rPr>
+          <w:rPr>
+            <w:color w:val="0000EE"/>
+            <w:u w:val="single"/>
+          </w:rPr>
+          <w:t>1 Cor 12:13</w:t>
+        </w:r>
+      </w:hyperlink>
+      <w:r>
+        <w:rPr>
+          <w:lang w:val="en_US" w:bidi="en_US"/>
+        </w:rPr>
+        <w:t xml:space="preserve">). This is also described in </w:t>
+      </w:r>
+      <w:hyperlink r:id="rId714">
+        <w:r>
+          <w:rPr>
+            <w:lang w:val="en_US" w:bidi="en_US"/>
+          </w:rPr>
+          <w:rPr>
+            <w:color w:val="0000EE"/>
+            <w:u w:val="single"/>
+          </w:rPr>
+          <w:t>Ezekiel 47</w:t>
+        </w:r>
+      </w:hyperlink>
+      <w:r>
+        <w:rPr>
+          <w:lang w:val="en_US" w:bidi="en_US"/>
+        </w:rPr>
+        <w:t xml:space="preserve">, which pictures the river flowing from God’s temple as a symbol of God’s never-ending supply. In </w:t>
+      </w:r>
+      <w:hyperlink r:id="rId703">
+        <w:r>
+          <w:rPr>
+            <w:lang w:val="en_US" w:bidi="en_US"/>
+          </w:rPr>
+          <w:rPr>
+            <w:color w:val="0000EE"/>
+            <w:u w:val="single"/>
+          </w:rPr>
+          <w:t>John 4</w:t>
+        </w:r>
+      </w:hyperlink>
+      <w:r>
+        <w:rPr>
+          <w:lang w:val="en_US" w:bidi="en_US"/>
+        </w:rPr>
+        <w:t>, Jesus provides the living waters to all who receive the gift of God, and he directs people to a new temple, a spiritual one, where God is worshiped in spirit.</w:t>
+      </w:r>
+      <w:r>
+        <w:rPr>
+          <w:lang w:val="en_US" w:bidi="en_US"/>
+        </w:rPr>
+      </w:r>
+      <w:r>
+        <w:rPr>
+          <w:lang w:val="en_US" w:bidi="en_US"/>
+        </w:rPr>
+      </w:r>
+    </w:p>
+    <w:p>
+      <w:pPr/>
+      <w:r>
+        <w:rPr>
+          <w:lang w:val="en_US" w:bidi="en_US"/>
+        </w:rPr>
+      </w:r>
+    </w:p>
+    <w:p>
+      <w:pPr>
+        <w:pStyle w:val="Heading2"/>
+      </w:pPr>
+      <w:r>
+        <w:rPr>
+          <w:lang w:val="en_US" w:bidi="en_US"/>
+        </w:rPr>
+        <w:t>Wrath of God</w:t>
+      </w:r>
+      <w:r>
+        <w:rPr>
+          <w:lang w:val="en_US" w:bidi="en_US"/>
+        </w:rPr>
+      </w:r>
+    </w:p>
+    <w:p>
+      <w:pPr/>
+      <w:r>
+        <w:rPr>
+          <w:lang w:val="en_US" w:bidi="en_US"/>
+        </w:rPr>
+      </w:r>
+      <w:r>
+        <w:rPr>
+          <w:lang w:val="en_US" w:bidi="en_US"/>
+        </w:rPr>
+        <w:t>Wrath is a word that describes God's strong disapproval of human beings and their sinful actions. In the original languages of the Bible, many different words and phrases are used to talk about wrath. All of these words express the idea of justifiable anger in response to unjust actions.</w:t>
+      </w:r>
+    </w:p>
+    <w:p>
+      <w:pPr>
+        <w:pStyle w:val="Heading3"/>
+      </w:pPr>
+      <w:r>
+        <w:rPr>
+          <w:lang w:val="en_US" w:bidi="en_US"/>
+        </w:rPr>
+        <w:t>In the Old Testament</w:t>
+      </w:r>
+    </w:p>
+    <w:p>
+      <w:pPr/>
+      <w:r>
+        <w:rPr>
+          <w:lang w:val="en_US" w:bidi="en_US"/>
+        </w:rPr>
+      </w:r>
+      <w:r>
+        <w:rPr>
+          <w:lang w:val="en_US" w:bidi="en_US"/>
+        </w:rPr>
+        <w:t>In the Old Testament, God is said to be angry with nations, sinners, and even his covenant people. God’s anger first showed toward Israel after they refused to believe his word about entering the promised land. After being rescued from Egypt, receiving the Ten Commandments and the covenant, and seeing God's glory, they still did not believe (</w:t>
+      </w:r>
+      <w:hyperlink r:id="rId715">
+        <w:r>
+          <w:rPr>
+            <w:lang w:val="en_US" w:bidi="en_US"/>
+          </w:rPr>
+          <w:rPr>
+            <w:color w:val="0000EE"/>
+            <w:u w:val="single"/>
+          </w:rPr>
+          <w:t>Numbers 11:10</w:t>
         </w:r>
       </w:hyperlink>
       <w:r>
@@ -27956,16 +28332,16 @@
         </w:rPr>
         <w:t xml:space="preserve">; </w:t>
       </w:r>
-      <w:hyperlink r:id="rId704">
-        <w:r>
-          <w:rPr>
-            <w:lang w:val="en_US" w:bidi="en_US"/>
-          </w:rPr>
-          <w:rPr>
-            <w:color w:val="0000EE"/>
-            <w:u w:val="single"/>
-          </w:rPr>
-          <w:t>2 Chr 6:6</w:t>
+      <w:hyperlink r:id="rId716">
+        <w:r>
+          <w:rPr>
+            <w:lang w:val="en_US" w:bidi="en_US"/>
+          </w:rPr>
+          <w:rPr>
+            <w:color w:val="0000EE"/>
+            <w:u w:val="single"/>
+          </w:rPr>
+          <w:t>12:9</w:t>
         </w:r>
       </w:hyperlink>
       <w:r>
@@ -27974,16 +28350,16 @@
         </w:rPr>
         <w:t xml:space="preserve">; </w:t>
       </w:r>
-      <w:hyperlink r:id="rId705">
-        <w:r>
-          <w:rPr>
-            <w:lang w:val="en_US" w:bidi="en_US"/>
-          </w:rPr>
-          <w:rPr>
-            <w:color w:val="0000EE"/>
-            <w:u w:val="single"/>
-          </w:rPr>
-          <w:t>7:12</w:t>
+      <w:hyperlink r:id="rId717">
+        <w:r>
+          <w:rPr>
+            <w:lang w:val="en_US" w:bidi="en_US"/>
+          </w:rPr>
+          <w:rPr>
+            <w:color w:val="0000EE"/>
+            <w:u w:val="single"/>
+          </w:rPr>
+          <w:t>22:22</w:t>
         </w:r>
       </w:hyperlink>
       <w:r>
@@ -27992,306 +28368,7 @@
         </w:rPr>
         <w:t xml:space="preserve">; </w:t>
       </w:r>
-      <w:hyperlink r:id="rId706">
-        <w:r>
-          <w:rPr>
-            <w:lang w:val="en_US" w:bidi="en_US"/>
-          </w:rPr>
-          <w:rPr>
-            <w:color w:val="0000EE"/>
-            <w:u w:val="single"/>
-          </w:rPr>
-          <w:t>Ps 78:67–68</w:t>
-        </w:r>
-      </w:hyperlink>
-      <w:r>
-        <w:rPr>
-          <w:lang w:val="en_US" w:bidi="en_US"/>
-        </w:rPr>
-        <w:t>). But Jesus told her that a new age had come in which the issue no longer concerned a physical site. God the Father would no longer be worshiped in either place. A new age had come in which the true worshipers (Jew, Samaritan, or Gentile) must worship the Father in spirit and in truth.</w:t>
-      </w:r>
-    </w:p>
-    <w:p>
-      <w:pPr/>
-      <w:r>
-        <w:rPr>
-          <w:lang w:val="en_US" w:bidi="en_US"/>
-        </w:rPr>
-      </w:r>
-      <w:r>
-        <w:rPr>
-          <w:lang w:val="en_US" w:bidi="en_US"/>
-        </w:rPr>
-        <w:t>“In spirit” corresponds to Jerusalem, and “in truth” corresponds to the Samaritans’ unknowledgeable ideas of worship, God, etc. Formerly, God was worshiped in Jerusalem, but now the true Jerusalem would be in a person’s spirit. Indeed, the church is called “the habitation of God in spirit” (</w:t>
-      </w:r>
-      <w:hyperlink r:id="rId707">
-        <w:r>
-          <w:rPr>
-            <w:lang w:val="en_US" w:bidi="en_US"/>
-          </w:rPr>
-          <w:rPr>
-            <w:color w:val="0000EE"/>
-            <w:u w:val="single"/>
-          </w:rPr>
-          <w:t>Eph 2:22</w:t>
-        </w:r>
-      </w:hyperlink>
-      <w:r>
-        <w:rPr>
-          <w:lang w:val="en_US" w:bidi="en_US"/>
-        </w:rPr>
-        <w:t>). True worship required a people to contact God, the Spirit, in their spirit, as well as a people who knew the truth. New Testament worship must be in spirit and in truth. Since “God is Spirit,” he must be worshiped in spirit. Human beings possess a human spirit, the nature of which corresponds to God’s nature, which is spirit. Therefore, people can have fellowship with God and worship God in the same sphere that God exists in.</w:t>
-      </w:r>
-    </w:p>
-    <w:p>
-      <w:pPr/>
-      <w:r>
-        <w:rPr>
-          <w:lang w:val="en_US" w:bidi="en_US"/>
-        </w:rPr>
-      </w:r>
-      <w:r>
-        <w:rPr>
-          <w:lang w:val="en_US" w:bidi="en_US"/>
-        </w:rPr>
-        <w:t xml:space="preserve">In a sense, </w:t>
-      </w:r>
-      <w:hyperlink r:id="rId700">
-        <w:r>
-          <w:rPr>
-            <w:lang w:val="en_US" w:bidi="en_US"/>
-          </w:rPr>
-          <w:rPr>
-            <w:color w:val="0000EE"/>
-            <w:u w:val="single"/>
-          </w:rPr>
-          <w:t>John 4</w:t>
-        </w:r>
-      </w:hyperlink>
-      <w:r>
-        <w:rPr>
-          <w:lang w:val="en_US" w:bidi="en_US"/>
-        </w:rPr>
-        <w:t xml:space="preserve"> anticipates </w:t>
-      </w:r>
-      <w:hyperlink r:id="rId708">
-        <w:r>
-          <w:rPr>
-            <w:lang w:val="en_US" w:bidi="en_US"/>
-          </w:rPr>
-          <w:rPr>
-            <w:color w:val="0000EE"/>
-            <w:u w:val="single"/>
-          </w:rPr>
-          <w:t>Revelation 21</w:t>
-        </w:r>
-      </w:hyperlink>
-      <w:r>
-        <w:rPr>
-          <w:lang w:val="en_US" w:bidi="en_US"/>
-        </w:rPr>
-        <w:t xml:space="preserve"> and </w:t>
-      </w:r>
-      <w:hyperlink r:id="rId709">
-        <w:r>
-          <w:rPr>
-            <w:lang w:val="en_US" w:bidi="en_US"/>
-          </w:rPr>
-          <w:rPr>
-            <w:color w:val="0000EE"/>
-            <w:u w:val="single"/>
-          </w:rPr>
-          <w:t>22</w:t>
-        </w:r>
-      </w:hyperlink>
-      <w:r>
-        <w:rPr>
-          <w:lang w:val="en_US" w:bidi="en_US"/>
-        </w:rPr>
-        <w:t xml:space="preserve">, where God provides the rivers of the water of life to all the believers and where the Lamb and God are the temple in the New Jerusalem. The believers receive life from God and they worship in God. There is a profound, even mystical connection between drinking of the Spirit and worshiping God in the Spirit (see </w:t>
-      </w:r>
-      <w:hyperlink r:id="rId710">
-        <w:r>
-          <w:rPr>
-            <w:lang w:val="en_US" w:bidi="en_US"/>
-          </w:rPr>
-          <w:rPr>
-            <w:color w:val="0000EE"/>
-            <w:u w:val="single"/>
-          </w:rPr>
-          <w:t>1 Cor 12:13</w:t>
-        </w:r>
-      </w:hyperlink>
-      <w:r>
-        <w:rPr>
-          <w:lang w:val="en_US" w:bidi="en_US"/>
-        </w:rPr>
-        <w:t xml:space="preserve">). This is also described in </w:t>
-      </w:r>
-      <w:hyperlink r:id="rId711">
-        <w:r>
-          <w:rPr>
-            <w:lang w:val="en_US" w:bidi="en_US"/>
-          </w:rPr>
-          <w:rPr>
-            <w:color w:val="0000EE"/>
-            <w:u w:val="single"/>
-          </w:rPr>
-          <w:t>Ezekiel 47</w:t>
-        </w:r>
-      </w:hyperlink>
-      <w:r>
-        <w:rPr>
-          <w:lang w:val="en_US" w:bidi="en_US"/>
-        </w:rPr>
-        <w:t xml:space="preserve">, which pictures the river flowing from God’s temple as a symbol of God’s never-ending supply. In </w:t>
-      </w:r>
-      <w:hyperlink r:id="rId700">
-        <w:r>
-          <w:rPr>
-            <w:lang w:val="en_US" w:bidi="en_US"/>
-          </w:rPr>
-          <w:rPr>
-            <w:color w:val="0000EE"/>
-            <w:u w:val="single"/>
-          </w:rPr>
-          <w:t>John 4</w:t>
-        </w:r>
-      </w:hyperlink>
-      <w:r>
-        <w:rPr>
-          <w:lang w:val="en_US" w:bidi="en_US"/>
-        </w:rPr>
-        <w:t>, Jesus provides the living waters to all who receive the gift of God, and he directs people to a new temple, a spiritual one, where God is worshiped in spirit.</w:t>
-      </w:r>
-      <w:r>
-        <w:rPr>
-          <w:lang w:val="en_US" w:bidi="en_US"/>
-        </w:rPr>
-      </w:r>
-      <w:r>
-        <w:rPr>
-          <w:lang w:val="en_US" w:bidi="en_US"/>
-        </w:rPr>
-      </w:r>
-    </w:p>
-    <w:p>
-      <w:pPr/>
-      <w:r>
-        <w:rPr>
-          <w:lang w:val="en_US" w:bidi="en_US"/>
-        </w:rPr>
-      </w:r>
-    </w:p>
-    <w:p>
-      <w:pPr>
-        <w:pStyle w:val="Heading2"/>
-      </w:pPr>
-      <w:r>
-        <w:rPr>
-          <w:lang w:val="en_US" w:bidi="en_US"/>
-        </w:rPr>
-        <w:t>Wrath of God</w:t>
-      </w:r>
-      <w:r>
-        <w:rPr>
-          <w:lang w:val="en_US" w:bidi="en_US"/>
-        </w:rPr>
-      </w:r>
-    </w:p>
-    <w:p>
-      <w:pPr/>
-      <w:r>
-        <w:rPr>
-          <w:lang w:val="en_US" w:bidi="en_US"/>
-        </w:rPr>
-      </w:r>
-      <w:r>
-        <w:rPr>
-          <w:lang w:val="en_US" w:bidi="en_US"/>
-        </w:rPr>
-        <w:t>Wrath is a word that describes God's strong disapproval of human beings and their sinful actions. In the original languages of the Bible, many different words and phrases are used to talk about wrath. All of these words express the idea of justifiable anger in response to unjust actions.</w:t>
-      </w:r>
-    </w:p>
-    <w:p>
-      <w:pPr>
-        <w:pStyle w:val="Heading3"/>
-      </w:pPr>
-      <w:r>
-        <w:rPr>
-          <w:lang w:val="en_US" w:bidi="en_US"/>
-        </w:rPr>
-        <w:t>In the Old Testament</w:t>
-      </w:r>
-    </w:p>
-    <w:p>
-      <w:pPr/>
-      <w:r>
-        <w:rPr>
-          <w:lang w:val="en_US" w:bidi="en_US"/>
-        </w:rPr>
-      </w:r>
-      <w:r>
-        <w:rPr>
-          <w:lang w:val="en_US" w:bidi="en_US"/>
-        </w:rPr>
-        <w:t>In the Old Testament, God is said to be angry with nations, sinners, and even his covenant people. God’s anger first showed toward Israel after they refused to believe his word about entering the promised land. After being rescued from Egypt, receiving the Ten Commandments and the covenant, and seeing God's glory, they still did not believe (</w:t>
-      </w:r>
-      <w:hyperlink r:id="rId712">
-        <w:r>
-          <w:rPr>
-            <w:lang w:val="en_US" w:bidi="en_US"/>
-          </w:rPr>
-          <w:rPr>
-            <w:color w:val="0000EE"/>
-            <w:u w:val="single"/>
-          </w:rPr>
-          <w:t>Numbers 11:10</w:t>
-        </w:r>
-      </w:hyperlink>
-      <w:r>
-        <w:rPr>
-          <w:lang w:val="en_US" w:bidi="en_US"/>
-        </w:rPr>
-        <w:t xml:space="preserve">; </w:t>
-      </w:r>
-      <w:hyperlink r:id="rId713">
-        <w:r>
-          <w:rPr>
-            <w:lang w:val="en_US" w:bidi="en_US"/>
-          </w:rPr>
-          <w:rPr>
-            <w:color w:val="0000EE"/>
-            <w:u w:val="single"/>
-          </w:rPr>
-          <w:t>12:9</w:t>
-        </w:r>
-      </w:hyperlink>
-      <w:r>
-        <w:rPr>
-          <w:lang w:val="en_US" w:bidi="en_US"/>
-        </w:rPr>
-        <w:t xml:space="preserve">; </w:t>
-      </w:r>
-      <w:hyperlink r:id="rId714">
-        <w:r>
-          <w:rPr>
-            <w:lang w:val="en_US" w:bidi="en_US"/>
-          </w:rPr>
-          <w:rPr>
-            <w:color w:val="0000EE"/>
-            <w:u w:val="single"/>
-          </w:rPr>
-          <w:t>22:22</w:t>
-        </w:r>
-      </w:hyperlink>
-      <w:r>
-        <w:rPr>
-          <w:lang w:val="en_US" w:bidi="en_US"/>
-        </w:rPr>
-        <w:t xml:space="preserve">; </w:t>
-      </w:r>
-      <w:hyperlink r:id="rId715">
+      <w:hyperlink r:id="rId718">
         <w:r>
           <w:rPr>
             <w:lang w:val="en_US" w:bidi="en_US"/>
@@ -28327,7 +28404,7 @@
         </w:rPr>
         <w:t>Worshiping other gods (</w:t>
       </w:r>
-      <w:hyperlink r:id="rId716">
+      <w:hyperlink r:id="rId719">
         <w:r>
           <w:rPr>
             <w:lang w:val="en_US" w:bidi="en_US"/>
@@ -28345,7 +28422,7 @@
         </w:rPr>
         <w:t xml:space="preserve">; </w:t>
       </w:r>
-      <w:hyperlink r:id="rId717">
+      <w:hyperlink r:id="rId720">
         <w:r>
           <w:rPr>
             <w:lang w:val="en_US" w:bidi="en_US"/>
@@ -28363,7 +28440,7 @@
         </w:rPr>
         <w:t xml:space="preserve">; </w:t>
       </w:r>
-      <w:hyperlink r:id="rId718">
+      <w:hyperlink r:id="rId721">
         <w:r>
           <w:rPr>
             <w:lang w:val="en_US" w:bidi="en_US"/>
@@ -28375,7 +28452,7 @@
           <w:t>9:7</w:t>
         </w:r>
       </w:hyperlink>
-      <w:hyperlink r:id="rId719">
+      <w:hyperlink r:id="rId722">
         <w:r>
           <w:rPr>
             <w:lang w:val="en_US" w:bidi="en_US"/>
@@ -28387,7 +28464,7 @@
           <w:t>–</w:t>
         </w:r>
       </w:hyperlink>
-      <w:hyperlink r:id="rId718">
+      <w:hyperlink r:id="rId721">
         <w:r>
           <w:rPr>
             <w:lang w:val="en_US" w:bidi="en_US"/>
@@ -28405,7 +28482,7 @@
         </w:rPr>
         <w:t xml:space="preserve">; </w:t>
       </w:r>
-      <w:hyperlink r:id="rId720">
+      <w:hyperlink r:id="rId723">
         <w:r>
           <w:rPr>
             <w:lang w:val="en_US" w:bidi="en_US"/>
@@ -28423,7 +28500,7 @@
         </w:rPr>
         <w:t xml:space="preserve">; </w:t>
       </w:r>
-      <w:hyperlink r:id="rId721">
+      <w:hyperlink r:id="rId724">
         <w:r>
           <w:rPr>
             <w:lang w:val="en_US" w:bidi="en_US"/>
@@ -28441,7 +28518,7 @@
         </w:rPr>
         <w:t xml:space="preserve">; </w:t>
       </w:r>
-      <w:hyperlink r:id="rId722">
+      <w:hyperlink r:id="rId725">
         <w:r>
           <w:rPr>
             <w:lang w:val="en_US" w:bidi="en_US"/>
@@ -28459,7 +28536,7 @@
         </w:rPr>
         <w:t xml:space="preserve">; </w:t>
       </w:r>
-      <w:hyperlink r:id="rId723">
+      <w:hyperlink r:id="rId726">
         <w:r>
           <w:rPr>
             <w:lang w:val="en_US" w:bidi="en_US"/>
@@ -28495,7 +28572,7 @@
         </w:rPr>
         <w:t>Mixing non-Jewish practices in with their worship (</w:t>
       </w:r>
-      <w:hyperlink r:id="rId724">
+      <w:hyperlink r:id="rId727">
         <w:r>
           <w:rPr>
             <w:lang w:val="en_US" w:bidi="en_US"/>
@@ -28507,7 +28584,7 @@
           <w:t>Isaiah 1:10</w:t>
         </w:r>
       </w:hyperlink>
-      <w:hyperlink r:id="rId724">
+      <w:hyperlink r:id="rId727">
         <w:r>
           <w:rPr>
             <w:lang w:val="en_US" w:bidi="en_US"/>
@@ -28519,7 +28596,7 @@
           <w:t>–</w:t>
         </w:r>
       </w:hyperlink>
-      <w:hyperlink r:id="rId724">
+      <w:hyperlink r:id="rId727">
         <w:r>
           <w:rPr>
             <w:lang w:val="en_US" w:bidi="en_US"/>
@@ -28537,7 +28614,7 @@
         </w:rPr>
         <w:t xml:space="preserve">; </w:t>
       </w:r>
-      <w:hyperlink r:id="rId725">
+      <w:hyperlink r:id="rId728">
         <w:r>
           <w:rPr>
             <w:lang w:val="en_US" w:bidi="en_US"/>
@@ -28555,7 +28632,7 @@
         </w:rPr>
         <w:t xml:space="preserve">; </w:t>
       </w:r>
-      <w:hyperlink r:id="rId726">
+      <w:hyperlink r:id="rId729">
         <w:r>
           <w:rPr>
             <w:lang w:val="en_US" w:bidi="en_US"/>
@@ -28573,7 +28650,7 @@
         </w:rPr>
         <w:t xml:space="preserve">; </w:t>
       </w:r>
-      <w:hyperlink r:id="rId727">
+      <w:hyperlink r:id="rId730">
         <w:r>
           <w:rPr>
             <w:lang w:val="en_US" w:bidi="en_US"/>
@@ -28585,7 +28662,7 @@
           <w:t>Amos 5:21</w:t>
         </w:r>
       </w:hyperlink>
-      <w:hyperlink r:id="rId727">
+      <w:hyperlink r:id="rId730">
         <w:r>
           <w:rPr>
             <w:lang w:val="en_US" w:bidi="en_US"/>
@@ -28597,7 +28674,7 @@
           <w:t>–</w:t>
         </w:r>
       </w:hyperlink>
-      <w:hyperlink r:id="rId727">
+      <w:hyperlink r:id="rId730">
         <w:r>
           <w:rPr>
             <w:lang w:val="en_US" w:bidi="en_US"/>
@@ -28633,7 +28710,7 @@
         </w:rPr>
         <w:t>Their rebellion (</w:t>
       </w:r>
-      <w:hyperlink r:id="rId728">
+      <w:hyperlink r:id="rId731">
         <w:r>
           <w:rPr>
             <w:lang w:val="en_US" w:bidi="en_US"/>
@@ -28669,7 +28746,7 @@
         </w:rPr>
         <w:t>Their unbelief (</w:t>
       </w:r>
-      <w:hyperlink r:id="rId729">
+      <w:hyperlink r:id="rId732">
         <w:r>
           <w:rPr>
             <w:lang w:val="en_US" w:bidi="en_US"/>
@@ -28687,7 +28764,7 @@
         </w:rPr>
         <w:t xml:space="preserve">; </w:t>
       </w:r>
-      <w:hyperlink r:id="rId730">
+      <w:hyperlink r:id="rId733">
         <w:r>
           <w:rPr>
             <w:lang w:val="en_US" w:bidi="en_US"/>
@@ -28705,7 +28782,7 @@
         </w:rPr>
         <w:t xml:space="preserve">; </w:t>
       </w:r>
-      <w:hyperlink r:id="rId731">
+      <w:hyperlink r:id="rId734">
         <w:r>
           <w:rPr>
             <w:lang w:val="en_US" w:bidi="en_US"/>
@@ -28717,7 +28794,7 @@
           <w:t>Psalm 95:10</w:t>
         </w:r>
       </w:hyperlink>
-      <w:hyperlink r:id="rId731">
+      <w:hyperlink r:id="rId734">
         <w:r>
           <w:rPr>
             <w:lang w:val="en_US" w:bidi="en_US"/>
@@ -28729,7 +28806,7 @@
           <w:t>–</w:t>
         </w:r>
       </w:hyperlink>
-      <w:hyperlink r:id="rId731">
+      <w:hyperlink r:id="rId734">
         <w:r>
           <w:rPr>
             <w:lang w:val="en_US" w:bidi="en_US"/>
@@ -28765,7 +28842,7 @@
         </w:rPr>
         <w:t>Their disregard for his concern for love, justice, righteousness, and holiness (</w:t>
       </w:r>
-      <w:hyperlink r:id="rId732">
+      <w:hyperlink r:id="rId735">
         <w:r>
           <w:rPr>
             <w:lang w:val="en_US" w:bidi="en_US"/>
@@ -28777,7 +28854,7 @@
           <w:t>Exodus 22:22</w:t>
         </w:r>
       </w:hyperlink>
-      <w:hyperlink r:id="rId732">
+      <w:hyperlink r:id="rId735">
         <w:r>
           <w:rPr>
             <w:lang w:val="en_US" w:bidi="en_US"/>
@@ -28789,7 +28866,7 @@
           <w:t>–</w:t>
         </w:r>
       </w:hyperlink>
-      <w:hyperlink r:id="rId732">
+      <w:hyperlink r:id="rId735">
         <w:r>
           <w:rPr>
             <w:lang w:val="en_US" w:bidi="en_US"/>
@@ -28807,7 +28884,7 @@
         </w:rPr>
         <w:t xml:space="preserve">; </w:t>
       </w:r>
-      <w:hyperlink r:id="rId733">
+      <w:hyperlink r:id="rId736">
         <w:r>
           <w:rPr>
             <w:lang w:val="en_US" w:bidi="en_US"/>
@@ -28819,7 +28896,7 @@
           <w:t>Isaiah 1:15</w:t>
         </w:r>
       </w:hyperlink>
-      <w:hyperlink r:id="rId733">
+      <w:hyperlink r:id="rId736">
         <w:r>
           <w:rPr>
             <w:lang w:val="en_US" w:bidi="en_US"/>
@@ -28831,7 +28908,7 @@
           <w:t>–</w:t>
         </w:r>
       </w:hyperlink>
-      <w:hyperlink r:id="rId733">
+      <w:hyperlink r:id="rId736">
         <w:r>
           <w:rPr>
             <w:lang w:val="en_US" w:bidi="en_US"/>
@@ -28849,7 +28926,7 @@
         </w:rPr>
         <w:t xml:space="preserve">; </w:t>
       </w:r>
-      <w:hyperlink r:id="rId734">
+      <w:hyperlink r:id="rId737">
         <w:r>
           <w:rPr>
             <w:lang w:val="en_US" w:bidi="en_US"/>
@@ -28861,7 +28938,7 @@
           <w:t>Amos 5:7</w:t>
         </w:r>
       </w:hyperlink>
-      <w:hyperlink r:id="rId734">
+      <w:hyperlink r:id="rId737">
         <w:r>
           <w:rPr>
             <w:lang w:val="en_US" w:bidi="en_US"/>
@@ -28873,7 +28950,7 @@
           <w:t>–</w:t>
         </w:r>
       </w:hyperlink>
-      <w:hyperlink r:id="rId734">
+      <w:hyperlink r:id="rId737">
         <w:r>
           <w:rPr>
             <w:lang w:val="en_US" w:bidi="en_US"/>
@@ -28891,7 +28968,7 @@
         </w:rPr>
         <w:t xml:space="preserve">; </w:t>
       </w:r>
-      <w:hyperlink r:id="rId735">
+      <w:hyperlink r:id="rId738">
         <w:r>
           <w:rPr>
             <w:lang w:val="en_US" w:bidi="en_US"/>
@@ -28923,7 +29000,7 @@
         </w:rPr>
         <w:t>The wrath of God also extends to all humanity (</w:t>
       </w:r>
-      <w:hyperlink r:id="rId736">
+      <w:hyperlink r:id="rId739">
         <w:r>
           <w:rPr>
             <w:lang w:val="en_US" w:bidi="en_US"/>
@@ -28941,7 +29018,7 @@
         </w:rPr>
         <w:t>). The day of the Lord concept, developed by prophets, warns that no one can escape God’s righteous wrath (</w:t>
       </w:r>
-      <w:hyperlink r:id="rId737">
+      <w:hyperlink r:id="rId740">
         <w:r>
           <w:rPr>
             <w:lang w:val="en_US" w:bidi="en_US"/>
@@ -28953,7 +29030,7 @@
           <w:t>Amos 5:18</w:t>
         </w:r>
       </w:hyperlink>
-      <w:hyperlink r:id="rId737">
+      <w:hyperlink r:id="rId740">
         <w:r>
           <w:rPr>
             <w:lang w:val="en_US" w:bidi="en_US"/>
@@ -28965,7 +29042,7 @@
           <w:t>–</w:t>
         </w:r>
       </w:hyperlink>
-      <w:hyperlink r:id="rId737">
+      <w:hyperlink r:id="rId740">
         <w:r>
           <w:rPr>
             <w:lang w:val="en_US" w:bidi="en_US"/>
@@ -28983,7 +29060,7 @@
         </w:rPr>
         <w:t>). The day of the Lord is the day of his wrath (</w:t>
       </w:r>
-      <w:hyperlink r:id="rId738">
+      <w:hyperlink r:id="rId741">
         <w:r>
           <w:rPr>
             <w:lang w:val="en_US" w:bidi="en_US"/>
@@ -29037,7 +29114,7 @@
         </w:rPr>
         <w:t>God is patient. The Hebrew word for “patient” relates to the word for “wrath” and means “length of wrath”; God does not quickly become angry. He is longsuffering (</w:t>
       </w:r>
-      <w:hyperlink r:id="rId739">
+      <w:hyperlink r:id="rId742">
         <w:r>
           <w:rPr>
             <w:lang w:val="en_US" w:bidi="en_US"/>
@@ -29073,7 +29150,7 @@
         </w:rPr>
         <w:t>God is full of compassion and faithfulness (</w:t>
       </w:r>
-      <w:hyperlink r:id="rId739">
+      <w:hyperlink r:id="rId742">
         <w:r>
           <w:rPr>
             <w:lang w:val="en_US" w:bidi="en_US"/>
@@ -29109,7 +29186,7 @@
         </w:rPr>
         <w:t>God is ready to forgive those who atone for and cleanse their sins (</w:t>
       </w:r>
-      <w:hyperlink r:id="rId739">
+      <w:hyperlink r:id="rId742">
         <w:r>
           <w:rPr>
             <w:lang w:val="en_US" w:bidi="en_US"/>
@@ -29127,7 +29204,7 @@
         </w:rPr>
         <w:t>). His love is much greater than his wrath (</w:t>
       </w:r>
-      <w:hyperlink r:id="rId740">
+      <w:hyperlink r:id="rId743">
         <w:r>
           <w:rPr>
             <w:lang w:val="en_US" w:bidi="en_US"/>
@@ -29145,7 +29222,7 @@
         </w:rPr>
         <w:t>). Micah prayed that the Lord would soon forgive and restore his people, believing he cannot be angry forever (</w:t>
       </w:r>
-      <w:hyperlink r:id="rId741">
+      <w:hyperlink r:id="rId744">
         <w:r>
           <w:rPr>
             <w:lang w:val="en_US" w:bidi="en_US"/>
@@ -29163,7 +29240,7 @@
         </w:rPr>
         <w:t xml:space="preserve">; compare </w:t>
       </w:r>
-      <w:hyperlink r:id="rId742">
+      <w:hyperlink r:id="rId745">
         <w:r>
           <w:rPr>
             <w:lang w:val="en_US" w:bidi="en_US"/>
@@ -29181,7 +29258,7 @@
         </w:rPr>
         <w:t xml:space="preserve">; </w:t>
       </w:r>
-      <w:hyperlink r:id="rId743">
+      <w:hyperlink r:id="rId746">
         <w:r>
           <w:rPr>
             <w:lang w:val="en_US" w:bidi="en_US"/>
@@ -29199,7 +29276,7 @@
         </w:rPr>
         <w:t xml:space="preserve">). In </w:t>
       </w:r>
-      <w:hyperlink r:id="rId744">
+      <w:hyperlink r:id="rId747">
         <w:r>
           <w:rPr>
             <w:lang w:val="en_US" w:bidi="en_US"/>
@@ -29211,7 +29288,7 @@
           <w:t>Psalm 103:8</w:t>
         </w:r>
       </w:hyperlink>
-      <w:hyperlink r:id="rId744">
+      <w:hyperlink r:id="rId747">
         <w:r>
           <w:rPr>
             <w:lang w:val="en_US" w:bidi="en_US"/>
@@ -29223,7 +29300,7 @@
           <w:t>–</w:t>
         </w:r>
       </w:hyperlink>
-      <w:hyperlink r:id="rId744">
+      <w:hyperlink r:id="rId747">
         <w:r>
           <w:rPr>
             <w:lang w:val="en_US" w:bidi="en_US"/>
@@ -29255,7 +29332,7 @@
         </w:rPr>
         <w:t>The purpose of God’s wrath is not to destroy humanity (</w:t>
       </w:r>
-      <w:hyperlink r:id="rId745">
+      <w:hyperlink r:id="rId748">
         <w:r>
           <w:rPr>
             <w:lang w:val="en_US" w:bidi="en_US"/>
@@ -29273,7 +29350,7 @@
         </w:rPr>
         <w:t>). His wrath is not a vindictive, emotional overreaction, nor is it unpredictable. In his wrath, he controls nations (like Babylon and Assyria) and disciplines his people so they return to him (</w:t>
       </w:r>
-      <w:hyperlink r:id="rId746">
+      <w:hyperlink r:id="rId749">
         <w:r>
           <w:rPr>
             <w:lang w:val="en_US" w:bidi="en_US"/>
@@ -29285,7 +29362,7 @@
           <w:t>Joel 2:13</w:t>
         </w:r>
       </w:hyperlink>
-      <w:hyperlink r:id="rId746">
+      <w:hyperlink r:id="rId749">
         <w:r>
           <w:rPr>
             <w:lang w:val="en_US" w:bidi="en_US"/>
@@ -29297,7 +29374,7 @@
           <w:t>–</w:t>
         </w:r>
       </w:hyperlink>
-      <w:hyperlink r:id="rId746">
+      <w:hyperlink r:id="rId749">
         <w:r>
           <w:rPr>
             <w:lang w:val="en_US" w:bidi="en_US"/>
@@ -29315,7 +29392,7 @@
         </w:rPr>
         <w:t>). The Old Testament's day of the Lord does not end with God's anger. It ends with the restoration of the earth when the earth will be filled with the knowledge of God (</w:t>
       </w:r>
-      <w:hyperlink r:id="rId747">
+      <w:hyperlink r:id="rId750">
         <w:r>
           <w:rPr>
             <w:lang w:val="en_US" w:bidi="en_US"/>
@@ -29333,7 +29410,7 @@
         </w:rPr>
         <w:t xml:space="preserve">; </w:t>
       </w:r>
-      <w:hyperlink r:id="rId748">
+      <w:hyperlink r:id="rId751">
         <w:r>
           <w:rPr>
             <w:lang w:val="en_US" w:bidi="en_US"/>
@@ -29351,7 +29428,7 @@
         </w:rPr>
         <w:t>), and wickedness will be no more (</w:t>
       </w:r>
-      <w:hyperlink r:id="rId497">
+      <w:hyperlink r:id="rId500">
         <w:r>
           <w:rPr>
             <w:lang w:val="en_US" w:bidi="en_US"/>
@@ -29394,7 +29471,7 @@
         </w:rPr>
         <w:t>The New Testament also teaches about God's wrath alongside his grace, love, and patience (</w:t>
       </w:r>
-      <w:hyperlink r:id="rId749">
+      <w:hyperlink r:id="rId752">
         <w:r>
           <w:rPr>
             <w:lang w:val="en_US" w:bidi="en_US"/>
@@ -29412,7 +29489,7 @@
         </w:rPr>
         <w:t xml:space="preserve">; </w:t>
       </w:r>
-      <w:hyperlink r:id="rId750">
+      <w:hyperlink r:id="rId753">
         <w:r>
           <w:rPr>
             <w:lang w:val="en_US" w:bidi="en_US"/>
@@ -29430,7 +29507,7 @@
         </w:rPr>
         <w:t xml:space="preserve">; </w:t>
       </w:r>
-      <w:hyperlink r:id="rId751">
+      <w:hyperlink r:id="rId754">
         <w:r>
           <w:rPr>
             <w:lang w:val="en_US" w:bidi="en_US"/>
@@ -29448,7 +29525,7 @@
         </w:rPr>
         <w:t xml:space="preserve">; </w:t>
       </w:r>
-      <w:hyperlink r:id="rId752">
+      <w:hyperlink r:id="rId755">
         <w:r>
           <w:rPr>
             <w:lang w:val="en_US" w:bidi="en_US"/>
@@ -29466,7 +29543,7 @@
         </w:rPr>
         <w:t xml:space="preserve">; </w:t>
       </w:r>
-      <w:hyperlink r:id="rId753">
+      <w:hyperlink r:id="rId756">
         <w:r>
           <w:rPr>
             <w:lang w:val="en_US" w:bidi="en_US"/>
@@ -29484,7 +29561,7 @@
         </w:rPr>
         <w:t xml:space="preserve">; </w:t>
       </w:r>
-      <w:hyperlink r:id="rId754">
+      <w:hyperlink r:id="rId757">
         <w:r>
           <w:rPr>
             <w:lang w:val="en_US" w:bidi="en_US"/>
@@ -29502,7 +29579,7 @@
         </w:rPr>
         <w:t>). Those who do not believe in the risen Christ remain in their sins and will face God’s wrath. Those who believe are saved from it (</w:t>
       </w:r>
-      <w:hyperlink r:id="rId755">
+      <w:hyperlink r:id="rId758">
         <w:r>
           <w:rPr>
             <w:lang w:val="en_US" w:bidi="en_US"/>
@@ -29520,7 +29597,7 @@
         </w:rPr>
         <w:t xml:space="preserve">; </w:t>
       </w:r>
-      <w:hyperlink r:id="rId756">
+      <w:hyperlink r:id="rId759">
         <w:r>
           <w:rPr>
             <w:lang w:val="en_US" w:bidi="en_US"/>
@@ -29538,7 +29615,7 @@
         </w:rPr>
         <w:t>). The good news of the New Testament is that Jesus came to save us from God’s wrath (</w:t>
       </w:r>
-      <w:hyperlink r:id="rId757">
+      <w:hyperlink r:id="rId760">
         <w:r>
           <w:rPr>
             <w:lang w:val="en_US" w:bidi="en_US"/>
@@ -29556,7 +29633,7 @@
         </w:rPr>
         <w:t>). Those saved are reconciled with God because they no longer are under condemnation (</w:t>
       </w:r>
-      <w:hyperlink r:id="rId758">
+      <w:hyperlink r:id="rId761">
         <w:r>
           <w:rPr>
             <w:lang w:val="en_US" w:bidi="en_US"/>
@@ -29574,7 +29651,7 @@
         </w:rPr>
         <w:t xml:space="preserve">; </w:t>
       </w:r>
-      <w:hyperlink r:id="rId759">
+      <w:hyperlink r:id="rId762">
         <w:r>
           <w:rPr>
             <w:lang w:val="en_US" w:bidi="en_US"/>
@@ -29873,7 +29950,7 @@
         </w:rPr>
         <w:t>Shebna (</w:t>
       </w:r>
-      <w:hyperlink r:id="rId760">
+      <w:hyperlink r:id="rId763">
         <w:r>
           <w:rPr>
             <w:lang w:val="en_US" w:bidi="en_US"/>
@@ -29909,7 +29986,7 @@
         </w:rPr>
         <w:t>Shaphan (</w:t>
       </w:r>
-      <w:hyperlink r:id="rId761">
+      <w:hyperlink r:id="rId764">
         <w:r>
           <w:rPr>
             <w:lang w:val="en_US" w:bidi="en_US"/>
@@ -29927,7 +30004,7 @@
         </w:rPr>
         <w:t>–</w:t>
       </w:r>
-      <w:hyperlink r:id="rId761">
+      <w:hyperlink r:id="rId764">
         <w:r>
           <w:rPr>
             <w:lang w:val="en_US" w:bidi="en_US"/>
@@ -29963,7 +30040,7 @@
         </w:rPr>
         <w:t>Ezra (</w:t>
       </w:r>
-      <w:hyperlink r:id="rId762">
+      <w:hyperlink r:id="rId765">
         <w:r>
           <w:rPr>
             <w:lang w:val="en_US" w:bidi="en_US"/>
@@ -29981,7 +30058,7 @@
         </w:rPr>
         <w:t xml:space="preserve">; </w:t>
       </w:r>
-      <w:hyperlink r:id="rId763">
+      <w:hyperlink r:id="rId766">
         <w:r>
           <w:rPr>
             <w:lang w:val="en_US" w:bidi="en_US"/>
@@ -29999,7 +30076,7 @@
         </w:rPr>
         <w:t xml:space="preserve">; </w:t>
       </w:r>
-      <w:hyperlink r:id="rId764">
+      <w:hyperlink r:id="rId767">
         <w:r>
           <w:rPr>
             <w:lang w:val="en_US" w:bidi="en_US"/>
@@ -30035,7 +30112,7 @@
         </w:rPr>
         <w:t>Baruch (</w:t>
       </w:r>
-      <w:hyperlink r:id="rId765">
+      <w:hyperlink r:id="rId768">
         <w:r>
           <w:rPr>
             <w:lang w:val="en_US" w:bidi="en_US"/>
@@ -30071,7 +30148,7 @@
         </w:rPr>
         <w:t>Jonathan (</w:t>
       </w:r>
-      <w:hyperlink r:id="rId766">
+      <w:hyperlink r:id="rId769">
         <w:r>
           <w:rPr>
             <w:lang w:val="en_US" w:bidi="en_US"/>
@@ -30146,7 +30223,7 @@
         </w:rPr>
         <w:t>Tertius (</w:t>
       </w:r>
-      <w:hyperlink r:id="rId767">
+      <w:hyperlink r:id="rId770">
         <w:r>
           <w:rPr>
             <w:lang w:val="en_US" w:bidi="en_US"/>
@@ -30182,7 +30259,7 @@
         </w:rPr>
         <w:t>Silvanus (</w:t>
       </w:r>
-      <w:hyperlink r:id="rId768">
+      <w:hyperlink r:id="rId771">
         <w:r>
           <w:rPr>
             <w:lang w:val="en_US" w:bidi="en_US"/>
@@ -30226,7 +30303,7 @@
           <w:lang w:val="en_US" w:bidi="en_US"/>
         </w:rPr>
       </w:r>
-      <w:hyperlink r:id="rId769">
+      <w:hyperlink r:id="rId772">
         <w:r>
           <w:rPr>
             <w:lang w:val="en_US" w:bidi="en_US"/>
@@ -30250,7 +30327,7 @@
           <w:lang w:val="en_US" w:bidi="en_US"/>
         </w:rPr>
       </w:r>
-      <w:hyperlink r:id="rId770">
+      <w:hyperlink r:id="rId773">
         <w:r>
           <w:rPr>
             <w:lang w:val="en_US" w:bidi="en_US"/>
@@ -30274,7 +30351,7 @@
           <w:lang w:val="en_US" w:bidi="en_US"/>
         </w:rPr>
       </w:r>
-      <w:hyperlink r:id="rId771">
+      <w:hyperlink r:id="rId774">
         <w:r>
           <w:rPr>
             <w:lang w:val="en_US" w:bidi="en_US"/>
@@ -30298,7 +30375,7 @@
           <w:lang w:val="en_US" w:bidi="en_US"/>
         </w:rPr>
       </w:r>
-      <w:hyperlink r:id="rId772">
+      <w:hyperlink r:id="rId775">
         <w:r>
           <w:rPr>
             <w:lang w:val="en_US" w:bidi="en_US"/>
@@ -30324,7 +30401,7 @@
         </w:rPr>
         <w:t>This shows that these letters were written by someone else (Paul's scribe) before he signed them. John wrote his letters himself (</w:t>
       </w:r>
-      <w:hyperlink r:id="rId773">
+      <w:hyperlink r:id="rId776">
         <w:r>
           <w:rPr>
             <w:lang w:val="en_US" w:bidi="en_US"/>
@@ -30342,7 +30419,7 @@
         </w:rPr>
         <w:t xml:space="preserve">; </w:t>
       </w:r>
-      <w:hyperlink r:id="rId774">
+      <w:hyperlink r:id="rId777">
         <w:r>
           <w:rPr>
             <w:lang w:val="en_US" w:bidi="en_US"/>
@@ -30354,7 +30431,7 @@
           <w:t xml:space="preserve">2:1, </w:t>
         </w:r>
       </w:hyperlink>
-      <w:hyperlink r:id="rId775">
+      <w:hyperlink r:id="rId778">
         <w:r>
           <w:rPr>
             <w:lang w:val="en_US" w:bidi="en_US"/>
@@ -30366,7 +30443,7 @@
           <w:t>7</w:t>
         </w:r>
       </w:hyperlink>
-      <w:hyperlink r:id="rId775">
+      <w:hyperlink r:id="rId778">
         <w:r>
           <w:rPr>
             <w:lang w:val="en_US" w:bidi="en_US"/>
@@ -30384,7 +30461,7 @@
         </w:rPr>
         <w:t xml:space="preserve">8, </w:t>
       </w:r>
-      <w:hyperlink r:id="rId776">
+      <w:hyperlink r:id="rId779">
         <w:r>
           <w:rPr>
             <w:lang w:val="en_US" w:bidi="en_US"/>
@@ -30402,7 +30479,7 @@
         </w:rPr>
         <w:t xml:space="preserve">; </w:t>
       </w:r>
-      <w:hyperlink r:id="rId777">
+      <w:hyperlink r:id="rId780">
         <w:r>
           <w:rPr>
             <w:lang w:val="en_US" w:bidi="en_US"/>
@@ -30420,7 +30497,7 @@
         </w:rPr>
         <w:t xml:space="preserve">; </w:t>
       </w:r>
-      <w:hyperlink r:id="rId778">
+      <w:hyperlink r:id="rId781">
         <w:r>
           <w:rPr>
             <w:lang w:val="en_US" w:bidi="en_US"/>
@@ -30438,7 +30515,7 @@
         </w:rPr>
         <w:t xml:space="preserve">, </w:t>
       </w:r>
-      <w:hyperlink r:id="rId779">
+      <w:hyperlink r:id="rId782">
         <w:r>
           <w:rPr>
             <w:lang w:val="en_US" w:bidi="en_US"/>
@@ -30715,6 +30792,256 @@
         </w:rPr>
         <w:t xml:space="preserve">Wooden tablets covered with stucco or wax were sometimes used as a writing surface. A NT example is </w:t>
       </w:r>
+      <w:hyperlink r:id="rId783">
+        <w:r>
+          <w:rPr>
+            <w:lang w:val="en_US" w:bidi="en_US"/>
+          </w:rPr>
+          <w:rPr>
+            <w:color w:val="0000EE"/>
+            <w:u w:val="single"/>
+          </w:rPr>
+          <w:t>Luke 1:63</w:t>
+        </w:r>
+      </w:hyperlink>
+      <w:r>
+        <w:rPr>
+          <w:lang w:val="en_US" w:bidi="en_US"/>
+        </w:rPr>
+        <w:t>.</w:t>
+      </w:r>
+    </w:p>
+    <w:p>
+      <w:pPr>
+        <w:pStyle w:val="Heading4"/>
+      </w:pPr>
+      <w:r>
+        <w:rPr>
+          <w:lang w:val="en_US" w:bidi="en_US"/>
+        </w:rPr>
+        <w:t>Leather, Parchment, and Vellum</w:t>
+      </w:r>
+    </w:p>
+    <w:p>
+      <w:pPr/>
+      <w:r>
+        <w:rPr>
+          <w:lang w:val="en_US" w:bidi="en_US"/>
+        </w:rPr>
+      </w:r>
+      <w:r>
+        <w:rPr>
+          <w:lang w:val="en_US" w:bidi="en_US"/>
+        </w:rPr>
+        <w:t>These are all made from animal skins. Leather (tanned skins), the forerunner of parchment, has been in use about as long as papyrus, but it was rarely used because papyrus was so abundant. The ancient Hebrews probably used leather and papyrus for writing materials. The Dead Sea Scrolls were sheets of leather sewed together with linen thread. Metal scrolls also existed (e.g., copper).</w:t>
+      </w:r>
+    </w:p>
+    <w:p>
+      <w:pPr/>
+      <w:r>
+        <w:rPr>
+          <w:lang w:val="en_US" w:bidi="en_US"/>
+        </w:rPr>
+      </w:r>
+      <w:r>
+        <w:rPr>
+          <w:lang w:val="en_US" w:bidi="en_US"/>
+        </w:rPr>
+        <w:t>Parchment, made in the beginning from sheep and goat skins, began to replace leather as early as the third century BC, though actual parchment codices date from the second century AD. To prepare parchment or refined leather, the hair was removed from the skins and the latter rubbed smooth. The most common form of book for OT and NT documents was evidently a roll or scroll of papyrus, leather, or parchment. The average length of a scroll was about 30 feet (9.1 meters), though the famous Harris Papyrus was 133 feet (40.5 meters) long. Scrolls were often stored in pottery jars (</w:t>
+      </w:r>
+      <w:hyperlink r:id="rId784">
+        <w:r>
+          <w:rPr>
+            <w:lang w:val="en_US" w:bidi="en_US"/>
+          </w:rPr>
+          <w:rPr>
+            <w:color w:val="0000EE"/>
+            <w:u w:val="single"/>
+          </w:rPr>
+          <w:t>Jer 32:14</w:t>
+        </w:r>
+      </w:hyperlink>
+      <w:r>
+        <w:rPr>
+          <w:lang w:val="en_US" w:bidi="en_US"/>
+        </w:rPr>
+        <w:t>) and were frequently sealed (</w:t>
+      </w:r>
+      <w:hyperlink r:id="rId785">
+        <w:r>
+          <w:rPr>
+            <w:lang w:val="en_US" w:bidi="en_US"/>
+          </w:rPr>
+          <w:rPr>
+            <w:color w:val="0000EE"/>
+            <w:u w:val="single"/>
+          </w:rPr>
+          <w:t>Rv 5:1</w:t>
+        </w:r>
+      </w:hyperlink>
+      <w:r>
+        <w:rPr>
+          <w:lang w:val="en_US" w:bidi="en_US"/>
+        </w:rPr>
+        <w:t>).</w:t>
+      </w:r>
+    </w:p>
+    <w:p>
+      <w:pPr/>
+      <w:r>
+        <w:rPr>
+          <w:lang w:val="en_US" w:bidi="en_US"/>
+        </w:rPr>
+      </w:r>
+      <w:r>
+        <w:rPr>
+          <w:lang w:val="en_US" w:bidi="en_US"/>
+        </w:rPr>
+        <w:t>Vellum had a finer quality than parchment and was prepared from the skins of calves, lambs, or kids. In the fourth century AD, vellum or parchment as a material and the codex as a form became the norm.</w:t>
+      </w:r>
+    </w:p>
+    <w:p>
+      <w:pPr>
+        <w:pStyle w:val="Heading4"/>
+      </w:pPr>
+      <w:r>
+        <w:rPr>
+          <w:lang w:val="en_US" w:bidi="en_US"/>
+        </w:rPr>
+        <w:t>Paper</w:t>
+      </w:r>
+    </w:p>
+    <w:p>
+      <w:pPr/>
+      <w:r>
+        <w:rPr>
+          <w:lang w:val="en_US" w:bidi="en_US"/>
+        </w:rPr>
+      </w:r>
+      <w:r>
+        <w:rPr>
+          <w:lang w:val="en_US" w:bidi="en_US"/>
+        </w:rPr>
+        <w:t>Paper, made from wood, rags, and certain grasses, began to replace vellum and parchment as early as the tenth century AD in the Western world, though it was used considerably earlier in China and Japan. By the 15th century, paper manuscripts were common.</w:t>
+      </w:r>
+    </w:p>
+    <w:p>
+      <w:pPr>
+        <w:pStyle w:val="Heading3"/>
+      </w:pPr>
+      <w:r>
+        <w:rPr>
+          <w:lang w:val="en_US" w:bidi="en_US"/>
+        </w:rPr>
+        <w:t>Kinds of Books</w:t>
+      </w:r>
+    </w:p>
+    <w:p>
+      <w:pPr>
+        <w:pStyle w:val="Heading4"/>
+      </w:pPr>
+      <w:r>
+        <w:rPr>
+          <w:lang w:val="en_US" w:bidi="en_US"/>
+        </w:rPr>
+        <w:t>Scroll</w:t>
+      </w:r>
+    </w:p>
+    <w:p>
+      <w:pPr/>
+      <w:r>
+        <w:rPr>
+          <w:lang w:val="en_US" w:bidi="en_US"/>
+        </w:rPr>
+      </w:r>
+      <w:r>
+        <w:rPr>
+          <w:lang w:val="en_US" w:bidi="en_US"/>
+        </w:rPr>
+        <w:t>The scroll is a roll of papyrus, parchment, or leather used for writing a document or literary work. The papyrus scroll of Egypt can be traced as far back as 2500 BC. One of the most famous literary productions of ancient Egypt is the Book of the Dead. Jews used leather scrolls for writing the books of the Old Testament. Most of the scrolls discovered from the Dead Sea area were written on leather, with a few having been written on papyrus.</w:t>
+      </w:r>
+    </w:p>
+    <w:p>
+      <w:pPr>
+        <w:pStyle w:val="Heading4"/>
+      </w:pPr>
+      <w:r>
+        <w:rPr>
+          <w:lang w:val="en_US" w:bidi="en_US"/>
+        </w:rPr>
+        <w:t>Codex</w:t>
+      </w:r>
+    </w:p>
+    <w:p>
+      <w:pPr/>
+      <w:r>
+        <w:rPr>
+          <w:lang w:val="en_US" w:bidi="en_US"/>
+        </w:rPr>
+      </w:r>
+      <w:r>
+        <w:rPr>
+          <w:lang w:val="en_US" w:bidi="en_US"/>
+        </w:rPr>
+        <w:t>An important development in the evolution of book production occurred with the advent of the codex in the middle of the first century. A codex was constructed much like our modern books by folding sheets of papyrus or vellum (treated animal hide) in the middle and then sewing them together at the spine. This kind of book was advantageous because it enabled the scribe to write on both sides; it facilitated easier access to particular passages (as opposed to a scroll, which had to be unrolled); and it enabled Christians to bind together all four Gospels or all Paul’s epistles or any other such combination.</w:t>
+      </w:r>
+    </w:p>
+    <w:p>
+      <w:pPr>
+        <w:pStyle w:val="Heading3"/>
+      </w:pPr>
+      <w:r>
+        <w:rPr>
+          <w:lang w:val="en_US" w:bidi="en_US"/>
+        </w:rPr>
+        <w:t>Writing Utensils and Ink</w:t>
+      </w:r>
+    </w:p>
+    <w:p>
+      <w:pPr/>
+      <w:r>
+        <w:rPr>
+          <w:lang w:val="en_US" w:bidi="en_US"/>
+        </w:rPr>
+      </w:r>
+      <w:r>
+        <w:rPr>
+          <w:lang w:val="en_US" w:bidi="en_US"/>
+        </w:rPr>
+        <w:t>Different kinds of writing implements were used, depending on the writing surfaces in use at various periods of history. Metal chisels and gravers were used for inscribing stone and metal. A stylus was used for writing cuneiform (“wedge-shaped” characters) on clay tablets. For writing on ostraca (potsherds), papyrus, and parchment, a reed was split or cut to act as a brush. In Egypt rushes were used to form a brush. Later, reeds were cut to a point and split like a quill pen. Apparently this was the type of pen or “calamus” used in NT times (</w:t>
+      </w:r>
+      <w:hyperlink r:id="rId782">
+        <w:r>
+          <w:rPr>
+            <w:lang w:val="en_US" w:bidi="en_US"/>
+          </w:rPr>
+          <w:rPr>
+            <w:color w:val="0000EE"/>
+            <w:u w:val="single"/>
+          </w:rPr>
+          <w:t>3 Jn 1:13</w:t>
+        </w:r>
+      </w:hyperlink>
+      <w:r>
+        <w:rPr>
+          <w:lang w:val="en_US" w:bidi="en_US"/>
+        </w:rPr>
+        <w:t>).</w:t>
+      </w:r>
+    </w:p>
+    <w:p>
+      <w:pPr/>
+      <w:r>
+        <w:rPr>
+          <w:lang w:val="en_US" w:bidi="en_US"/>
+        </w:rPr>
+      </w:r>
+      <w:r>
+        <w:rPr>
+          <w:lang w:val="en_US" w:bidi="en_US"/>
+        </w:rPr>
+        <w:t xml:space="preserve">Ink (cf. </w:t>
+      </w:r>
       <w:hyperlink r:id="rId780">
         <w:r>
           <w:rPr>
@@ -30724,256 +31051,6 @@
             <w:color w:val="0000EE"/>
             <w:u w:val="single"/>
           </w:rPr>
-          <w:t>Luke 1:63</w:t>
-        </w:r>
-      </w:hyperlink>
-      <w:r>
-        <w:rPr>
-          <w:lang w:val="en_US" w:bidi="en_US"/>
-        </w:rPr>
-        <w:t>.</w:t>
-      </w:r>
-    </w:p>
-    <w:p>
-      <w:pPr>
-        <w:pStyle w:val="Heading4"/>
-      </w:pPr>
-      <w:r>
-        <w:rPr>
-          <w:lang w:val="en_US" w:bidi="en_US"/>
-        </w:rPr>
-        <w:t>Leather, Parchment, and Vellum</w:t>
-      </w:r>
-    </w:p>
-    <w:p>
-      <w:pPr/>
-      <w:r>
-        <w:rPr>
-          <w:lang w:val="en_US" w:bidi="en_US"/>
-        </w:rPr>
-      </w:r>
-      <w:r>
-        <w:rPr>
-          <w:lang w:val="en_US" w:bidi="en_US"/>
-        </w:rPr>
-        <w:t>These are all made from animal skins. Leather (tanned skins), the forerunner of parchment, has been in use about as long as papyrus, but it was rarely used because papyrus was so abundant. The ancient Hebrews probably used leather and papyrus for writing materials. The Dead Sea Scrolls were sheets of leather sewed together with linen thread. Metal scrolls also existed (e.g., copper).</w:t>
-      </w:r>
-    </w:p>
-    <w:p>
-      <w:pPr/>
-      <w:r>
-        <w:rPr>
-          <w:lang w:val="en_US" w:bidi="en_US"/>
-        </w:rPr>
-      </w:r>
-      <w:r>
-        <w:rPr>
-          <w:lang w:val="en_US" w:bidi="en_US"/>
-        </w:rPr>
-        <w:t>Parchment, made in the beginning from sheep and goat skins, began to replace leather as early as the third century BC, though actual parchment codices date from the second century AD. To prepare parchment or refined leather, the hair was removed from the skins and the latter rubbed smooth. The most common form of book for OT and NT documents was evidently a roll or scroll of papyrus, leather, or parchment. The average length of a scroll was about 30 feet (9.1 meters), though the famous Harris Papyrus was 133 feet (40.5 meters) long. Scrolls were often stored in pottery jars (</w:t>
-      </w:r>
-      <w:hyperlink r:id="rId781">
-        <w:r>
-          <w:rPr>
-            <w:lang w:val="en_US" w:bidi="en_US"/>
-          </w:rPr>
-          <w:rPr>
-            <w:color w:val="0000EE"/>
-            <w:u w:val="single"/>
-          </w:rPr>
-          <w:t>Jer 32:14</w:t>
-        </w:r>
-      </w:hyperlink>
-      <w:r>
-        <w:rPr>
-          <w:lang w:val="en_US" w:bidi="en_US"/>
-        </w:rPr>
-        <w:t>) and were frequently sealed (</w:t>
-      </w:r>
-      <w:hyperlink r:id="rId782">
-        <w:r>
-          <w:rPr>
-            <w:lang w:val="en_US" w:bidi="en_US"/>
-          </w:rPr>
-          <w:rPr>
-            <w:color w:val="0000EE"/>
-            <w:u w:val="single"/>
-          </w:rPr>
-          <w:t>Rv 5:1</w:t>
-        </w:r>
-      </w:hyperlink>
-      <w:r>
-        <w:rPr>
-          <w:lang w:val="en_US" w:bidi="en_US"/>
-        </w:rPr>
-        <w:t>).</w:t>
-      </w:r>
-    </w:p>
-    <w:p>
-      <w:pPr/>
-      <w:r>
-        <w:rPr>
-          <w:lang w:val="en_US" w:bidi="en_US"/>
-        </w:rPr>
-      </w:r>
-      <w:r>
-        <w:rPr>
-          <w:lang w:val="en_US" w:bidi="en_US"/>
-        </w:rPr>
-        <w:t>Vellum had a finer quality than parchment and was prepared from the skins of calves, lambs, or kids. In the fourth century AD, vellum or parchment as a material and the codex as a form became the norm.</w:t>
-      </w:r>
-    </w:p>
-    <w:p>
-      <w:pPr>
-        <w:pStyle w:val="Heading4"/>
-      </w:pPr>
-      <w:r>
-        <w:rPr>
-          <w:lang w:val="en_US" w:bidi="en_US"/>
-        </w:rPr>
-        <w:t>Paper</w:t>
-      </w:r>
-    </w:p>
-    <w:p>
-      <w:pPr/>
-      <w:r>
-        <w:rPr>
-          <w:lang w:val="en_US" w:bidi="en_US"/>
-        </w:rPr>
-      </w:r>
-      <w:r>
-        <w:rPr>
-          <w:lang w:val="en_US" w:bidi="en_US"/>
-        </w:rPr>
-        <w:t>Paper, made from wood, rags, and certain grasses, began to replace vellum and parchment as early as the tenth century AD in the Western world, though it was used considerably earlier in China and Japan. By the 15th century, paper manuscripts were common.</w:t>
-      </w:r>
-    </w:p>
-    <w:p>
-      <w:pPr>
-        <w:pStyle w:val="Heading3"/>
-      </w:pPr>
-      <w:r>
-        <w:rPr>
-          <w:lang w:val="en_US" w:bidi="en_US"/>
-        </w:rPr>
-        <w:t>Kinds of Books</w:t>
-      </w:r>
-    </w:p>
-    <w:p>
-      <w:pPr>
-        <w:pStyle w:val="Heading4"/>
-      </w:pPr>
-      <w:r>
-        <w:rPr>
-          <w:lang w:val="en_US" w:bidi="en_US"/>
-        </w:rPr>
-        <w:t>Scroll</w:t>
-      </w:r>
-    </w:p>
-    <w:p>
-      <w:pPr/>
-      <w:r>
-        <w:rPr>
-          <w:lang w:val="en_US" w:bidi="en_US"/>
-        </w:rPr>
-      </w:r>
-      <w:r>
-        <w:rPr>
-          <w:lang w:val="en_US" w:bidi="en_US"/>
-        </w:rPr>
-        <w:t>The scroll is a roll of papyrus, parchment, or leather used for writing a document or literary work. The papyrus scroll of Egypt can be traced as far back as 2500 BC. One of the most famous literary productions of ancient Egypt is the Book of the Dead. Jews used leather scrolls for writing the books of the Old Testament. Most of the scrolls discovered from the Dead Sea area were written on leather, with a few having been written on papyrus.</w:t>
-      </w:r>
-    </w:p>
-    <w:p>
-      <w:pPr>
-        <w:pStyle w:val="Heading4"/>
-      </w:pPr>
-      <w:r>
-        <w:rPr>
-          <w:lang w:val="en_US" w:bidi="en_US"/>
-        </w:rPr>
-        <w:t>Codex</w:t>
-      </w:r>
-    </w:p>
-    <w:p>
-      <w:pPr/>
-      <w:r>
-        <w:rPr>
-          <w:lang w:val="en_US" w:bidi="en_US"/>
-        </w:rPr>
-      </w:r>
-      <w:r>
-        <w:rPr>
-          <w:lang w:val="en_US" w:bidi="en_US"/>
-        </w:rPr>
-        <w:t>An important development in the evolution of book production occurred with the advent of the codex in the middle of the first century. A codex was constructed much like our modern books by folding sheets of papyrus or vellum (treated animal hide) in the middle and then sewing them together at the spine. This kind of book was advantageous because it enabled the scribe to write on both sides; it facilitated easier access to particular passages (as opposed to a scroll, which had to be unrolled); and it enabled Christians to bind together all four Gospels or all Paul’s epistles or any other such combination.</w:t>
-      </w:r>
-    </w:p>
-    <w:p>
-      <w:pPr>
-        <w:pStyle w:val="Heading3"/>
-      </w:pPr>
-      <w:r>
-        <w:rPr>
-          <w:lang w:val="en_US" w:bidi="en_US"/>
-        </w:rPr>
-        <w:t>Writing Utensils and Ink</w:t>
-      </w:r>
-    </w:p>
-    <w:p>
-      <w:pPr/>
-      <w:r>
-        <w:rPr>
-          <w:lang w:val="en_US" w:bidi="en_US"/>
-        </w:rPr>
-      </w:r>
-      <w:r>
-        <w:rPr>
-          <w:lang w:val="en_US" w:bidi="en_US"/>
-        </w:rPr>
-        <w:t>Different kinds of writing implements were used, depending on the writing surfaces in use at various periods of history. Metal chisels and gravers were used for inscribing stone and metal. A stylus was used for writing cuneiform (“wedge-shaped” characters) on clay tablets. For writing on ostraca (potsherds), papyrus, and parchment, a reed was split or cut to act as a brush. In Egypt rushes were used to form a brush. Later, reeds were cut to a point and split like a quill pen. Apparently this was the type of pen or “calamus” used in NT times (</w:t>
-      </w:r>
-      <w:hyperlink r:id="rId779">
-        <w:r>
-          <w:rPr>
-            <w:lang w:val="en_US" w:bidi="en_US"/>
-          </w:rPr>
-          <w:rPr>
-            <w:color w:val="0000EE"/>
-            <w:u w:val="single"/>
-          </w:rPr>
-          <w:t>3 Jn 1:13</w:t>
-        </w:r>
-      </w:hyperlink>
-      <w:r>
-        <w:rPr>
-          <w:lang w:val="en_US" w:bidi="en_US"/>
-        </w:rPr>
-        <w:t>).</w:t>
-      </w:r>
-    </w:p>
-    <w:p>
-      <w:pPr/>
-      <w:r>
-        <w:rPr>
-          <w:lang w:val="en_US" w:bidi="en_US"/>
-        </w:rPr>
-      </w:r>
-      <w:r>
-        <w:rPr>
-          <w:lang w:val="en_US" w:bidi="en_US"/>
-        </w:rPr>
-        <w:t xml:space="preserve">Ink (cf. </w:t>
-      </w:r>
-      <w:hyperlink r:id="rId777">
-        <w:r>
-          <w:rPr>
-            <w:lang w:val="en_US" w:bidi="en_US"/>
-          </w:rPr>
-          <w:rPr>
-            <w:color w:val="0000EE"/>
-            <w:u w:val="single"/>
-          </w:rPr>
           <w:t>2 Jn 1:12</w:t>
         </w:r>
       </w:hyperlink>
@@ -30983,7 +31060,7 @@
         </w:rPr>
         <w:t>) was usually a black carbon (charcoal) mixed with gum or oil for use on parchment or mixed with a metallic substance for papyrus. It was kept in an inkhorn as a dried substance, on which the scribe would dip or rub his moistened pen. It could be erased by washing (</w:t>
       </w:r>
-      <w:hyperlink r:id="rId783">
+      <w:hyperlink r:id="rId786">
         <w:r>
           <w:rPr>
             <w:lang w:val="en_US" w:bidi="en_US"/>
@@ -31001,7 +31078,7 @@
         </w:rPr>
         <w:t>) or with a penknife, which was also used for sharpening pens and trimming or cutting scrolls (</w:t>
       </w:r>
-      <w:hyperlink r:id="rId784">
+      <w:hyperlink r:id="rId787">
         <w:r>
           <w:rPr>
             <w:lang w:val="en_US" w:bidi="en_US"/>

--- a/eng/docx/023.content.docx
+++ b/eng/docx/023.content.docx
@@ -6324,6 +6324,85 @@
         <w:rPr>
           <w:lang w:val="en_US" w:bidi="en_US"/>
         </w:rPr>
+        <w:t>Waters of Chaos</w:t>
+      </w:r>
+      <w:r>
+        <w:rPr>
+          <w:lang w:val="en_US" w:bidi="en_US"/>
+        </w:rPr>
+      </w:r>
+    </w:p>
+    <w:p>
+      <w:pPr/>
+      <w:r>
+        <w:rPr>
+          <w:lang w:val="en_US" w:bidi="en_US"/>
+        </w:rPr>
+      </w:r>
+      <w:r>
+        <w:rPr>
+          <w:lang w:val="en_US" w:bidi="en_US"/>
+        </w:rPr>
+        <w:t xml:space="preserve">The </w:t>
+      </w:r>
+      <w:r>
+        <w:rPr>
+          <w:b/>
+          <w:lang w:val="en_US" w:bidi="en_US"/>
+        </w:rPr>
+        <w:t>waters of chaos</w:t>
+      </w:r>
+      <w:r>
+        <w:rPr>
+          <w:lang w:val="en_US" w:bidi="en_US"/>
+        </w:rPr>
+        <w:t xml:space="preserve"> were the primeval waters at the beginning of creation. In </w:t>
+      </w:r>
+      <w:hyperlink r:id="rId154">
+        <w:r>
+          <w:rPr>
+            <w:lang w:val="en_US" w:bidi="en_US"/>
+          </w:rPr>
+          <w:rPr>
+            <w:color w:val="0000EE"/>
+            <w:u w:val="single"/>
+          </w:rPr>
+          <w:t>Genesis 1:1–2, 6–7</w:t>
+        </w:r>
+      </w:hyperlink>
+      <w:r>
+        <w:rPr>
+          <w:lang w:val="en_US" w:bidi="en_US"/>
+        </w:rPr>
+        <w:t xml:space="preserve"> God divided these waters, placing the world between the waters above and the waters below, also called “the deep.”</w:t>
+      </w:r>
+      <w:r>
+        <w:rPr>
+          <w:lang w:val="en_US" w:bidi="en_US"/>
+        </w:rPr>
+      </w:r>
+      <w:r>
+        <w:rPr>
+          <w:lang w:val="en_US" w:bidi="en_US"/>
+        </w:rPr>
+      </w:r>
+    </w:p>
+    <w:p>
+      <w:pPr/>
+      <w:r>
+        <w:rPr>
+          <w:lang w:val="en_US" w:bidi="en_US"/>
+        </w:rPr>
+      </w:r>
+    </w:p>
+    <w:p>
+      <w:pPr>
+        <w:pStyle w:val="Heading2"/>
+      </w:pPr>
+      <w:r>
+        <w:rPr>
+          <w:lang w:val="en_US" w:bidi="en_US"/>
+        </w:rPr>
         <w:t>Waters of Merom</w:t>
       </w:r>
       <w:r>
@@ -6341,6 +6420,114 @@
       </w:r>
       <w:r>
         <w:rPr>
+          <w:lang w:val="en_US" w:bidi="en_US"/>
+        </w:rPr>
+        <w:t>The waters of Merom was the site of Joshua’s victory over Jabin, king of Hazor, and his allies. It is mentioned only twice in the Bible (</w:t>
+      </w:r>
+      <w:hyperlink r:id="rId155">
+        <w:r>
+          <w:rPr>
+            <w:lang w:val="en_US" w:bidi="en_US"/>
+          </w:rPr>
+          <w:rPr>
+            <w:color w:val="0000EE"/>
+            <w:u w:val="single"/>
+          </w:rPr>
+          <w:t>Joshua 11:5–7</w:t>
+        </w:r>
+      </w:hyperlink>
+      <w:r>
+        <w:rPr>
+          <w:lang w:val="en_US" w:bidi="en_US"/>
+        </w:rPr>
+        <w:t xml:space="preserve">). </w:t>
+      </w:r>
+    </w:p>
+    <w:p>
+      <w:pPr/>
+      <w:r>
+        <w:rPr>
+          <w:lang w:val="en_US" w:bidi="en_US"/>
+        </w:rPr>
+      </w:r>
+      <w:r>
+        <w:rPr>
+          <w:lang w:val="en_US" w:bidi="en_US"/>
+        </w:rPr>
+        <w:t xml:space="preserve">Jabin's allies included several kings from Madon, Shimron, Achshaph, and the northern hills, as well as those from the southern lowlands near the Sea of Galilee. We do not know where the battle site was. However, "the waters of Merom" likely refers to an area near Har Merom (as it is known on modern maps). This site is also known as Jabel Marun, Israel's tallest mountain at 1,207.1 meters (3,962 feet). </w:t>
+      </w:r>
+    </w:p>
+    <w:p>
+      <w:pPr/>
+      <w:r>
+        <w:rPr>
+          <w:lang w:val="en_US" w:bidi="en_US"/>
+        </w:rPr>
+      </w:r>
+      <w:r>
+        <w:rPr>
+          <w:lang w:val="en_US" w:bidi="en_US"/>
+        </w:rPr>
+        <w:t xml:space="preserve">The town of Merom is on the mountain's base where key roads meet. It is strategically located between Hazor and Acco, making it an ideal meeting point for Joshua's enemies. Merom lies about 12.9 kilometers (eight miles) southwest of Hazor. The "waters of Merom" likely refer to springs from the mountain that flow into the Sea of Galilee. </w:t>
+      </w:r>
+    </w:p>
+    <w:p>
+      <w:pPr/>
+      <w:r>
+        <w:rPr>
+          <w:lang w:val="en_US" w:bidi="en_US"/>
+        </w:rPr>
+      </w:r>
+      <w:r>
+        <w:rPr>
+          <w:lang w:val="en_US" w:bidi="en_US"/>
+        </w:rPr>
+        <w:t>Egyptian texts from the second millennium BC mention Merom in connection with Thutmose III's campaigns. Also, Assyrian king Tiglath-pileser III documented his 733–732 BC campaign in this area during the conquest of Damascus. After Joshua's forces won, the allies fled northwest towards Sidon. This suggests Joshua attacked from the southeast, likely from the west of the Sea of Galilee.</w:t>
+      </w:r>
+      <w:r>
+        <w:rPr>
+          <w:lang w:val="en_US" w:bidi="en_US"/>
+        </w:rPr>
+      </w:r>
+      <w:r>
+        <w:rPr>
+          <w:lang w:val="en_US" w:bidi="en_US"/>
+        </w:rPr>
+      </w:r>
+    </w:p>
+    <w:p>
+      <w:pPr/>
+      <w:r>
+        <w:rPr>
+          <w:lang w:val="en_US" w:bidi="en_US"/>
+        </w:rPr>
+      </w:r>
+    </w:p>
+    <w:p>
+      <w:pPr>
+        <w:pStyle w:val="Heading2"/>
+      </w:pPr>
+      <w:r>
+        <w:rPr>
+          <w:lang w:val="en_US" w:bidi="en_US"/>
+        </w:rPr>
+        <w:t>Waters of Merom</w:t>
+      </w:r>
+      <w:r>
+        <w:rPr>
+          <w:lang w:val="en_US" w:bidi="en_US"/>
+        </w:rPr>
+      </w:r>
+    </w:p>
+    <w:p>
+      <w:pPr/>
+      <w:r>
+        <w:rPr>
+          <w:lang w:val="en_US" w:bidi="en_US"/>
+        </w:rPr>
+      </w:r>
+      <w:r>
+        <w:rPr>
           <w:i/>
           <w:lang w:val="en_US" w:bidi="en_US"/>
         </w:rPr>
@@ -6493,7 +6680,7 @@
         </w:rPr>
         <w:t>“The Way“ is one of the names applied to the early Christian community (</w:t>
       </w:r>
-      <w:hyperlink r:id="rId154">
+      <w:hyperlink r:id="rId156">
         <w:r>
           <w:rPr>
             <w:lang w:val="en_US" w:bidi="en_US"/>
@@ -6511,7 +6698,7 @@
         </w:rPr>
         <w:t>). Both Jewish people and non-religious people used this name when talking about Christians. The name appeared in both positive and negative discussions about the church (</w:t>
       </w:r>
-      <w:hyperlink r:id="rId155">
+      <w:hyperlink r:id="rId157">
         <w:r>
           <w:rPr>
             <w:lang w:val="en_US" w:bidi="en_US"/>
@@ -6529,7 +6716,7 @@
         </w:rPr>
         <w:t xml:space="preserve">; </w:t>
       </w:r>
-      <w:hyperlink r:id="rId156">
+      <w:hyperlink r:id="rId158">
         <w:r>
           <w:rPr>
             <w:lang w:val="en_US" w:bidi="en_US"/>
@@ -6547,7 +6734,7 @@
         </w:rPr>
         <w:t xml:space="preserve">; </w:t>
       </w:r>
-      <w:hyperlink r:id="rId157">
+      <w:hyperlink r:id="rId159">
         <w:r>
           <w:rPr>
             <w:lang w:val="en_US" w:bidi="en_US"/>
@@ -6579,7 +6766,7 @@
         </w:rPr>
         <w:t>The apostle Paul used the term in his defense before the Roman governor Felix. This suggests that the name had some kind of official acceptance (</w:t>
       </w:r>
-      <w:hyperlink r:id="rId157">
+      <w:hyperlink r:id="rId159">
         <w:r>
           <w:rPr>
             <w:lang w:val="en_US" w:bidi="en_US"/>
@@ -6597,7 +6784,7 @@
         </w:rPr>
         <w:t>). Most likely, this name came from the words of Jesus, “I am the way and the truth and the life” (</w:t>
       </w:r>
-      <w:hyperlink r:id="rId158">
+      <w:hyperlink r:id="rId160">
         <w:r>
           <w:rPr>
             <w:lang w:val="en_US" w:bidi="en_US"/>
@@ -6688,7 +6875,7 @@
         </w:rPr>
         <w:t>In the Old Testament, riches represent favor with God (</w:t>
       </w:r>
-      <w:hyperlink r:id="rId159">
+      <w:hyperlink r:id="rId161">
         <w:r>
           <w:rPr>
             <w:lang w:val="en_US" w:bidi="en_US"/>
@@ -6706,7 +6893,7 @@
         </w:rPr>
         <w:t>). God gives power to gain wealth (</w:t>
       </w:r>
-      <w:hyperlink r:id="rId160">
+      <w:hyperlink r:id="rId162">
         <w:r>
           <w:rPr>
             <w:lang w:val="en_US" w:bidi="en_US"/>
@@ -6724,7 +6911,7 @@
         </w:rPr>
         <w:t>). Both the piety and the wealth of Job are well known (</w:t>
       </w:r>
-      <w:hyperlink r:id="rId161">
+      <w:hyperlink r:id="rId163">
         <w:r>
           <w:rPr>
             <w:lang w:val="en_US" w:bidi="en_US"/>
@@ -6742,7 +6929,7 @@
         </w:rPr>
         <w:t>). Solomon was perhaps the richest man who ever lived. God granted him "riches, possessions, and honor" because Solomon had asked first for wisdom and discernment (</w:t>
       </w:r>
-      <w:hyperlink r:id="rId162">
+      <w:hyperlink r:id="rId164">
         <w:r>
           <w:rPr>
             <w:lang w:val="en_US" w:bidi="en_US"/>
@@ -6760,7 +6947,7 @@
         </w:rPr>
         <w:t xml:space="preserve">; </w:t>
       </w:r>
-      <w:hyperlink r:id="rId163">
+      <w:hyperlink r:id="rId165">
         <w:r>
           <w:rPr>
             <w:lang w:val="en_US" w:bidi="en_US"/>
@@ -6778,7 +6965,7 @@
         </w:rPr>
         <w:t>). But the Bible makes it clear that a person’s life is not measured by the abundance of possessions (</w:t>
       </w:r>
-      <w:hyperlink r:id="rId164">
+      <w:hyperlink r:id="rId166">
         <w:r>
           <w:rPr>
             <w:lang w:val="en_US" w:bidi="en_US"/>
@@ -6821,7 +7008,7 @@
         </w:rPr>
         <w:t>In the New Testament, wealthy men are often seen as godless. For example, the rich farmer and the rich man who neglected the beggar Lazarus (</w:t>
       </w:r>
-      <w:hyperlink r:id="rId165">
+      <w:hyperlink r:id="rId167">
         <w:r>
           <w:rPr>
             <w:lang w:val="en_US" w:bidi="en_US"/>
@@ -6839,7 +7026,7 @@
         </w:rPr>
         <w:t xml:space="preserve">; </w:t>
       </w:r>
-      <w:hyperlink r:id="rId166">
+      <w:hyperlink r:id="rId168">
         <w:r>
           <w:rPr>
             <w:lang w:val="en_US" w:bidi="en_US"/>
@@ -6875,7 +7062,7 @@
         </w:rPr>
         <w:t xml:space="preserve">). </w:t>
       </w:r>
-      <w:hyperlink r:id="rId167">
+      <w:hyperlink r:id="rId169">
         <w:r>
           <w:rPr>
             <w:lang w:val="en_US" w:bidi="en_US"/>
@@ -6893,7 +7080,7 @@
         </w:rPr>
         <w:t xml:space="preserve"> pronounces woe against the rich, and three Gospels speak of the dangers of riches (</w:t>
       </w:r>
-      <w:hyperlink r:id="rId168">
+      <w:hyperlink r:id="rId170">
         <w:r>
           <w:rPr>
             <w:lang w:val="en_US" w:bidi="en_US"/>
@@ -6911,7 +7098,7 @@
         </w:rPr>
         <w:t xml:space="preserve">; </w:t>
       </w:r>
-      <w:hyperlink r:id="rId169">
+      <w:hyperlink r:id="rId171">
         <w:r>
           <w:rPr>
             <w:lang w:val="en_US" w:bidi="en_US"/>
@@ -6929,7 +7116,7 @@
         </w:rPr>
         <w:t xml:space="preserve">; </w:t>
       </w:r>
-      <w:hyperlink r:id="rId170">
+      <w:hyperlink r:id="rId172">
         <w:r>
           <w:rPr>
             <w:lang w:val="en_US" w:bidi="en_US"/>
@@ -6947,7 +7134,7 @@
         </w:rPr>
         <w:t>). Some rich men were identified as good. Jesus was buried in the tomb of a rich man from Arimathea, Joseph (</w:t>
       </w:r>
-      <w:hyperlink r:id="rId171">
+      <w:hyperlink r:id="rId173">
         <w:r>
           <w:rPr>
             <w:lang w:val="en_US" w:bidi="en_US"/>
@@ -6965,7 +7152,7 @@
         </w:rPr>
         <w:t>). Nicodemus provided very generously for the burial of Jesus (</w:t>
       </w:r>
-      <w:hyperlink r:id="rId172">
+      <w:hyperlink r:id="rId174">
         <w:r>
           <w:rPr>
             <w:lang w:val="en_US" w:bidi="en_US"/>
@@ -6983,7 +7170,7 @@
         </w:rPr>
         <w:t>). He was "a ruler of the Jews" and probably a man of wealth (</w:t>
       </w:r>
-      <w:hyperlink r:id="rId173">
+      <w:hyperlink r:id="rId175">
         <w:r>
           <w:rPr>
             <w:lang w:val="en_US" w:bidi="en_US"/>
@@ -7547,6 +7734,1183 @@
         </w:rPr>
         <w:t>A week is a period of seven days. In the Bible, the weekly pattern is based on the creation account, in which God worked for six days and rested on the seventh day. The seventh day became the Sabbath, a day set apart for rest and worship (</w:t>
       </w:r>
+      <w:hyperlink r:id="rId176">
+        <w:r>
+          <w:rPr>
+            <w:lang w:val="en_US" w:bidi="en_US"/>
+          </w:rPr>
+          <w:rPr>
+            <w:color w:val="0000EE"/>
+            <w:u w:val="single"/>
+          </w:rPr>
+          <w:t>Genesis 2:2–3</w:t>
+        </w:r>
+      </w:hyperlink>
+      <w:r>
+        <w:rPr>
+          <w:lang w:val="en_US" w:bidi="en_US"/>
+        </w:rPr>
+        <w:t xml:space="preserve">; </w:t>
+      </w:r>
+      <w:hyperlink r:id="rId177">
+        <w:r>
+          <w:rPr>
+            <w:lang w:val="en_US" w:bidi="en_US"/>
+          </w:rPr>
+          <w:rPr>
+            <w:color w:val="0000EE"/>
+            <w:u w:val="single"/>
+          </w:rPr>
+          <w:t>Exodus 20:8–11</w:t>
+        </w:r>
+      </w:hyperlink>
+      <w:r>
+        <w:rPr>
+          <w:lang w:val="en_US" w:bidi="en_US"/>
+        </w:rPr>
+        <w:t>).</w:t>
+      </w:r>
+    </w:p>
+    <w:p>
+      <w:pPr/>
+      <w:r>
+        <w:rPr>
+          <w:lang w:val="en_US" w:bidi="en_US"/>
+        </w:rPr>
+      </w:r>
+      <w:r>
+        <w:rPr>
+          <w:i/>
+          <w:lang w:val="en_US" w:bidi="en_US"/>
+        </w:rPr>
+        <w:t>See</w:t>
+      </w:r>
+      <w:r>
+        <w:rPr>
+          <w:lang w:val="en_US" w:bidi="en_US"/>
+        </w:rPr>
+        <w:t xml:space="preserve"> </w:t>
+      </w:r>
+      <w:r>
+        <w:rPr>
+          <w:lang w:val="en_US" w:bidi="en_US"/>
+        </w:rPr>
+        <w:t>Calendars (Ancient and Modern)</w:t>
+      </w:r>
+      <w:r>
+        <w:rPr>
+          <w:lang w:val="en_US" w:bidi="en_US"/>
+        </w:rPr>
+        <w:t>.</w:t>
+      </w:r>
+      <w:r>
+        <w:rPr>
+          <w:lang w:val="en_US" w:bidi="en_US"/>
+        </w:rPr>
+      </w:r>
+      <w:r>
+        <w:rPr>
+          <w:lang w:val="en_US" w:bidi="en_US"/>
+        </w:rPr>
+      </w:r>
+    </w:p>
+    <w:p>
+      <w:pPr/>
+      <w:r>
+        <w:rPr>
+          <w:lang w:val="en_US" w:bidi="en_US"/>
+        </w:rPr>
+      </w:r>
+    </w:p>
+    <w:p>
+      <w:pPr>
+        <w:pStyle w:val="Heading2"/>
+      </w:pPr>
+      <w:r>
+        <w:rPr>
+          <w:lang w:val="en_US" w:bidi="en_US"/>
+        </w:rPr>
+        <w:t>Weeks, Feast of</w:t>
+      </w:r>
+      <w:r>
+        <w:rPr>
+          <w:lang w:val="en_US" w:bidi="en_US"/>
+        </w:rPr>
+      </w:r>
+    </w:p>
+    <w:p>
+      <w:pPr/>
+      <w:r>
+        <w:rPr>
+          <w:lang w:val="en_US" w:bidi="en_US"/>
+        </w:rPr>
+      </w:r>
+      <w:r>
+        <w:rPr>
+          <w:lang w:val="en_US" w:bidi="en_US"/>
+        </w:rPr>
+        <w:t>A celebration of the beginning of the wheat harvest (</w:t>
+      </w:r>
+      <w:hyperlink r:id="rId178">
+        <w:r>
+          <w:rPr>
+            <w:lang w:val="en_US" w:bidi="en_US"/>
+          </w:rPr>
+          <w:rPr>
+            <w:color w:val="0000EE"/>
+            <w:u w:val="single"/>
+          </w:rPr>
+          <w:t>Exodus 23:14–17</w:t>
+        </w:r>
+      </w:hyperlink>
+      <w:r>
+        <w:rPr>
+          <w:lang w:val="en_US" w:bidi="en_US"/>
+        </w:rPr>
+        <w:t xml:space="preserve">; </w:t>
+      </w:r>
+      <w:hyperlink r:id="rId179">
+        <w:r>
+          <w:rPr>
+            <w:lang w:val="en_US" w:bidi="en_US"/>
+          </w:rPr>
+          <w:rPr>
+            <w:color w:val="0000EE"/>
+            <w:u w:val="single"/>
+          </w:rPr>
+          <w:t>Deuteronomy 16:16</w:t>
+        </w:r>
+      </w:hyperlink>
+      <w:r>
+        <w:rPr>
+          <w:lang w:val="en_US" w:bidi="en_US"/>
+        </w:rPr>
+        <w:t xml:space="preserve">). It occurs seven weeks after Passover on the sixth day of Sivan (June). It is also known as the Feast of Pentecost. </w:t>
+      </w:r>
+    </w:p>
+    <w:p>
+      <w:pPr/>
+      <w:r>
+        <w:rPr>
+          <w:lang w:val="en_US" w:bidi="en_US"/>
+        </w:rPr>
+      </w:r>
+      <w:r>
+        <w:rPr>
+          <w:i/>
+          <w:lang w:val="en_US" w:bidi="en_US"/>
+        </w:rPr>
+        <w:t>See</w:t>
+      </w:r>
+      <w:r>
+        <w:rPr>
+          <w:lang w:val="en_US" w:bidi="en_US"/>
+        </w:rPr>
+        <w:t xml:space="preserve"> </w:t>
+      </w:r>
+      <w:r>
+        <w:rPr>
+          <w:lang w:val="en_US" w:bidi="en_US"/>
+        </w:rPr>
+        <w:t>Feasts and Festivals of Israel</w:t>
+      </w:r>
+      <w:r>
+        <w:rPr>
+          <w:lang w:val="en_US" w:bidi="en_US"/>
+        </w:rPr>
+        <w:t>.</w:t>
+      </w:r>
+      <w:r>
+        <w:rPr>
+          <w:lang w:val="en_US" w:bidi="en_US"/>
+        </w:rPr>
+      </w:r>
+      <w:r>
+        <w:rPr>
+          <w:lang w:val="en_US" w:bidi="en_US"/>
+        </w:rPr>
+      </w:r>
+    </w:p>
+    <w:p>
+      <w:pPr/>
+      <w:r>
+        <w:rPr>
+          <w:lang w:val="en_US" w:bidi="en_US"/>
+        </w:rPr>
+      </w:r>
+    </w:p>
+    <w:p>
+      <w:pPr>
+        <w:pStyle w:val="Heading2"/>
+      </w:pPr>
+      <w:r>
+        <w:rPr>
+          <w:lang w:val="en_US" w:bidi="en_US"/>
+        </w:rPr>
+        <w:t>Weights and Measures</w:t>
+      </w:r>
+      <w:r>
+        <w:rPr>
+          <w:lang w:val="en_US" w:bidi="en_US"/>
+        </w:rPr>
+      </w:r>
+    </w:p>
+    <w:p>
+      <w:pPr/>
+      <w:r>
+        <w:rPr>
+          <w:lang w:val="en_US" w:bidi="en_US"/>
+        </w:rPr>
+      </w:r>
+      <w:r>
+        <w:rPr>
+          <w:lang w:val="en_US" w:bidi="en_US"/>
+        </w:rPr>
+        <w:t>Preview</w:t>
+      </w:r>
+    </w:p>
+    <w:p>
+      <w:pPr/>
+      <w:r>
+        <w:rPr>
+          <w:lang w:val="en_US" w:bidi="en_US"/>
+        </w:rPr>
+      </w:r>
+      <w:r>
+        <w:rPr>
+          <w:lang w:val="en_US" w:bidi="en_US"/>
+        </w:rPr>
+        <w:t>• Introduction</w:t>
+      </w:r>
+    </w:p>
+    <w:p>
+      <w:pPr/>
+      <w:r>
+        <w:rPr>
+          <w:lang w:val="en_US" w:bidi="en_US"/>
+        </w:rPr>
+      </w:r>
+      <w:r>
+        <w:rPr>
+          <w:lang w:val="en_US" w:bidi="en_US"/>
+        </w:rPr>
+        <w:t>• Weight Measures</w:t>
+      </w:r>
+    </w:p>
+    <w:p>
+      <w:pPr/>
+      <w:r>
+        <w:rPr>
+          <w:lang w:val="en_US" w:bidi="en_US"/>
+        </w:rPr>
+      </w:r>
+      <w:r>
+        <w:rPr>
+          <w:lang w:val="en_US" w:bidi="en_US"/>
+        </w:rPr>
+        <w:t>• Linear Measures in the Old Testament</w:t>
+      </w:r>
+    </w:p>
+    <w:p>
+      <w:pPr/>
+      <w:r>
+        <w:rPr>
+          <w:lang w:val="en_US" w:bidi="en_US"/>
+        </w:rPr>
+      </w:r>
+      <w:r>
+        <w:rPr>
+          <w:lang w:val="en_US" w:bidi="en_US"/>
+        </w:rPr>
+        <w:t>• Linear Measures in the New Testament</w:t>
+      </w:r>
+    </w:p>
+    <w:p>
+      <w:pPr/>
+      <w:r>
+        <w:rPr>
+          <w:lang w:val="en_US" w:bidi="en_US"/>
+        </w:rPr>
+      </w:r>
+      <w:r>
+        <w:rPr>
+          <w:lang w:val="en_US" w:bidi="en_US"/>
+        </w:rPr>
+        <w:t>• Capacity (Dry Measure) in the Old Testament</w:t>
+      </w:r>
+    </w:p>
+    <w:p>
+      <w:pPr/>
+      <w:r>
+        <w:rPr>
+          <w:lang w:val="en_US" w:bidi="en_US"/>
+        </w:rPr>
+      </w:r>
+      <w:r>
+        <w:rPr>
+          <w:lang w:val="en_US" w:bidi="en_US"/>
+        </w:rPr>
+        <w:t>• Capacity (Dry Measure) in the New Testament</w:t>
+      </w:r>
+    </w:p>
+    <w:p>
+      <w:pPr/>
+      <w:r>
+        <w:rPr>
+          <w:lang w:val="en_US" w:bidi="en_US"/>
+        </w:rPr>
+      </w:r>
+      <w:r>
+        <w:rPr>
+          <w:lang w:val="en_US" w:bidi="en_US"/>
+        </w:rPr>
+        <w:t>• Liquid Measures in the Old Testament</w:t>
+      </w:r>
+    </w:p>
+    <w:p>
+      <w:pPr/>
+      <w:r>
+        <w:rPr>
+          <w:lang w:val="en_US" w:bidi="en_US"/>
+        </w:rPr>
+      </w:r>
+      <w:r>
+        <w:rPr>
+          <w:lang w:val="en_US" w:bidi="en_US"/>
+        </w:rPr>
+        <w:t>• Liquid Measures in the New Testament</w:t>
+      </w:r>
+    </w:p>
+    <w:p>
+      <w:pPr>
+        <w:pStyle w:val="Heading3"/>
+      </w:pPr>
+      <w:r>
+        <w:rPr>
+          <w:lang w:val="en_US" w:bidi="en_US"/>
+        </w:rPr>
+        <w:t>Introduction</w:t>
+      </w:r>
+    </w:p>
+    <w:p>
+      <w:pPr/>
+      <w:r>
+        <w:rPr>
+          <w:lang w:val="en_US" w:bidi="en_US"/>
+        </w:rPr>
+      </w:r>
+      <w:r>
+        <w:rPr>
+          <w:lang w:val="en_US" w:bidi="en_US"/>
+        </w:rPr>
+        <w:t>Units of measure in the ancient world were largely based on practical standards: the length of an arm, a day’s journey, how much a donkey could carry, and so forth. While this was a convenient system, it also suffered from a lack of standardization. Some arms were longer than others, and some donkeys could carry more than others. The history of weights and measures, therefore, becomes the story of seeking standards. This was not achieved in the OT but began to take place under Greek and Roman influences in NT times.</w:t>
+      </w:r>
+    </w:p>
+    <w:p>
+      <w:pPr/>
+      <w:r>
+        <w:rPr>
+          <w:lang w:val="en_US" w:bidi="en_US"/>
+        </w:rPr>
+      </w:r>
+      <w:r>
+        <w:rPr>
+          <w:lang w:val="en_US" w:bidi="en_US"/>
+        </w:rPr>
+        <w:t>In the OT the measures that were used are frequently attested to in Mesopotamian, Egyptian, and Canaanite literature as well. The Israelites did not have their own unique set of measurements. Yet while the terms are shared, it is not unusual to find a particular term having one value in Israel and a noticeably different value in one of the other cultures.</w:t>
+      </w:r>
+    </w:p>
+    <w:p>
+      <w:pPr/>
+      <w:r>
+        <w:rPr>
+          <w:lang w:val="en_US" w:bidi="en_US"/>
+        </w:rPr>
+      </w:r>
+      <w:r>
+        <w:rPr>
+          <w:lang w:val="en_US" w:bidi="en_US"/>
+        </w:rPr>
+        <w:t>By the time of the NT, other variables were added. The Israelites of this period were still using many of the measures that had been used and developed throughout the OT period. But added to that were the Greek and Roman systems of measurement. Sometimes these terms were adopted wholesale, while at other times Hebrew terms were adapted to Greco-Roman standards. On still other occasions, the Roman terms were apparently used when dealing with the government, whereas Hebrew terms were still used in everyday practice.</w:t>
+      </w:r>
+    </w:p>
+    <w:p>
+      <w:pPr/>
+      <w:r>
+        <w:rPr>
+          <w:lang w:val="en_US" w:bidi="en_US"/>
+        </w:rPr>
+      </w:r>
+      <w:r>
+        <w:rPr>
+          <w:lang w:val="en_US" w:bidi="en_US"/>
+        </w:rPr>
+        <w:t>In most of the kinds of measurement, the base unit (i.e., the one that all of the others are fractions or multiples of) is the one about which there is the most uncertainty. So the cubit (length), the shekel (weight), the homer (dry volume), and the bath (liquid volume) are all to some degree uncertain. This makes all of the other measures based on them equally uncertain.</w:t>
+      </w:r>
+    </w:p>
+    <w:p>
+      <w:pPr>
+        <w:pStyle w:val="Heading3"/>
+      </w:pPr>
+      <w:r>
+        <w:rPr>
+          <w:lang w:val="en_US" w:bidi="en_US"/>
+        </w:rPr>
+        <w:t>Weight Measures</w:t>
+      </w:r>
+    </w:p>
+    <w:p>
+      <w:pPr/>
+      <w:r>
+        <w:rPr>
+          <w:lang w:val="en_US" w:bidi="en_US"/>
+        </w:rPr>
+      </w:r>
+      <w:r>
+        <w:rPr>
+          <w:lang w:val="en_US" w:bidi="en_US"/>
+        </w:rPr>
+        <w:t>The terms used for weights have benefited most from archaeological discoveries. Excavations provide stone weights that are occasionally inscribed with the unit they represent. When the stones are weighed, they frequently give a range of weights that have only a general consistency. However, comparing this data with that provided by the text has given the basis for fairly accurate determinations. The relative scale in any given location is more important than absolute values.</w:t>
+      </w:r>
+    </w:p>
+    <w:p>
+      <w:pPr/>
+      <w:r>
+        <w:rPr>
+          <w:lang w:val="en_US" w:bidi="en_US"/>
+        </w:rPr>
+      </w:r>
+      <w:r>
+        <w:rPr>
+          <w:lang w:val="en_US" w:bidi="en_US"/>
+        </w:rPr>
+        <w:t>There was standardization of weight measures, but precision was difficult to attain. The Israelite system is similar to that used by the Mesopotamians and the Canaanites. For most of the OT period, the weights system provided the monetary system. Minted coinage was the invention of the Persians. Up until that time, silver or gold or any other trading commodity had to be weighed out so that bartering or purchasing could take place. This made the weights system the core of the ancient economy. It also explains why the Scriptures speak so seriously against the use of false weights (</w:t>
+      </w:r>
+      <w:hyperlink r:id="rId180">
+        <w:r>
+          <w:rPr>
+            <w:lang w:val="en_US" w:bidi="en_US"/>
+          </w:rPr>
+          <w:rPr>
+            <w:color w:val="0000EE"/>
+            <w:u w:val="single"/>
+          </w:rPr>
+          <w:t>Lv 19:36</w:t>
+        </w:r>
+      </w:hyperlink>
+      <w:r>
+        <w:rPr>
+          <w:lang w:val="en_US" w:bidi="en_US"/>
+        </w:rPr>
+        <w:t xml:space="preserve">; </w:t>
+      </w:r>
+      <w:hyperlink r:id="rId181">
+        <w:r>
+          <w:rPr>
+            <w:lang w:val="en_US" w:bidi="en_US"/>
+          </w:rPr>
+          <w:rPr>
+            <w:color w:val="0000EE"/>
+            <w:u w:val="single"/>
+          </w:rPr>
+          <w:t>Dt 25:13</w:t>
+        </w:r>
+      </w:hyperlink>
+      <w:r>
+        <w:rPr>
+          <w:lang w:val="en_US" w:bidi="en_US"/>
+        </w:rPr>
+        <w:t xml:space="preserve">; </w:t>
+      </w:r>
+      <w:hyperlink r:id="rId182">
+        <w:r>
+          <w:rPr>
+            <w:lang w:val="en_US" w:bidi="en_US"/>
+          </w:rPr>
+          <w:rPr>
+            <w:color w:val="0000EE"/>
+            <w:u w:val="single"/>
+          </w:rPr>
+          <w:t>Prv 16:11</w:t>
+        </w:r>
+      </w:hyperlink>
+      <w:r>
+        <w:rPr>
+          <w:lang w:val="en_US" w:bidi="en_US"/>
+        </w:rPr>
+        <w:t xml:space="preserve">; </w:t>
+      </w:r>
+      <w:hyperlink r:id="rId183">
+        <w:r>
+          <w:rPr>
+            <w:lang w:val="en_US" w:bidi="en_US"/>
+          </w:rPr>
+          <w:rPr>
+            <w:color w:val="0000EE"/>
+            <w:u w:val="single"/>
+          </w:rPr>
+          <w:t>20:10, 23</w:t>
+        </w:r>
+      </w:hyperlink>
+      <w:r>
+        <w:rPr>
+          <w:lang w:val="en_US" w:bidi="en_US"/>
+        </w:rPr>
+        <w:t xml:space="preserve">; </w:t>
+      </w:r>
+      <w:hyperlink r:id="rId184">
+        <w:r>
+          <w:rPr>
+            <w:lang w:val="en_US" w:bidi="en_US"/>
+          </w:rPr>
+          <w:rPr>
+            <w:color w:val="0000EE"/>
+            <w:u w:val="single"/>
+          </w:rPr>
+          <w:t>Mi 6:11</w:t>
+        </w:r>
+      </w:hyperlink>
+      <w:r>
+        <w:rPr>
+          <w:lang w:val="en_US" w:bidi="en_US"/>
+        </w:rPr>
+        <w:t xml:space="preserve">; </w:t>
+      </w:r>
+      <w:hyperlink r:id="rId185">
+        <w:r>
+          <w:rPr>
+            <w:lang w:val="en_US" w:bidi="en_US"/>
+          </w:rPr>
+          <w:rPr>
+            <w:color w:val="0000EE"/>
+            <w:u w:val="single"/>
+          </w:rPr>
+          <w:t>Hos 12:7</w:t>
+        </w:r>
+      </w:hyperlink>
+      <w:r>
+        <w:rPr>
+          <w:lang w:val="en_US" w:bidi="en_US"/>
+        </w:rPr>
+        <w:t xml:space="preserve">; </w:t>
+      </w:r>
+      <w:hyperlink r:id="rId186">
+        <w:r>
+          <w:rPr>
+            <w:lang w:val="en_US" w:bidi="en_US"/>
+          </w:rPr>
+          <w:rPr>
+            <w:color w:val="0000EE"/>
+            <w:u w:val="single"/>
+          </w:rPr>
+          <w:t>Am 8:5</w:t>
+        </w:r>
+      </w:hyperlink>
+      <w:r>
+        <w:rPr>
+          <w:lang w:val="en_US" w:bidi="en_US"/>
+        </w:rPr>
+        <w:t>).</w:t>
+      </w:r>
+    </w:p>
+    <w:p>
+      <w:pPr/>
+      <w:r>
+        <w:rPr>
+          <w:lang w:val="en_US" w:bidi="en_US"/>
+        </w:rPr>
+      </w:r>
+      <w:r>
+        <w:rPr>
+          <w:lang w:val="en_US" w:bidi="en_US"/>
+        </w:rPr>
+        <w:t>Stone weights were used on a set of balances for conducting business in the ancient marketplace. Scales or balances are mentioned half a dozen times in the OT, but none of those are in actual economic contexts (</w:t>
+      </w:r>
+      <w:hyperlink r:id="rId187">
+        <w:r>
+          <w:rPr>
+            <w:lang w:val="en_US" w:bidi="en_US"/>
+          </w:rPr>
+          <w:rPr>
+            <w:color w:val="0000EE"/>
+            <w:u w:val="single"/>
+          </w:rPr>
+          <w:t>Jb 6:2</w:t>
+        </w:r>
+      </w:hyperlink>
+      <w:r>
+        <w:rPr>
+          <w:lang w:val="en_US" w:bidi="en_US"/>
+        </w:rPr>
+        <w:t xml:space="preserve">; </w:t>
+      </w:r>
+      <w:hyperlink r:id="rId188">
+        <w:r>
+          <w:rPr>
+            <w:lang w:val="en_US" w:bidi="en_US"/>
+          </w:rPr>
+          <w:rPr>
+            <w:color w:val="0000EE"/>
+            <w:u w:val="single"/>
+          </w:rPr>
+          <w:t>31:6</w:t>
+        </w:r>
+      </w:hyperlink>
+      <w:r>
+        <w:rPr>
+          <w:lang w:val="en_US" w:bidi="en_US"/>
+        </w:rPr>
+        <w:t xml:space="preserve">; </w:t>
+      </w:r>
+      <w:hyperlink r:id="rId189">
+        <w:r>
+          <w:rPr>
+            <w:lang w:val="en_US" w:bidi="en_US"/>
+          </w:rPr>
+          <w:rPr>
+            <w:color w:val="0000EE"/>
+            <w:u w:val="single"/>
+          </w:rPr>
+          <w:t>Ps 62:9</w:t>
+        </w:r>
+      </w:hyperlink>
+      <w:r>
+        <w:rPr>
+          <w:lang w:val="en_US" w:bidi="en_US"/>
+        </w:rPr>
+        <w:t xml:space="preserve">; </w:t>
+      </w:r>
+      <w:hyperlink r:id="rId190">
+        <w:r>
+          <w:rPr>
+            <w:lang w:val="en_US" w:bidi="en_US"/>
+          </w:rPr>
+          <w:rPr>
+            <w:color w:val="0000EE"/>
+            <w:u w:val="single"/>
+          </w:rPr>
+          <w:t>Is 40:12</w:t>
+        </w:r>
+      </w:hyperlink>
+      <w:r>
+        <w:rPr>
+          <w:lang w:val="en_US" w:bidi="en_US"/>
+        </w:rPr>
+        <w:t xml:space="preserve">; </w:t>
+      </w:r>
+      <w:hyperlink r:id="rId191">
+        <w:r>
+          <w:rPr>
+            <w:lang w:val="en_US" w:bidi="en_US"/>
+          </w:rPr>
+          <w:rPr>
+            <w:color w:val="0000EE"/>
+            <w:u w:val="single"/>
+          </w:rPr>
+          <w:t>Ez 5:1</w:t>
+        </w:r>
+      </w:hyperlink>
+      <w:r>
+        <w:rPr>
+          <w:lang w:val="en_US" w:bidi="en_US"/>
+        </w:rPr>
+        <w:t xml:space="preserve">; </w:t>
+      </w:r>
+      <w:hyperlink r:id="rId192">
+        <w:r>
+          <w:rPr>
+            <w:lang w:val="en_US" w:bidi="en_US"/>
+          </w:rPr>
+          <w:rPr>
+            <w:color w:val="0000EE"/>
+            <w:u w:val="single"/>
+          </w:rPr>
+          <w:t>Dn 5:27</w:t>
+        </w:r>
+      </w:hyperlink>
+      <w:r>
+        <w:rPr>
+          <w:lang w:val="en_US" w:bidi="en_US"/>
+        </w:rPr>
+        <w:t>). The scales used were generally of the beam-balance type with dishes on each end.</w:t>
+      </w:r>
+    </w:p>
+    <w:p>
+      <w:pPr>
+        <w:pStyle w:val="Heading4"/>
+      </w:pPr>
+      <w:r>
+        <w:rPr>
+          <w:lang w:val="en_US" w:bidi="en_US"/>
+        </w:rPr>
+        <w:t>Talent</w:t>
+      </w:r>
+    </w:p>
+    <w:p>
+      <w:pPr/>
+      <w:r>
+        <w:rPr>
+          <w:lang w:val="en_US" w:bidi="en_US"/>
+        </w:rPr>
+      </w:r>
+      <w:r>
+        <w:rPr>
+          <w:lang w:val="en_US" w:bidi="en_US"/>
+        </w:rPr>
+        <w:t xml:space="preserve">According to </w:t>
+      </w:r>
+      <w:hyperlink r:id="rId193">
+        <w:r>
+          <w:rPr>
+            <w:lang w:val="en_US" w:bidi="en_US"/>
+          </w:rPr>
+          <w:rPr>
+            <w:color w:val="0000EE"/>
+            <w:u w:val="single"/>
+          </w:rPr>
+          <w:t>Exodus 38:25–26</w:t>
+        </w:r>
+      </w:hyperlink>
+      <w:r>
+        <w:rPr>
+          <w:lang w:val="en_US" w:bidi="en_US"/>
+        </w:rPr>
+        <w:t xml:space="preserve"> the talent must have been equal to 3,000 shekels. (A hundred talents would then have been equal to 300,000 shekels, and if that is added to the 1,175 shekels in verse </w:t>
+      </w:r>
+      <w:hyperlink r:id="rId194">
+        <w:r>
+          <w:rPr>
+            <w:lang w:val="en_US" w:bidi="en_US"/>
+          </w:rPr>
+          <w:rPr>
+            <w:color w:val="0000EE"/>
+            <w:u w:val="single"/>
+          </w:rPr>
+          <w:t>25</w:t>
+        </w:r>
+      </w:hyperlink>
+      <w:r>
+        <w:rPr>
+          <w:lang w:val="en_US" w:bidi="en_US"/>
+        </w:rPr>
+        <w:t xml:space="preserve">, the total is 301,775, or half a shekel for each of the 603,550 men—as verse </w:t>
+      </w:r>
+      <w:hyperlink r:id="rId195">
+        <w:r>
+          <w:rPr>
+            <w:lang w:val="en_US" w:bidi="en_US"/>
+          </w:rPr>
+          <w:rPr>
+            <w:color w:val="0000EE"/>
+            <w:u w:val="single"/>
+          </w:rPr>
+          <w:t>26</w:t>
+        </w:r>
+      </w:hyperlink>
+      <w:r>
+        <w:rPr>
+          <w:lang w:val="en_US" w:bidi="en_US"/>
+        </w:rPr>
+        <w:t xml:space="preserve"> states.) Excavated talents weigh from about 65 to 80 pounds (29.5 to 36.3 kilograms). In the OT the talent is used only for precious metals, usually silver or gold. According to </w:t>
+      </w:r>
+      <w:hyperlink r:id="rId196">
+        <w:r>
+          <w:rPr>
+            <w:lang w:val="en_US" w:bidi="en_US"/>
+          </w:rPr>
+          <w:rPr>
+            <w:color w:val="0000EE"/>
+            <w:u w:val="single"/>
+          </w:rPr>
+          <w:t>1 Kings 10:14</w:t>
+        </w:r>
+      </w:hyperlink>
+      <w:r>
+        <w:rPr>
+          <w:lang w:val="en_US" w:bidi="en_US"/>
+        </w:rPr>
+        <w:t>, the annual tribute income of Solomon’s kingdom was 666 talents, which apparently was considered quite extravagant. David bequeathed 100,000 talents of gold and 1,000,000 talents of silver to Solomon for the building of the temple (</w:t>
+      </w:r>
+      <w:hyperlink r:id="rId197">
+        <w:r>
+          <w:rPr>
+            <w:lang w:val="en_US" w:bidi="en_US"/>
+          </w:rPr>
+          <w:rPr>
+            <w:color w:val="0000EE"/>
+            <w:u w:val="single"/>
+          </w:rPr>
+          <w:t>1 Chr 22:14</w:t>
+        </w:r>
+      </w:hyperlink>
+      <w:r>
+        <w:rPr>
+          <w:lang w:val="en_US" w:bidi="en_US"/>
+        </w:rPr>
+        <w:t>).</w:t>
+      </w:r>
+    </w:p>
+    <w:p>
+      <w:pPr>
+        <w:pStyle w:val="Heading4"/>
+      </w:pPr>
+      <w:r>
+        <w:rPr>
+          <w:lang w:val="en_US" w:bidi="en_US"/>
+        </w:rPr>
+        <w:t>Mina</w:t>
+      </w:r>
+    </w:p>
+    <w:p>
+      <w:pPr/>
+      <w:r>
+        <w:rPr>
+          <w:lang w:val="en_US" w:bidi="en_US"/>
+        </w:rPr>
+      </w:r>
+      <w:r>
+        <w:rPr>
+          <w:lang w:val="en_US" w:bidi="en_US"/>
+        </w:rPr>
+        <w:t xml:space="preserve">In the Canaanite material from Ugarit the mina equals 50 shekels, while in Babylon the mina equals 60 shekels. In </w:t>
+      </w:r>
+      <w:hyperlink r:id="rId198">
+        <w:r>
+          <w:rPr>
+            <w:lang w:val="en_US" w:bidi="en_US"/>
+          </w:rPr>
+          <w:rPr>
+            <w:color w:val="0000EE"/>
+            <w:u w:val="single"/>
+          </w:rPr>
+          <w:t>Ezekiel 45:12</w:t>
+        </w:r>
+      </w:hyperlink>
+      <w:r>
+        <w:rPr>
+          <w:lang w:val="en_US" w:bidi="en_US"/>
+        </w:rPr>
+        <w:t>, the mina is set at 60 shekels, but it is unclear whether this represents a change from previous standards.</w:t>
+      </w:r>
+    </w:p>
+    <w:p>
+      <w:pPr>
+        <w:pStyle w:val="Heading4"/>
+      </w:pPr>
+      <w:r>
+        <w:rPr>
+          <w:lang w:val="en_US" w:bidi="en_US"/>
+        </w:rPr>
+        <w:t>Shekel</w:t>
+      </w:r>
+    </w:p>
+    <w:p>
+      <w:pPr/>
+      <w:r>
+        <w:rPr>
+          <w:lang w:val="en_US" w:bidi="en_US"/>
+        </w:rPr>
+      </w:r>
+      <w:r>
+        <w:rPr>
+          <w:lang w:val="en_US" w:bidi="en_US"/>
+        </w:rPr>
+        <w:t>The shekel was the basic unit of weight. Besides the regular shekel, there was a “royal” shekel (</w:t>
+      </w:r>
+      <w:hyperlink r:id="rId199">
+        <w:r>
+          <w:rPr>
+            <w:lang w:val="en_US" w:bidi="en_US"/>
+          </w:rPr>
+          <w:rPr>
+            <w:color w:val="0000EE"/>
+            <w:u w:val="single"/>
+          </w:rPr>
+          <w:t>2 Sm 14:26</w:t>
+        </w:r>
+      </w:hyperlink>
+      <w:r>
+        <w:rPr>
+          <w:lang w:val="en_US" w:bidi="en_US"/>
+        </w:rPr>
+        <w:t>). Calculating by weights that have been excavated and found labeled as “beka” (one-half shekel), the shekel has been estimated to be about .4 ounce (11.4 grams).</w:t>
+      </w:r>
+    </w:p>
+    <w:p>
+      <w:pPr/>
+      <w:r>
+        <w:rPr>
+          <w:lang w:val="en_US" w:bidi="en_US"/>
+        </w:rPr>
+      </w:r>
+      <w:r>
+        <w:rPr>
+          <w:lang w:val="en_US" w:bidi="en_US"/>
+        </w:rPr>
+        <w:t>The shekel is used in Scripture almost exclusively in contexts dealing with monetary value. Whether silver, gold, barley, or flour, the shekel valuation assigns the commodity a relative value in the economy. Exceptions to this are Goliath’s armor and spear (</w:t>
+      </w:r>
+      <w:hyperlink r:id="rId200">
+        <w:r>
+          <w:rPr>
+            <w:lang w:val="en_US" w:bidi="en_US"/>
+          </w:rPr>
+          <w:rPr>
+            <w:color w:val="0000EE"/>
+            <w:u w:val="single"/>
+          </w:rPr>
+          <w:t>1 Sm 17:5–7</w:t>
+        </w:r>
+      </w:hyperlink>
+      <w:r>
+        <w:rPr>
+          <w:lang w:val="en_US" w:bidi="en_US"/>
+        </w:rPr>
+        <w:t>), which are described in terms of their shekel weight.</w:t>
+      </w:r>
+    </w:p>
+    <w:p>
+      <w:pPr>
+        <w:pStyle w:val="Heading4"/>
+      </w:pPr>
+      <w:r>
+        <w:rPr>
+          <w:lang w:val="en_US" w:bidi="en_US"/>
+        </w:rPr>
+        <w:t>Pim</w:t>
+      </w:r>
+    </w:p>
+    <w:p>
+      <w:pPr/>
+      <w:r>
+        <w:rPr>
+          <w:lang w:val="en_US" w:bidi="en_US"/>
+        </w:rPr>
+      </w:r>
+      <w:r>
+        <w:rPr>
+          <w:lang w:val="en_US" w:bidi="en_US"/>
+        </w:rPr>
+        <w:t xml:space="preserve">The only reference to this unit is in </w:t>
+      </w:r>
+      <w:hyperlink r:id="rId201">
+        <w:r>
+          <w:rPr>
+            <w:lang w:val="en_US" w:bidi="en_US"/>
+          </w:rPr>
+          <w:rPr>
+            <w:color w:val="0000EE"/>
+            <w:u w:val="single"/>
+          </w:rPr>
+          <w:t>1 Samuel 13:21</w:t>
+        </w:r>
+      </w:hyperlink>
+      <w:r>
+        <w:rPr>
+          <w:lang w:val="en_US" w:bidi="en_US"/>
+        </w:rPr>
+        <w:t>, where it is the price charged to the Israelites by the Philistines for sharpening a plowshare. Excavated weights range from .25 to .3 ounce (7.1 to 8.5 grams), suggesting that the pim was two-thirds of a shekel.</w:t>
+      </w:r>
+    </w:p>
+    <w:p>
+      <w:pPr>
+        <w:pStyle w:val="Heading4"/>
+      </w:pPr>
+      <w:r>
+        <w:rPr>
+          <w:lang w:val="en_US" w:bidi="en_US"/>
+        </w:rPr>
+        <w:t>Beka</w:t>
+      </w:r>
+    </w:p>
+    <w:p>
+      <w:pPr/>
+      <w:r>
+        <w:rPr>
+          <w:lang w:val="en_US" w:bidi="en_US"/>
+        </w:rPr>
+      </w:r>
+      <w:r>
+        <w:rPr>
+          <w:lang w:val="en_US" w:bidi="en_US"/>
+        </w:rPr>
+        <w:t xml:space="preserve">Seven stones inscribed with this label range in weight from .2 to .23 ounce (5.7 to 6.5 grams). In </w:t>
+      </w:r>
+      <w:hyperlink r:id="rId195">
+        <w:r>
+          <w:rPr>
+            <w:lang w:val="en_US" w:bidi="en_US"/>
+          </w:rPr>
+          <w:rPr>
+            <w:color w:val="0000EE"/>
+            <w:u w:val="single"/>
+          </w:rPr>
+          <w:t>Exodus 38:26</w:t>
+        </w:r>
+      </w:hyperlink>
+      <w:r>
+        <w:rPr>
+          <w:lang w:val="en_US" w:bidi="en_US"/>
+        </w:rPr>
+        <w:t xml:space="preserve"> it is the amount levied on each individual for the census tax. There it is the equivalent of one-half shekel.</w:t>
+      </w:r>
+    </w:p>
+    <w:p>
+      <w:pPr>
+        <w:pStyle w:val="Heading4"/>
+      </w:pPr>
+      <w:r>
+        <w:rPr>
+          <w:lang w:val="en_US" w:bidi="en_US"/>
+        </w:rPr>
+        <w:t>Gerah</w:t>
+      </w:r>
+    </w:p>
+    <w:p>
+      <w:pPr/>
+      <w:r>
+        <w:rPr>
+          <w:lang w:val="en_US" w:bidi="en_US"/>
+        </w:rPr>
+      </w:r>
+      <w:r>
+        <w:rPr>
+          <w:lang w:val="en_US" w:bidi="en_US"/>
+        </w:rPr>
+        <w:t>Equal to one-twentieth of a shekel, or .02 ounce (.6 gram). The term is used five times (</w:t>
+      </w:r>
+      <w:hyperlink r:id="rId202">
+        <w:r>
+          <w:rPr>
+            <w:lang w:val="en_US" w:bidi="en_US"/>
+          </w:rPr>
+          <w:rPr>
+            <w:color w:val="0000EE"/>
+            <w:u w:val="single"/>
+          </w:rPr>
+          <w:t>Ex 30:13</w:t>
+        </w:r>
+      </w:hyperlink>
+      <w:r>
+        <w:rPr>
+          <w:lang w:val="en_US" w:bidi="en_US"/>
+        </w:rPr>
+        <w:t xml:space="preserve">; </w:t>
+      </w:r>
+      <w:hyperlink r:id="rId203">
+        <w:r>
+          <w:rPr>
+            <w:lang w:val="en_US" w:bidi="en_US"/>
+          </w:rPr>
+          <w:rPr>
+            <w:color w:val="0000EE"/>
+            <w:u w:val="single"/>
+          </w:rPr>
+          <w:t>Lv 27:25</w:t>
+        </w:r>
+      </w:hyperlink>
+      <w:r>
+        <w:rPr>
+          <w:lang w:val="en_US" w:bidi="en_US"/>
+        </w:rPr>
+        <w:t xml:space="preserve">; </w:t>
+      </w:r>
+      <w:hyperlink r:id="rId204">
+        <w:r>
+          <w:rPr>
+            <w:lang w:val="en_US" w:bidi="en_US"/>
+          </w:rPr>
+          <w:rPr>
+            <w:color w:val="0000EE"/>
+            <w:u w:val="single"/>
+          </w:rPr>
+          <w:t>Nm 3:47</w:t>
+        </w:r>
+      </w:hyperlink>
+      <w:r>
+        <w:rPr>
+          <w:lang w:val="en_US" w:bidi="en_US"/>
+        </w:rPr>
+        <w:t xml:space="preserve">; </w:t>
+      </w:r>
+      <w:hyperlink r:id="rId205">
+        <w:r>
+          <w:rPr>
+            <w:lang w:val="en_US" w:bidi="en_US"/>
+          </w:rPr>
+          <w:rPr>
+            <w:color w:val="0000EE"/>
+            <w:u w:val="single"/>
+          </w:rPr>
+          <w:t>18:16</w:t>
+        </w:r>
+      </w:hyperlink>
+      <w:r>
+        <w:rPr>
+          <w:lang w:val="en_US" w:bidi="en_US"/>
+        </w:rPr>
+        <w:t xml:space="preserve">; </w:t>
+      </w:r>
+      <w:hyperlink r:id="rId198">
+        <w:r>
+          <w:rPr>
+            <w:lang w:val="en_US" w:bidi="en_US"/>
+          </w:rPr>
+          <w:rPr>
+            <w:color w:val="0000EE"/>
+            <w:u w:val="single"/>
+          </w:rPr>
+          <w:t>Ez 45:12</w:t>
+        </w:r>
+      </w:hyperlink>
+      <w:r>
+        <w:rPr>
+          <w:lang w:val="en_US" w:bidi="en_US"/>
+        </w:rPr>
+        <w:t>) and on each occasion is used to give a valuation to the shekel. Its use is strictly monetary in these contexts.</w:t>
+      </w:r>
+    </w:p>
+    <w:p>
+      <w:pPr>
+        <w:pStyle w:val="Heading4"/>
+      </w:pPr>
+      <w:r>
+        <w:rPr>
+          <w:lang w:val="en_US" w:bidi="en_US"/>
+        </w:rPr>
+        <w:t>Litra</w:t>
+      </w:r>
+    </w:p>
+    <w:p>
+      <w:pPr/>
+      <w:r>
+        <w:rPr>
+          <w:lang w:val="en_US" w:bidi="en_US"/>
+        </w:rPr>
+      </w:r>
+      <w:r>
+        <w:rPr>
+          <w:lang w:val="en_US" w:bidi="en_US"/>
+        </w:rPr>
+        <w:t xml:space="preserve">The NT uses the same weights that have already been identified in the OT usage, particularly the shekel, mina, and talent. There is one additional unit used: the litra, which is used in </w:t>
+      </w:r>
+      <w:hyperlink r:id="rId206">
+        <w:r>
+          <w:rPr>
+            <w:lang w:val="en_US" w:bidi="en_US"/>
+          </w:rPr>
+          <w:rPr>
+            <w:color w:val="0000EE"/>
+            <w:u w:val="single"/>
+          </w:rPr>
+          <w:t>John 12:3</w:t>
+        </w:r>
+      </w:hyperlink>
+      <w:r>
+        <w:rPr>
+          <w:lang w:val="en_US" w:bidi="en_US"/>
+        </w:rPr>
+        <w:t xml:space="preserve"> and </w:t>
+      </w:r>
       <w:hyperlink r:id="rId174">
         <w:r>
           <w:rPr>
@@ -7556,7 +8920,154 @@
             <w:color w:val="0000EE"/>
             <w:u w:val="single"/>
           </w:rPr>
-          <w:t>Genesis 2:2–3</w:t>
+          <w:t>19:39</w:t>
+        </w:r>
+      </w:hyperlink>
+      <w:r>
+        <w:rPr>
+          <w:lang w:val="en_US" w:bidi="en_US"/>
+        </w:rPr>
+        <w:t xml:space="preserve"> with regard to spices. In Greek literature one litra is approximately 12 ounces (327 grams).</w:t>
+      </w:r>
+    </w:p>
+    <w:p>
+      <w:pPr>
+        <w:pStyle w:val="Heading3"/>
+      </w:pPr>
+      <w:r>
+        <w:rPr>
+          <w:lang w:val="en_US" w:bidi="en_US"/>
+        </w:rPr>
+        <w:t>Linear Measures in the Old Testament</w:t>
+      </w:r>
+    </w:p>
+    <w:p>
+      <w:pPr/>
+      <w:r>
+        <w:rPr>
+          <w:lang w:val="en_US" w:bidi="en_US"/>
+        </w:rPr>
+      </w:r>
+      <w:r>
+        <w:rPr>
+          <w:lang w:val="en_US" w:bidi="en_US"/>
+        </w:rPr>
+        <w:t>Measurements of length and depth generally were derived from a part of the body used to make the measurement. The basic unit was the cubit, and most others were related to it. Precise measurements of geographic distance are lacking in the OT and was most frequently stated in terms of the number of days it would take to arrive at a destination. A single day’s journey was mostly likely 20 to 25 miles (32.2 to 40.2 kilometers). A “pace” was equal to a “step”—about a yard (</w:t>
+      </w:r>
+      <w:hyperlink r:id="rId207">
+        <w:r>
+          <w:rPr>
+            <w:lang w:val="en_US" w:bidi="en_US"/>
+          </w:rPr>
+          <w:rPr>
+            <w:color w:val="0000EE"/>
+            <w:u w:val="single"/>
+          </w:rPr>
+          <w:t>2 Sm 6:13</w:t>
+        </w:r>
+      </w:hyperlink>
+      <w:r>
+        <w:rPr>
+          <w:lang w:val="en_US" w:bidi="en_US"/>
+        </w:rPr>
+        <w:t>).</w:t>
+      </w:r>
+    </w:p>
+    <w:p>
+      <w:pPr>
+        <w:pStyle w:val="Heading4"/>
+      </w:pPr>
+      <w:r>
+        <w:rPr>
+          <w:lang w:val="en_US" w:bidi="en_US"/>
+        </w:rPr>
+        <w:t>Cubit</w:t>
+      </w:r>
+    </w:p>
+    <w:p>
+      <w:pPr/>
+      <w:r>
+        <w:rPr>
+          <w:lang w:val="en_US" w:bidi="en_US"/>
+        </w:rPr>
+      </w:r>
+      <w:r>
+        <w:rPr>
+          <w:lang w:val="en_US" w:bidi="en_US"/>
+        </w:rPr>
+        <w:t xml:space="preserve">The length from the tip of the forefinger to the elbow. There are both long and short cubits, which are used not only in Israel but in Mesopotamia and Egypt as well. </w:t>
+      </w:r>
+      <w:hyperlink r:id="rId208">
+        <w:r>
+          <w:rPr>
+            <w:lang w:val="en_US" w:bidi="en_US"/>
+          </w:rPr>
+          <w:rPr>
+            <w:color w:val="0000EE"/>
+            <w:u w:val="single"/>
+          </w:rPr>
+          <w:t>Ezekiel 40:5</w:t>
+        </w:r>
+      </w:hyperlink>
+      <w:r>
+        <w:rPr>
+          <w:lang w:val="en_US" w:bidi="en_US"/>
+        </w:rPr>
+        <w:t xml:space="preserve"> identifies the long cubit as being the equivalent of a cubit plus a handbreadth (about 20 to 21 inches, or 50.8 to 53.3 centimeters). The inscription found inside the Siloam tunnel built by Hezekiah (715–686 BC) indicates that the tunnel is 1,200 cubits long. The actual length of the tunnel was determined to be 1,749 feet (533.1 meters). This would yield a cubit of 17.49 inches (44.4 centimeters). All things considered, 17.5 inches (44.5 centimeters) is a good estimation of the length of the cubit in Israel. This would set the long cubit at approximately 20.5 inches (52.1 centimeters). The cubit was most frequently used to give the dimensions of buildings or objects (e.g., curtains, pillars, pieces of furniture, etc.). The largest structure measured in cubits was the ark that Noah built, which was 300 cubits long (</w:t>
+      </w:r>
+      <w:hyperlink r:id="rId209">
+        <w:r>
+          <w:rPr>
+            <w:lang w:val="en_US" w:bidi="en_US"/>
+          </w:rPr>
+          <w:rPr>
+            <w:color w:val="0000EE"/>
+            <w:u w:val="single"/>
+          </w:rPr>
+          <w:t>Gn 6:15</w:t>
+        </w:r>
+      </w:hyperlink>
+      <w:r>
+        <w:rPr>
+          <w:lang w:val="en_US" w:bidi="en_US"/>
+        </w:rPr>
+        <w:t>).</w:t>
+      </w:r>
+    </w:p>
+    <w:p>
+      <w:pPr>
+        <w:pStyle w:val="Heading4"/>
+      </w:pPr>
+      <w:r>
+        <w:rPr>
+          <w:lang w:val="en_US" w:bidi="en_US"/>
+        </w:rPr>
+        <w:t>Span</w:t>
+      </w:r>
+    </w:p>
+    <w:p>
+      <w:pPr/>
+      <w:r>
+        <w:rPr>
+          <w:lang w:val="en_US" w:bidi="en_US"/>
+        </w:rPr>
+      </w:r>
+      <w:r>
+        <w:rPr>
+          <w:lang w:val="en_US" w:bidi="en_US"/>
+        </w:rPr>
+        <w:t>The distance measured by the stretch of the hand from fingertip to fingertip, equal to one-half a cubit, or eight and three-quarters inches (22.2 centimeters). It is used only seven times in the OT, and four of those are to describe the dimensions of the high priest’s breastplate (</w:t>
+      </w:r>
+      <w:hyperlink r:id="rId210">
+        <w:r>
+          <w:rPr>
+            <w:lang w:val="en_US" w:bidi="en_US"/>
+          </w:rPr>
+          <w:rPr>
+            <w:color w:val="0000EE"/>
+            <w:u w:val="single"/>
+          </w:rPr>
+          <w:t>Ex 28:15–16</w:t>
         </w:r>
       </w:hyperlink>
       <w:r>
@@ -7565,16 +9076,16 @@
         </w:rPr>
         <w:t xml:space="preserve">; </w:t>
       </w:r>
-      <w:hyperlink r:id="rId175">
-        <w:r>
-          <w:rPr>
-            <w:lang w:val="en_US" w:bidi="en_US"/>
-          </w:rPr>
-          <w:rPr>
-            <w:color w:val="0000EE"/>
-            <w:u w:val="single"/>
-          </w:rPr>
-          <w:t>Exodus 20:8–11</w:t>
+      <w:hyperlink r:id="rId211">
+        <w:r>
+          <w:rPr>
+            <w:lang w:val="en_US" w:bidi="en_US"/>
+          </w:rPr>
+          <w:rPr>
+            <w:color w:val="0000EE"/>
+            <w:u w:val="single"/>
+          </w:rPr>
+          <w:t>39:8–9</w:t>
         </w:r>
       </w:hyperlink>
       <w:r>
@@ -7585,6 +9096,1485 @@
       </w:r>
     </w:p>
     <w:p>
+      <w:pPr>
+        <w:pStyle w:val="Heading4"/>
+      </w:pPr>
+      <w:r>
+        <w:rPr>
+          <w:lang w:val="en_US" w:bidi="en_US"/>
+        </w:rPr>
+        <w:t>Handbreadth</w:t>
+      </w:r>
+    </w:p>
+    <w:p>
+      <w:pPr/>
+      <w:r>
+        <w:rPr>
+          <w:lang w:val="en_US" w:bidi="en_US"/>
+        </w:rPr>
+      </w:r>
+      <w:r>
+        <w:rPr>
+          <w:lang w:val="en_US" w:bidi="en_US"/>
+        </w:rPr>
+        <w:t>The width of the hand at the base, equal to one-sixth of a cubit, one-third of a span, or just under three inches (7.6 centimeters). The term is used only five times and gives the width of the rim around the table of showbread (</w:t>
+      </w:r>
+      <w:hyperlink r:id="rId212">
+        <w:r>
+          <w:rPr>
+            <w:lang w:val="en_US" w:bidi="en_US"/>
+          </w:rPr>
+          <w:rPr>
+            <w:color w:val="0000EE"/>
+            <w:u w:val="single"/>
+          </w:rPr>
+          <w:t>Ex 25:25</w:t>
+        </w:r>
+      </w:hyperlink>
+      <w:r>
+        <w:rPr>
+          <w:lang w:val="en_US" w:bidi="en_US"/>
+        </w:rPr>
+        <w:t>) and Solomon’s molten sea (</w:t>
+      </w:r>
+      <w:hyperlink r:id="rId213">
+        <w:r>
+          <w:rPr>
+            <w:lang w:val="en_US" w:bidi="en_US"/>
+          </w:rPr>
+          <w:rPr>
+            <w:color w:val="0000EE"/>
+            <w:u w:val="single"/>
+          </w:rPr>
+          <w:t>1 Kgs 7:26</w:t>
+        </w:r>
+      </w:hyperlink>
+      <w:r>
+        <w:rPr>
+          <w:lang w:val="en_US" w:bidi="en_US"/>
+        </w:rPr>
+        <w:t>).</w:t>
+      </w:r>
+    </w:p>
+    <w:p>
+      <w:pPr>
+        <w:pStyle w:val="Heading3"/>
+      </w:pPr>
+      <w:r>
+        <w:rPr>
+          <w:lang w:val="en_US" w:bidi="en_US"/>
+        </w:rPr>
+        <w:t>Linear Measures in the New Testament</w:t>
+      </w:r>
+    </w:p>
+    <w:p>
+      <w:pPr/>
+      <w:r>
+        <w:rPr>
+          <w:lang w:val="en_US" w:bidi="en_US"/>
+        </w:rPr>
+      </w:r>
+      <w:r>
+        <w:rPr>
+          <w:lang w:val="en_US" w:bidi="en_US"/>
+        </w:rPr>
+        <w:t>In the NT some of the units of length and depth represent Greco-Roman standards, while others are those used in the OT. Like the OT, the NT frequently uses imprecise designations for distance, such as a stone’s throw or a day’s journey. There are, however, a few occurrences of precise terms borrowed from Roman culture.</w:t>
+      </w:r>
+    </w:p>
+    <w:p>
+      <w:pPr>
+        <w:pStyle w:val="Heading4"/>
+      </w:pPr>
+      <w:r>
+        <w:rPr>
+          <w:lang w:val="en_US" w:bidi="en_US"/>
+        </w:rPr>
+        <w:t>Cubit</w:t>
+      </w:r>
+    </w:p>
+    <w:p>
+      <w:pPr/>
+      <w:r>
+        <w:rPr>
+          <w:lang w:val="en_US" w:bidi="en_US"/>
+        </w:rPr>
+      </w:r>
+      <w:r>
+        <w:rPr>
+          <w:lang w:val="en_US" w:bidi="en_US"/>
+        </w:rPr>
+        <w:t>For the Romans, the cubit was set at one and a half times their standard foot of 11.66 inches, equaling 17.5 inches (44.5 centimeters), just as the OT cubit.</w:t>
+      </w:r>
+    </w:p>
+    <w:p>
+      <w:pPr>
+        <w:pStyle w:val="Heading4"/>
+      </w:pPr>
+      <w:r>
+        <w:rPr>
+          <w:lang w:val="en_US" w:bidi="en_US"/>
+        </w:rPr>
+        <w:t>Fathom</w:t>
+      </w:r>
+    </w:p>
+    <w:p>
+      <w:pPr/>
+      <w:r>
+        <w:rPr>
+          <w:lang w:val="en_US" w:bidi="en_US"/>
+        </w:rPr>
+      </w:r>
+      <w:r>
+        <w:rPr>
+          <w:lang w:val="en_US" w:bidi="en_US"/>
+        </w:rPr>
+        <w:t xml:space="preserve">The distance between the fingertips of the left and right hand when the arms were outstretched. It is used only in </w:t>
+      </w:r>
+      <w:hyperlink r:id="rId214">
+        <w:r>
+          <w:rPr>
+            <w:lang w:val="en_US" w:bidi="en_US"/>
+          </w:rPr>
+          <w:rPr>
+            <w:color w:val="0000EE"/>
+            <w:u w:val="single"/>
+          </w:rPr>
+          <w:t>Acts 27:28</w:t>
+        </w:r>
+      </w:hyperlink>
+      <w:r>
+        <w:rPr>
+          <w:lang w:val="en_US" w:bidi="en_US"/>
+        </w:rPr>
+        <w:t xml:space="preserve"> and is considered to be about six feet (1.8 meters).</w:t>
+      </w:r>
+    </w:p>
+    <w:p>
+      <w:pPr>
+        <w:pStyle w:val="Heading4"/>
+      </w:pPr>
+      <w:r>
+        <w:rPr>
+          <w:lang w:val="en_US" w:bidi="en_US"/>
+        </w:rPr>
+        <w:t>Furlong/Stadium</w:t>
+      </w:r>
+    </w:p>
+    <w:p>
+      <w:pPr/>
+      <w:r>
+        <w:rPr>
+          <w:lang w:val="en_US" w:bidi="en_US"/>
+        </w:rPr>
+      </w:r>
+      <w:r>
+        <w:rPr>
+          <w:lang w:val="en_US" w:bidi="en_US"/>
+        </w:rPr>
+        <w:t xml:space="preserve">The length of the ancient Greek racecourse, equal to one-eighth of a Roman mile, or a little over 200 yards (182.9 meters). It is usually used to give approximate distance, but in </w:t>
+      </w:r>
+      <w:hyperlink r:id="rId215">
+        <w:r>
+          <w:rPr>
+            <w:lang w:val="en_US" w:bidi="en_US"/>
+          </w:rPr>
+          <w:rPr>
+            <w:color w:val="0000EE"/>
+            <w:u w:val="single"/>
+          </w:rPr>
+          <w:t>Revelation 21:16</w:t>
+        </w:r>
+      </w:hyperlink>
+      <w:r>
+        <w:rPr>
+          <w:lang w:val="en_US" w:bidi="en_US"/>
+        </w:rPr>
+        <w:t xml:space="preserve"> it is used to give the dimensions of the New Jerusalem and is measured with a measuring rod.</w:t>
+      </w:r>
+    </w:p>
+    <w:p>
+      <w:pPr>
+        <w:pStyle w:val="Heading4"/>
+      </w:pPr>
+      <w:r>
+        <w:rPr>
+          <w:lang w:val="en_US" w:bidi="en_US"/>
+        </w:rPr>
+        <w:t>Mile</w:t>
+      </w:r>
+    </w:p>
+    <w:p>
+      <w:pPr/>
+      <w:r>
+        <w:rPr>
+          <w:lang w:val="en_US" w:bidi="en_US"/>
+        </w:rPr>
+      </w:r>
+      <w:r>
+        <w:rPr>
+          <w:lang w:val="en_US" w:bidi="en_US"/>
+        </w:rPr>
+        <w:t xml:space="preserve">The only occurrence of this term, </w:t>
+      </w:r>
+      <w:hyperlink r:id="rId216">
+        <w:r>
+          <w:rPr>
+            <w:lang w:val="en_US" w:bidi="en_US"/>
+          </w:rPr>
+          <w:rPr>
+            <w:color w:val="0000EE"/>
+            <w:u w:val="single"/>
+          </w:rPr>
+          <w:t>Matthew 5:41</w:t>
+        </w:r>
+      </w:hyperlink>
+      <w:r>
+        <w:rPr>
+          <w:lang w:val="en_US" w:bidi="en_US"/>
+        </w:rPr>
+        <w:t>, has reference to the Roman mile of 1,620 yards, about nine-tenths of a modern mile (1.4 kilometers).</w:t>
+      </w:r>
+    </w:p>
+    <w:p>
+      <w:pPr>
+        <w:pStyle w:val="Heading3"/>
+      </w:pPr>
+      <w:r>
+        <w:rPr>
+          <w:lang w:val="en_US" w:bidi="en_US"/>
+        </w:rPr>
+        <w:t>Capacity (Dry Measure) in the Old Testament</w:t>
+      </w:r>
+    </w:p>
+    <w:p>
+      <w:pPr/>
+      <w:r>
+        <w:rPr>
+          <w:lang w:val="en_US" w:bidi="en_US"/>
+        </w:rPr>
+      </w:r>
+      <w:r>
+        <w:rPr>
+          <w:lang w:val="en_US" w:bidi="en_US"/>
+        </w:rPr>
+        <w:t>Amounts of dry goods were oriented toward practical matters such as typical donkey loads, how much seed could be sown in a day, or how much seed would be needed to sow a certain size plot. As with the other types of measures, these then became standardized.</w:t>
+      </w:r>
+    </w:p>
+    <w:p>
+      <w:pPr>
+        <w:pStyle w:val="Heading4"/>
+      </w:pPr>
+      <w:r>
+        <w:rPr>
+          <w:lang w:val="en_US" w:bidi="en_US"/>
+        </w:rPr>
+        <w:t>Cor/Homer</w:t>
+      </w:r>
+    </w:p>
+    <w:p>
+      <w:pPr/>
+      <w:r>
+        <w:rPr>
+          <w:lang w:val="en_US" w:bidi="en_US"/>
+        </w:rPr>
+      </w:r>
+      <w:r>
+        <w:rPr>
+          <w:lang w:val="en_US" w:bidi="en_US"/>
+        </w:rPr>
+        <w:t xml:space="preserve">The most common dry commodity measure and the equivalent of one donkey load. Estimates of its standard size vary greatly, ranging from 3.8 bushels to 7.5 bushels (133.9 to 264.3 liters). Other than the seven occurrences in </w:t>
+      </w:r>
+      <w:hyperlink r:id="rId217">
+        <w:r>
+          <w:rPr>
+            <w:lang w:val="en_US" w:bidi="en_US"/>
+          </w:rPr>
+          <w:rPr>
+            <w:color w:val="0000EE"/>
+            <w:u w:val="single"/>
+          </w:rPr>
+          <w:t>Ezekiel 45:11–14</w:t>
+        </w:r>
+      </w:hyperlink>
+      <w:r>
+        <w:rPr>
+          <w:lang w:val="en_US" w:bidi="en_US"/>
+        </w:rPr>
+        <w:t>, the term occurs only four times in the OT. Three of these contexts feature seed or barley (</w:t>
+      </w:r>
+      <w:hyperlink r:id="rId218">
+        <w:r>
+          <w:rPr>
+            <w:lang w:val="en_US" w:bidi="en_US"/>
+          </w:rPr>
+          <w:rPr>
+            <w:color w:val="0000EE"/>
+            <w:u w:val="single"/>
+          </w:rPr>
+          <w:t>Lv 27:16</w:t>
+        </w:r>
+      </w:hyperlink>
+      <w:r>
+        <w:rPr>
+          <w:lang w:val="en_US" w:bidi="en_US"/>
+        </w:rPr>
+        <w:t xml:space="preserve">; </w:t>
+      </w:r>
+      <w:hyperlink r:id="rId219">
+        <w:r>
+          <w:rPr>
+            <w:lang w:val="en_US" w:bidi="en_US"/>
+          </w:rPr>
+          <w:rPr>
+            <w:color w:val="0000EE"/>
+            <w:u w:val="single"/>
+          </w:rPr>
+          <w:t>Is 5:10</w:t>
+        </w:r>
+      </w:hyperlink>
+      <w:r>
+        <w:rPr>
+          <w:lang w:val="en_US" w:bidi="en_US"/>
+        </w:rPr>
+        <w:t xml:space="preserve">; </w:t>
+      </w:r>
+      <w:hyperlink r:id="rId220">
+        <w:r>
+          <w:rPr>
+            <w:lang w:val="en_US" w:bidi="en_US"/>
+          </w:rPr>
+          <w:rPr>
+            <w:color w:val="0000EE"/>
+            <w:u w:val="single"/>
+          </w:rPr>
+          <w:t>Hos 3:2</w:t>
+        </w:r>
+      </w:hyperlink>
+      <w:r>
+        <w:rPr>
+          <w:lang w:val="en_US" w:bidi="en_US"/>
+        </w:rPr>
+        <w:t>), while the fourth is in the context of Israelites gathering quail in the wilderness. A cor is used nine times and occurs with a variety of commodities, including oil, flour, wheat, and barley, in multiples all the way up to 20,000 (</w:t>
+      </w:r>
+      <w:hyperlink r:id="rId221">
+        <w:r>
+          <w:rPr>
+            <w:lang w:val="en_US" w:bidi="en_US"/>
+          </w:rPr>
+          <w:rPr>
+            <w:color w:val="0000EE"/>
+            <w:u w:val="single"/>
+          </w:rPr>
+          <w:t>1 Kgs 5:11</w:t>
+        </w:r>
+      </w:hyperlink>
+      <w:r>
+        <w:rPr>
+          <w:lang w:val="en_US" w:bidi="en_US"/>
+        </w:rPr>
+        <w:t>).</w:t>
+      </w:r>
+    </w:p>
+    <w:p>
+      <w:pPr>
+        <w:pStyle w:val="Heading4"/>
+      </w:pPr>
+      <w:r>
+        <w:rPr>
+          <w:lang w:val="en_US" w:bidi="en_US"/>
+        </w:rPr>
+        <w:t>Lethek</w:t>
+      </w:r>
+    </w:p>
+    <w:p>
+      <w:pPr/>
+      <w:r>
+        <w:rPr>
+          <w:lang w:val="en_US" w:bidi="en_US"/>
+        </w:rPr>
+      </w:r>
+      <w:r>
+        <w:rPr>
+          <w:lang w:val="en_US" w:bidi="en_US"/>
+        </w:rPr>
+        <w:t xml:space="preserve">Unit occurring only in </w:t>
+      </w:r>
+      <w:hyperlink r:id="rId220">
+        <w:r>
+          <w:rPr>
+            <w:lang w:val="en_US" w:bidi="en_US"/>
+          </w:rPr>
+          <w:rPr>
+            <w:color w:val="0000EE"/>
+            <w:u w:val="single"/>
+          </w:rPr>
+          <w:t>Hosea 3:2</w:t>
+        </w:r>
+      </w:hyperlink>
+      <w:r>
+        <w:rPr>
+          <w:lang w:val="en_US" w:bidi="en_US"/>
+        </w:rPr>
+        <w:t>. The early versions of the Bible identified it as one-half of a cor, or homer.</w:t>
+      </w:r>
+    </w:p>
+    <w:p>
+      <w:pPr>
+        <w:pStyle w:val="Heading4"/>
+      </w:pPr>
+      <w:r>
+        <w:rPr>
+          <w:lang w:val="en_US" w:bidi="en_US"/>
+        </w:rPr>
+        <w:t>Ephah</w:t>
+      </w:r>
+    </w:p>
+    <w:p>
+      <w:pPr/>
+      <w:r>
+        <w:rPr>
+          <w:lang w:val="en_US" w:bidi="en_US"/>
+        </w:rPr>
+      </w:r>
+      <w:r>
+        <w:rPr>
+          <w:lang w:val="en_US" w:bidi="en_US"/>
+        </w:rPr>
+        <w:t>This is equal to one-tenth of a homer (</w:t>
+      </w:r>
+      <w:hyperlink r:id="rId222">
+        <w:r>
+          <w:rPr>
+            <w:lang w:val="en_US" w:bidi="en_US"/>
+          </w:rPr>
+          <w:rPr>
+            <w:color w:val="0000EE"/>
+            <w:u w:val="single"/>
+          </w:rPr>
+          <w:t>Ez 45:11</w:t>
+        </w:r>
+      </w:hyperlink>
+      <w:r>
+        <w:rPr>
+          <w:lang w:val="en_US" w:bidi="en_US"/>
+        </w:rPr>
+        <w:t xml:space="preserve">), or one-half of a bushel (17.6 liters). The term occurs dozens of times with all sorts of agricultural products. It seems to have been the unit most used in trading and selling. According to </w:t>
+      </w:r>
+      <w:hyperlink r:id="rId223">
+        <w:r>
+          <w:rPr>
+            <w:lang w:val="en_US" w:bidi="en_US"/>
+          </w:rPr>
+          <w:rPr>
+            <w:color w:val="0000EE"/>
+            <w:u w:val="single"/>
+          </w:rPr>
+          <w:t>Zechariah 5:6–10</w:t>
+        </w:r>
+      </w:hyperlink>
+      <w:r>
+        <w:rPr>
+          <w:lang w:val="en_US" w:bidi="en_US"/>
+        </w:rPr>
+        <w:t>, the ephah refers to a container that would hold an ephah of produce, much like the modern-day bushel basket.</w:t>
+      </w:r>
+    </w:p>
+    <w:p>
+      <w:pPr>
+        <w:pStyle w:val="Heading4"/>
+      </w:pPr>
+      <w:r>
+        <w:rPr>
+          <w:lang w:val="en_US" w:bidi="en_US"/>
+        </w:rPr>
+        <w:t>Seah</w:t>
+      </w:r>
+    </w:p>
+    <w:p>
+      <w:pPr/>
+      <w:r>
+        <w:rPr>
+          <w:lang w:val="en_US" w:bidi="en_US"/>
+        </w:rPr>
+      </w:r>
+      <w:r>
+        <w:rPr>
+          <w:lang w:val="en_US" w:bidi="en_US"/>
+        </w:rPr>
+        <w:t>A fraction of the homer, which has a very wide range. The term measures flour, seed, barley, and grain, and is roughly one-third of an ephah. A bushel was about five seahs (</w:t>
+      </w:r>
+      <w:hyperlink r:id="rId224">
+        <w:r>
+          <w:rPr>
+            <w:lang w:val="en_US" w:bidi="en_US"/>
+          </w:rPr>
+          <w:rPr>
+            <w:color w:val="0000EE"/>
+            <w:u w:val="single"/>
+          </w:rPr>
+          <w:t>1 Sm 25:18</w:t>
+        </w:r>
+      </w:hyperlink>
+      <w:r>
+        <w:rPr>
+          <w:lang w:val="en_US" w:bidi="en_US"/>
+        </w:rPr>
+        <w:t>, nlt mg).</w:t>
+      </w:r>
+    </w:p>
+    <w:p>
+      <w:pPr>
+        <w:pStyle w:val="Heading4"/>
+      </w:pPr>
+      <w:r>
+        <w:rPr>
+          <w:lang w:val="en_US" w:bidi="en_US"/>
+        </w:rPr>
+        <w:t>Omer/Issaron</w:t>
+      </w:r>
+    </w:p>
+    <w:p>
+      <w:pPr/>
+      <w:r>
+        <w:rPr>
+          <w:lang w:val="en_US" w:bidi="en_US"/>
+        </w:rPr>
+      </w:r>
+      <w:r>
+        <w:rPr>
+          <w:lang w:val="en_US" w:bidi="en_US"/>
+        </w:rPr>
+        <w:t>The omer occurs only in the account of the collecting of manna by the Israelites (</w:t>
+      </w:r>
+      <w:hyperlink r:id="rId225">
+        <w:r>
+          <w:rPr>
+            <w:lang w:val="en_US" w:bidi="en_US"/>
+          </w:rPr>
+          <w:rPr>
+            <w:color w:val="0000EE"/>
+            <w:u w:val="single"/>
+          </w:rPr>
+          <w:t>Ex 16:22</w:t>
+        </w:r>
+      </w:hyperlink>
+      <w:r>
+        <w:rPr>
+          <w:lang w:val="en_US" w:bidi="en_US"/>
+        </w:rPr>
+        <w:t>). It represents a day’s ration of manna and is identified as one-tenth of an ephah (</w:t>
+      </w:r>
+      <w:hyperlink r:id="rId226">
+        <w:r>
+          <w:rPr>
+            <w:lang w:val="en_US" w:bidi="en_US"/>
+          </w:rPr>
+          <w:rPr>
+            <w:color w:val="0000EE"/>
+            <w:u w:val="single"/>
+          </w:rPr>
+          <w:t>Ex 16:36</w:t>
+        </w:r>
+      </w:hyperlink>
+      <w:r>
+        <w:rPr>
+          <w:lang w:val="en_US" w:bidi="en_US"/>
+        </w:rPr>
+        <w:t xml:space="preserve">). The issaron is a term that means a tenth. Its 25 occurrences are all in Exodus, Leviticus, and Numbers (mostly in </w:t>
+      </w:r>
+      <w:hyperlink r:id="rId227">
+        <w:r>
+          <w:rPr>
+            <w:lang w:val="en_US" w:bidi="en_US"/>
+          </w:rPr>
+          <w:rPr>
+            <w:color w:val="0000EE"/>
+            <w:u w:val="single"/>
+          </w:rPr>
+          <w:t>Nm 28–29</w:t>
+        </w:r>
+      </w:hyperlink>
+      <w:r>
+        <w:rPr>
+          <w:lang w:val="en_US" w:bidi="en_US"/>
+        </w:rPr>
+        <w:t>); it refers only to measures of fine flour.</w:t>
+      </w:r>
+    </w:p>
+    <w:p>
+      <w:pPr>
+        <w:pStyle w:val="Heading4"/>
+      </w:pPr>
+      <w:r>
+        <w:rPr>
+          <w:lang w:val="en_US" w:bidi="en_US"/>
+        </w:rPr>
+        <w:t>Cab, Kab</w:t>
+      </w:r>
+    </w:p>
+    <w:p>
+      <w:pPr/>
+      <w:r>
+        <w:rPr>
+          <w:lang w:val="en_US" w:bidi="en_US"/>
+        </w:rPr>
+      </w:r>
+      <w:r>
+        <w:rPr>
+          <w:lang w:val="en_US" w:bidi="en_US"/>
+        </w:rPr>
+        <w:t xml:space="preserve">This unit occurs only in </w:t>
+      </w:r>
+      <w:hyperlink r:id="rId228">
+        <w:r>
+          <w:rPr>
+            <w:lang w:val="en_US" w:bidi="en_US"/>
+          </w:rPr>
+          <w:rPr>
+            <w:color w:val="0000EE"/>
+            <w:u w:val="single"/>
+          </w:rPr>
+          <w:t>2 Kings 6:25</w:t>
+        </w:r>
+      </w:hyperlink>
+      <w:r>
+        <w:rPr>
+          <w:lang w:val="en_US" w:bidi="en_US"/>
+        </w:rPr>
+        <w:t>. The estimate given by Josephus, one-eighteenth of an ephah (or about one-half of an omer), is usually accepted.</w:t>
+      </w:r>
+    </w:p>
+    <w:p>
+      <w:pPr>
+        <w:pStyle w:val="Heading3"/>
+      </w:pPr>
+      <w:r>
+        <w:rPr>
+          <w:lang w:val="en_US" w:bidi="en_US"/>
+        </w:rPr>
+        <w:t>Capacity (Dry Measure) in the New Testament</w:t>
+      </w:r>
+    </w:p>
+    <w:p>
+      <w:pPr/>
+      <w:r>
+        <w:rPr>
+          <w:lang w:val="en_US" w:bidi="en_US"/>
+        </w:rPr>
+      </w:r>
+      <w:r>
+        <w:rPr>
+          <w:lang w:val="en_US" w:bidi="en_US"/>
+        </w:rPr>
+        <w:t>The following dry measures are used in the NT.</w:t>
+      </w:r>
+    </w:p>
+    <w:p>
+      <w:pPr>
+        <w:pStyle w:val="Heading4"/>
+      </w:pPr>
+      <w:r>
+        <w:rPr>
+          <w:lang w:val="en_US" w:bidi="en_US"/>
+        </w:rPr>
+        <w:t>Choinix</w:t>
+      </w:r>
+    </w:p>
+    <w:p>
+      <w:pPr/>
+      <w:r>
+        <w:rPr>
+          <w:lang w:val="en_US" w:bidi="en_US"/>
+        </w:rPr>
+      </w:r>
+      <w:r>
+        <w:rPr>
+          <w:lang w:val="en_US" w:bidi="en_US"/>
+        </w:rPr>
+        <w:t xml:space="preserve">Occurring only in </w:t>
+      </w:r>
+      <w:hyperlink r:id="rId229">
+        <w:r>
+          <w:rPr>
+            <w:lang w:val="en_US" w:bidi="en_US"/>
+          </w:rPr>
+          <w:rPr>
+            <w:color w:val="0000EE"/>
+            <w:u w:val="single"/>
+          </w:rPr>
+          <w:t>Revelation 6:6</w:t>
+        </w:r>
+      </w:hyperlink>
+      <w:r>
+        <w:rPr>
+          <w:lang w:val="en_US" w:bidi="en_US"/>
+        </w:rPr>
+        <w:t xml:space="preserve"> (see nlt mg), the choinix is a little more than a quart (1.1 liters). In Greek literature it was considered the amount of one man’s daily allowance of corn.</w:t>
+      </w:r>
+    </w:p>
+    <w:p>
+      <w:pPr>
+        <w:pStyle w:val="Heading4"/>
+      </w:pPr>
+      <w:r>
+        <w:rPr>
+          <w:lang w:val="en_US" w:bidi="en_US"/>
+        </w:rPr>
+        <w:t>Modius</w:t>
+      </w:r>
+    </w:p>
+    <w:p>
+      <w:pPr/>
+      <w:r>
+        <w:rPr>
+          <w:lang w:val="en_US" w:bidi="en_US"/>
+        </w:rPr>
+      </w:r>
+      <w:r>
+        <w:rPr>
+          <w:lang w:val="en_US" w:bidi="en_US"/>
+        </w:rPr>
+        <w:t>This is the “bushel” under which one’s lamp should not be hid (</w:t>
+      </w:r>
+      <w:hyperlink r:id="rId230">
+        <w:r>
+          <w:rPr>
+            <w:lang w:val="en_US" w:bidi="en_US"/>
+          </w:rPr>
+          <w:rPr>
+            <w:color w:val="0000EE"/>
+            <w:u w:val="single"/>
+          </w:rPr>
+          <w:t>Mt 5:15</w:t>
+        </w:r>
+      </w:hyperlink>
+      <w:r>
+        <w:rPr>
+          <w:lang w:val="en_US" w:bidi="en_US"/>
+        </w:rPr>
+        <w:t xml:space="preserve">; </w:t>
+      </w:r>
+      <w:hyperlink r:id="rId231">
+        <w:r>
+          <w:rPr>
+            <w:lang w:val="en_US" w:bidi="en_US"/>
+          </w:rPr>
+          <w:rPr>
+            <w:color w:val="0000EE"/>
+            <w:u w:val="single"/>
+          </w:rPr>
+          <w:t>Mk 4:21</w:t>
+        </w:r>
+      </w:hyperlink>
+      <w:r>
+        <w:rPr>
+          <w:lang w:val="en_US" w:bidi="en_US"/>
+        </w:rPr>
+        <w:t xml:space="preserve">; </w:t>
+      </w:r>
+      <w:hyperlink r:id="rId232">
+        <w:r>
+          <w:rPr>
+            <w:lang w:val="en_US" w:bidi="en_US"/>
+          </w:rPr>
+          <w:rPr>
+            <w:color w:val="0000EE"/>
+            <w:u w:val="single"/>
+          </w:rPr>
+          <w:t>Lk 11:33</w:t>
+        </w:r>
+      </w:hyperlink>
+      <w:r>
+        <w:rPr>
+          <w:lang w:val="en_US" w:bidi="en_US"/>
+        </w:rPr>
+        <w:t>). It is actually equal to about a peck, 7.68 dry quarts (8.5 liters).</w:t>
+      </w:r>
+    </w:p>
+    <w:p>
+      <w:pPr>
+        <w:pStyle w:val="Heading4"/>
+      </w:pPr>
+      <w:r>
+        <w:rPr>
+          <w:lang w:val="en_US" w:bidi="en_US"/>
+        </w:rPr>
+        <w:t>Saton</w:t>
+      </w:r>
+    </w:p>
+    <w:p>
+      <w:pPr/>
+      <w:r>
+        <w:rPr>
+          <w:lang w:val="en_US" w:bidi="en_US"/>
+        </w:rPr>
+      </w:r>
+      <w:r>
+        <w:rPr>
+          <w:lang w:val="en_US" w:bidi="en_US"/>
+        </w:rPr>
+        <w:t>This is the equivalent of the OT seah and can therefore also be approximated at about a peck. It is used only twice in the NT in parallel passages of the parable of the leaven, which is like the kingdom of God (</w:t>
+      </w:r>
+      <w:hyperlink r:id="rId233">
+        <w:r>
+          <w:rPr>
+            <w:lang w:val="en_US" w:bidi="en_US"/>
+          </w:rPr>
+          <w:rPr>
+            <w:color w:val="0000EE"/>
+            <w:u w:val="single"/>
+          </w:rPr>
+          <w:t>Mt 13:33</w:t>
+        </w:r>
+      </w:hyperlink>
+      <w:r>
+        <w:rPr>
+          <w:lang w:val="en_US" w:bidi="en_US"/>
+        </w:rPr>
+        <w:t xml:space="preserve">; </w:t>
+      </w:r>
+      <w:hyperlink r:id="rId234">
+        <w:r>
+          <w:rPr>
+            <w:lang w:val="en_US" w:bidi="en_US"/>
+          </w:rPr>
+          <w:rPr>
+            <w:color w:val="0000EE"/>
+            <w:u w:val="single"/>
+          </w:rPr>
+          <w:t>Lk 13:21</w:t>
+        </w:r>
+      </w:hyperlink>
+      <w:r>
+        <w:rPr>
+          <w:lang w:val="en_US" w:bidi="en_US"/>
+        </w:rPr>
+        <w:t>).</w:t>
+      </w:r>
+    </w:p>
+    <w:p>
+      <w:pPr>
+        <w:pStyle w:val="Heading3"/>
+      </w:pPr>
+      <w:r>
+        <w:rPr>
+          <w:lang w:val="en_US" w:bidi="en_US"/>
+        </w:rPr>
+        <w:t>Liquid Measures in the Old Testament</w:t>
+      </w:r>
+    </w:p>
+    <w:p>
+      <w:pPr/>
+      <w:r>
+        <w:rPr>
+          <w:lang w:val="en_US" w:bidi="en_US"/>
+        </w:rPr>
+      </w:r>
+      <w:r>
+        <w:rPr>
+          <w:lang w:val="en_US" w:bidi="en_US"/>
+        </w:rPr>
+        <w:t>Three basic measures were used for liquids in the OT.</w:t>
+      </w:r>
+    </w:p>
+    <w:p>
+      <w:pPr>
+        <w:pStyle w:val="Heading4"/>
+      </w:pPr>
+      <w:r>
+        <w:rPr>
+          <w:lang w:val="en_US" w:bidi="en_US"/>
+        </w:rPr>
+        <w:t>Bath</w:t>
+      </w:r>
+    </w:p>
+    <w:p>
+      <w:pPr/>
+      <w:r>
+        <w:rPr>
+          <w:lang w:val="en_US" w:bidi="en_US"/>
+        </w:rPr>
+      </w:r>
+      <w:r>
+        <w:rPr>
+          <w:lang w:val="en_US" w:bidi="en_US"/>
+        </w:rPr>
+        <w:t>The base unit for the measurement of liquids. The biblical data (</w:t>
+      </w:r>
+      <w:hyperlink r:id="rId217">
+        <w:r>
+          <w:rPr>
+            <w:lang w:val="en_US" w:bidi="en_US"/>
+          </w:rPr>
+          <w:rPr>
+            <w:color w:val="0000EE"/>
+            <w:u w:val="single"/>
+          </w:rPr>
+          <w:t>Ez 45:11–14</w:t>
+        </w:r>
+      </w:hyperlink>
+      <w:r>
+        <w:rPr>
+          <w:lang w:val="en_US" w:bidi="en_US"/>
+        </w:rPr>
+        <w:t xml:space="preserve">) sets it as the liquid equivalent to the dry measure, the ephah. It is one-tenth of a homer. Archaeology has also been able to provide some data for this determination. Jars inscribed as “bath of the king” were found at Lachish and Tell en-Nasbeh, and jars marked “bath” were found at Tell Beit Mirsim. The jars are not complete, so their capacity must be calculated based on a reconstruction. Using this data, the bath was approximately 5.5 gallons (20.8 liters). This estimate would provide acceptable results when factored into the information given in </w:t>
+      </w:r>
+      <w:hyperlink r:id="rId235">
+        <w:r>
+          <w:rPr>
+            <w:lang w:val="en_US" w:bidi="en_US"/>
+          </w:rPr>
+          <w:rPr>
+            <w:color w:val="0000EE"/>
+            <w:u w:val="single"/>
+          </w:rPr>
+          <w:t>1 Kings 7:23–26</w:t>
+        </w:r>
+      </w:hyperlink>
+      <w:r>
+        <w:rPr>
+          <w:lang w:val="en_US" w:bidi="en_US"/>
+        </w:rPr>
+        <w:t>, where the “molten sea” of Solomon’s temple is described as being 30 cubits in circumference, 10 cubits in diameter, 5 cubits deep, and capable of holding 2,000 baths of water.</w:t>
+      </w:r>
+    </w:p>
+    <w:p>
+      <w:pPr>
+        <w:pStyle w:val="Heading4"/>
+      </w:pPr>
+      <w:r>
+        <w:rPr>
+          <w:lang w:val="en_US" w:bidi="en_US"/>
+        </w:rPr>
+        <w:t>Hin</w:t>
+      </w:r>
+    </w:p>
+    <w:p>
+      <w:pPr/>
+      <w:r>
+        <w:rPr>
+          <w:lang w:val="en_US" w:bidi="en_US"/>
+        </w:rPr>
+      </w:r>
+      <w:r>
+        <w:rPr>
+          <w:lang w:val="en_US" w:bidi="en_US"/>
+        </w:rPr>
+        <w:t>One-sixth of a hin of water was considered a person’s minimum daily requirement (</w:t>
+      </w:r>
+      <w:hyperlink r:id="rId236">
+        <w:r>
+          <w:rPr>
+            <w:lang w:val="en_US" w:bidi="en_US"/>
+          </w:rPr>
+          <w:rPr>
+            <w:color w:val="0000EE"/>
+            <w:u w:val="single"/>
+          </w:rPr>
+          <w:t>Ez 4:11</w:t>
+        </w:r>
+      </w:hyperlink>
+      <w:r>
+        <w:rPr>
+          <w:lang w:val="en_US" w:bidi="en_US"/>
+        </w:rPr>
+        <w:t>). A hin is equal to one-sixth of a bath, approximately one gallon (3.8 liters). It is used for a measure of oil, wine, and water, but no context ever mentions more than one hin. Rather, fractions of a hin are used. Occurrences are limited to Exodus, Leviticus, Numbers, and Ezekiel and are therefore most commonly attested in the context of sacrificial libations.</w:t>
+      </w:r>
+    </w:p>
+    <w:p>
+      <w:pPr>
+        <w:pStyle w:val="Heading4"/>
+      </w:pPr>
+      <w:r>
+        <w:rPr>
+          <w:lang w:val="en_US" w:bidi="en_US"/>
+        </w:rPr>
+        <w:t>Log</w:t>
+      </w:r>
+    </w:p>
+    <w:p>
+      <w:pPr/>
+      <w:r>
+        <w:rPr>
+          <w:lang w:val="en_US" w:bidi="en_US"/>
+        </w:rPr>
+      </w:r>
+      <w:r>
+        <w:rPr>
+          <w:lang w:val="en_US" w:bidi="en_US"/>
+        </w:rPr>
+        <w:t xml:space="preserve">This unit occurs only in </w:t>
+      </w:r>
+      <w:hyperlink r:id="rId237">
+        <w:r>
+          <w:rPr>
+            <w:lang w:val="en_US" w:bidi="en_US"/>
+          </w:rPr>
+          <w:rPr>
+            <w:color w:val="0000EE"/>
+            <w:u w:val="single"/>
+          </w:rPr>
+          <w:t>Leviticus 14:10–24</w:t>
+        </w:r>
+      </w:hyperlink>
+      <w:r>
+        <w:rPr>
+          <w:lang w:val="en_US" w:bidi="en_US"/>
+        </w:rPr>
+        <w:t xml:space="preserve"> and equals one-twelfth of a hin, so about .3 quart or .3 liter.</w:t>
+      </w:r>
+    </w:p>
+    <w:p>
+      <w:pPr>
+        <w:pStyle w:val="Heading3"/>
+      </w:pPr>
+      <w:r>
+        <w:rPr>
+          <w:lang w:val="en_US" w:bidi="en_US"/>
+        </w:rPr>
+        <w:t>Liquid Measures in the New Testament</w:t>
+      </w:r>
+    </w:p>
+    <w:p>
+      <w:pPr/>
+      <w:r>
+        <w:rPr>
+          <w:lang w:val="en_US" w:bidi="en_US"/>
+        </w:rPr>
+      </w:r>
+      <w:r>
+        <w:rPr>
+          <w:lang w:val="en_US" w:bidi="en_US"/>
+        </w:rPr>
+        <w:t>The following liquid measures occur in the NT.</w:t>
+      </w:r>
+    </w:p>
+    <w:p>
+      <w:pPr>
+        <w:pStyle w:val="Heading4"/>
+      </w:pPr>
+      <w:r>
+        <w:rPr>
+          <w:lang w:val="en_US" w:bidi="en_US"/>
+        </w:rPr>
+        <w:t>Bath</w:t>
+      </w:r>
+    </w:p>
+    <w:p>
+      <w:pPr/>
+      <w:r>
+        <w:rPr>
+          <w:lang w:val="en_US" w:bidi="en_US"/>
+        </w:rPr>
+      </w:r>
+      <w:r>
+        <w:rPr>
+          <w:lang w:val="en_US" w:bidi="en_US"/>
+        </w:rPr>
+        <w:t>This is used only once (</w:t>
+      </w:r>
+      <w:hyperlink r:id="rId238">
+        <w:r>
+          <w:rPr>
+            <w:lang w:val="en_US" w:bidi="en_US"/>
+          </w:rPr>
+          <w:rPr>
+            <w:color w:val="0000EE"/>
+            <w:u w:val="single"/>
+          </w:rPr>
+          <w:t>Lk 16:6</w:t>
+        </w:r>
+      </w:hyperlink>
+      <w:r>
+        <w:rPr>
+          <w:lang w:val="en_US" w:bidi="en_US"/>
+        </w:rPr>
+        <w:t>) and is the same as the OT bath.</w:t>
+      </w:r>
+    </w:p>
+    <w:p>
+      <w:pPr>
+        <w:pStyle w:val="Heading4"/>
+      </w:pPr>
+      <w:r>
+        <w:rPr>
+          <w:lang w:val="en_US" w:bidi="en_US"/>
+        </w:rPr>
+        <w:t>Metretes</w:t>
+      </w:r>
+    </w:p>
+    <w:p>
+      <w:pPr/>
+      <w:r>
+        <w:rPr>
+          <w:lang w:val="en_US" w:bidi="en_US"/>
+        </w:rPr>
+      </w:r>
+      <w:r>
+        <w:rPr>
+          <w:lang w:val="en_US" w:bidi="en_US"/>
+        </w:rPr>
+        <w:t xml:space="preserve">This is used only in </w:t>
+      </w:r>
+      <w:hyperlink r:id="rId239">
+        <w:r>
+          <w:rPr>
+            <w:lang w:val="en_US" w:bidi="en_US"/>
+          </w:rPr>
+          <w:rPr>
+            <w:color w:val="0000EE"/>
+            <w:u w:val="single"/>
+          </w:rPr>
+          <w:t>John 2:6</w:t>
+        </w:r>
+      </w:hyperlink>
+      <w:r>
+        <w:rPr>
+          <w:lang w:val="en_US" w:bidi="en_US"/>
+        </w:rPr>
+        <w:t>, where it describes the containers in which water was turned to wine. Josephus identifies it as equivalent to a Hebrew bath, but in Greek usage it was the equivalent of about ten gallons (37.9 liters).</w:t>
+      </w:r>
+    </w:p>
+    <w:p>
+      <w:pPr>
+        <w:pStyle w:val="Heading4"/>
+      </w:pPr>
+      <w:r>
+        <w:rPr>
+          <w:lang w:val="en_US" w:bidi="en_US"/>
+        </w:rPr>
+        <w:t>Sextarius/Xestes</w:t>
+      </w:r>
+    </w:p>
+    <w:p>
+      <w:pPr/>
+      <w:r>
+        <w:rPr>
+          <w:lang w:val="en_US" w:bidi="en_US"/>
+        </w:rPr>
+      </w:r>
+      <w:r>
+        <w:rPr>
+          <w:lang w:val="en_US" w:bidi="en_US"/>
+        </w:rPr>
+        <w:t xml:space="preserve">A measure of capacity equal to about one and one-sixth pints (552 milliliters). In </w:t>
+      </w:r>
+      <w:hyperlink r:id="rId240">
+        <w:r>
+          <w:rPr>
+            <w:lang w:val="en_US" w:bidi="en_US"/>
+          </w:rPr>
+          <w:rPr>
+            <w:color w:val="0000EE"/>
+            <w:u w:val="single"/>
+          </w:rPr>
+          <w:t>Mark 7:4</w:t>
+        </w:r>
+      </w:hyperlink>
+      <w:r>
+        <w:rPr>
+          <w:lang w:val="en_US" w:bidi="en_US"/>
+        </w:rPr>
+        <w:t xml:space="preserve"> the word is translated “pitcher” (nlt) or “pot” (kjv, see mg).</w:t>
+      </w:r>
+      <w:r>
+        <w:rPr>
+          <w:lang w:val="en_US" w:bidi="en_US"/>
+        </w:rPr>
+      </w:r>
+      <w:r>
+        <w:rPr>
+          <w:lang w:val="en_US" w:bidi="en_US"/>
+        </w:rPr>
+      </w:r>
+    </w:p>
+    <w:p>
+      <w:pPr/>
+      <w:r>
+        <w:rPr>
+          <w:lang w:val="en_US" w:bidi="en_US"/>
+        </w:rPr>
+      </w:r>
+    </w:p>
+    <w:p>
+      <w:pPr>
+        <w:pStyle w:val="Heading2"/>
+      </w:pPr>
+      <w:r>
+        <w:rPr>
+          <w:lang w:val="en_US" w:bidi="en_US"/>
+        </w:rPr>
+        <w:t>Well</w:t>
+      </w:r>
+      <w:r>
+        <w:rPr>
+          <w:lang w:val="en_US" w:bidi="en_US"/>
+        </w:rPr>
+      </w:r>
+    </w:p>
+    <w:p>
+      <w:pPr/>
+      <w:r>
+        <w:rPr>
+          <w:lang w:val="en_US" w:bidi="en_US"/>
+        </w:rPr>
+      </w:r>
+      <w:r>
+        <w:rPr>
+          <w:lang w:val="en_US" w:bidi="en_US"/>
+        </w:rPr>
+        <w:t>Man-made reservoir fed either by subterranean springs or by rainwater. Because the majority of the biblical world ranges from arid to semiarid, wells were a critical source of water for humans, livestock, and the irrigation of crops. Unfortunately, most wells did not offer a reliable source of water, being dependent on the scarce rainfall or intermittent springs (</w:t>
+      </w:r>
+      <w:hyperlink r:id="rId241">
+        <w:r>
+          <w:rPr>
+            <w:lang w:val="en_US" w:bidi="en_US"/>
+          </w:rPr>
+          <w:rPr>
+            <w:color w:val="0000EE"/>
+            <w:u w:val="single"/>
+          </w:rPr>
+          <w:t>Prv 25:26</w:t>
+        </w:r>
+      </w:hyperlink>
+      <w:r>
+        <w:rPr>
+          <w:lang w:val="en_US" w:bidi="en_US"/>
+        </w:rPr>
+        <w:t>). The discovery of a reliable source of water was therefore the cause of much rejoicing (</w:t>
+      </w:r>
+      <w:hyperlink r:id="rId242">
+        <w:r>
+          <w:rPr>
+            <w:lang w:val="en_US" w:bidi="en_US"/>
+          </w:rPr>
+          <w:rPr>
+            <w:color w:val="0000EE"/>
+            <w:u w:val="single"/>
+          </w:rPr>
+          <w:t>Nm 21:17–18</w:t>
+        </w:r>
+      </w:hyperlink>
+      <w:r>
+        <w:rPr>
+          <w:lang w:val="en_US" w:bidi="en_US"/>
+        </w:rPr>
+        <w:t>) and frequent conflict (</w:t>
+      </w:r>
+      <w:hyperlink r:id="rId243">
+        <w:r>
+          <w:rPr>
+            <w:lang w:val="en_US" w:bidi="en_US"/>
+          </w:rPr>
+          <w:rPr>
+            <w:color w:val="0000EE"/>
+            <w:u w:val="single"/>
+          </w:rPr>
+          <w:t>Gn 21:25–30</w:t>
+        </w:r>
+      </w:hyperlink>
+      <w:r>
+        <w:rPr>
+          <w:lang w:val="en_US" w:bidi="en_US"/>
+        </w:rPr>
+        <w:t xml:space="preserve">; </w:t>
+      </w:r>
+      <w:hyperlink r:id="rId244">
+        <w:r>
+          <w:rPr>
+            <w:lang w:val="en_US" w:bidi="en_US"/>
+          </w:rPr>
+          <w:rPr>
+            <w:color w:val="0000EE"/>
+            <w:u w:val="single"/>
+          </w:rPr>
+          <w:t>26:19–22</w:t>
+        </w:r>
+      </w:hyperlink>
+      <w:r>
+        <w:rPr>
+          <w:lang w:val="en_US" w:bidi="en_US"/>
+        </w:rPr>
+        <w:t xml:space="preserve">; </w:t>
+      </w:r>
+      <w:hyperlink r:id="rId245">
+        <w:r>
+          <w:rPr>
+            <w:lang w:val="en_US" w:bidi="en_US"/>
+          </w:rPr>
+          <w:rPr>
+            <w:color w:val="0000EE"/>
+            <w:u w:val="single"/>
+          </w:rPr>
+          <w:t>2 Kgs 3:19</w:t>
+        </w:r>
+      </w:hyperlink>
+      <w:r>
+        <w:rPr>
+          <w:lang w:val="en_US" w:bidi="en_US"/>
+        </w:rPr>
+        <w:t>). Successfully digging a well and defending one’s water rights often served as an important determinant of property rights (</w:t>
+      </w:r>
+      <w:hyperlink r:id="rId243">
+        <w:r>
+          <w:rPr>
+            <w:lang w:val="en_US" w:bidi="en_US"/>
+          </w:rPr>
+          <w:rPr>
+            <w:color w:val="0000EE"/>
+            <w:u w:val="single"/>
+          </w:rPr>
+          <w:t>Gn 21:25–30</w:t>
+        </w:r>
+      </w:hyperlink>
+      <w:r>
+        <w:rPr>
+          <w:lang w:val="en_US" w:bidi="en_US"/>
+        </w:rPr>
+        <w:t xml:space="preserve">; </w:t>
+      </w:r>
+      <w:hyperlink r:id="rId246">
+        <w:r>
+          <w:rPr>
+            <w:lang w:val="en_US" w:bidi="en_US"/>
+          </w:rPr>
+          <w:rPr>
+            <w:color w:val="0000EE"/>
+            <w:u w:val="single"/>
+          </w:rPr>
+          <w:t>29:2–3</w:t>
+        </w:r>
+      </w:hyperlink>
+      <w:r>
+        <w:rPr>
+          <w:lang w:val="en_US" w:bidi="en_US"/>
+        </w:rPr>
+        <w:t>).</w:t>
+      </w:r>
+    </w:p>
+    <w:p>
+      <w:pPr/>
+      <w:r>
+        <w:rPr>
+          <w:lang w:val="en_US" w:bidi="en_US"/>
+        </w:rPr>
+      </w:r>
+      <w:r>
+        <w:rPr>
+          <w:lang w:val="en_US" w:bidi="en_US"/>
+        </w:rPr>
+        <w:t>Good wells were generally considered signs of God’s providence (</w:t>
+      </w:r>
+      <w:hyperlink r:id="rId247">
+        <w:r>
+          <w:rPr>
+            <w:lang w:val="en_US" w:bidi="en_US"/>
+          </w:rPr>
+          <w:rPr>
+            <w:color w:val="0000EE"/>
+            <w:u w:val="single"/>
+          </w:rPr>
+          <w:t>Gn 16:14</w:t>
+        </w:r>
+      </w:hyperlink>
+      <w:r>
+        <w:rPr>
+          <w:lang w:val="en_US" w:bidi="en_US"/>
+        </w:rPr>
+        <w:t xml:space="preserve">; </w:t>
+      </w:r>
+      <w:hyperlink r:id="rId248">
+        <w:r>
+          <w:rPr>
+            <w:lang w:val="en_US" w:bidi="en_US"/>
+          </w:rPr>
+          <w:rPr>
+            <w:color w:val="0000EE"/>
+            <w:u w:val="single"/>
+          </w:rPr>
+          <w:t>21:19</w:t>
+        </w:r>
+      </w:hyperlink>
+      <w:r>
+        <w:rPr>
+          <w:lang w:val="en_US" w:bidi="en_US"/>
+        </w:rPr>
+        <w:t xml:space="preserve">; </w:t>
+      </w:r>
+      <w:hyperlink r:id="rId249">
+        <w:r>
+          <w:rPr>
+            <w:lang w:val="en_US" w:bidi="en_US"/>
+          </w:rPr>
+          <w:rPr>
+            <w:color w:val="0000EE"/>
+            <w:u w:val="single"/>
+          </w:rPr>
+          <w:t>Nm 21:16–18</w:t>
+        </w:r>
+      </w:hyperlink>
+      <w:r>
+        <w:rPr>
+          <w:lang w:val="en_US" w:bidi="en_US"/>
+        </w:rPr>
+        <w:t>). Biblical writers therefore compared the water of spring-fed wells to God’s provision of salvation for his people (</w:t>
+      </w:r>
+      <w:hyperlink r:id="rId250">
+        <w:r>
+          <w:rPr>
+            <w:lang w:val="en_US" w:bidi="en_US"/>
+          </w:rPr>
+          <w:rPr>
+            <w:color w:val="0000EE"/>
+            <w:u w:val="single"/>
+          </w:rPr>
+          <w:t>Is 12:3</w:t>
+        </w:r>
+      </w:hyperlink>
+      <w:r>
+        <w:rPr>
+          <w:lang w:val="en_US" w:bidi="en_US"/>
+        </w:rPr>
+        <w:t xml:space="preserve">; </w:t>
+      </w:r>
+      <w:hyperlink r:id="rId129">
+        <w:r>
+          <w:rPr>
+            <w:lang w:val="en_US" w:bidi="en_US"/>
+          </w:rPr>
+          <w:rPr>
+            <w:color w:val="0000EE"/>
+            <w:u w:val="single"/>
+          </w:rPr>
+          <w:t>Jn 4:14</w:t>
+        </w:r>
+      </w:hyperlink>
+      <w:r>
+        <w:rPr>
+          <w:lang w:val="en_US" w:bidi="en_US"/>
+        </w:rPr>
+        <w:t>). The distinction between the relatively poor quality of water in cisterns that captured rainwater and the high quality of those wells that tapped springs of “living” (i.e., flowing) water helps clarify the dialogue between Jesus and the Samaritan woman when Jesus offered her “living water” (</w:t>
+      </w:r>
+      <w:hyperlink r:id="rId251">
+        <w:r>
+          <w:rPr>
+            <w:lang w:val="en_US" w:bidi="en_US"/>
+          </w:rPr>
+          <w:rPr>
+            <w:color w:val="0000EE"/>
+            <w:u w:val="single"/>
+          </w:rPr>
+          <w:t>Jn 4:10–15</w:t>
+        </w:r>
+      </w:hyperlink>
+      <w:r>
+        <w:rPr>
+          <w:lang w:val="en_US" w:bidi="en_US"/>
+        </w:rPr>
+        <w:t>).</w:t>
+      </w:r>
+    </w:p>
+    <w:p>
       <w:pPr/>
       <w:r>
         <w:rPr>
@@ -7596,7 +10586,7 @@
           <w:i/>
           <w:lang w:val="en_US" w:bidi="en_US"/>
         </w:rPr>
-        <w:t>See</w:t>
+        <w:t>See also</w:t>
       </w:r>
       <w:r>
         <w:rPr>
@@ -7608,7 +10598,19 @@
         <w:rPr>
           <w:lang w:val="en_US" w:bidi="en_US"/>
         </w:rPr>
-        <w:t>Calendars (Ancient and Modern)</w:t>
+        <w:t>Cistern</w:t>
+      </w:r>
+      <w:r>
+        <w:rPr>
+          <w:lang w:val="en_US" w:bidi="en_US"/>
+        </w:rPr>
+        <w:t xml:space="preserve">; </w:t>
+      </w:r>
+      <w:r>
+        <w:rPr>
+          <w:lang w:val="en_US" w:bidi="en_US"/>
+        </w:rPr>
+        <w:t>Jacob’s Well</w:t>
       </w:r>
       <w:r>
         <w:rPr>
@@ -7643,2821 +10645,6 @@
         <w:rPr>
           <w:lang w:val="en_US" w:bidi="en_US"/>
         </w:rPr>
-        <w:t>Weeks, Feast of</w:t>
-      </w:r>
-      <w:r>
-        <w:rPr>
-          <w:lang w:val="en_US" w:bidi="en_US"/>
-        </w:rPr>
-      </w:r>
-    </w:p>
-    <w:p>
-      <w:pPr/>
-      <w:r>
-        <w:rPr>
-          <w:lang w:val="en_US" w:bidi="en_US"/>
-        </w:rPr>
-      </w:r>
-      <w:r>
-        <w:rPr>
-          <w:lang w:val="en_US" w:bidi="en_US"/>
-        </w:rPr>
-        <w:t>A celebration of the beginning of the wheat harvest (</w:t>
-      </w:r>
-      <w:hyperlink r:id="rId176">
-        <w:r>
-          <w:rPr>
-            <w:lang w:val="en_US" w:bidi="en_US"/>
-          </w:rPr>
-          <w:rPr>
-            <w:color w:val="0000EE"/>
-            <w:u w:val="single"/>
-          </w:rPr>
-          <w:t>Exodus 23:14–17</w:t>
-        </w:r>
-      </w:hyperlink>
-      <w:r>
-        <w:rPr>
-          <w:lang w:val="en_US" w:bidi="en_US"/>
-        </w:rPr>
-        <w:t xml:space="preserve">; </w:t>
-      </w:r>
-      <w:hyperlink r:id="rId177">
-        <w:r>
-          <w:rPr>
-            <w:lang w:val="en_US" w:bidi="en_US"/>
-          </w:rPr>
-          <w:rPr>
-            <w:color w:val="0000EE"/>
-            <w:u w:val="single"/>
-          </w:rPr>
-          <w:t>Deuteronomy 16:16</w:t>
-        </w:r>
-      </w:hyperlink>
-      <w:r>
-        <w:rPr>
-          <w:lang w:val="en_US" w:bidi="en_US"/>
-        </w:rPr>
-        <w:t xml:space="preserve">). It occurs seven weeks after Passover on the sixth day of Sivan (June). It is also known as the Feast of Pentecost. </w:t>
-      </w:r>
-    </w:p>
-    <w:p>
-      <w:pPr/>
-      <w:r>
-        <w:rPr>
-          <w:lang w:val="en_US" w:bidi="en_US"/>
-        </w:rPr>
-      </w:r>
-      <w:r>
-        <w:rPr>
-          <w:i/>
-          <w:lang w:val="en_US" w:bidi="en_US"/>
-        </w:rPr>
-        <w:t>See</w:t>
-      </w:r>
-      <w:r>
-        <w:rPr>
-          <w:lang w:val="en_US" w:bidi="en_US"/>
-        </w:rPr>
-        <w:t xml:space="preserve"> </w:t>
-      </w:r>
-      <w:r>
-        <w:rPr>
-          <w:lang w:val="en_US" w:bidi="en_US"/>
-        </w:rPr>
-        <w:t>Feasts and Festivals of Israel</w:t>
-      </w:r>
-      <w:r>
-        <w:rPr>
-          <w:lang w:val="en_US" w:bidi="en_US"/>
-        </w:rPr>
-        <w:t>.</w:t>
-      </w:r>
-      <w:r>
-        <w:rPr>
-          <w:lang w:val="en_US" w:bidi="en_US"/>
-        </w:rPr>
-      </w:r>
-      <w:r>
-        <w:rPr>
-          <w:lang w:val="en_US" w:bidi="en_US"/>
-        </w:rPr>
-      </w:r>
-    </w:p>
-    <w:p>
-      <w:pPr/>
-      <w:r>
-        <w:rPr>
-          <w:lang w:val="en_US" w:bidi="en_US"/>
-        </w:rPr>
-      </w:r>
-    </w:p>
-    <w:p>
-      <w:pPr>
-        <w:pStyle w:val="Heading2"/>
-      </w:pPr>
-      <w:r>
-        <w:rPr>
-          <w:lang w:val="en_US" w:bidi="en_US"/>
-        </w:rPr>
-        <w:t>Weights and Measures</w:t>
-      </w:r>
-      <w:r>
-        <w:rPr>
-          <w:lang w:val="en_US" w:bidi="en_US"/>
-        </w:rPr>
-      </w:r>
-    </w:p>
-    <w:p>
-      <w:pPr/>
-      <w:r>
-        <w:rPr>
-          <w:lang w:val="en_US" w:bidi="en_US"/>
-        </w:rPr>
-      </w:r>
-      <w:r>
-        <w:rPr>
-          <w:lang w:val="en_US" w:bidi="en_US"/>
-        </w:rPr>
-        <w:t>Preview</w:t>
-      </w:r>
-    </w:p>
-    <w:p>
-      <w:pPr/>
-      <w:r>
-        <w:rPr>
-          <w:lang w:val="en_US" w:bidi="en_US"/>
-        </w:rPr>
-      </w:r>
-      <w:r>
-        <w:rPr>
-          <w:lang w:val="en_US" w:bidi="en_US"/>
-        </w:rPr>
-        <w:t>• Introduction</w:t>
-      </w:r>
-    </w:p>
-    <w:p>
-      <w:pPr/>
-      <w:r>
-        <w:rPr>
-          <w:lang w:val="en_US" w:bidi="en_US"/>
-        </w:rPr>
-      </w:r>
-      <w:r>
-        <w:rPr>
-          <w:lang w:val="en_US" w:bidi="en_US"/>
-        </w:rPr>
-        <w:t>• Weight Measures</w:t>
-      </w:r>
-    </w:p>
-    <w:p>
-      <w:pPr/>
-      <w:r>
-        <w:rPr>
-          <w:lang w:val="en_US" w:bidi="en_US"/>
-        </w:rPr>
-      </w:r>
-      <w:r>
-        <w:rPr>
-          <w:lang w:val="en_US" w:bidi="en_US"/>
-        </w:rPr>
-        <w:t>• Linear Measures in the Old Testament</w:t>
-      </w:r>
-    </w:p>
-    <w:p>
-      <w:pPr/>
-      <w:r>
-        <w:rPr>
-          <w:lang w:val="en_US" w:bidi="en_US"/>
-        </w:rPr>
-      </w:r>
-      <w:r>
-        <w:rPr>
-          <w:lang w:val="en_US" w:bidi="en_US"/>
-        </w:rPr>
-        <w:t>• Linear Measures in the New Testament</w:t>
-      </w:r>
-    </w:p>
-    <w:p>
-      <w:pPr/>
-      <w:r>
-        <w:rPr>
-          <w:lang w:val="en_US" w:bidi="en_US"/>
-        </w:rPr>
-      </w:r>
-      <w:r>
-        <w:rPr>
-          <w:lang w:val="en_US" w:bidi="en_US"/>
-        </w:rPr>
-        <w:t>• Capacity (Dry Measure) in the Old Testament</w:t>
-      </w:r>
-    </w:p>
-    <w:p>
-      <w:pPr/>
-      <w:r>
-        <w:rPr>
-          <w:lang w:val="en_US" w:bidi="en_US"/>
-        </w:rPr>
-      </w:r>
-      <w:r>
-        <w:rPr>
-          <w:lang w:val="en_US" w:bidi="en_US"/>
-        </w:rPr>
-        <w:t>• Capacity (Dry Measure) in the New Testament</w:t>
-      </w:r>
-    </w:p>
-    <w:p>
-      <w:pPr/>
-      <w:r>
-        <w:rPr>
-          <w:lang w:val="en_US" w:bidi="en_US"/>
-        </w:rPr>
-      </w:r>
-      <w:r>
-        <w:rPr>
-          <w:lang w:val="en_US" w:bidi="en_US"/>
-        </w:rPr>
-        <w:t>• Liquid Measures in the Old Testament</w:t>
-      </w:r>
-    </w:p>
-    <w:p>
-      <w:pPr/>
-      <w:r>
-        <w:rPr>
-          <w:lang w:val="en_US" w:bidi="en_US"/>
-        </w:rPr>
-      </w:r>
-      <w:r>
-        <w:rPr>
-          <w:lang w:val="en_US" w:bidi="en_US"/>
-        </w:rPr>
-        <w:t>• Liquid Measures in the New Testament</w:t>
-      </w:r>
-    </w:p>
-    <w:p>
-      <w:pPr>
-        <w:pStyle w:val="Heading3"/>
-      </w:pPr>
-      <w:r>
-        <w:rPr>
-          <w:lang w:val="en_US" w:bidi="en_US"/>
-        </w:rPr>
-        <w:t>Introduction</w:t>
-      </w:r>
-    </w:p>
-    <w:p>
-      <w:pPr/>
-      <w:r>
-        <w:rPr>
-          <w:lang w:val="en_US" w:bidi="en_US"/>
-        </w:rPr>
-      </w:r>
-      <w:r>
-        <w:rPr>
-          <w:lang w:val="en_US" w:bidi="en_US"/>
-        </w:rPr>
-        <w:t>Units of measure in the ancient world were largely based on practical standards: the length of an arm, a day’s journey, how much a donkey could carry, and so forth. While this was a convenient system, it also suffered from a lack of standardization. Some arms were longer than others, and some donkeys could carry more than others. The history of weights and measures, therefore, becomes the story of seeking standards. This was not achieved in the OT but began to take place under Greek and Roman influences in NT times.</w:t>
-      </w:r>
-    </w:p>
-    <w:p>
-      <w:pPr/>
-      <w:r>
-        <w:rPr>
-          <w:lang w:val="en_US" w:bidi="en_US"/>
-        </w:rPr>
-      </w:r>
-      <w:r>
-        <w:rPr>
-          <w:lang w:val="en_US" w:bidi="en_US"/>
-        </w:rPr>
-        <w:t>In the OT the measures that were used are frequently attested to in Mesopotamian, Egyptian, and Canaanite literature as well. The Israelites did not have their own unique set of measurements. Yet while the terms are shared, it is not unusual to find a particular term having one value in Israel and a noticeably different value in one of the other cultures.</w:t>
-      </w:r>
-    </w:p>
-    <w:p>
-      <w:pPr/>
-      <w:r>
-        <w:rPr>
-          <w:lang w:val="en_US" w:bidi="en_US"/>
-        </w:rPr>
-      </w:r>
-      <w:r>
-        <w:rPr>
-          <w:lang w:val="en_US" w:bidi="en_US"/>
-        </w:rPr>
-        <w:t>By the time of the NT, other variables were added. The Israelites of this period were still using many of the measures that had been used and developed throughout the OT period. But added to that were the Greek and Roman systems of measurement. Sometimes these terms were adopted wholesale, while at other times Hebrew terms were adapted to Greco-Roman standards. On still other occasions, the Roman terms were apparently used when dealing with the government, whereas Hebrew terms were still used in everyday practice.</w:t>
-      </w:r>
-    </w:p>
-    <w:p>
-      <w:pPr/>
-      <w:r>
-        <w:rPr>
-          <w:lang w:val="en_US" w:bidi="en_US"/>
-        </w:rPr>
-      </w:r>
-      <w:r>
-        <w:rPr>
-          <w:lang w:val="en_US" w:bidi="en_US"/>
-        </w:rPr>
-        <w:t>In most of the kinds of measurement, the base unit (i.e., the one that all of the others are fractions or multiples of) is the one about which there is the most uncertainty. So the cubit (length), the shekel (weight), the homer (dry volume), and the bath (liquid volume) are all to some degree uncertain. This makes all of the other measures based on them equally uncertain.</w:t>
-      </w:r>
-    </w:p>
-    <w:p>
-      <w:pPr>
-        <w:pStyle w:val="Heading3"/>
-      </w:pPr>
-      <w:r>
-        <w:rPr>
-          <w:lang w:val="en_US" w:bidi="en_US"/>
-        </w:rPr>
-        <w:t>Weight Measures</w:t>
-      </w:r>
-    </w:p>
-    <w:p>
-      <w:pPr/>
-      <w:r>
-        <w:rPr>
-          <w:lang w:val="en_US" w:bidi="en_US"/>
-        </w:rPr>
-      </w:r>
-      <w:r>
-        <w:rPr>
-          <w:lang w:val="en_US" w:bidi="en_US"/>
-        </w:rPr>
-        <w:t>The terms used for weights have benefited most from archaeological discoveries. Excavations provide stone weights that are occasionally inscribed with the unit they represent. When the stones are weighed, they frequently give a range of weights that have only a general consistency. However, comparing this data with that provided by the text has given the basis for fairly accurate determinations. The relative scale in any given location is more important than absolute values.</w:t>
-      </w:r>
-    </w:p>
-    <w:p>
-      <w:pPr/>
-      <w:r>
-        <w:rPr>
-          <w:lang w:val="en_US" w:bidi="en_US"/>
-        </w:rPr>
-      </w:r>
-      <w:r>
-        <w:rPr>
-          <w:lang w:val="en_US" w:bidi="en_US"/>
-        </w:rPr>
-        <w:t>There was standardization of weight measures, but precision was difficult to attain. The Israelite system is similar to that used by the Mesopotamians and the Canaanites. For most of the OT period, the weights system provided the monetary system. Minted coinage was the invention of the Persians. Up until that time, silver or gold or any other trading commodity had to be weighed out so that bartering or purchasing could take place. This made the weights system the core of the ancient economy. It also explains why the Scriptures speak so seriously against the use of false weights (</w:t>
-      </w:r>
-      <w:hyperlink r:id="rId178">
-        <w:r>
-          <w:rPr>
-            <w:lang w:val="en_US" w:bidi="en_US"/>
-          </w:rPr>
-          <w:rPr>
-            <w:color w:val="0000EE"/>
-            <w:u w:val="single"/>
-          </w:rPr>
-          <w:t>Lv 19:36</w:t>
-        </w:r>
-      </w:hyperlink>
-      <w:r>
-        <w:rPr>
-          <w:lang w:val="en_US" w:bidi="en_US"/>
-        </w:rPr>
-        <w:t xml:space="preserve">; </w:t>
-      </w:r>
-      <w:hyperlink r:id="rId179">
-        <w:r>
-          <w:rPr>
-            <w:lang w:val="en_US" w:bidi="en_US"/>
-          </w:rPr>
-          <w:rPr>
-            <w:color w:val="0000EE"/>
-            <w:u w:val="single"/>
-          </w:rPr>
-          <w:t>Dt 25:13</w:t>
-        </w:r>
-      </w:hyperlink>
-      <w:r>
-        <w:rPr>
-          <w:lang w:val="en_US" w:bidi="en_US"/>
-        </w:rPr>
-        <w:t xml:space="preserve">; </w:t>
-      </w:r>
-      <w:hyperlink r:id="rId180">
-        <w:r>
-          <w:rPr>
-            <w:lang w:val="en_US" w:bidi="en_US"/>
-          </w:rPr>
-          <w:rPr>
-            <w:color w:val="0000EE"/>
-            <w:u w:val="single"/>
-          </w:rPr>
-          <w:t>Prv 16:11</w:t>
-        </w:r>
-      </w:hyperlink>
-      <w:r>
-        <w:rPr>
-          <w:lang w:val="en_US" w:bidi="en_US"/>
-        </w:rPr>
-        <w:t xml:space="preserve">; </w:t>
-      </w:r>
-      <w:hyperlink r:id="rId181">
-        <w:r>
-          <w:rPr>
-            <w:lang w:val="en_US" w:bidi="en_US"/>
-          </w:rPr>
-          <w:rPr>
-            <w:color w:val="0000EE"/>
-            <w:u w:val="single"/>
-          </w:rPr>
-          <w:t>20:10, 23</w:t>
-        </w:r>
-      </w:hyperlink>
-      <w:r>
-        <w:rPr>
-          <w:lang w:val="en_US" w:bidi="en_US"/>
-        </w:rPr>
-        <w:t xml:space="preserve">; </w:t>
-      </w:r>
-      <w:hyperlink r:id="rId182">
-        <w:r>
-          <w:rPr>
-            <w:lang w:val="en_US" w:bidi="en_US"/>
-          </w:rPr>
-          <w:rPr>
-            <w:color w:val="0000EE"/>
-            <w:u w:val="single"/>
-          </w:rPr>
-          <w:t>Mi 6:11</w:t>
-        </w:r>
-      </w:hyperlink>
-      <w:r>
-        <w:rPr>
-          <w:lang w:val="en_US" w:bidi="en_US"/>
-        </w:rPr>
-        <w:t xml:space="preserve">; </w:t>
-      </w:r>
-      <w:hyperlink r:id="rId183">
-        <w:r>
-          <w:rPr>
-            <w:lang w:val="en_US" w:bidi="en_US"/>
-          </w:rPr>
-          <w:rPr>
-            <w:color w:val="0000EE"/>
-            <w:u w:val="single"/>
-          </w:rPr>
-          <w:t>Hos 12:7</w:t>
-        </w:r>
-      </w:hyperlink>
-      <w:r>
-        <w:rPr>
-          <w:lang w:val="en_US" w:bidi="en_US"/>
-        </w:rPr>
-        <w:t xml:space="preserve">; </w:t>
-      </w:r>
-      <w:hyperlink r:id="rId184">
-        <w:r>
-          <w:rPr>
-            <w:lang w:val="en_US" w:bidi="en_US"/>
-          </w:rPr>
-          <w:rPr>
-            <w:color w:val="0000EE"/>
-            <w:u w:val="single"/>
-          </w:rPr>
-          <w:t>Am 8:5</w:t>
-        </w:r>
-      </w:hyperlink>
-      <w:r>
-        <w:rPr>
-          <w:lang w:val="en_US" w:bidi="en_US"/>
-        </w:rPr>
-        <w:t>).</w:t>
-      </w:r>
-    </w:p>
-    <w:p>
-      <w:pPr/>
-      <w:r>
-        <w:rPr>
-          <w:lang w:val="en_US" w:bidi="en_US"/>
-        </w:rPr>
-      </w:r>
-      <w:r>
-        <w:rPr>
-          <w:lang w:val="en_US" w:bidi="en_US"/>
-        </w:rPr>
-        <w:t>Stone weights were used on a set of balances for conducting business in the ancient marketplace. Scales or balances are mentioned half a dozen times in the OT, but none of those are in actual economic contexts (</w:t>
-      </w:r>
-      <w:hyperlink r:id="rId185">
-        <w:r>
-          <w:rPr>
-            <w:lang w:val="en_US" w:bidi="en_US"/>
-          </w:rPr>
-          <w:rPr>
-            <w:color w:val="0000EE"/>
-            <w:u w:val="single"/>
-          </w:rPr>
-          <w:t>Jb 6:2</w:t>
-        </w:r>
-      </w:hyperlink>
-      <w:r>
-        <w:rPr>
-          <w:lang w:val="en_US" w:bidi="en_US"/>
-        </w:rPr>
-        <w:t xml:space="preserve">; </w:t>
-      </w:r>
-      <w:hyperlink r:id="rId186">
-        <w:r>
-          <w:rPr>
-            <w:lang w:val="en_US" w:bidi="en_US"/>
-          </w:rPr>
-          <w:rPr>
-            <w:color w:val="0000EE"/>
-            <w:u w:val="single"/>
-          </w:rPr>
-          <w:t>31:6</w:t>
-        </w:r>
-      </w:hyperlink>
-      <w:r>
-        <w:rPr>
-          <w:lang w:val="en_US" w:bidi="en_US"/>
-        </w:rPr>
-        <w:t xml:space="preserve">; </w:t>
-      </w:r>
-      <w:hyperlink r:id="rId187">
-        <w:r>
-          <w:rPr>
-            <w:lang w:val="en_US" w:bidi="en_US"/>
-          </w:rPr>
-          <w:rPr>
-            <w:color w:val="0000EE"/>
-            <w:u w:val="single"/>
-          </w:rPr>
-          <w:t>Ps 62:9</w:t>
-        </w:r>
-      </w:hyperlink>
-      <w:r>
-        <w:rPr>
-          <w:lang w:val="en_US" w:bidi="en_US"/>
-        </w:rPr>
-        <w:t xml:space="preserve">; </w:t>
-      </w:r>
-      <w:hyperlink r:id="rId188">
-        <w:r>
-          <w:rPr>
-            <w:lang w:val="en_US" w:bidi="en_US"/>
-          </w:rPr>
-          <w:rPr>
-            <w:color w:val="0000EE"/>
-            <w:u w:val="single"/>
-          </w:rPr>
-          <w:t>Is 40:12</w:t>
-        </w:r>
-      </w:hyperlink>
-      <w:r>
-        <w:rPr>
-          <w:lang w:val="en_US" w:bidi="en_US"/>
-        </w:rPr>
-        <w:t xml:space="preserve">; </w:t>
-      </w:r>
-      <w:hyperlink r:id="rId189">
-        <w:r>
-          <w:rPr>
-            <w:lang w:val="en_US" w:bidi="en_US"/>
-          </w:rPr>
-          <w:rPr>
-            <w:color w:val="0000EE"/>
-            <w:u w:val="single"/>
-          </w:rPr>
-          <w:t>Ez 5:1</w:t>
-        </w:r>
-      </w:hyperlink>
-      <w:r>
-        <w:rPr>
-          <w:lang w:val="en_US" w:bidi="en_US"/>
-        </w:rPr>
-        <w:t xml:space="preserve">; </w:t>
-      </w:r>
-      <w:hyperlink r:id="rId190">
-        <w:r>
-          <w:rPr>
-            <w:lang w:val="en_US" w:bidi="en_US"/>
-          </w:rPr>
-          <w:rPr>
-            <w:color w:val="0000EE"/>
-            <w:u w:val="single"/>
-          </w:rPr>
-          <w:t>Dn 5:27</w:t>
-        </w:r>
-      </w:hyperlink>
-      <w:r>
-        <w:rPr>
-          <w:lang w:val="en_US" w:bidi="en_US"/>
-        </w:rPr>
-        <w:t>). The scales used were generally of the beam-balance type with dishes on each end.</w:t>
-      </w:r>
-    </w:p>
-    <w:p>
-      <w:pPr>
-        <w:pStyle w:val="Heading4"/>
-      </w:pPr>
-      <w:r>
-        <w:rPr>
-          <w:lang w:val="en_US" w:bidi="en_US"/>
-        </w:rPr>
-        <w:t>Talent</w:t>
-      </w:r>
-    </w:p>
-    <w:p>
-      <w:pPr/>
-      <w:r>
-        <w:rPr>
-          <w:lang w:val="en_US" w:bidi="en_US"/>
-        </w:rPr>
-      </w:r>
-      <w:r>
-        <w:rPr>
-          <w:lang w:val="en_US" w:bidi="en_US"/>
-        </w:rPr>
-        <w:t xml:space="preserve">According to </w:t>
-      </w:r>
-      <w:hyperlink r:id="rId191">
-        <w:r>
-          <w:rPr>
-            <w:lang w:val="en_US" w:bidi="en_US"/>
-          </w:rPr>
-          <w:rPr>
-            <w:color w:val="0000EE"/>
-            <w:u w:val="single"/>
-          </w:rPr>
-          <w:t>Exodus 38:25–26</w:t>
-        </w:r>
-      </w:hyperlink>
-      <w:r>
-        <w:rPr>
-          <w:lang w:val="en_US" w:bidi="en_US"/>
-        </w:rPr>
-        <w:t xml:space="preserve"> the talent must have been equal to 3,000 shekels. (A hundred talents would then have been equal to 300,000 shekels, and if that is added to the 1,175 shekels in verse </w:t>
-      </w:r>
-      <w:hyperlink r:id="rId192">
-        <w:r>
-          <w:rPr>
-            <w:lang w:val="en_US" w:bidi="en_US"/>
-          </w:rPr>
-          <w:rPr>
-            <w:color w:val="0000EE"/>
-            <w:u w:val="single"/>
-          </w:rPr>
-          <w:t>25</w:t>
-        </w:r>
-      </w:hyperlink>
-      <w:r>
-        <w:rPr>
-          <w:lang w:val="en_US" w:bidi="en_US"/>
-        </w:rPr>
-        <w:t xml:space="preserve">, the total is 301,775, or half a shekel for each of the 603,550 men—as verse </w:t>
-      </w:r>
-      <w:hyperlink r:id="rId193">
-        <w:r>
-          <w:rPr>
-            <w:lang w:val="en_US" w:bidi="en_US"/>
-          </w:rPr>
-          <w:rPr>
-            <w:color w:val="0000EE"/>
-            <w:u w:val="single"/>
-          </w:rPr>
-          <w:t>26</w:t>
-        </w:r>
-      </w:hyperlink>
-      <w:r>
-        <w:rPr>
-          <w:lang w:val="en_US" w:bidi="en_US"/>
-        </w:rPr>
-        <w:t xml:space="preserve"> states.) Excavated talents weigh from about 65 to 80 pounds (29.5 to 36.3 kilograms). In the OT the talent is used only for precious metals, usually silver or gold. According to </w:t>
-      </w:r>
-      <w:hyperlink r:id="rId194">
-        <w:r>
-          <w:rPr>
-            <w:lang w:val="en_US" w:bidi="en_US"/>
-          </w:rPr>
-          <w:rPr>
-            <w:color w:val="0000EE"/>
-            <w:u w:val="single"/>
-          </w:rPr>
-          <w:t>1 Kings 10:14</w:t>
-        </w:r>
-      </w:hyperlink>
-      <w:r>
-        <w:rPr>
-          <w:lang w:val="en_US" w:bidi="en_US"/>
-        </w:rPr>
-        <w:t>, the annual tribute income of Solomon’s kingdom was 666 talents, which apparently was considered quite extravagant. David bequeathed 100,000 talents of gold and 1,000,000 talents of silver to Solomon for the building of the temple (</w:t>
-      </w:r>
-      <w:hyperlink r:id="rId195">
-        <w:r>
-          <w:rPr>
-            <w:lang w:val="en_US" w:bidi="en_US"/>
-          </w:rPr>
-          <w:rPr>
-            <w:color w:val="0000EE"/>
-            <w:u w:val="single"/>
-          </w:rPr>
-          <w:t>1 Chr 22:14</w:t>
-        </w:r>
-      </w:hyperlink>
-      <w:r>
-        <w:rPr>
-          <w:lang w:val="en_US" w:bidi="en_US"/>
-        </w:rPr>
-        <w:t>).</w:t>
-      </w:r>
-    </w:p>
-    <w:p>
-      <w:pPr>
-        <w:pStyle w:val="Heading4"/>
-      </w:pPr>
-      <w:r>
-        <w:rPr>
-          <w:lang w:val="en_US" w:bidi="en_US"/>
-        </w:rPr>
-        <w:t>Mina</w:t>
-      </w:r>
-    </w:p>
-    <w:p>
-      <w:pPr/>
-      <w:r>
-        <w:rPr>
-          <w:lang w:val="en_US" w:bidi="en_US"/>
-        </w:rPr>
-      </w:r>
-      <w:r>
-        <w:rPr>
-          <w:lang w:val="en_US" w:bidi="en_US"/>
-        </w:rPr>
-        <w:t xml:space="preserve">In the Canaanite material from Ugarit the mina equals 50 shekels, while in Babylon the mina equals 60 shekels. In </w:t>
-      </w:r>
-      <w:hyperlink r:id="rId196">
-        <w:r>
-          <w:rPr>
-            <w:lang w:val="en_US" w:bidi="en_US"/>
-          </w:rPr>
-          <w:rPr>
-            <w:color w:val="0000EE"/>
-            <w:u w:val="single"/>
-          </w:rPr>
-          <w:t>Ezekiel 45:12</w:t>
-        </w:r>
-      </w:hyperlink>
-      <w:r>
-        <w:rPr>
-          <w:lang w:val="en_US" w:bidi="en_US"/>
-        </w:rPr>
-        <w:t>, the mina is set at 60 shekels, but it is unclear whether this represents a change from previous standards.</w:t>
-      </w:r>
-    </w:p>
-    <w:p>
-      <w:pPr>
-        <w:pStyle w:val="Heading4"/>
-      </w:pPr>
-      <w:r>
-        <w:rPr>
-          <w:lang w:val="en_US" w:bidi="en_US"/>
-        </w:rPr>
-        <w:t>Shekel</w:t>
-      </w:r>
-    </w:p>
-    <w:p>
-      <w:pPr/>
-      <w:r>
-        <w:rPr>
-          <w:lang w:val="en_US" w:bidi="en_US"/>
-        </w:rPr>
-      </w:r>
-      <w:r>
-        <w:rPr>
-          <w:lang w:val="en_US" w:bidi="en_US"/>
-        </w:rPr>
-        <w:t>The shekel was the basic unit of weight. Besides the regular shekel, there was a “royal” shekel (</w:t>
-      </w:r>
-      <w:hyperlink r:id="rId197">
-        <w:r>
-          <w:rPr>
-            <w:lang w:val="en_US" w:bidi="en_US"/>
-          </w:rPr>
-          <w:rPr>
-            <w:color w:val="0000EE"/>
-            <w:u w:val="single"/>
-          </w:rPr>
-          <w:t>2 Sm 14:26</w:t>
-        </w:r>
-      </w:hyperlink>
-      <w:r>
-        <w:rPr>
-          <w:lang w:val="en_US" w:bidi="en_US"/>
-        </w:rPr>
-        <w:t>). Calculating by weights that have been excavated and found labeled as “beka” (one-half shekel), the shekel has been estimated to be about .4 ounce (11.4 grams).</w:t>
-      </w:r>
-    </w:p>
-    <w:p>
-      <w:pPr/>
-      <w:r>
-        <w:rPr>
-          <w:lang w:val="en_US" w:bidi="en_US"/>
-        </w:rPr>
-      </w:r>
-      <w:r>
-        <w:rPr>
-          <w:lang w:val="en_US" w:bidi="en_US"/>
-        </w:rPr>
-        <w:t>The shekel is used in Scripture almost exclusively in contexts dealing with monetary value. Whether silver, gold, barley, or flour, the shekel valuation assigns the commodity a relative value in the economy. Exceptions to this are Goliath’s armor and spear (</w:t>
-      </w:r>
-      <w:hyperlink r:id="rId198">
-        <w:r>
-          <w:rPr>
-            <w:lang w:val="en_US" w:bidi="en_US"/>
-          </w:rPr>
-          <w:rPr>
-            <w:color w:val="0000EE"/>
-            <w:u w:val="single"/>
-          </w:rPr>
-          <w:t>1 Sm 17:5–7</w:t>
-        </w:r>
-      </w:hyperlink>
-      <w:r>
-        <w:rPr>
-          <w:lang w:val="en_US" w:bidi="en_US"/>
-        </w:rPr>
-        <w:t>), which are described in terms of their shekel weight.</w:t>
-      </w:r>
-    </w:p>
-    <w:p>
-      <w:pPr>
-        <w:pStyle w:val="Heading4"/>
-      </w:pPr>
-      <w:r>
-        <w:rPr>
-          <w:lang w:val="en_US" w:bidi="en_US"/>
-        </w:rPr>
-        <w:t>Pim</w:t>
-      </w:r>
-    </w:p>
-    <w:p>
-      <w:pPr/>
-      <w:r>
-        <w:rPr>
-          <w:lang w:val="en_US" w:bidi="en_US"/>
-        </w:rPr>
-      </w:r>
-      <w:r>
-        <w:rPr>
-          <w:lang w:val="en_US" w:bidi="en_US"/>
-        </w:rPr>
-        <w:t xml:space="preserve">The only reference to this unit is in </w:t>
-      </w:r>
-      <w:hyperlink r:id="rId199">
-        <w:r>
-          <w:rPr>
-            <w:lang w:val="en_US" w:bidi="en_US"/>
-          </w:rPr>
-          <w:rPr>
-            <w:color w:val="0000EE"/>
-            <w:u w:val="single"/>
-          </w:rPr>
-          <w:t>1 Samuel 13:21</w:t>
-        </w:r>
-      </w:hyperlink>
-      <w:r>
-        <w:rPr>
-          <w:lang w:val="en_US" w:bidi="en_US"/>
-        </w:rPr>
-        <w:t>, where it is the price charged to the Israelites by the Philistines for sharpening a plowshare. Excavated weights range from .25 to .3 ounce (7.1 to 8.5 grams), suggesting that the pim was two-thirds of a shekel.</w:t>
-      </w:r>
-    </w:p>
-    <w:p>
-      <w:pPr>
-        <w:pStyle w:val="Heading4"/>
-      </w:pPr>
-      <w:r>
-        <w:rPr>
-          <w:lang w:val="en_US" w:bidi="en_US"/>
-        </w:rPr>
-        <w:t>Beka</w:t>
-      </w:r>
-    </w:p>
-    <w:p>
-      <w:pPr/>
-      <w:r>
-        <w:rPr>
-          <w:lang w:val="en_US" w:bidi="en_US"/>
-        </w:rPr>
-      </w:r>
-      <w:r>
-        <w:rPr>
-          <w:lang w:val="en_US" w:bidi="en_US"/>
-        </w:rPr>
-        <w:t xml:space="preserve">Seven stones inscribed with this label range in weight from .2 to .23 ounce (5.7 to 6.5 grams). In </w:t>
-      </w:r>
-      <w:hyperlink r:id="rId193">
-        <w:r>
-          <w:rPr>
-            <w:lang w:val="en_US" w:bidi="en_US"/>
-          </w:rPr>
-          <w:rPr>
-            <w:color w:val="0000EE"/>
-            <w:u w:val="single"/>
-          </w:rPr>
-          <w:t>Exodus 38:26</w:t>
-        </w:r>
-      </w:hyperlink>
-      <w:r>
-        <w:rPr>
-          <w:lang w:val="en_US" w:bidi="en_US"/>
-        </w:rPr>
-        <w:t xml:space="preserve"> it is the amount levied on each individual for the census tax. There it is the equivalent of one-half shekel.</w:t>
-      </w:r>
-    </w:p>
-    <w:p>
-      <w:pPr>
-        <w:pStyle w:val="Heading4"/>
-      </w:pPr>
-      <w:r>
-        <w:rPr>
-          <w:lang w:val="en_US" w:bidi="en_US"/>
-        </w:rPr>
-        <w:t>Gerah</w:t>
-      </w:r>
-    </w:p>
-    <w:p>
-      <w:pPr/>
-      <w:r>
-        <w:rPr>
-          <w:lang w:val="en_US" w:bidi="en_US"/>
-        </w:rPr>
-      </w:r>
-      <w:r>
-        <w:rPr>
-          <w:lang w:val="en_US" w:bidi="en_US"/>
-        </w:rPr>
-        <w:t>Equal to one-twentieth of a shekel, or .02 ounce (.6 gram). The term is used five times (</w:t>
-      </w:r>
-      <w:hyperlink r:id="rId200">
-        <w:r>
-          <w:rPr>
-            <w:lang w:val="en_US" w:bidi="en_US"/>
-          </w:rPr>
-          <w:rPr>
-            <w:color w:val="0000EE"/>
-            <w:u w:val="single"/>
-          </w:rPr>
-          <w:t>Ex 30:13</w:t>
-        </w:r>
-      </w:hyperlink>
-      <w:r>
-        <w:rPr>
-          <w:lang w:val="en_US" w:bidi="en_US"/>
-        </w:rPr>
-        <w:t xml:space="preserve">; </w:t>
-      </w:r>
-      <w:hyperlink r:id="rId201">
-        <w:r>
-          <w:rPr>
-            <w:lang w:val="en_US" w:bidi="en_US"/>
-          </w:rPr>
-          <w:rPr>
-            <w:color w:val="0000EE"/>
-            <w:u w:val="single"/>
-          </w:rPr>
-          <w:t>Lv 27:25</w:t>
-        </w:r>
-      </w:hyperlink>
-      <w:r>
-        <w:rPr>
-          <w:lang w:val="en_US" w:bidi="en_US"/>
-        </w:rPr>
-        <w:t xml:space="preserve">; </w:t>
-      </w:r>
-      <w:hyperlink r:id="rId202">
-        <w:r>
-          <w:rPr>
-            <w:lang w:val="en_US" w:bidi="en_US"/>
-          </w:rPr>
-          <w:rPr>
-            <w:color w:val="0000EE"/>
-            <w:u w:val="single"/>
-          </w:rPr>
-          <w:t>Nm 3:47</w:t>
-        </w:r>
-      </w:hyperlink>
-      <w:r>
-        <w:rPr>
-          <w:lang w:val="en_US" w:bidi="en_US"/>
-        </w:rPr>
-        <w:t xml:space="preserve">; </w:t>
-      </w:r>
-      <w:hyperlink r:id="rId203">
-        <w:r>
-          <w:rPr>
-            <w:lang w:val="en_US" w:bidi="en_US"/>
-          </w:rPr>
-          <w:rPr>
-            <w:color w:val="0000EE"/>
-            <w:u w:val="single"/>
-          </w:rPr>
-          <w:t>18:16</w:t>
-        </w:r>
-      </w:hyperlink>
-      <w:r>
-        <w:rPr>
-          <w:lang w:val="en_US" w:bidi="en_US"/>
-        </w:rPr>
-        <w:t xml:space="preserve">; </w:t>
-      </w:r>
-      <w:hyperlink r:id="rId196">
-        <w:r>
-          <w:rPr>
-            <w:lang w:val="en_US" w:bidi="en_US"/>
-          </w:rPr>
-          <w:rPr>
-            <w:color w:val="0000EE"/>
-            <w:u w:val="single"/>
-          </w:rPr>
-          <w:t>Ez 45:12</w:t>
-        </w:r>
-      </w:hyperlink>
-      <w:r>
-        <w:rPr>
-          <w:lang w:val="en_US" w:bidi="en_US"/>
-        </w:rPr>
-        <w:t>) and on each occasion is used to give a valuation to the shekel. Its use is strictly monetary in these contexts.</w:t>
-      </w:r>
-    </w:p>
-    <w:p>
-      <w:pPr>
-        <w:pStyle w:val="Heading4"/>
-      </w:pPr>
-      <w:r>
-        <w:rPr>
-          <w:lang w:val="en_US" w:bidi="en_US"/>
-        </w:rPr>
-        <w:t>Litra</w:t>
-      </w:r>
-    </w:p>
-    <w:p>
-      <w:pPr/>
-      <w:r>
-        <w:rPr>
-          <w:lang w:val="en_US" w:bidi="en_US"/>
-        </w:rPr>
-      </w:r>
-      <w:r>
-        <w:rPr>
-          <w:lang w:val="en_US" w:bidi="en_US"/>
-        </w:rPr>
-        <w:t xml:space="preserve">The NT uses the same weights that have already been identified in the OT usage, particularly the shekel, mina, and talent. There is one additional unit used: the litra, which is used in </w:t>
-      </w:r>
-      <w:hyperlink r:id="rId204">
-        <w:r>
-          <w:rPr>
-            <w:lang w:val="en_US" w:bidi="en_US"/>
-          </w:rPr>
-          <w:rPr>
-            <w:color w:val="0000EE"/>
-            <w:u w:val="single"/>
-          </w:rPr>
-          <w:t>John 12:3</w:t>
-        </w:r>
-      </w:hyperlink>
-      <w:r>
-        <w:rPr>
-          <w:lang w:val="en_US" w:bidi="en_US"/>
-        </w:rPr>
-        <w:t xml:space="preserve"> and </w:t>
-      </w:r>
-      <w:hyperlink r:id="rId172">
-        <w:r>
-          <w:rPr>
-            <w:lang w:val="en_US" w:bidi="en_US"/>
-          </w:rPr>
-          <w:rPr>
-            <w:color w:val="0000EE"/>
-            <w:u w:val="single"/>
-          </w:rPr>
-          <w:t>19:39</w:t>
-        </w:r>
-      </w:hyperlink>
-      <w:r>
-        <w:rPr>
-          <w:lang w:val="en_US" w:bidi="en_US"/>
-        </w:rPr>
-        <w:t xml:space="preserve"> with regard to spices. In Greek literature one litra is approximately 12 ounces (327 grams).</w:t>
-      </w:r>
-    </w:p>
-    <w:p>
-      <w:pPr>
-        <w:pStyle w:val="Heading3"/>
-      </w:pPr>
-      <w:r>
-        <w:rPr>
-          <w:lang w:val="en_US" w:bidi="en_US"/>
-        </w:rPr>
-        <w:t>Linear Measures in the Old Testament</w:t>
-      </w:r>
-    </w:p>
-    <w:p>
-      <w:pPr/>
-      <w:r>
-        <w:rPr>
-          <w:lang w:val="en_US" w:bidi="en_US"/>
-        </w:rPr>
-      </w:r>
-      <w:r>
-        <w:rPr>
-          <w:lang w:val="en_US" w:bidi="en_US"/>
-        </w:rPr>
-        <w:t>Measurements of length and depth generally were derived from a part of the body used to make the measurement. The basic unit was the cubit, and most others were related to it. Precise measurements of geographic distance are lacking in the OT and was most frequently stated in terms of the number of days it would take to arrive at a destination. A single day’s journey was mostly likely 20 to 25 miles (32.2 to 40.2 kilometers). A “pace” was equal to a “step”—about a yard (</w:t>
-      </w:r>
-      <w:hyperlink r:id="rId205">
-        <w:r>
-          <w:rPr>
-            <w:lang w:val="en_US" w:bidi="en_US"/>
-          </w:rPr>
-          <w:rPr>
-            <w:color w:val="0000EE"/>
-            <w:u w:val="single"/>
-          </w:rPr>
-          <w:t>2 Sm 6:13</w:t>
-        </w:r>
-      </w:hyperlink>
-      <w:r>
-        <w:rPr>
-          <w:lang w:val="en_US" w:bidi="en_US"/>
-        </w:rPr>
-        <w:t>).</w:t>
-      </w:r>
-    </w:p>
-    <w:p>
-      <w:pPr>
-        <w:pStyle w:val="Heading4"/>
-      </w:pPr>
-      <w:r>
-        <w:rPr>
-          <w:lang w:val="en_US" w:bidi="en_US"/>
-        </w:rPr>
-        <w:t>Cubit</w:t>
-      </w:r>
-    </w:p>
-    <w:p>
-      <w:pPr/>
-      <w:r>
-        <w:rPr>
-          <w:lang w:val="en_US" w:bidi="en_US"/>
-        </w:rPr>
-      </w:r>
-      <w:r>
-        <w:rPr>
-          <w:lang w:val="en_US" w:bidi="en_US"/>
-        </w:rPr>
-        <w:t xml:space="preserve">The length from the tip of the forefinger to the elbow. There are both long and short cubits, which are used not only in Israel but in Mesopotamia and Egypt as well. </w:t>
-      </w:r>
-      <w:hyperlink r:id="rId206">
-        <w:r>
-          <w:rPr>
-            <w:lang w:val="en_US" w:bidi="en_US"/>
-          </w:rPr>
-          <w:rPr>
-            <w:color w:val="0000EE"/>
-            <w:u w:val="single"/>
-          </w:rPr>
-          <w:t>Ezekiel 40:5</w:t>
-        </w:r>
-      </w:hyperlink>
-      <w:r>
-        <w:rPr>
-          <w:lang w:val="en_US" w:bidi="en_US"/>
-        </w:rPr>
-        <w:t xml:space="preserve"> identifies the long cubit as being the equivalent of a cubit plus a handbreadth (about 20 to 21 inches, or 50.8 to 53.3 centimeters). The inscription found inside the Siloam tunnel built by Hezekiah (715–686 BC) indicates that the tunnel is 1,200 cubits long. The actual length of the tunnel was determined to be 1,749 feet (533.1 meters). This would yield a cubit of 17.49 inches (44.4 centimeters). All things considered, 17.5 inches (44.5 centimeters) is a good estimation of the length of the cubit in Israel. This would set the long cubit at approximately 20.5 inches (52.1 centimeters). The cubit was most frequently used to give the dimensions of buildings or objects (e.g., curtains, pillars, pieces of furniture, etc.). The largest structure measured in cubits was the ark that Noah built, which was 300 cubits long (</w:t>
-      </w:r>
-      <w:hyperlink r:id="rId207">
-        <w:r>
-          <w:rPr>
-            <w:lang w:val="en_US" w:bidi="en_US"/>
-          </w:rPr>
-          <w:rPr>
-            <w:color w:val="0000EE"/>
-            <w:u w:val="single"/>
-          </w:rPr>
-          <w:t>Gn 6:15</w:t>
-        </w:r>
-      </w:hyperlink>
-      <w:r>
-        <w:rPr>
-          <w:lang w:val="en_US" w:bidi="en_US"/>
-        </w:rPr>
-        <w:t>).</w:t>
-      </w:r>
-    </w:p>
-    <w:p>
-      <w:pPr>
-        <w:pStyle w:val="Heading4"/>
-      </w:pPr>
-      <w:r>
-        <w:rPr>
-          <w:lang w:val="en_US" w:bidi="en_US"/>
-        </w:rPr>
-        <w:t>Span</w:t>
-      </w:r>
-    </w:p>
-    <w:p>
-      <w:pPr/>
-      <w:r>
-        <w:rPr>
-          <w:lang w:val="en_US" w:bidi="en_US"/>
-        </w:rPr>
-      </w:r>
-      <w:r>
-        <w:rPr>
-          <w:lang w:val="en_US" w:bidi="en_US"/>
-        </w:rPr>
-        <w:t>The distance measured by the stretch of the hand from fingertip to fingertip, equal to one-half a cubit, or eight and three-quarters inches (22.2 centimeters). It is used only seven times in the OT, and four of those are to describe the dimensions of the high priest’s breastplate (</w:t>
-      </w:r>
-      <w:hyperlink r:id="rId208">
-        <w:r>
-          <w:rPr>
-            <w:lang w:val="en_US" w:bidi="en_US"/>
-          </w:rPr>
-          <w:rPr>
-            <w:color w:val="0000EE"/>
-            <w:u w:val="single"/>
-          </w:rPr>
-          <w:t>Ex 28:15–16</w:t>
-        </w:r>
-      </w:hyperlink>
-      <w:r>
-        <w:rPr>
-          <w:lang w:val="en_US" w:bidi="en_US"/>
-        </w:rPr>
-        <w:t xml:space="preserve">; </w:t>
-      </w:r>
-      <w:hyperlink r:id="rId209">
-        <w:r>
-          <w:rPr>
-            <w:lang w:val="en_US" w:bidi="en_US"/>
-          </w:rPr>
-          <w:rPr>
-            <w:color w:val="0000EE"/>
-            <w:u w:val="single"/>
-          </w:rPr>
-          <w:t>39:8–9</w:t>
-        </w:r>
-      </w:hyperlink>
-      <w:r>
-        <w:rPr>
-          <w:lang w:val="en_US" w:bidi="en_US"/>
-        </w:rPr>
-        <w:t>).</w:t>
-      </w:r>
-    </w:p>
-    <w:p>
-      <w:pPr>
-        <w:pStyle w:val="Heading4"/>
-      </w:pPr>
-      <w:r>
-        <w:rPr>
-          <w:lang w:val="en_US" w:bidi="en_US"/>
-        </w:rPr>
-        <w:t>Handbreadth</w:t>
-      </w:r>
-    </w:p>
-    <w:p>
-      <w:pPr/>
-      <w:r>
-        <w:rPr>
-          <w:lang w:val="en_US" w:bidi="en_US"/>
-        </w:rPr>
-      </w:r>
-      <w:r>
-        <w:rPr>
-          <w:lang w:val="en_US" w:bidi="en_US"/>
-        </w:rPr>
-        <w:t>The width of the hand at the base, equal to one-sixth of a cubit, one-third of a span, or just under three inches (7.6 centimeters). The term is used only five times and gives the width of the rim around the table of showbread (</w:t>
-      </w:r>
-      <w:hyperlink r:id="rId210">
-        <w:r>
-          <w:rPr>
-            <w:lang w:val="en_US" w:bidi="en_US"/>
-          </w:rPr>
-          <w:rPr>
-            <w:color w:val="0000EE"/>
-            <w:u w:val="single"/>
-          </w:rPr>
-          <w:t>Ex 25:25</w:t>
-        </w:r>
-      </w:hyperlink>
-      <w:r>
-        <w:rPr>
-          <w:lang w:val="en_US" w:bidi="en_US"/>
-        </w:rPr>
-        <w:t>) and Solomon’s molten sea (</w:t>
-      </w:r>
-      <w:hyperlink r:id="rId211">
-        <w:r>
-          <w:rPr>
-            <w:lang w:val="en_US" w:bidi="en_US"/>
-          </w:rPr>
-          <w:rPr>
-            <w:color w:val="0000EE"/>
-            <w:u w:val="single"/>
-          </w:rPr>
-          <w:t>1 Kgs 7:26</w:t>
-        </w:r>
-      </w:hyperlink>
-      <w:r>
-        <w:rPr>
-          <w:lang w:val="en_US" w:bidi="en_US"/>
-        </w:rPr>
-        <w:t>).</w:t>
-      </w:r>
-    </w:p>
-    <w:p>
-      <w:pPr>
-        <w:pStyle w:val="Heading3"/>
-      </w:pPr>
-      <w:r>
-        <w:rPr>
-          <w:lang w:val="en_US" w:bidi="en_US"/>
-        </w:rPr>
-        <w:t>Linear Measures in the New Testament</w:t>
-      </w:r>
-    </w:p>
-    <w:p>
-      <w:pPr/>
-      <w:r>
-        <w:rPr>
-          <w:lang w:val="en_US" w:bidi="en_US"/>
-        </w:rPr>
-      </w:r>
-      <w:r>
-        <w:rPr>
-          <w:lang w:val="en_US" w:bidi="en_US"/>
-        </w:rPr>
-        <w:t>In the NT some of the units of length and depth represent Greco-Roman standards, while others are those used in the OT. Like the OT, the NT frequently uses imprecise designations for distance, such as a stone’s throw or a day’s journey. There are, however, a few occurrences of precise terms borrowed from Roman culture.</w:t>
-      </w:r>
-    </w:p>
-    <w:p>
-      <w:pPr>
-        <w:pStyle w:val="Heading4"/>
-      </w:pPr>
-      <w:r>
-        <w:rPr>
-          <w:lang w:val="en_US" w:bidi="en_US"/>
-        </w:rPr>
-        <w:t>Cubit</w:t>
-      </w:r>
-    </w:p>
-    <w:p>
-      <w:pPr/>
-      <w:r>
-        <w:rPr>
-          <w:lang w:val="en_US" w:bidi="en_US"/>
-        </w:rPr>
-      </w:r>
-      <w:r>
-        <w:rPr>
-          <w:lang w:val="en_US" w:bidi="en_US"/>
-        </w:rPr>
-        <w:t>For the Romans, the cubit was set at one and a half times their standard foot of 11.66 inches, equaling 17.5 inches (44.5 centimeters), just as the OT cubit.</w:t>
-      </w:r>
-    </w:p>
-    <w:p>
-      <w:pPr>
-        <w:pStyle w:val="Heading4"/>
-      </w:pPr>
-      <w:r>
-        <w:rPr>
-          <w:lang w:val="en_US" w:bidi="en_US"/>
-        </w:rPr>
-        <w:t>Fathom</w:t>
-      </w:r>
-    </w:p>
-    <w:p>
-      <w:pPr/>
-      <w:r>
-        <w:rPr>
-          <w:lang w:val="en_US" w:bidi="en_US"/>
-        </w:rPr>
-      </w:r>
-      <w:r>
-        <w:rPr>
-          <w:lang w:val="en_US" w:bidi="en_US"/>
-        </w:rPr>
-        <w:t xml:space="preserve">The distance between the fingertips of the left and right hand when the arms were outstretched. It is used only in </w:t>
-      </w:r>
-      <w:hyperlink r:id="rId212">
-        <w:r>
-          <w:rPr>
-            <w:lang w:val="en_US" w:bidi="en_US"/>
-          </w:rPr>
-          <w:rPr>
-            <w:color w:val="0000EE"/>
-            <w:u w:val="single"/>
-          </w:rPr>
-          <w:t>Acts 27:28</w:t>
-        </w:r>
-      </w:hyperlink>
-      <w:r>
-        <w:rPr>
-          <w:lang w:val="en_US" w:bidi="en_US"/>
-        </w:rPr>
-        <w:t xml:space="preserve"> and is considered to be about six feet (1.8 meters).</w:t>
-      </w:r>
-    </w:p>
-    <w:p>
-      <w:pPr>
-        <w:pStyle w:val="Heading4"/>
-      </w:pPr>
-      <w:r>
-        <w:rPr>
-          <w:lang w:val="en_US" w:bidi="en_US"/>
-        </w:rPr>
-        <w:t>Furlong/Stadium</w:t>
-      </w:r>
-    </w:p>
-    <w:p>
-      <w:pPr/>
-      <w:r>
-        <w:rPr>
-          <w:lang w:val="en_US" w:bidi="en_US"/>
-        </w:rPr>
-      </w:r>
-      <w:r>
-        <w:rPr>
-          <w:lang w:val="en_US" w:bidi="en_US"/>
-        </w:rPr>
-        <w:t xml:space="preserve">The length of the ancient Greek racecourse, equal to one-eighth of a Roman mile, or a little over 200 yards (182.9 meters). It is usually used to give approximate distance, but in </w:t>
-      </w:r>
-      <w:hyperlink r:id="rId213">
-        <w:r>
-          <w:rPr>
-            <w:lang w:val="en_US" w:bidi="en_US"/>
-          </w:rPr>
-          <w:rPr>
-            <w:color w:val="0000EE"/>
-            <w:u w:val="single"/>
-          </w:rPr>
-          <w:t>Revelation 21:16</w:t>
-        </w:r>
-      </w:hyperlink>
-      <w:r>
-        <w:rPr>
-          <w:lang w:val="en_US" w:bidi="en_US"/>
-        </w:rPr>
-        <w:t xml:space="preserve"> it is used to give the dimensions of the New Jerusalem and is measured with a measuring rod.</w:t>
-      </w:r>
-    </w:p>
-    <w:p>
-      <w:pPr>
-        <w:pStyle w:val="Heading4"/>
-      </w:pPr>
-      <w:r>
-        <w:rPr>
-          <w:lang w:val="en_US" w:bidi="en_US"/>
-        </w:rPr>
-        <w:t>Mile</w:t>
-      </w:r>
-    </w:p>
-    <w:p>
-      <w:pPr/>
-      <w:r>
-        <w:rPr>
-          <w:lang w:val="en_US" w:bidi="en_US"/>
-        </w:rPr>
-      </w:r>
-      <w:r>
-        <w:rPr>
-          <w:lang w:val="en_US" w:bidi="en_US"/>
-        </w:rPr>
-        <w:t xml:space="preserve">The only occurrence of this term, </w:t>
-      </w:r>
-      <w:hyperlink r:id="rId214">
-        <w:r>
-          <w:rPr>
-            <w:lang w:val="en_US" w:bidi="en_US"/>
-          </w:rPr>
-          <w:rPr>
-            <w:color w:val="0000EE"/>
-            <w:u w:val="single"/>
-          </w:rPr>
-          <w:t>Matthew 5:41</w:t>
-        </w:r>
-      </w:hyperlink>
-      <w:r>
-        <w:rPr>
-          <w:lang w:val="en_US" w:bidi="en_US"/>
-        </w:rPr>
-        <w:t>, has reference to the Roman mile of 1,620 yards, about nine-tenths of a modern mile (1.4 kilometers).</w:t>
-      </w:r>
-    </w:p>
-    <w:p>
-      <w:pPr>
-        <w:pStyle w:val="Heading3"/>
-      </w:pPr>
-      <w:r>
-        <w:rPr>
-          <w:lang w:val="en_US" w:bidi="en_US"/>
-        </w:rPr>
-        <w:t>Capacity (Dry Measure) in the Old Testament</w:t>
-      </w:r>
-    </w:p>
-    <w:p>
-      <w:pPr/>
-      <w:r>
-        <w:rPr>
-          <w:lang w:val="en_US" w:bidi="en_US"/>
-        </w:rPr>
-      </w:r>
-      <w:r>
-        <w:rPr>
-          <w:lang w:val="en_US" w:bidi="en_US"/>
-        </w:rPr>
-        <w:t>Amounts of dry goods were oriented toward practical matters such as typical donkey loads, how much seed could be sown in a day, or how much seed would be needed to sow a certain size plot. As with the other types of measures, these then became standardized.</w:t>
-      </w:r>
-    </w:p>
-    <w:p>
-      <w:pPr>
-        <w:pStyle w:val="Heading4"/>
-      </w:pPr>
-      <w:r>
-        <w:rPr>
-          <w:lang w:val="en_US" w:bidi="en_US"/>
-        </w:rPr>
-        <w:t>Cor/Homer</w:t>
-      </w:r>
-    </w:p>
-    <w:p>
-      <w:pPr/>
-      <w:r>
-        <w:rPr>
-          <w:lang w:val="en_US" w:bidi="en_US"/>
-        </w:rPr>
-      </w:r>
-      <w:r>
-        <w:rPr>
-          <w:lang w:val="en_US" w:bidi="en_US"/>
-        </w:rPr>
-        <w:t xml:space="preserve">The most common dry commodity measure and the equivalent of one donkey load. Estimates of its standard size vary greatly, ranging from 3.8 bushels to 7.5 bushels (133.9 to 264.3 liters). Other than the seven occurrences in </w:t>
-      </w:r>
-      <w:hyperlink r:id="rId215">
-        <w:r>
-          <w:rPr>
-            <w:lang w:val="en_US" w:bidi="en_US"/>
-          </w:rPr>
-          <w:rPr>
-            <w:color w:val="0000EE"/>
-            <w:u w:val="single"/>
-          </w:rPr>
-          <w:t>Ezekiel 45:11–14</w:t>
-        </w:r>
-      </w:hyperlink>
-      <w:r>
-        <w:rPr>
-          <w:lang w:val="en_US" w:bidi="en_US"/>
-        </w:rPr>
-        <w:t>, the term occurs only four times in the OT. Three of these contexts feature seed or barley (</w:t>
-      </w:r>
-      <w:hyperlink r:id="rId216">
-        <w:r>
-          <w:rPr>
-            <w:lang w:val="en_US" w:bidi="en_US"/>
-          </w:rPr>
-          <w:rPr>
-            <w:color w:val="0000EE"/>
-            <w:u w:val="single"/>
-          </w:rPr>
-          <w:t>Lv 27:16</w:t>
-        </w:r>
-      </w:hyperlink>
-      <w:r>
-        <w:rPr>
-          <w:lang w:val="en_US" w:bidi="en_US"/>
-        </w:rPr>
-        <w:t xml:space="preserve">; </w:t>
-      </w:r>
-      <w:hyperlink r:id="rId217">
-        <w:r>
-          <w:rPr>
-            <w:lang w:val="en_US" w:bidi="en_US"/>
-          </w:rPr>
-          <w:rPr>
-            <w:color w:val="0000EE"/>
-            <w:u w:val="single"/>
-          </w:rPr>
-          <w:t>Is 5:10</w:t>
-        </w:r>
-      </w:hyperlink>
-      <w:r>
-        <w:rPr>
-          <w:lang w:val="en_US" w:bidi="en_US"/>
-        </w:rPr>
-        <w:t xml:space="preserve">; </w:t>
-      </w:r>
-      <w:hyperlink r:id="rId218">
-        <w:r>
-          <w:rPr>
-            <w:lang w:val="en_US" w:bidi="en_US"/>
-          </w:rPr>
-          <w:rPr>
-            <w:color w:val="0000EE"/>
-            <w:u w:val="single"/>
-          </w:rPr>
-          <w:t>Hos 3:2</w:t>
-        </w:r>
-      </w:hyperlink>
-      <w:r>
-        <w:rPr>
-          <w:lang w:val="en_US" w:bidi="en_US"/>
-        </w:rPr>
-        <w:t>), while the fourth is in the context of Israelites gathering quail in the wilderness. A cor is used nine times and occurs with a variety of commodities, including oil, flour, wheat, and barley, in multiples all the way up to 20,000 (</w:t>
-      </w:r>
-      <w:hyperlink r:id="rId219">
-        <w:r>
-          <w:rPr>
-            <w:lang w:val="en_US" w:bidi="en_US"/>
-          </w:rPr>
-          <w:rPr>
-            <w:color w:val="0000EE"/>
-            <w:u w:val="single"/>
-          </w:rPr>
-          <w:t>1 Kgs 5:11</w:t>
-        </w:r>
-      </w:hyperlink>
-      <w:r>
-        <w:rPr>
-          <w:lang w:val="en_US" w:bidi="en_US"/>
-        </w:rPr>
-        <w:t>).</w:t>
-      </w:r>
-    </w:p>
-    <w:p>
-      <w:pPr>
-        <w:pStyle w:val="Heading4"/>
-      </w:pPr>
-      <w:r>
-        <w:rPr>
-          <w:lang w:val="en_US" w:bidi="en_US"/>
-        </w:rPr>
-        <w:t>Lethek</w:t>
-      </w:r>
-    </w:p>
-    <w:p>
-      <w:pPr/>
-      <w:r>
-        <w:rPr>
-          <w:lang w:val="en_US" w:bidi="en_US"/>
-        </w:rPr>
-      </w:r>
-      <w:r>
-        <w:rPr>
-          <w:lang w:val="en_US" w:bidi="en_US"/>
-        </w:rPr>
-        <w:t xml:space="preserve">Unit occurring only in </w:t>
-      </w:r>
-      <w:hyperlink r:id="rId218">
-        <w:r>
-          <w:rPr>
-            <w:lang w:val="en_US" w:bidi="en_US"/>
-          </w:rPr>
-          <w:rPr>
-            <w:color w:val="0000EE"/>
-            <w:u w:val="single"/>
-          </w:rPr>
-          <w:t>Hosea 3:2</w:t>
-        </w:r>
-      </w:hyperlink>
-      <w:r>
-        <w:rPr>
-          <w:lang w:val="en_US" w:bidi="en_US"/>
-        </w:rPr>
-        <w:t>. The early versions of the Bible identified it as one-half of a cor, or homer.</w:t>
-      </w:r>
-    </w:p>
-    <w:p>
-      <w:pPr>
-        <w:pStyle w:val="Heading4"/>
-      </w:pPr>
-      <w:r>
-        <w:rPr>
-          <w:lang w:val="en_US" w:bidi="en_US"/>
-        </w:rPr>
-        <w:t>Ephah</w:t>
-      </w:r>
-    </w:p>
-    <w:p>
-      <w:pPr/>
-      <w:r>
-        <w:rPr>
-          <w:lang w:val="en_US" w:bidi="en_US"/>
-        </w:rPr>
-      </w:r>
-      <w:r>
-        <w:rPr>
-          <w:lang w:val="en_US" w:bidi="en_US"/>
-        </w:rPr>
-        <w:t>This is equal to one-tenth of a homer (</w:t>
-      </w:r>
-      <w:hyperlink r:id="rId220">
-        <w:r>
-          <w:rPr>
-            <w:lang w:val="en_US" w:bidi="en_US"/>
-          </w:rPr>
-          <w:rPr>
-            <w:color w:val="0000EE"/>
-            <w:u w:val="single"/>
-          </w:rPr>
-          <w:t>Ez 45:11</w:t>
-        </w:r>
-      </w:hyperlink>
-      <w:r>
-        <w:rPr>
-          <w:lang w:val="en_US" w:bidi="en_US"/>
-        </w:rPr>
-        <w:t xml:space="preserve">), or one-half of a bushel (17.6 liters). The term occurs dozens of times with all sorts of agricultural products. It seems to have been the unit most used in trading and selling. According to </w:t>
-      </w:r>
-      <w:hyperlink r:id="rId221">
-        <w:r>
-          <w:rPr>
-            <w:lang w:val="en_US" w:bidi="en_US"/>
-          </w:rPr>
-          <w:rPr>
-            <w:color w:val="0000EE"/>
-            <w:u w:val="single"/>
-          </w:rPr>
-          <w:t>Zechariah 5:6–10</w:t>
-        </w:r>
-      </w:hyperlink>
-      <w:r>
-        <w:rPr>
-          <w:lang w:val="en_US" w:bidi="en_US"/>
-        </w:rPr>
-        <w:t>, the ephah refers to a container that would hold an ephah of produce, much like the modern-day bushel basket.</w:t>
-      </w:r>
-    </w:p>
-    <w:p>
-      <w:pPr>
-        <w:pStyle w:val="Heading4"/>
-      </w:pPr>
-      <w:r>
-        <w:rPr>
-          <w:lang w:val="en_US" w:bidi="en_US"/>
-        </w:rPr>
-        <w:t>Seah</w:t>
-      </w:r>
-    </w:p>
-    <w:p>
-      <w:pPr/>
-      <w:r>
-        <w:rPr>
-          <w:lang w:val="en_US" w:bidi="en_US"/>
-        </w:rPr>
-      </w:r>
-      <w:r>
-        <w:rPr>
-          <w:lang w:val="en_US" w:bidi="en_US"/>
-        </w:rPr>
-        <w:t>A fraction of the homer, which has a very wide range. The term measures flour, seed, barley, and grain, and is roughly one-third of an ephah. A bushel was about five seahs (</w:t>
-      </w:r>
-      <w:hyperlink r:id="rId222">
-        <w:r>
-          <w:rPr>
-            <w:lang w:val="en_US" w:bidi="en_US"/>
-          </w:rPr>
-          <w:rPr>
-            <w:color w:val="0000EE"/>
-            <w:u w:val="single"/>
-          </w:rPr>
-          <w:t>1 Sm 25:18</w:t>
-        </w:r>
-      </w:hyperlink>
-      <w:r>
-        <w:rPr>
-          <w:lang w:val="en_US" w:bidi="en_US"/>
-        </w:rPr>
-        <w:t>, nlt mg).</w:t>
-      </w:r>
-    </w:p>
-    <w:p>
-      <w:pPr>
-        <w:pStyle w:val="Heading4"/>
-      </w:pPr>
-      <w:r>
-        <w:rPr>
-          <w:lang w:val="en_US" w:bidi="en_US"/>
-        </w:rPr>
-        <w:t>Omer/Issaron</w:t>
-      </w:r>
-    </w:p>
-    <w:p>
-      <w:pPr/>
-      <w:r>
-        <w:rPr>
-          <w:lang w:val="en_US" w:bidi="en_US"/>
-        </w:rPr>
-      </w:r>
-      <w:r>
-        <w:rPr>
-          <w:lang w:val="en_US" w:bidi="en_US"/>
-        </w:rPr>
-        <w:t>The omer occurs only in the account of the collecting of manna by the Israelites (</w:t>
-      </w:r>
-      <w:hyperlink r:id="rId223">
-        <w:r>
-          <w:rPr>
-            <w:lang w:val="en_US" w:bidi="en_US"/>
-          </w:rPr>
-          <w:rPr>
-            <w:color w:val="0000EE"/>
-            <w:u w:val="single"/>
-          </w:rPr>
-          <w:t>Ex 16:22</w:t>
-        </w:r>
-      </w:hyperlink>
-      <w:r>
-        <w:rPr>
-          <w:lang w:val="en_US" w:bidi="en_US"/>
-        </w:rPr>
-        <w:t>). It represents a day’s ration of manna and is identified as one-tenth of an ephah (</w:t>
-      </w:r>
-      <w:hyperlink r:id="rId224">
-        <w:r>
-          <w:rPr>
-            <w:lang w:val="en_US" w:bidi="en_US"/>
-          </w:rPr>
-          <w:rPr>
-            <w:color w:val="0000EE"/>
-            <w:u w:val="single"/>
-          </w:rPr>
-          <w:t>Ex 16:36</w:t>
-        </w:r>
-      </w:hyperlink>
-      <w:r>
-        <w:rPr>
-          <w:lang w:val="en_US" w:bidi="en_US"/>
-        </w:rPr>
-        <w:t xml:space="preserve">). The issaron is a term that means a tenth. Its 25 occurrences are all in Exodus, Leviticus, and Numbers (mostly in </w:t>
-      </w:r>
-      <w:hyperlink r:id="rId225">
-        <w:r>
-          <w:rPr>
-            <w:lang w:val="en_US" w:bidi="en_US"/>
-          </w:rPr>
-          <w:rPr>
-            <w:color w:val="0000EE"/>
-            <w:u w:val="single"/>
-          </w:rPr>
-          <w:t>Nm 28–29</w:t>
-        </w:r>
-      </w:hyperlink>
-      <w:r>
-        <w:rPr>
-          <w:lang w:val="en_US" w:bidi="en_US"/>
-        </w:rPr>
-        <w:t>); it refers only to measures of fine flour.</w:t>
-      </w:r>
-    </w:p>
-    <w:p>
-      <w:pPr>
-        <w:pStyle w:val="Heading4"/>
-      </w:pPr>
-      <w:r>
-        <w:rPr>
-          <w:lang w:val="en_US" w:bidi="en_US"/>
-        </w:rPr>
-        <w:t>Cab, Kab</w:t>
-      </w:r>
-    </w:p>
-    <w:p>
-      <w:pPr/>
-      <w:r>
-        <w:rPr>
-          <w:lang w:val="en_US" w:bidi="en_US"/>
-        </w:rPr>
-      </w:r>
-      <w:r>
-        <w:rPr>
-          <w:lang w:val="en_US" w:bidi="en_US"/>
-        </w:rPr>
-        <w:t xml:space="preserve">This unit occurs only in </w:t>
-      </w:r>
-      <w:hyperlink r:id="rId226">
-        <w:r>
-          <w:rPr>
-            <w:lang w:val="en_US" w:bidi="en_US"/>
-          </w:rPr>
-          <w:rPr>
-            <w:color w:val="0000EE"/>
-            <w:u w:val="single"/>
-          </w:rPr>
-          <w:t>2 Kings 6:25</w:t>
-        </w:r>
-      </w:hyperlink>
-      <w:r>
-        <w:rPr>
-          <w:lang w:val="en_US" w:bidi="en_US"/>
-        </w:rPr>
-        <w:t>. The estimate given by Josephus, one-eighteenth of an ephah (or about one-half of an omer), is usually accepted.</w:t>
-      </w:r>
-    </w:p>
-    <w:p>
-      <w:pPr>
-        <w:pStyle w:val="Heading3"/>
-      </w:pPr>
-      <w:r>
-        <w:rPr>
-          <w:lang w:val="en_US" w:bidi="en_US"/>
-        </w:rPr>
-        <w:t>Capacity (Dry Measure) in the New Testament</w:t>
-      </w:r>
-    </w:p>
-    <w:p>
-      <w:pPr/>
-      <w:r>
-        <w:rPr>
-          <w:lang w:val="en_US" w:bidi="en_US"/>
-        </w:rPr>
-      </w:r>
-      <w:r>
-        <w:rPr>
-          <w:lang w:val="en_US" w:bidi="en_US"/>
-        </w:rPr>
-        <w:t>The following dry measures are used in the NT.</w:t>
-      </w:r>
-    </w:p>
-    <w:p>
-      <w:pPr>
-        <w:pStyle w:val="Heading4"/>
-      </w:pPr>
-      <w:r>
-        <w:rPr>
-          <w:lang w:val="en_US" w:bidi="en_US"/>
-        </w:rPr>
-        <w:t>Choinix</w:t>
-      </w:r>
-    </w:p>
-    <w:p>
-      <w:pPr/>
-      <w:r>
-        <w:rPr>
-          <w:lang w:val="en_US" w:bidi="en_US"/>
-        </w:rPr>
-      </w:r>
-      <w:r>
-        <w:rPr>
-          <w:lang w:val="en_US" w:bidi="en_US"/>
-        </w:rPr>
-        <w:t xml:space="preserve">Occurring only in </w:t>
-      </w:r>
-      <w:hyperlink r:id="rId227">
-        <w:r>
-          <w:rPr>
-            <w:lang w:val="en_US" w:bidi="en_US"/>
-          </w:rPr>
-          <w:rPr>
-            <w:color w:val="0000EE"/>
-            <w:u w:val="single"/>
-          </w:rPr>
-          <w:t>Revelation 6:6</w:t>
-        </w:r>
-      </w:hyperlink>
-      <w:r>
-        <w:rPr>
-          <w:lang w:val="en_US" w:bidi="en_US"/>
-        </w:rPr>
-        <w:t xml:space="preserve"> (see nlt mg), the choinix is a little more than a quart (1.1 liters). In Greek literature it was considered the amount of one man’s daily allowance of corn.</w:t>
-      </w:r>
-    </w:p>
-    <w:p>
-      <w:pPr>
-        <w:pStyle w:val="Heading4"/>
-      </w:pPr>
-      <w:r>
-        <w:rPr>
-          <w:lang w:val="en_US" w:bidi="en_US"/>
-        </w:rPr>
-        <w:t>Modius</w:t>
-      </w:r>
-    </w:p>
-    <w:p>
-      <w:pPr/>
-      <w:r>
-        <w:rPr>
-          <w:lang w:val="en_US" w:bidi="en_US"/>
-        </w:rPr>
-      </w:r>
-      <w:r>
-        <w:rPr>
-          <w:lang w:val="en_US" w:bidi="en_US"/>
-        </w:rPr>
-        <w:t>This is the “bushel” under which one’s lamp should not be hid (</w:t>
-      </w:r>
-      <w:hyperlink r:id="rId228">
-        <w:r>
-          <w:rPr>
-            <w:lang w:val="en_US" w:bidi="en_US"/>
-          </w:rPr>
-          <w:rPr>
-            <w:color w:val="0000EE"/>
-            <w:u w:val="single"/>
-          </w:rPr>
-          <w:t>Mt 5:15</w:t>
-        </w:r>
-      </w:hyperlink>
-      <w:r>
-        <w:rPr>
-          <w:lang w:val="en_US" w:bidi="en_US"/>
-        </w:rPr>
-        <w:t xml:space="preserve">; </w:t>
-      </w:r>
-      <w:hyperlink r:id="rId229">
-        <w:r>
-          <w:rPr>
-            <w:lang w:val="en_US" w:bidi="en_US"/>
-          </w:rPr>
-          <w:rPr>
-            <w:color w:val="0000EE"/>
-            <w:u w:val="single"/>
-          </w:rPr>
-          <w:t>Mk 4:21</w:t>
-        </w:r>
-      </w:hyperlink>
-      <w:r>
-        <w:rPr>
-          <w:lang w:val="en_US" w:bidi="en_US"/>
-        </w:rPr>
-        <w:t xml:space="preserve">; </w:t>
-      </w:r>
-      <w:hyperlink r:id="rId230">
-        <w:r>
-          <w:rPr>
-            <w:lang w:val="en_US" w:bidi="en_US"/>
-          </w:rPr>
-          <w:rPr>
-            <w:color w:val="0000EE"/>
-            <w:u w:val="single"/>
-          </w:rPr>
-          <w:t>Lk 11:33</w:t>
-        </w:r>
-      </w:hyperlink>
-      <w:r>
-        <w:rPr>
-          <w:lang w:val="en_US" w:bidi="en_US"/>
-        </w:rPr>
-        <w:t>). It is actually equal to about a peck, 7.68 dry quarts (8.5 liters).</w:t>
-      </w:r>
-    </w:p>
-    <w:p>
-      <w:pPr>
-        <w:pStyle w:val="Heading4"/>
-      </w:pPr>
-      <w:r>
-        <w:rPr>
-          <w:lang w:val="en_US" w:bidi="en_US"/>
-        </w:rPr>
-        <w:t>Saton</w:t>
-      </w:r>
-    </w:p>
-    <w:p>
-      <w:pPr/>
-      <w:r>
-        <w:rPr>
-          <w:lang w:val="en_US" w:bidi="en_US"/>
-        </w:rPr>
-      </w:r>
-      <w:r>
-        <w:rPr>
-          <w:lang w:val="en_US" w:bidi="en_US"/>
-        </w:rPr>
-        <w:t>This is the equivalent of the OT seah and can therefore also be approximated at about a peck. It is used only twice in the NT in parallel passages of the parable of the leaven, which is like the kingdom of God (</w:t>
-      </w:r>
-      <w:hyperlink r:id="rId231">
-        <w:r>
-          <w:rPr>
-            <w:lang w:val="en_US" w:bidi="en_US"/>
-          </w:rPr>
-          <w:rPr>
-            <w:color w:val="0000EE"/>
-            <w:u w:val="single"/>
-          </w:rPr>
-          <w:t>Mt 13:33</w:t>
-        </w:r>
-      </w:hyperlink>
-      <w:r>
-        <w:rPr>
-          <w:lang w:val="en_US" w:bidi="en_US"/>
-        </w:rPr>
-        <w:t xml:space="preserve">; </w:t>
-      </w:r>
-      <w:hyperlink r:id="rId232">
-        <w:r>
-          <w:rPr>
-            <w:lang w:val="en_US" w:bidi="en_US"/>
-          </w:rPr>
-          <w:rPr>
-            <w:color w:val="0000EE"/>
-            <w:u w:val="single"/>
-          </w:rPr>
-          <w:t>Lk 13:21</w:t>
-        </w:r>
-      </w:hyperlink>
-      <w:r>
-        <w:rPr>
-          <w:lang w:val="en_US" w:bidi="en_US"/>
-        </w:rPr>
-        <w:t>).</w:t>
-      </w:r>
-    </w:p>
-    <w:p>
-      <w:pPr>
-        <w:pStyle w:val="Heading3"/>
-      </w:pPr>
-      <w:r>
-        <w:rPr>
-          <w:lang w:val="en_US" w:bidi="en_US"/>
-        </w:rPr>
-        <w:t>Liquid Measures in the Old Testament</w:t>
-      </w:r>
-    </w:p>
-    <w:p>
-      <w:pPr/>
-      <w:r>
-        <w:rPr>
-          <w:lang w:val="en_US" w:bidi="en_US"/>
-        </w:rPr>
-      </w:r>
-      <w:r>
-        <w:rPr>
-          <w:lang w:val="en_US" w:bidi="en_US"/>
-        </w:rPr>
-        <w:t>Three basic measures were used for liquids in the OT.</w:t>
-      </w:r>
-    </w:p>
-    <w:p>
-      <w:pPr>
-        <w:pStyle w:val="Heading4"/>
-      </w:pPr>
-      <w:r>
-        <w:rPr>
-          <w:lang w:val="en_US" w:bidi="en_US"/>
-        </w:rPr>
-        <w:t>Bath</w:t>
-      </w:r>
-    </w:p>
-    <w:p>
-      <w:pPr/>
-      <w:r>
-        <w:rPr>
-          <w:lang w:val="en_US" w:bidi="en_US"/>
-        </w:rPr>
-      </w:r>
-      <w:r>
-        <w:rPr>
-          <w:lang w:val="en_US" w:bidi="en_US"/>
-        </w:rPr>
-        <w:t>The base unit for the measurement of liquids. The biblical data (</w:t>
-      </w:r>
-      <w:hyperlink r:id="rId215">
-        <w:r>
-          <w:rPr>
-            <w:lang w:val="en_US" w:bidi="en_US"/>
-          </w:rPr>
-          <w:rPr>
-            <w:color w:val="0000EE"/>
-            <w:u w:val="single"/>
-          </w:rPr>
-          <w:t>Ez 45:11–14</w:t>
-        </w:r>
-      </w:hyperlink>
-      <w:r>
-        <w:rPr>
-          <w:lang w:val="en_US" w:bidi="en_US"/>
-        </w:rPr>
-        <w:t xml:space="preserve">) sets it as the liquid equivalent to the dry measure, the ephah. It is one-tenth of a homer. Archaeology has also been able to provide some data for this determination. Jars inscribed as “bath of the king” were found at Lachish and Tell en-Nasbeh, and jars marked “bath” were found at Tell Beit Mirsim. The jars are not complete, so their capacity must be calculated based on a reconstruction. Using this data, the bath was approximately 5.5 gallons (20.8 liters). This estimate would provide acceptable results when factored into the information given in </w:t>
-      </w:r>
-      <w:hyperlink r:id="rId233">
-        <w:r>
-          <w:rPr>
-            <w:lang w:val="en_US" w:bidi="en_US"/>
-          </w:rPr>
-          <w:rPr>
-            <w:color w:val="0000EE"/>
-            <w:u w:val="single"/>
-          </w:rPr>
-          <w:t>1 Kings 7:23–26</w:t>
-        </w:r>
-      </w:hyperlink>
-      <w:r>
-        <w:rPr>
-          <w:lang w:val="en_US" w:bidi="en_US"/>
-        </w:rPr>
-        <w:t>, where the “molten sea” of Solomon’s temple is described as being 30 cubits in circumference, 10 cubits in diameter, 5 cubits deep, and capable of holding 2,000 baths of water.</w:t>
-      </w:r>
-    </w:p>
-    <w:p>
-      <w:pPr>
-        <w:pStyle w:val="Heading4"/>
-      </w:pPr>
-      <w:r>
-        <w:rPr>
-          <w:lang w:val="en_US" w:bidi="en_US"/>
-        </w:rPr>
-        <w:t>Hin</w:t>
-      </w:r>
-    </w:p>
-    <w:p>
-      <w:pPr/>
-      <w:r>
-        <w:rPr>
-          <w:lang w:val="en_US" w:bidi="en_US"/>
-        </w:rPr>
-      </w:r>
-      <w:r>
-        <w:rPr>
-          <w:lang w:val="en_US" w:bidi="en_US"/>
-        </w:rPr>
-        <w:t>One-sixth of a hin of water was considered a person’s minimum daily requirement (</w:t>
-      </w:r>
-      <w:hyperlink r:id="rId234">
-        <w:r>
-          <w:rPr>
-            <w:lang w:val="en_US" w:bidi="en_US"/>
-          </w:rPr>
-          <w:rPr>
-            <w:color w:val="0000EE"/>
-            <w:u w:val="single"/>
-          </w:rPr>
-          <w:t>Ez 4:11</w:t>
-        </w:r>
-      </w:hyperlink>
-      <w:r>
-        <w:rPr>
-          <w:lang w:val="en_US" w:bidi="en_US"/>
-        </w:rPr>
-        <w:t>). A hin is equal to one-sixth of a bath, approximately one gallon (3.8 liters). It is used for a measure of oil, wine, and water, but no context ever mentions more than one hin. Rather, fractions of a hin are used. Occurrences are limited to Exodus, Leviticus, Numbers, and Ezekiel and are therefore most commonly attested in the context of sacrificial libations.</w:t>
-      </w:r>
-    </w:p>
-    <w:p>
-      <w:pPr>
-        <w:pStyle w:val="Heading4"/>
-      </w:pPr>
-      <w:r>
-        <w:rPr>
-          <w:lang w:val="en_US" w:bidi="en_US"/>
-        </w:rPr>
-        <w:t>Log</w:t>
-      </w:r>
-    </w:p>
-    <w:p>
-      <w:pPr/>
-      <w:r>
-        <w:rPr>
-          <w:lang w:val="en_US" w:bidi="en_US"/>
-        </w:rPr>
-      </w:r>
-      <w:r>
-        <w:rPr>
-          <w:lang w:val="en_US" w:bidi="en_US"/>
-        </w:rPr>
-        <w:t xml:space="preserve">This unit occurs only in </w:t>
-      </w:r>
-      <w:hyperlink r:id="rId235">
-        <w:r>
-          <w:rPr>
-            <w:lang w:val="en_US" w:bidi="en_US"/>
-          </w:rPr>
-          <w:rPr>
-            <w:color w:val="0000EE"/>
-            <w:u w:val="single"/>
-          </w:rPr>
-          <w:t>Leviticus 14:10–24</w:t>
-        </w:r>
-      </w:hyperlink>
-      <w:r>
-        <w:rPr>
-          <w:lang w:val="en_US" w:bidi="en_US"/>
-        </w:rPr>
-        <w:t xml:space="preserve"> and equals one-twelfth of a hin, so about .3 quart or .3 liter.</w:t>
-      </w:r>
-    </w:p>
-    <w:p>
-      <w:pPr>
-        <w:pStyle w:val="Heading3"/>
-      </w:pPr>
-      <w:r>
-        <w:rPr>
-          <w:lang w:val="en_US" w:bidi="en_US"/>
-        </w:rPr>
-        <w:t>Liquid Measures in the New Testament</w:t>
-      </w:r>
-    </w:p>
-    <w:p>
-      <w:pPr/>
-      <w:r>
-        <w:rPr>
-          <w:lang w:val="en_US" w:bidi="en_US"/>
-        </w:rPr>
-      </w:r>
-      <w:r>
-        <w:rPr>
-          <w:lang w:val="en_US" w:bidi="en_US"/>
-        </w:rPr>
-        <w:t>The following liquid measures occur in the NT.</w:t>
-      </w:r>
-    </w:p>
-    <w:p>
-      <w:pPr>
-        <w:pStyle w:val="Heading4"/>
-      </w:pPr>
-      <w:r>
-        <w:rPr>
-          <w:lang w:val="en_US" w:bidi="en_US"/>
-        </w:rPr>
-        <w:t>Bath</w:t>
-      </w:r>
-    </w:p>
-    <w:p>
-      <w:pPr/>
-      <w:r>
-        <w:rPr>
-          <w:lang w:val="en_US" w:bidi="en_US"/>
-        </w:rPr>
-      </w:r>
-      <w:r>
-        <w:rPr>
-          <w:lang w:val="en_US" w:bidi="en_US"/>
-        </w:rPr>
-        <w:t>This is used only once (</w:t>
-      </w:r>
-      <w:hyperlink r:id="rId236">
-        <w:r>
-          <w:rPr>
-            <w:lang w:val="en_US" w:bidi="en_US"/>
-          </w:rPr>
-          <w:rPr>
-            <w:color w:val="0000EE"/>
-            <w:u w:val="single"/>
-          </w:rPr>
-          <w:t>Lk 16:6</w:t>
-        </w:r>
-      </w:hyperlink>
-      <w:r>
-        <w:rPr>
-          <w:lang w:val="en_US" w:bidi="en_US"/>
-        </w:rPr>
-        <w:t>) and is the same as the OT bath.</w:t>
-      </w:r>
-    </w:p>
-    <w:p>
-      <w:pPr>
-        <w:pStyle w:val="Heading4"/>
-      </w:pPr>
-      <w:r>
-        <w:rPr>
-          <w:lang w:val="en_US" w:bidi="en_US"/>
-        </w:rPr>
-        <w:t>Metretes</w:t>
-      </w:r>
-    </w:p>
-    <w:p>
-      <w:pPr/>
-      <w:r>
-        <w:rPr>
-          <w:lang w:val="en_US" w:bidi="en_US"/>
-        </w:rPr>
-      </w:r>
-      <w:r>
-        <w:rPr>
-          <w:lang w:val="en_US" w:bidi="en_US"/>
-        </w:rPr>
-        <w:t xml:space="preserve">This is used only in </w:t>
-      </w:r>
-      <w:hyperlink r:id="rId237">
-        <w:r>
-          <w:rPr>
-            <w:lang w:val="en_US" w:bidi="en_US"/>
-          </w:rPr>
-          <w:rPr>
-            <w:color w:val="0000EE"/>
-            <w:u w:val="single"/>
-          </w:rPr>
-          <w:t>John 2:6</w:t>
-        </w:r>
-      </w:hyperlink>
-      <w:r>
-        <w:rPr>
-          <w:lang w:val="en_US" w:bidi="en_US"/>
-        </w:rPr>
-        <w:t>, where it describes the containers in which water was turned to wine. Josephus identifies it as equivalent to a Hebrew bath, but in Greek usage it was the equivalent of about ten gallons (37.9 liters).</w:t>
-      </w:r>
-    </w:p>
-    <w:p>
-      <w:pPr>
-        <w:pStyle w:val="Heading4"/>
-      </w:pPr>
-      <w:r>
-        <w:rPr>
-          <w:lang w:val="en_US" w:bidi="en_US"/>
-        </w:rPr>
-        <w:t>Sextarius/Xestes</w:t>
-      </w:r>
-    </w:p>
-    <w:p>
-      <w:pPr/>
-      <w:r>
-        <w:rPr>
-          <w:lang w:val="en_US" w:bidi="en_US"/>
-        </w:rPr>
-      </w:r>
-      <w:r>
-        <w:rPr>
-          <w:lang w:val="en_US" w:bidi="en_US"/>
-        </w:rPr>
-        <w:t xml:space="preserve">A measure of capacity equal to about one and one-sixth pints (552 milliliters). In </w:t>
-      </w:r>
-      <w:hyperlink r:id="rId238">
-        <w:r>
-          <w:rPr>
-            <w:lang w:val="en_US" w:bidi="en_US"/>
-          </w:rPr>
-          <w:rPr>
-            <w:color w:val="0000EE"/>
-            <w:u w:val="single"/>
-          </w:rPr>
-          <w:t>Mark 7:4</w:t>
-        </w:r>
-      </w:hyperlink>
-      <w:r>
-        <w:rPr>
-          <w:lang w:val="en_US" w:bidi="en_US"/>
-        </w:rPr>
-        <w:t xml:space="preserve"> the word is translated “pitcher” (nlt) or “pot” (kjv, see mg).</w:t>
-      </w:r>
-      <w:r>
-        <w:rPr>
-          <w:lang w:val="en_US" w:bidi="en_US"/>
-        </w:rPr>
-      </w:r>
-      <w:r>
-        <w:rPr>
-          <w:lang w:val="en_US" w:bidi="en_US"/>
-        </w:rPr>
-      </w:r>
-    </w:p>
-    <w:p>
-      <w:pPr/>
-      <w:r>
-        <w:rPr>
-          <w:lang w:val="en_US" w:bidi="en_US"/>
-        </w:rPr>
-      </w:r>
-    </w:p>
-    <w:p>
-      <w:pPr>
-        <w:pStyle w:val="Heading2"/>
-      </w:pPr>
-      <w:r>
-        <w:rPr>
-          <w:lang w:val="en_US" w:bidi="en_US"/>
-        </w:rPr>
-        <w:t>Well</w:t>
-      </w:r>
-      <w:r>
-        <w:rPr>
-          <w:lang w:val="en_US" w:bidi="en_US"/>
-        </w:rPr>
-      </w:r>
-    </w:p>
-    <w:p>
-      <w:pPr/>
-      <w:r>
-        <w:rPr>
-          <w:lang w:val="en_US" w:bidi="en_US"/>
-        </w:rPr>
-      </w:r>
-      <w:r>
-        <w:rPr>
-          <w:lang w:val="en_US" w:bidi="en_US"/>
-        </w:rPr>
-        <w:t>Man-made reservoir fed either by subterranean springs or by rainwater. Because the majority of the biblical world ranges from arid to semiarid, wells were a critical source of water for humans, livestock, and the irrigation of crops. Unfortunately, most wells did not offer a reliable source of water, being dependent on the scarce rainfall or intermittent springs (</w:t>
-      </w:r>
-      <w:hyperlink r:id="rId239">
-        <w:r>
-          <w:rPr>
-            <w:lang w:val="en_US" w:bidi="en_US"/>
-          </w:rPr>
-          <w:rPr>
-            <w:color w:val="0000EE"/>
-            <w:u w:val="single"/>
-          </w:rPr>
-          <w:t>Prv 25:26</w:t>
-        </w:r>
-      </w:hyperlink>
-      <w:r>
-        <w:rPr>
-          <w:lang w:val="en_US" w:bidi="en_US"/>
-        </w:rPr>
-        <w:t>). The discovery of a reliable source of water was therefore the cause of much rejoicing (</w:t>
-      </w:r>
-      <w:hyperlink r:id="rId240">
-        <w:r>
-          <w:rPr>
-            <w:lang w:val="en_US" w:bidi="en_US"/>
-          </w:rPr>
-          <w:rPr>
-            <w:color w:val="0000EE"/>
-            <w:u w:val="single"/>
-          </w:rPr>
-          <w:t>Nm 21:17–18</w:t>
-        </w:r>
-      </w:hyperlink>
-      <w:r>
-        <w:rPr>
-          <w:lang w:val="en_US" w:bidi="en_US"/>
-        </w:rPr>
-        <w:t>) and frequent conflict (</w:t>
-      </w:r>
-      <w:hyperlink r:id="rId241">
-        <w:r>
-          <w:rPr>
-            <w:lang w:val="en_US" w:bidi="en_US"/>
-          </w:rPr>
-          <w:rPr>
-            <w:color w:val="0000EE"/>
-            <w:u w:val="single"/>
-          </w:rPr>
-          <w:t>Gn 21:25–30</w:t>
-        </w:r>
-      </w:hyperlink>
-      <w:r>
-        <w:rPr>
-          <w:lang w:val="en_US" w:bidi="en_US"/>
-        </w:rPr>
-        <w:t xml:space="preserve">; </w:t>
-      </w:r>
-      <w:hyperlink r:id="rId242">
-        <w:r>
-          <w:rPr>
-            <w:lang w:val="en_US" w:bidi="en_US"/>
-          </w:rPr>
-          <w:rPr>
-            <w:color w:val="0000EE"/>
-            <w:u w:val="single"/>
-          </w:rPr>
-          <w:t>26:19–22</w:t>
-        </w:r>
-      </w:hyperlink>
-      <w:r>
-        <w:rPr>
-          <w:lang w:val="en_US" w:bidi="en_US"/>
-        </w:rPr>
-        <w:t xml:space="preserve">; </w:t>
-      </w:r>
-      <w:hyperlink r:id="rId243">
-        <w:r>
-          <w:rPr>
-            <w:lang w:val="en_US" w:bidi="en_US"/>
-          </w:rPr>
-          <w:rPr>
-            <w:color w:val="0000EE"/>
-            <w:u w:val="single"/>
-          </w:rPr>
-          <w:t>2 Kgs 3:19</w:t>
-        </w:r>
-      </w:hyperlink>
-      <w:r>
-        <w:rPr>
-          <w:lang w:val="en_US" w:bidi="en_US"/>
-        </w:rPr>
-        <w:t>). Successfully digging a well and defending one’s water rights often served as an important determinant of property rights (</w:t>
-      </w:r>
-      <w:hyperlink r:id="rId241">
-        <w:r>
-          <w:rPr>
-            <w:lang w:val="en_US" w:bidi="en_US"/>
-          </w:rPr>
-          <w:rPr>
-            <w:color w:val="0000EE"/>
-            <w:u w:val="single"/>
-          </w:rPr>
-          <w:t>Gn 21:25–30</w:t>
-        </w:r>
-      </w:hyperlink>
-      <w:r>
-        <w:rPr>
-          <w:lang w:val="en_US" w:bidi="en_US"/>
-        </w:rPr>
-        <w:t xml:space="preserve">; </w:t>
-      </w:r>
-      <w:hyperlink r:id="rId244">
-        <w:r>
-          <w:rPr>
-            <w:lang w:val="en_US" w:bidi="en_US"/>
-          </w:rPr>
-          <w:rPr>
-            <w:color w:val="0000EE"/>
-            <w:u w:val="single"/>
-          </w:rPr>
-          <w:t>29:2–3</w:t>
-        </w:r>
-      </w:hyperlink>
-      <w:r>
-        <w:rPr>
-          <w:lang w:val="en_US" w:bidi="en_US"/>
-        </w:rPr>
-        <w:t>).</w:t>
-      </w:r>
-    </w:p>
-    <w:p>
-      <w:pPr/>
-      <w:r>
-        <w:rPr>
-          <w:lang w:val="en_US" w:bidi="en_US"/>
-        </w:rPr>
-      </w:r>
-      <w:r>
-        <w:rPr>
-          <w:lang w:val="en_US" w:bidi="en_US"/>
-        </w:rPr>
-        <w:t>Good wells were generally considered signs of God’s providence (</w:t>
-      </w:r>
-      <w:hyperlink r:id="rId245">
-        <w:r>
-          <w:rPr>
-            <w:lang w:val="en_US" w:bidi="en_US"/>
-          </w:rPr>
-          <w:rPr>
-            <w:color w:val="0000EE"/>
-            <w:u w:val="single"/>
-          </w:rPr>
-          <w:t>Gn 16:14</w:t>
-        </w:r>
-      </w:hyperlink>
-      <w:r>
-        <w:rPr>
-          <w:lang w:val="en_US" w:bidi="en_US"/>
-        </w:rPr>
-        <w:t xml:space="preserve">; </w:t>
-      </w:r>
-      <w:hyperlink r:id="rId246">
-        <w:r>
-          <w:rPr>
-            <w:lang w:val="en_US" w:bidi="en_US"/>
-          </w:rPr>
-          <w:rPr>
-            <w:color w:val="0000EE"/>
-            <w:u w:val="single"/>
-          </w:rPr>
-          <w:t>21:19</w:t>
-        </w:r>
-      </w:hyperlink>
-      <w:r>
-        <w:rPr>
-          <w:lang w:val="en_US" w:bidi="en_US"/>
-        </w:rPr>
-        <w:t xml:space="preserve">; </w:t>
-      </w:r>
-      <w:hyperlink r:id="rId247">
-        <w:r>
-          <w:rPr>
-            <w:lang w:val="en_US" w:bidi="en_US"/>
-          </w:rPr>
-          <w:rPr>
-            <w:color w:val="0000EE"/>
-            <w:u w:val="single"/>
-          </w:rPr>
-          <w:t>Nm 21:16–18</w:t>
-        </w:r>
-      </w:hyperlink>
-      <w:r>
-        <w:rPr>
-          <w:lang w:val="en_US" w:bidi="en_US"/>
-        </w:rPr>
-        <w:t>). Biblical writers therefore compared the water of spring-fed wells to God’s provision of salvation for his people (</w:t>
-      </w:r>
-      <w:hyperlink r:id="rId248">
-        <w:r>
-          <w:rPr>
-            <w:lang w:val="en_US" w:bidi="en_US"/>
-          </w:rPr>
-          <w:rPr>
-            <w:color w:val="0000EE"/>
-            <w:u w:val="single"/>
-          </w:rPr>
-          <w:t>Is 12:3</w:t>
-        </w:r>
-      </w:hyperlink>
-      <w:r>
-        <w:rPr>
-          <w:lang w:val="en_US" w:bidi="en_US"/>
-        </w:rPr>
-        <w:t xml:space="preserve">; </w:t>
-      </w:r>
-      <w:hyperlink r:id="rId129">
-        <w:r>
-          <w:rPr>
-            <w:lang w:val="en_US" w:bidi="en_US"/>
-          </w:rPr>
-          <w:rPr>
-            <w:color w:val="0000EE"/>
-            <w:u w:val="single"/>
-          </w:rPr>
-          <w:t>Jn 4:14</w:t>
-        </w:r>
-      </w:hyperlink>
-      <w:r>
-        <w:rPr>
-          <w:lang w:val="en_US" w:bidi="en_US"/>
-        </w:rPr>
-        <w:t>). The distinction between the relatively poor quality of water in cisterns that captured rainwater and the high quality of those wells that tapped springs of “living” (i.e., flowing) water helps clarify the dialogue between Jesus and the Samaritan woman when Jesus offered her “living water” (</w:t>
-      </w:r>
-      <w:hyperlink r:id="rId249">
-        <w:r>
-          <w:rPr>
-            <w:lang w:val="en_US" w:bidi="en_US"/>
-          </w:rPr>
-          <w:rPr>
-            <w:color w:val="0000EE"/>
-            <w:u w:val="single"/>
-          </w:rPr>
-          <w:t>Jn 4:10–15</w:t>
-        </w:r>
-      </w:hyperlink>
-      <w:r>
-        <w:rPr>
-          <w:lang w:val="en_US" w:bidi="en_US"/>
-        </w:rPr>
-        <w:t>).</w:t>
-      </w:r>
-    </w:p>
-    <w:p>
-      <w:pPr/>
-      <w:r>
-        <w:rPr>
-          <w:lang w:val="en_US" w:bidi="en_US"/>
-        </w:rPr>
-      </w:r>
-      <w:r>
-        <w:rPr>
-          <w:i/>
-          <w:lang w:val="en_US" w:bidi="en_US"/>
-        </w:rPr>
-        <w:t>See also</w:t>
-      </w:r>
-      <w:r>
-        <w:rPr>
-          <w:lang w:val="en_US" w:bidi="en_US"/>
-        </w:rPr>
-        <w:t xml:space="preserve"> </w:t>
-      </w:r>
-      <w:r>
-        <w:rPr>
-          <w:lang w:val="en_US" w:bidi="en_US"/>
-        </w:rPr>
-        <w:t>Cistern</w:t>
-      </w:r>
-      <w:r>
-        <w:rPr>
-          <w:lang w:val="en_US" w:bidi="en_US"/>
-        </w:rPr>
-        <w:t xml:space="preserve">; </w:t>
-      </w:r>
-      <w:r>
-        <w:rPr>
-          <w:lang w:val="en_US" w:bidi="en_US"/>
-        </w:rPr>
-        <w:t>Jacob’s Well</w:t>
-      </w:r>
-      <w:r>
-        <w:rPr>
-          <w:lang w:val="en_US" w:bidi="en_US"/>
-        </w:rPr>
-        <w:t>.</w:t>
-      </w:r>
-      <w:r>
-        <w:rPr>
-          <w:lang w:val="en_US" w:bidi="en_US"/>
-        </w:rPr>
-      </w:r>
-      <w:r>
-        <w:rPr>
-          <w:lang w:val="en_US" w:bidi="en_US"/>
-        </w:rPr>
-      </w:r>
-    </w:p>
-    <w:p>
-      <w:pPr/>
-      <w:r>
-        <w:rPr>
-          <w:lang w:val="en_US" w:bidi="en_US"/>
-        </w:rPr>
-      </w:r>
-    </w:p>
-    <w:p>
-      <w:pPr>
-        <w:pStyle w:val="Heading2"/>
-      </w:pPr>
-      <w:r>
-        <w:rPr>
-          <w:lang w:val="en_US" w:bidi="en_US"/>
-        </w:rPr>
         <w:t>Well of the Serpent</w:t>
       </w:r>
       <w:r>
@@ -10479,7 +10666,7 @@
         </w:rPr>
         <w:t>The Well of the Serpent was at an unknown location along the wall of Jerusalem. It stood somewhere between the Valley Gate and the Dung Gate. Nehemiah passed it while inspecting the wall at night (</w:t>
       </w:r>
-      <w:hyperlink r:id="rId250">
+      <w:hyperlink r:id="rId252">
         <w:r>
           <w:rPr>
             <w:lang w:val="en_US" w:bidi="en_US"/>
@@ -10747,7 +10934,7 @@
         </w:rPr>
         <w:t xml:space="preserve">The King James Version uses the word “whale” in </w:t>
       </w:r>
-      <w:hyperlink r:id="rId251">
+      <w:hyperlink r:id="rId253">
         <w:r>
           <w:rPr>
             <w:lang w:val="en_US" w:bidi="en_US"/>
@@ -10765,7 +10952,7 @@
         </w:rPr>
         <w:t xml:space="preserve"> and </w:t>
       </w:r>
-      <w:hyperlink r:id="rId252">
+      <w:hyperlink r:id="rId254">
         <w:r>
           <w:rPr>
             <w:lang w:val="en_US" w:bidi="en_US"/>
@@ -10783,7 +10970,7 @@
         </w:rPr>
         <w:t>. The “great fish” that swallowed Jonah (</w:t>
       </w:r>
-      <w:hyperlink r:id="rId253">
+      <w:hyperlink r:id="rId255">
         <w:r>
           <w:rPr>
             <w:lang w:val="en_US" w:bidi="en_US"/>
@@ -10828,7 +11015,7 @@
         </w:rPr>
         <w:t xml:space="preserve">In Greek, the word for “whale” can also mean “sea monster” or “huge fish.” This may be the meaning in </w:t>
       </w:r>
-      <w:hyperlink r:id="rId254">
+      <w:hyperlink r:id="rId256">
         <w:r>
           <w:rPr>
             <w:lang w:val="en_US" w:bidi="en_US"/>
@@ -11067,7 +11254,7 @@
         </w:rPr>
         <w:t xml:space="preserve">) has branched spikes that often have up to seven heads per stalk. This type is clearly mentioned in </w:t>
       </w:r>
-      <w:hyperlink r:id="rId255">
+      <w:hyperlink r:id="rId257">
         <w:r>
           <w:rPr>
             <w:lang w:val="en_US" w:bidi="en_US"/>
@@ -11112,7 +11299,7 @@
         </w:rPr>
         <w:t>. This wheat is an annual grass (a plant that completes its life cycle in one year). It has been grown in Egypt and other Eastern lands since ancient times. No one knows exactly where it first came from. People have found wheat grains in very old Egyptian tombs and in the remains of prehistoric lake homes in Switzerland. Wheat was certainly the main grain of Mesopotamia in Jacob's time (</w:t>
       </w:r>
-      <w:hyperlink r:id="rId256">
+      <w:hyperlink r:id="rId258">
         <w:r>
           <w:rPr>
             <w:lang w:val="en_US" w:bidi="en_US"/>
@@ -11150,7 +11337,7 @@
         </w:rPr>
         <w:t>peas, beans, lentils, cumin, barley, millet, and spelt, but wheat was always the main ingredient. Egypt was a major grain-producing country, and Abram (</w:t>
       </w:r>
-      <w:hyperlink r:id="rId257">
+      <w:hyperlink r:id="rId259">
         <w:r>
           <w:rPr>
             <w:lang w:val="en_US" w:bidi="en_US"/>
@@ -11168,7 +11355,7 @@
         </w:rPr>
         <w:t xml:space="preserve">) and Joseph's brothers (chapter </w:t>
       </w:r>
-      <w:hyperlink r:id="rId258">
+      <w:hyperlink r:id="rId260">
         <w:r>
           <w:rPr>
             <w:lang w:val="en_US" w:bidi="en_US"/>
@@ -11200,7 +11387,7 @@
         </w:rPr>
         <w:t>The mills, millstones, granaries, and threshing floors mentioned in the Bible all refer to equipment used to process grain into flour. The fine flour used to make the showbread loaves (</w:t>
       </w:r>
-      <w:hyperlink r:id="rId259">
+      <w:hyperlink r:id="rId261">
         <w:r>
           <w:rPr>
             <w:lang w:val="en_US" w:bidi="en_US"/>
@@ -11218,7 +11405,7 @@
         </w:rPr>
         <w:t xml:space="preserve">) was definitely wheat flour. People often stored wheat for home use in the central part of their houses. This explains the story told in </w:t>
       </w:r>
-      <w:hyperlink r:id="rId260">
+      <w:hyperlink r:id="rId262">
         <w:r>
           <w:rPr>
             <w:lang w:val="en_US" w:bidi="en_US"/>
@@ -11236,7 +11423,7 @@
         </w:rPr>
         <w:t>. Sometimes people also stored wheat in dry wells (</w:t>
       </w:r>
-      <w:hyperlink r:id="rId261">
+      <w:hyperlink r:id="rId263">
         <w:r>
           <w:rPr>
             <w:lang w:val="en_US" w:bidi="en_US"/>
@@ -11379,7 +11566,7 @@
         </w:rPr>
         <w:t>the potter’s wheel (</w:t>
       </w:r>
-      <w:hyperlink r:id="rId262">
+      <w:hyperlink r:id="rId264">
         <w:r>
           <w:rPr>
             <w:lang w:val="en_US" w:bidi="en_US"/>
@@ -11415,7 +11602,7 @@
         </w:rPr>
         <w:t>chariot wheels (</w:t>
       </w:r>
-      <w:hyperlink r:id="rId263">
+      <w:hyperlink r:id="rId265">
         <w:r>
           <w:rPr>
             <w:lang w:val="en_US" w:bidi="en_US"/>
@@ -11451,7 +11638,7 @@
         </w:rPr>
         <w:t>wheels for grinding grain (</w:t>
       </w:r>
-      <w:hyperlink r:id="rId264">
+      <w:hyperlink r:id="rId266">
         <w:r>
           <w:rPr>
             <w:lang w:val="en_US" w:bidi="en_US"/>
@@ -11496,7 +11683,7 @@
         </w:rPr>
         <w:t xml:space="preserve"> in the Bible is in Ezekiel's vision of God's chariot (</w:t>
       </w:r>
-      <w:hyperlink r:id="rId265">
+      <w:hyperlink r:id="rId267">
         <w:r>
           <w:rPr>
             <w:lang w:val="en_US" w:bidi="en_US"/>
@@ -11514,7 +11701,7 @@
         </w:rPr>
         <w:t xml:space="preserve">, </w:t>
       </w:r>
-      <w:hyperlink r:id="rId266">
+      <w:hyperlink r:id="rId268">
         <w:r>
           <w:rPr>
             <w:lang w:val="en_US" w:bidi="en_US"/>
@@ -11532,7 +11719,7 @@
         </w:rPr>
         <w:t>). The cloud appearing in a stormy wind (</w:t>
       </w:r>
-      <w:hyperlink r:id="rId267">
+      <w:hyperlink r:id="rId269">
         <w:r>
           <w:rPr>
             <w:lang w:val="en_US" w:bidi="en_US"/>
@@ -11645,7 +11832,7 @@
         </w:rPr>
         <w:t>Any strong, potentially destructive wind (</w:t>
       </w:r>
-      <w:hyperlink r:id="rId268">
+      <w:hyperlink r:id="rId270">
         <w:r>
           <w:rPr>
             <w:lang w:val="en_US" w:bidi="en_US"/>
@@ -11663,7 +11850,7 @@
         </w:rPr>
         <w:t xml:space="preserve">; </w:t>
       </w:r>
-      <w:hyperlink r:id="rId269">
+      <w:hyperlink r:id="rId271">
         <w:r>
           <w:rPr>
             <w:lang w:val="en_US" w:bidi="en_US"/>
@@ -11681,7 +11868,7 @@
         </w:rPr>
         <w:t xml:space="preserve">; </w:t>
       </w:r>
-      <w:hyperlink r:id="rId270">
+      <w:hyperlink r:id="rId272">
         <w:r>
           <w:rPr>
             <w:lang w:val="en_US" w:bidi="en_US"/>
@@ -11699,6 +11886,110 @@
         </w:rPr>
         <w:t xml:space="preserve">). Whirlwinds are sometimes called dust devils. While whirlwinds are common in the arid regions of the Middle East, the apparent fury and destructiveness of the biblical whirlwind make it unlikely that relatively harmless dust devils are intended (compare </w:t>
       </w:r>
+      <w:hyperlink r:id="rId273">
+        <w:r>
+          <w:rPr>
+            <w:lang w:val="en_US" w:bidi="en_US"/>
+          </w:rPr>
+          <w:rPr>
+            <w:color w:val="0000EE"/>
+            <w:u w:val="single"/>
+          </w:rPr>
+          <w:t>Amos 1:14</w:t>
+        </w:r>
+      </w:hyperlink>
+      <w:r>
+        <w:rPr>
+          <w:lang w:val="en_US" w:bidi="en_US"/>
+        </w:rPr>
+        <w:t xml:space="preserve">; </w:t>
+      </w:r>
+      <w:hyperlink r:id="rId274">
+        <w:r>
+          <w:rPr>
+            <w:lang w:val="en_US" w:bidi="en_US"/>
+          </w:rPr>
+          <w:rPr>
+            <w:color w:val="0000EE"/>
+            <w:u w:val="single"/>
+          </w:rPr>
+          <w:t>Habakkuk 3:14</w:t>
+        </w:r>
+      </w:hyperlink>
+      <w:r>
+        <w:rPr>
+          <w:lang w:val="en_US" w:bidi="en_US"/>
+        </w:rPr>
+        <w:t>). Sirocco winds from the eastern deserts are sometimes cyclonic in form, but the winds in Scripture may not be whirlwinds in the technical sense.</w:t>
+      </w:r>
+    </w:p>
+    <w:p>
+      <w:pPr/>
+      <w:r>
+        <w:rPr>
+          <w:lang w:val="en_US" w:bidi="en_US"/>
+        </w:rPr>
+      </w:r>
+      <w:r>
+        <w:rPr>
+          <w:lang w:val="en_US" w:bidi="en_US"/>
+        </w:rPr>
+        <w:t>Biblical whirlwinds were often associated with divine activity. Elijah was taken into heaven by a whirlwind (</w:t>
+      </w:r>
+      <w:hyperlink r:id="rId275">
+        <w:r>
+          <w:rPr>
+            <w:lang w:val="en_US" w:bidi="en_US"/>
+          </w:rPr>
+          <w:rPr>
+            <w:color w:val="0000EE"/>
+            <w:u w:val="single"/>
+          </w:rPr>
+          <w:t>2 Kings 2:1, 11</w:t>
+        </w:r>
+      </w:hyperlink>
+      <w:r>
+        <w:rPr>
+          <w:lang w:val="en_US" w:bidi="en_US"/>
+        </w:rPr>
+        <w:t>). God frequently spoke out of the whirlwind (</w:t>
+      </w:r>
+      <w:hyperlink r:id="rId276">
+        <w:r>
+          <w:rPr>
+            <w:lang w:val="en_US" w:bidi="en_US"/>
+          </w:rPr>
+          <w:rPr>
+            <w:color w:val="0000EE"/>
+            <w:u w:val="single"/>
+          </w:rPr>
+          <w:t>Job 38:1</w:t>
+        </w:r>
+      </w:hyperlink>
+      <w:r>
+        <w:rPr>
+          <w:lang w:val="en_US" w:bidi="en_US"/>
+        </w:rPr>
+        <w:t xml:space="preserve">; </w:t>
+      </w:r>
+      <w:hyperlink r:id="rId277">
+        <w:r>
+          <w:rPr>
+            <w:lang w:val="en_US" w:bidi="en_US"/>
+          </w:rPr>
+          <w:rPr>
+            <w:color w:val="0000EE"/>
+            <w:u w:val="single"/>
+          </w:rPr>
+          <w:t>40:6</w:t>
+        </w:r>
+      </w:hyperlink>
+      <w:r>
+        <w:rPr>
+          <w:lang w:val="en_US" w:bidi="en_US"/>
+        </w:rPr>
+        <w:t xml:space="preserve">; </w:t>
+      </w:r>
       <w:hyperlink r:id="rId271">
         <w:r>
           <w:rPr>
@@ -11708,6 +11999,42 @@
             <w:color w:val="0000EE"/>
             <w:u w:val="single"/>
           </w:rPr>
+          <w:t>Psalms 77:18</w:t>
+        </w:r>
+      </w:hyperlink>
+      <w:r>
+        <w:rPr>
+          <w:lang w:val="en_US" w:bidi="en_US"/>
+        </w:rPr>
+        <w:t>). The description of the sudden destruction of divine judgment was frequently associated with storms, tempests, and whirlwinds (</w:t>
+      </w:r>
+      <w:hyperlink r:id="rId278">
+        <w:r>
+          <w:rPr>
+            <w:lang w:val="en_US" w:bidi="en_US"/>
+          </w:rPr>
+          <w:rPr>
+            <w:color w:val="0000EE"/>
+            <w:u w:val="single"/>
+          </w:rPr>
+          <w:t>Hosea 8:7</w:t>
+        </w:r>
+      </w:hyperlink>
+      <w:r>
+        <w:rPr>
+          <w:lang w:val="en_US" w:bidi="en_US"/>
+        </w:rPr>
+        <w:t xml:space="preserve">; </w:t>
+      </w:r>
+      <w:hyperlink r:id="rId273">
+        <w:r>
+          <w:rPr>
+            <w:lang w:val="en_US" w:bidi="en_US"/>
+          </w:rPr>
+          <w:rPr>
+            <w:color w:val="0000EE"/>
+            <w:u w:val="single"/>
+          </w:rPr>
           <w:t>Amos 1:14</w:t>
         </w:r>
       </w:hyperlink>
@@ -11717,165 +12044,25 @@
         </w:rPr>
         <w:t xml:space="preserve">; </w:t>
       </w:r>
-      <w:hyperlink r:id="rId272">
-        <w:r>
-          <w:rPr>
-            <w:lang w:val="en_US" w:bidi="en_US"/>
-          </w:rPr>
-          <w:rPr>
-            <w:color w:val="0000EE"/>
-            <w:u w:val="single"/>
-          </w:rPr>
-          <w:t>Habakkuk 3:14</w:t>
-        </w:r>
-      </w:hyperlink>
-      <w:r>
-        <w:rPr>
-          <w:lang w:val="en_US" w:bidi="en_US"/>
-        </w:rPr>
-        <w:t>). Sirocco winds from the eastern deserts are sometimes cyclonic in form, but the winds in Scripture may not be whirlwinds in the technical sense.</w:t>
-      </w:r>
-    </w:p>
-    <w:p>
-      <w:pPr/>
-      <w:r>
-        <w:rPr>
-          <w:lang w:val="en_US" w:bidi="en_US"/>
-        </w:rPr>
-      </w:r>
-      <w:r>
-        <w:rPr>
-          <w:lang w:val="en_US" w:bidi="en_US"/>
-        </w:rPr>
-        <w:t>Biblical whirlwinds were often associated with divine activity. Elijah was taken into heaven by a whirlwind (</w:t>
-      </w:r>
-      <w:hyperlink r:id="rId273">
-        <w:r>
-          <w:rPr>
-            <w:lang w:val="en_US" w:bidi="en_US"/>
-          </w:rPr>
-          <w:rPr>
-            <w:color w:val="0000EE"/>
-            <w:u w:val="single"/>
-          </w:rPr>
-          <w:t>2 Kings 2:1, 11</w:t>
-        </w:r>
-      </w:hyperlink>
-      <w:r>
-        <w:rPr>
-          <w:lang w:val="en_US" w:bidi="en_US"/>
-        </w:rPr>
-        <w:t>). God frequently spoke out of the whirlwind (</w:t>
+      <w:hyperlink r:id="rId279">
+        <w:r>
+          <w:rPr>
+            <w:lang w:val="en_US" w:bidi="en_US"/>
+          </w:rPr>
+          <w:rPr>
+            <w:color w:val="0000EE"/>
+            <w:u w:val="single"/>
+          </w:rPr>
+          <w:t>Nahum 1:3</w:t>
+        </w:r>
+      </w:hyperlink>
+      <w:r>
+        <w:rPr>
+          <w:lang w:val="en_US" w:bidi="en_US"/>
+        </w:rPr>
+        <w:t xml:space="preserve">; </w:t>
       </w:r>
       <w:hyperlink r:id="rId274">
-        <w:r>
-          <w:rPr>
-            <w:lang w:val="en_US" w:bidi="en_US"/>
-          </w:rPr>
-          <w:rPr>
-            <w:color w:val="0000EE"/>
-            <w:u w:val="single"/>
-          </w:rPr>
-          <w:t>Job 38:1</w:t>
-        </w:r>
-      </w:hyperlink>
-      <w:r>
-        <w:rPr>
-          <w:lang w:val="en_US" w:bidi="en_US"/>
-        </w:rPr>
-        <w:t xml:space="preserve">; </w:t>
-      </w:r>
-      <w:hyperlink r:id="rId275">
-        <w:r>
-          <w:rPr>
-            <w:lang w:val="en_US" w:bidi="en_US"/>
-          </w:rPr>
-          <w:rPr>
-            <w:color w:val="0000EE"/>
-            <w:u w:val="single"/>
-          </w:rPr>
-          <w:t>40:6</w:t>
-        </w:r>
-      </w:hyperlink>
-      <w:r>
-        <w:rPr>
-          <w:lang w:val="en_US" w:bidi="en_US"/>
-        </w:rPr>
-        <w:t xml:space="preserve">; </w:t>
-      </w:r>
-      <w:hyperlink r:id="rId269">
-        <w:r>
-          <w:rPr>
-            <w:lang w:val="en_US" w:bidi="en_US"/>
-          </w:rPr>
-          <w:rPr>
-            <w:color w:val="0000EE"/>
-            <w:u w:val="single"/>
-          </w:rPr>
-          <w:t>Psalms 77:18</w:t>
-        </w:r>
-      </w:hyperlink>
-      <w:r>
-        <w:rPr>
-          <w:lang w:val="en_US" w:bidi="en_US"/>
-        </w:rPr>
-        <w:t>). The description of the sudden destruction of divine judgment was frequently associated with storms, tempests, and whirlwinds (</w:t>
-      </w:r>
-      <w:hyperlink r:id="rId276">
-        <w:r>
-          <w:rPr>
-            <w:lang w:val="en_US" w:bidi="en_US"/>
-          </w:rPr>
-          <w:rPr>
-            <w:color w:val="0000EE"/>
-            <w:u w:val="single"/>
-          </w:rPr>
-          <w:t>Hosea 8:7</w:t>
-        </w:r>
-      </w:hyperlink>
-      <w:r>
-        <w:rPr>
-          <w:lang w:val="en_US" w:bidi="en_US"/>
-        </w:rPr>
-        <w:t xml:space="preserve">; </w:t>
-      </w:r>
-      <w:hyperlink r:id="rId271">
-        <w:r>
-          <w:rPr>
-            <w:lang w:val="en_US" w:bidi="en_US"/>
-          </w:rPr>
-          <w:rPr>
-            <w:color w:val="0000EE"/>
-            <w:u w:val="single"/>
-          </w:rPr>
-          <w:t>Amos 1:14</w:t>
-        </w:r>
-      </w:hyperlink>
-      <w:r>
-        <w:rPr>
-          <w:lang w:val="en_US" w:bidi="en_US"/>
-        </w:rPr>
-        <w:t xml:space="preserve">; </w:t>
-      </w:r>
-      <w:hyperlink r:id="rId277">
-        <w:r>
-          <w:rPr>
-            <w:lang w:val="en_US" w:bidi="en_US"/>
-          </w:rPr>
-          <w:rPr>
-            <w:color w:val="0000EE"/>
-            <w:u w:val="single"/>
-          </w:rPr>
-          <w:t>Nahum 1:3</w:t>
-        </w:r>
-      </w:hyperlink>
-      <w:r>
-        <w:rPr>
-          <w:lang w:val="en_US" w:bidi="en_US"/>
-        </w:rPr>
-        <w:t xml:space="preserve">; </w:t>
-      </w:r>
-      <w:hyperlink r:id="rId272">
         <w:r>
           <w:rPr>
             <w:lang w:val="en_US" w:bidi="en_US"/>
@@ -11973,7 +12160,7 @@
         </w:rPr>
         <w:t>goats (</w:t>
       </w:r>
-      <w:hyperlink r:id="rId278">
+      <w:hyperlink r:id="rId280">
         <w:r>
           <w:rPr>
             <w:lang w:val="en_US" w:bidi="en_US"/>
@@ -12009,7 +12196,7 @@
         </w:rPr>
         <w:t>hair (</w:t>
       </w:r>
-      <w:hyperlink r:id="rId279">
+      <w:hyperlink r:id="rId281">
         <w:r>
           <w:rPr>
             <w:lang w:val="en_US" w:bidi="en_US"/>
@@ -12027,7 +12214,7 @@
         </w:rPr>
         <w:t xml:space="preserve">; </w:t>
       </w:r>
-      <w:hyperlink r:id="rId280">
+      <w:hyperlink r:id="rId282">
         <w:r>
           <w:rPr>
             <w:lang w:val="en_US" w:bidi="en_US"/>
@@ -12045,7 +12232,7 @@
         </w:rPr>
         <w:t xml:space="preserve">; </w:t>
       </w:r>
-      <w:hyperlink r:id="rId281">
+      <w:hyperlink r:id="rId283">
         <w:r>
           <w:rPr>
             <w:lang w:val="en_US" w:bidi="en_US"/>
@@ -12081,7 +12268,7 @@
         </w:rPr>
         <w:t>diseased skin (</w:t>
       </w:r>
-      <w:hyperlink r:id="rId282">
+      <w:hyperlink r:id="rId284">
         <w:r>
           <w:rPr>
             <w:lang w:val="en_US" w:bidi="en_US"/>
@@ -12099,7 +12286,7 @@
         </w:rPr>
         <w:t xml:space="preserve">; </w:t>
       </w:r>
-      <w:hyperlink r:id="rId283">
+      <w:hyperlink r:id="rId285">
         <w:r>
           <w:rPr>
             <w:lang w:val="en_US" w:bidi="en_US"/>
@@ -12135,7 +12322,7 @@
         </w:rPr>
         <w:t>manna (</w:t>
       </w:r>
-      <w:hyperlink r:id="rId284">
+      <w:hyperlink r:id="rId286">
         <w:r>
           <w:rPr>
             <w:lang w:val="en_US" w:bidi="en_US"/>
@@ -12171,7 +12358,7 @@
         </w:rPr>
         <w:t>snow (</w:t>
       </w:r>
-      <w:hyperlink r:id="rId285">
+      <w:hyperlink r:id="rId287">
         <w:r>
           <w:rPr>
             <w:lang w:val="en_US" w:bidi="en_US"/>
@@ -12207,7 +12394,7 @@
         </w:rPr>
         <w:t>milk and teeth (</w:t>
       </w:r>
-      <w:hyperlink r:id="rId286">
+      <w:hyperlink r:id="rId288">
         <w:r>
           <w:rPr>
             <w:lang w:val="en_US" w:bidi="en_US"/>
@@ -12243,7 +12430,7 @@
         </w:rPr>
         <w:t>horses (</w:t>
       </w:r>
-      <w:hyperlink r:id="rId287">
+      <w:hyperlink r:id="rId289">
         <w:r>
           <w:rPr>
             <w:lang w:val="en_US" w:bidi="en_US"/>
@@ -12261,7 +12448,7 @@
         </w:rPr>
         <w:t xml:space="preserve">; </w:t>
       </w:r>
-      <w:hyperlink r:id="rId288">
+      <w:hyperlink r:id="rId290">
         <w:r>
           <w:rPr>
             <w:lang w:val="en_US" w:bidi="en_US"/>
@@ -12279,7 +12466,7 @@
         </w:rPr>
         <w:t xml:space="preserve">; </w:t>
       </w:r>
-      <w:hyperlink r:id="rId289">
+      <w:hyperlink r:id="rId291">
         <w:r>
           <w:rPr>
             <w:lang w:val="en_US" w:bidi="en_US"/>
@@ -12297,7 +12484,7 @@
         </w:rPr>
         <w:t xml:space="preserve">; </w:t>
       </w:r>
-      <w:hyperlink r:id="rId290">
+      <w:hyperlink r:id="rId292">
         <w:r>
           <w:rPr>
             <w:lang w:val="en_US" w:bidi="en_US"/>
@@ -12333,7 +12520,7 @@
         </w:rPr>
         <w:t>a donkey (</w:t>
       </w:r>
-      <w:hyperlink r:id="rId291">
+      <w:hyperlink r:id="rId293">
         <w:r>
           <w:rPr>
             <w:lang w:val="en_US" w:bidi="en_US"/>
@@ -12369,7 +12556,7 @@
         </w:rPr>
         <w:t>wool (</w:t>
       </w:r>
-      <w:hyperlink r:id="rId292">
+      <w:hyperlink r:id="rId294">
         <w:r>
           <w:rPr>
             <w:lang w:val="en_US" w:bidi="en_US"/>
@@ -12405,7 +12592,7 @@
         </w:rPr>
         <w:t>a special stone (</w:t>
       </w:r>
-      <w:hyperlink r:id="rId293">
+      <w:hyperlink r:id="rId295">
         <w:r>
           <w:rPr>
             <w:lang w:val="en_US" w:bidi="en_US"/>
@@ -12441,7 +12628,7 @@
         </w:rPr>
         <w:t>light (</w:t>
       </w:r>
-      <w:hyperlink r:id="rId294">
+      <w:hyperlink r:id="rId296">
         <w:r>
           <w:rPr>
             <w:lang w:val="en_US" w:bidi="en_US"/>
@@ -12477,7 +12664,7 @@
         </w:rPr>
         <w:t>clouds (</w:t>
       </w:r>
-      <w:hyperlink r:id="rId295">
+      <w:hyperlink r:id="rId297">
         <w:r>
           <w:rPr>
             <w:lang w:val="en_US" w:bidi="en_US"/>
@@ -12513,7 +12700,7 @@
         </w:rPr>
         <w:t>fields ready for harvest (</w:t>
       </w:r>
-      <w:hyperlink r:id="rId296">
+      <w:hyperlink r:id="rId298">
         <w:r>
           <w:rPr>
             <w:lang w:val="en_US" w:bidi="en_US"/>
@@ -12549,7 +12736,7 @@
         </w:rPr>
         <w:t>curtains (</w:t>
       </w:r>
-      <w:hyperlink r:id="rId297">
+      <w:hyperlink r:id="rId299">
         <w:r>
           <w:rPr>
             <w:lang w:val="en_US" w:bidi="en_US"/>
@@ -12585,7 +12772,7 @@
         </w:rPr>
         <w:t>clothing (</w:t>
       </w:r>
-      <w:hyperlink r:id="rId298">
+      <w:hyperlink r:id="rId300">
         <w:r>
           <w:rPr>
             <w:lang w:val="en_US" w:bidi="en_US"/>
@@ -12603,7 +12790,7 @@
         </w:rPr>
         <w:t xml:space="preserve">; </w:t>
       </w:r>
-      <w:hyperlink r:id="rId299">
+      <w:hyperlink r:id="rId301">
         <w:r>
           <w:rPr>
             <w:lang w:val="en_US" w:bidi="en_US"/>
@@ -12621,7 +12808,7 @@
         </w:rPr>
         <w:t xml:space="preserve">; </w:t>
       </w:r>
-      <w:hyperlink r:id="rId300">
+      <w:hyperlink r:id="rId302">
         <w:r>
           <w:rPr>
             <w:lang w:val="en_US" w:bidi="en_US"/>
@@ -12639,7 +12826,7 @@
         </w:rPr>
         <w:t xml:space="preserve">; </w:t>
       </w:r>
-      <w:hyperlink r:id="rId301">
+      <w:hyperlink r:id="rId303">
         <w:r>
           <w:rPr>
             <w:lang w:val="en_US" w:bidi="en_US"/>
@@ -12657,7 +12844,7 @@
         </w:rPr>
         <w:t xml:space="preserve">; </w:t>
       </w:r>
-      <w:hyperlink r:id="rId302">
+      <w:hyperlink r:id="rId304">
         <w:r>
           <w:rPr>
             <w:lang w:val="en_US" w:bidi="en_US"/>
@@ -12675,7 +12862,7 @@
         </w:rPr>
         <w:t xml:space="preserve">; </w:t>
       </w:r>
-      <w:hyperlink r:id="rId303">
+      <w:hyperlink r:id="rId305">
         <w:r>
           <w:rPr>
             <w:lang w:val="en_US" w:bidi="en_US"/>
@@ -12711,7 +12898,7 @@
         </w:rPr>
         <w:t>the clothing of angels (</w:t>
       </w:r>
-      <w:hyperlink r:id="rId304">
+      <w:hyperlink r:id="rId306">
         <w:r>
           <w:rPr>
             <w:lang w:val="en_US" w:bidi="en_US"/>
@@ -12729,7 +12916,7 @@
         </w:rPr>
         <w:t xml:space="preserve">; </w:t>
       </w:r>
-      <w:hyperlink r:id="rId305">
+      <w:hyperlink r:id="rId307">
         <w:r>
           <w:rPr>
             <w:lang w:val="en_US" w:bidi="en_US"/>
@@ -12765,7 +12952,7 @@
         </w:rPr>
         <w:t>a throne (</w:t>
       </w:r>
-      <w:hyperlink r:id="rId306">
+      <w:hyperlink r:id="rId308">
         <w:r>
           <w:rPr>
             <w:lang w:val="en_US" w:bidi="en_US"/>
@@ -12797,7 +12984,7 @@
         </w:rPr>
         <w:t>The Bible also uses “white” figuratively to describe cleansing from sin (</w:t>
       </w:r>
-      <w:hyperlink r:id="rId307">
+      <w:hyperlink r:id="rId309">
         <w:r>
           <w:rPr>
             <w:lang w:val="en_US" w:bidi="en_US"/>
@@ -12815,7 +13002,7 @@
         </w:rPr>
         <w:t xml:space="preserve">; </w:t>
       </w:r>
-      <w:hyperlink r:id="rId308">
+      <w:hyperlink r:id="rId310">
         <w:r>
           <w:rPr>
             <w:lang w:val="en_US" w:bidi="en_US"/>
@@ -12833,7 +13020,7 @@
         </w:rPr>
         <w:t xml:space="preserve">; </w:t>
       </w:r>
-      <w:hyperlink r:id="rId309">
+      <w:hyperlink r:id="rId311">
         <w:r>
           <w:rPr>
             <w:lang w:val="en_US" w:bidi="en_US"/>
@@ -12851,7 +13038,7 @@
         </w:rPr>
         <w:t xml:space="preserve">). In </w:t>
       </w:r>
-      <w:hyperlink r:id="rId310">
+      <w:hyperlink r:id="rId312">
         <w:r>
           <w:rPr>
             <w:lang w:val="en_US" w:bidi="en_US"/>
@@ -13123,7 +13310,7 @@
         </w:rPr>
         <w:t>A woman whose husband has died. The Scriptures often list widows with the fatherless and orphans (</w:t>
       </w:r>
-      <w:hyperlink r:id="rId311">
+      <w:hyperlink r:id="rId313">
         <w:r>
           <w:rPr>
             <w:lang w:val="en_US" w:bidi="en_US"/>
@@ -13141,7 +13328,7 @@
         </w:rPr>
         <w:t xml:space="preserve">; </w:t>
       </w:r>
-      <w:hyperlink r:id="rId312">
+      <w:hyperlink r:id="rId314">
         <w:r>
           <w:rPr>
             <w:lang w:val="en_US" w:bidi="en_US"/>
@@ -13159,7 +13346,7 @@
         </w:rPr>
         <w:t xml:space="preserve">; </w:t>
       </w:r>
-      <w:hyperlink r:id="rId313">
+      <w:hyperlink r:id="rId315">
         <w:r>
           <w:rPr>
             <w:lang w:val="en_US" w:bidi="en_US"/>
@@ -13177,7 +13364,7 @@
         </w:rPr>
         <w:t xml:space="preserve">; </w:t>
       </w:r>
-      <w:hyperlink r:id="rId314">
+      <w:hyperlink r:id="rId316">
         <w:r>
           <w:rPr>
             <w:lang w:val="en_US" w:bidi="en_US"/>
@@ -13195,7 +13382,7 @@
         </w:rPr>
         <w:t xml:space="preserve">; </w:t>
       </w:r>
-      <w:hyperlink r:id="rId315">
+      <w:hyperlink r:id="rId317">
         <w:r>
           <w:rPr>
             <w:lang w:val="en_US" w:bidi="en_US"/>
@@ -13250,7 +13437,7 @@
         </w:rPr>
         <w:t>Many Old Testament laws recognized the difficulties of the widow. God designed these laws to protect and ensure the survival of the widow. God was her legal protector (</w:t>
       </w:r>
-      <w:hyperlink r:id="rId316">
+      <w:hyperlink r:id="rId318">
         <w:r>
           <w:rPr>
             <w:lang w:val="en_US" w:bidi="en_US"/>
@@ -13268,6 +13455,96 @@
         </w:rPr>
         <w:t>). He made sure she had the essentials of food and clothing (</w:t>
       </w:r>
+      <w:hyperlink r:id="rId319">
+        <w:r>
+          <w:rPr>
+            <w:lang w:val="en_US" w:bidi="en_US"/>
+          </w:rPr>
+          <w:rPr>
+            <w:color w:val="0000EE"/>
+            <w:u w:val="single"/>
+          </w:rPr>
+          <w:t>Deuteronomy 10:18</w:t>
+        </w:r>
+      </w:hyperlink>
+      <w:r>
+        <w:rPr>
+          <w:lang w:val="en_US" w:bidi="en_US"/>
+        </w:rPr>
+        <w:t>). God pronounced a curse on those who denied her justice (</w:t>
+      </w:r>
+      <w:hyperlink r:id="rId320">
+        <w:r>
+          <w:rPr>
+            <w:lang w:val="en_US" w:bidi="en_US"/>
+          </w:rPr>
+          <w:rPr>
+            <w:color w:val="0000EE"/>
+            <w:u w:val="single"/>
+          </w:rPr>
+          <w:t>27:19</w:t>
+        </w:r>
+      </w:hyperlink>
+      <w:r>
+        <w:rPr>
+          <w:lang w:val="en_US" w:bidi="en_US"/>
+        </w:rPr>
+        <w:t>). At harvest-time, the widow could glean the grain in the fields. She was also allowed some grapes and olives (</w:t>
+      </w:r>
+      <w:hyperlink r:id="rId321">
+        <w:r>
+          <w:rPr>
+            <w:lang w:val="en_US" w:bidi="en_US"/>
+          </w:rPr>
+          <w:rPr>
+            <w:color w:val="0000EE"/>
+            <w:u w:val="single"/>
+          </w:rPr>
+          <w:t>Deuteronomy 24:19</w:t>
+        </w:r>
+      </w:hyperlink>
+      <w:r>
+        <w:rPr>
+          <w:lang w:val="en_US" w:bidi="en_US"/>
+        </w:rPr>
+        <w:t xml:space="preserve">; </w:t>
+      </w:r>
+      <w:hyperlink r:id="rId322">
+        <w:r>
+          <w:rPr>
+            <w:lang w:val="en_US" w:bidi="en_US"/>
+          </w:rPr>
+          <w:rPr>
+            <w:color w:val="0000EE"/>
+            <w:u w:val="single"/>
+          </w:rPr>
+          <w:t>Ruth 2:2, 7, 15–19</w:t>
+        </w:r>
+      </w:hyperlink>
+      <w:r>
+        <w:rPr>
+          <w:lang w:val="en_US" w:bidi="en_US"/>
+        </w:rPr>
+        <w:t>). The law also qualified her to receive some help from the third-year tithe. Yet, widows were often poor and given cruel treatment. Frequent references in the Bible attest to this widespread abuse (</w:t>
+      </w:r>
+      <w:hyperlink r:id="rId323">
+        <w:r>
+          <w:rPr>
+            <w:lang w:val="en_US" w:bidi="en_US"/>
+          </w:rPr>
+          <w:rPr>
+            <w:color w:val="0000EE"/>
+            <w:u w:val="single"/>
+          </w:rPr>
+          <w:t>Job 24:21</w:t>
+        </w:r>
+      </w:hyperlink>
+      <w:r>
+        <w:rPr>
+          <w:lang w:val="en_US" w:bidi="en_US"/>
+        </w:rPr>
+        <w:t xml:space="preserve">; </w:t>
+      </w:r>
       <w:hyperlink r:id="rId317">
         <w:r>
           <w:rPr>
@@ -13277,43 +13554,7 @@
             <w:color w:val="0000EE"/>
             <w:u w:val="single"/>
           </w:rPr>
-          <w:t>Deuteronomy 10:18</w:t>
-        </w:r>
-      </w:hyperlink>
-      <w:r>
-        <w:rPr>
-          <w:lang w:val="en_US" w:bidi="en_US"/>
-        </w:rPr>
-        <w:t>). God pronounced a curse on those who denied her justice (</w:t>
-      </w:r>
-      <w:hyperlink r:id="rId318">
-        <w:r>
-          <w:rPr>
-            <w:lang w:val="en_US" w:bidi="en_US"/>
-          </w:rPr>
-          <w:rPr>
-            <w:color w:val="0000EE"/>
-            <w:u w:val="single"/>
-          </w:rPr>
-          <w:t>27:19</w:t>
-        </w:r>
-      </w:hyperlink>
-      <w:r>
-        <w:rPr>
-          <w:lang w:val="en_US" w:bidi="en_US"/>
-        </w:rPr>
-        <w:t>). At harvest-time, the widow could glean the grain in the fields. She was also allowed some grapes and olives (</w:t>
-      </w:r>
-      <w:hyperlink r:id="rId319">
-        <w:r>
-          <w:rPr>
-            <w:lang w:val="en_US" w:bidi="en_US"/>
-          </w:rPr>
-          <w:rPr>
-            <w:color w:val="0000EE"/>
-            <w:u w:val="single"/>
-          </w:rPr>
-          <w:t>Deuteronomy 24:19</w:t>
+          <w:t>Psalm 94:6</w:t>
         </w:r>
       </w:hyperlink>
       <w:r>
@@ -13322,34 +13563,16 @@
         </w:rPr>
         <w:t xml:space="preserve">; </w:t>
       </w:r>
-      <w:hyperlink r:id="rId320">
-        <w:r>
-          <w:rPr>
-            <w:lang w:val="en_US" w:bidi="en_US"/>
-          </w:rPr>
-          <w:rPr>
-            <w:color w:val="0000EE"/>
-            <w:u w:val="single"/>
-          </w:rPr>
-          <w:t>Ruth 2:2, 7, 15–19</w:t>
-        </w:r>
-      </w:hyperlink>
-      <w:r>
-        <w:rPr>
-          <w:lang w:val="en_US" w:bidi="en_US"/>
-        </w:rPr>
-        <w:t>). The law also qualified her to receive some help from the third-year tithe. Yet, widows were often poor and given cruel treatment. Frequent references in the Bible attest to this widespread abuse (</w:t>
-      </w:r>
-      <w:hyperlink r:id="rId321">
-        <w:r>
-          <w:rPr>
-            <w:lang w:val="en_US" w:bidi="en_US"/>
-          </w:rPr>
-          <w:rPr>
-            <w:color w:val="0000EE"/>
-            <w:u w:val="single"/>
-          </w:rPr>
-          <w:t>Job 24:21</w:t>
+      <w:hyperlink r:id="rId324">
+        <w:r>
+          <w:rPr>
+            <w:lang w:val="en_US" w:bidi="en_US"/>
+          </w:rPr>
+          <w:rPr>
+            <w:color w:val="0000EE"/>
+            <w:u w:val="single"/>
+          </w:rPr>
+          <w:t>Isaiah 1:23</w:t>
         </w:r>
       </w:hyperlink>
       <w:r>
@@ -13358,34 +13581,341 @@
         </w:rPr>
         <w:t xml:space="preserve">; </w:t>
       </w:r>
-      <w:hyperlink r:id="rId315">
-        <w:r>
-          <w:rPr>
-            <w:lang w:val="en_US" w:bidi="en_US"/>
-          </w:rPr>
-          <w:rPr>
-            <w:color w:val="0000EE"/>
-            <w:u w:val="single"/>
-          </w:rPr>
-          <w:t>Psalm 94:6</w:t>
-        </w:r>
-      </w:hyperlink>
+      <w:hyperlink r:id="rId27">
+        <w:r>
+          <w:rPr>
+            <w:lang w:val="en_US" w:bidi="en_US"/>
+          </w:rPr>
+          <w:rPr>
+            <w:color w:val="0000EE"/>
+            <w:u w:val="single"/>
+          </w:rPr>
+          <w:t>Malachi 3:5</w:t>
+        </w:r>
+      </w:hyperlink>
+      <w:r>
+        <w:rPr>
+          <w:lang w:val="en_US" w:bidi="en_US"/>
+        </w:rPr>
+        <w:t>). A special law ordered that the garment of a widow could not become security for a loan (</w:t>
+      </w:r>
+      <w:hyperlink r:id="rId325">
+        <w:r>
+          <w:rPr>
+            <w:lang w:val="en_US" w:bidi="en_US"/>
+          </w:rPr>
+          <w:rPr>
+            <w:color w:val="0000EE"/>
+            <w:u w:val="single"/>
+          </w:rPr>
+          <w:t>Deuteronomy 24:17</w:t>
+        </w:r>
+      </w:hyperlink>
+      <w:r>
+        <w:rPr>
+          <w:lang w:val="en_US" w:bidi="en_US"/>
+        </w:rPr>
+        <w:t>).</w:t>
+      </w:r>
+    </w:p>
+    <w:p>
+      <w:pPr>
+        <w:pStyle w:val="Heading3"/>
+      </w:pPr>
+      <w:r>
+        <w:rPr>
+          <w:lang w:val="en_US" w:bidi="en_US"/>
+        </w:rPr>
+        <w:t>Widows in the Early Church</w:t>
+      </w:r>
+    </w:p>
+    <w:p>
+      <w:pPr/>
+      <w:r>
+        <w:rPr>
+          <w:lang w:val="en_US" w:bidi="en_US"/>
+        </w:rPr>
+      </w:r>
+      <w:r>
+        <w:rPr>
+          <w:lang w:val="en_US" w:bidi="en_US"/>
+        </w:rPr>
+        <w:t>In the early Christian church there was a recognized group of widows. The church qualified them to receive charity. There were several requirements that qualified them. These women need to be at least 60 years of age. They must have been a faithful wife. The church also required that they be poor with no relatives to support them. The church required them to be blameless and devoted to Christian good works (</w:t>
+      </w:r>
+      <w:hyperlink r:id="rId326">
+        <w:r>
+          <w:rPr>
+            <w:lang w:val="en_US" w:bidi="en_US"/>
+          </w:rPr>
+          <w:rPr>
+            <w:color w:val="0000EE"/>
+            <w:u w:val="single"/>
+          </w:rPr>
+          <w:t>1 Timothy 5:9–16</w:t>
+        </w:r>
+      </w:hyperlink>
+      <w:r>
+        <w:rPr>
+          <w:lang w:val="en_US" w:bidi="en_US"/>
+        </w:rPr>
+        <w:t>).</w:t>
+      </w:r>
+    </w:p>
+    <w:p>
+      <w:pPr/>
+      <w:r>
+        <w:rPr>
+          <w:lang w:val="en_US" w:bidi="en_US"/>
+        </w:rPr>
+      </w:r>
+      <w:r>
+        <w:rPr>
+          <w:i/>
+          <w:lang w:val="en_US" w:bidi="en_US"/>
+        </w:rPr>
+        <w:t>See also</w:t>
+      </w:r>
+      <w:r>
+        <w:rPr>
+          <w:lang w:val="en_US" w:bidi="en_US"/>
+        </w:rPr>
+        <w:t xml:space="preserve"> </w:t>
+      </w:r>
+      <w:r>
+        <w:rPr>
+          <w:lang w:val="en_US" w:bidi="en_US"/>
+        </w:rPr>
+        <w:t>Family Life and Relations</w:t>
+      </w:r>
       <w:r>
         <w:rPr>
           <w:lang w:val="en_US" w:bidi="en_US"/>
         </w:rPr>
         <w:t xml:space="preserve">; </w:t>
       </w:r>
-      <w:hyperlink r:id="rId322">
-        <w:r>
-          <w:rPr>
-            <w:lang w:val="en_US" w:bidi="en_US"/>
-          </w:rPr>
-          <w:rPr>
-            <w:color w:val="0000EE"/>
-            <w:u w:val="single"/>
-          </w:rPr>
-          <w:t>Isaiah 1:23</w:t>
+      <w:r>
+        <w:rPr>
+          <w:lang w:val="en_US" w:bidi="en_US"/>
+        </w:rPr>
+        <w:t>Marriage</w:t>
+      </w:r>
+      <w:r>
+        <w:rPr>
+          <w:lang w:val="en_US" w:bidi="en_US"/>
+        </w:rPr>
+        <w:t>.</w:t>
+      </w:r>
+      <w:r>
+        <w:rPr>
+          <w:lang w:val="en_US" w:bidi="en_US"/>
+        </w:rPr>
+      </w:r>
+      <w:r>
+        <w:rPr>
+          <w:lang w:val="en_US" w:bidi="en_US"/>
+        </w:rPr>
+      </w:r>
+    </w:p>
+    <w:p>
+      <w:pPr/>
+      <w:r>
+        <w:rPr>
+          <w:lang w:val="en_US" w:bidi="en_US"/>
+        </w:rPr>
+      </w:r>
+    </w:p>
+    <w:p>
+      <w:pPr>
+        <w:pStyle w:val="Heading2"/>
+      </w:pPr>
+      <w:r>
+        <w:rPr>
+          <w:lang w:val="en_US" w:bidi="en_US"/>
+        </w:rPr>
+        <w:t>Wife</w:t>
+      </w:r>
+      <w:r>
+        <w:rPr>
+          <w:lang w:val="en_US" w:bidi="en_US"/>
+        </w:rPr>
+      </w:r>
+    </w:p>
+    <w:p>
+      <w:pPr/>
+      <w:r>
+        <w:rPr>
+          <w:lang w:val="en_US" w:bidi="en_US"/>
+        </w:rPr>
+      </w:r>
+      <w:r>
+        <w:rPr>
+          <w:lang w:val="en_US" w:bidi="en_US"/>
+        </w:rPr>
+        <w:t>A wife is a married woman.</w:t>
+      </w:r>
+    </w:p>
+    <w:p>
+      <w:pPr/>
+      <w:r>
+        <w:rPr>
+          <w:lang w:val="en_US" w:bidi="en_US"/>
+        </w:rPr>
+      </w:r>
+      <w:r>
+        <w:rPr>
+          <w:i/>
+          <w:lang w:val="en_US" w:bidi="en_US"/>
+        </w:rPr>
+        <w:t>See</w:t>
+      </w:r>
+      <w:r>
+        <w:rPr>
+          <w:lang w:val="en_US" w:bidi="en_US"/>
+        </w:rPr>
+        <w:t xml:space="preserve"> </w:t>
+      </w:r>
+      <w:r>
+        <w:rPr>
+          <w:lang w:val="en_US" w:bidi="en_US"/>
+        </w:rPr>
+        <w:t>Family Life and Relations</w:t>
+      </w:r>
+      <w:r>
+        <w:rPr>
+          <w:lang w:val="en_US" w:bidi="en_US"/>
+        </w:rPr>
+        <w:t>.</w:t>
+      </w:r>
+      <w:r>
+        <w:rPr>
+          <w:lang w:val="en_US" w:bidi="en_US"/>
+        </w:rPr>
+      </w:r>
+      <w:r>
+        <w:rPr>
+          <w:lang w:val="en_US" w:bidi="en_US"/>
+        </w:rPr>
+      </w:r>
+    </w:p>
+    <w:p>
+      <w:pPr/>
+      <w:r>
+        <w:rPr>
+          <w:lang w:val="en_US" w:bidi="en_US"/>
+        </w:rPr>
+      </w:r>
+    </w:p>
+    <w:p>
+      <w:pPr>
+        <w:pStyle w:val="Heading2"/>
+      </w:pPr>
+      <w:r>
+        <w:rPr>
+          <w:lang w:val="en_US" w:bidi="en_US"/>
+        </w:rPr>
+        <w:t>Wild Gourd</w:t>
+      </w:r>
+      <w:r>
+        <w:rPr>
+          <w:lang w:val="en_US" w:bidi="en_US"/>
+        </w:rPr>
+      </w:r>
+    </w:p>
+    <w:p>
+      <w:pPr/>
+      <w:r>
+        <w:rPr>
+          <w:lang w:val="en_US" w:bidi="en_US"/>
+        </w:rPr>
+      </w:r>
+      <w:r>
+        <w:rPr>
+          <w:lang w:val="en_US" w:bidi="en_US"/>
+        </w:rPr>
+        <w:t xml:space="preserve">The wild gourd appears in the Bible in </w:t>
+      </w:r>
+      <w:hyperlink r:id="rId327">
+        <w:r>
+          <w:rPr>
+            <w:lang w:val="en_US" w:bidi="en_US"/>
+          </w:rPr>
+          <w:rPr>
+            <w:color w:val="0000EE"/>
+            <w:u w:val="single"/>
+          </w:rPr>
+          <w:t>2 Kings 4:39</w:t>
+        </w:r>
+      </w:hyperlink>
+      <w:r>
+        <w:rPr>
+          <w:lang w:val="en_US" w:bidi="en_US"/>
+        </w:rPr>
+        <w:t xml:space="preserve">, where one of Elisha's followers unknowingly gathered its fruit and added it to a stew during a famine. When people tasted it, they cried out, "There is death in the pot!" because of its extreme bitterness and potential toxicity. Most scholars identify this plant as </w:t>
+      </w:r>
+      <w:r>
+        <w:rPr>
+          <w:i/>
+          <w:lang w:val="en_US" w:bidi="en_US"/>
+        </w:rPr>
+        <w:t>Citrullus colocynthis</w:t>
+      </w:r>
+      <w:r>
+        <w:rPr>
+          <w:lang w:val="en_US" w:bidi="en_US"/>
+        </w:rPr>
+        <w:t xml:space="preserve"> (colocynth or bitter apple), a vine that spreads along the ground or climbs over shrubs and fences.</w:t>
+      </w:r>
+    </w:p>
+    <w:p>
+      <w:pPr/>
+      <w:r>
+        <w:rPr>
+          <w:lang w:val="en_US" w:bidi="en_US"/>
+        </w:rPr>
+      </w:r>
+      <w:r>
+        <w:rPr>
+          <w:lang w:val="en_US" w:bidi="en_US"/>
+        </w:rPr>
+        <w:t>The colocynth fruit looks like a small, round gourd and contains a spongy, bitter pulp. In large amounts, it can cause severe stomach distress and act as a strong laxative.</w:t>
+      </w:r>
+    </w:p>
+    <w:p>
+      <w:pPr/>
+      <w:r>
+        <w:rPr>
+          <w:lang w:val="en_US" w:bidi="en_US"/>
+        </w:rPr>
+      </w:r>
+      <w:r>
+        <w:rPr>
+          <w:lang w:val="en_US" w:bidi="en_US"/>
+        </w:rPr>
+        <w:t>Some scholars suggest that the bitterness of colocynth may explain why the Bible sometimes uses the word "gall" (</w:t>
+      </w:r>
+      <w:r>
+        <w:rPr>
+          <w:i/>
+          <w:lang w:val="en_US" w:bidi="en_US"/>
+        </w:rPr>
+        <w:t>rosh</w:t>
+      </w:r>
+      <w:r>
+        <w:rPr>
+          <w:lang w:val="en_US" w:bidi="en_US"/>
+        </w:rPr>
+        <w:t xml:space="preserve"> in Hebrew) as a symbol of extreme bitterness or poison (</w:t>
+      </w:r>
+      <w:hyperlink r:id="rId328">
+        <w:r>
+          <w:rPr>
+            <w:lang w:val="en_US" w:bidi="en_US"/>
+          </w:rPr>
+          <w:rPr>
+            <w:color w:val="0000EE"/>
+            <w:u w:val="single"/>
+          </w:rPr>
+          <w:t>Psalm 69:21</w:t>
         </w:r>
       </w:hyperlink>
       <w:r>
@@ -13394,34 +13924,34 @@
         </w:rPr>
         <w:t xml:space="preserve">; </w:t>
       </w:r>
-      <w:hyperlink r:id="rId27">
-        <w:r>
-          <w:rPr>
-            <w:lang w:val="en_US" w:bidi="en_US"/>
-          </w:rPr>
-          <w:rPr>
-            <w:color w:val="0000EE"/>
-            <w:u w:val="single"/>
-          </w:rPr>
-          <w:t>Malachi 3:5</w:t>
-        </w:r>
-      </w:hyperlink>
-      <w:r>
-        <w:rPr>
-          <w:lang w:val="en_US" w:bidi="en_US"/>
-        </w:rPr>
-        <w:t>). A special law ordered that the garment of a widow could not become security for a loan (</w:t>
-      </w:r>
-      <w:hyperlink r:id="rId323">
-        <w:r>
-          <w:rPr>
-            <w:lang w:val="en_US" w:bidi="en_US"/>
-          </w:rPr>
-          <w:rPr>
-            <w:color w:val="0000EE"/>
-            <w:u w:val="single"/>
-          </w:rPr>
-          <w:t>Deuteronomy 24:17</w:t>
+      <w:hyperlink r:id="rId329">
+        <w:r>
+          <w:rPr>
+            <w:lang w:val="en_US" w:bidi="en_US"/>
+          </w:rPr>
+          <w:rPr>
+            <w:color w:val="0000EE"/>
+            <w:u w:val="single"/>
+          </w:rPr>
+          <w:t>Lamentations 3:5, 19</w:t>
+        </w:r>
+      </w:hyperlink>
+      <w:r>
+        <w:rPr>
+          <w:lang w:val="en_US" w:bidi="en_US"/>
+        </w:rPr>
+        <w:t xml:space="preserve">; </w:t>
+      </w:r>
+      <w:hyperlink r:id="rId330">
+        <w:r>
+          <w:rPr>
+            <w:lang w:val="en_US" w:bidi="en_US"/>
+          </w:rPr>
+          <w:rPr>
+            <w:color w:val="0000EE"/>
+            <w:u w:val="single"/>
+          </w:rPr>
+          <w:t>Matthew 27:34</w:t>
         </w:r>
       </w:hyperlink>
       <w:r>
@@ -13432,6 +13962,324 @@
       </w:r>
     </w:p>
     <w:p>
+      <w:pPr/>
+      <w:r>
+        <w:rPr>
+          <w:lang w:val="en_US" w:bidi="en_US"/>
+        </w:rPr>
+      </w:r>
+      <w:r>
+        <w:rPr>
+          <w:i/>
+          <w:lang w:val="en_US" w:bidi="en_US"/>
+        </w:rPr>
+        <w:t>See also</w:t>
+      </w:r>
+      <w:r>
+        <w:rPr>
+          <w:lang w:val="en_US" w:bidi="en_US"/>
+        </w:rPr>
+        <w:t xml:space="preserve"> </w:t>
+      </w:r>
+      <w:r>
+        <w:rPr>
+          <w:lang w:val="en_US" w:bidi="en_US"/>
+        </w:rPr>
+        <w:t>Gourd</w:t>
+      </w:r>
+      <w:r>
+        <w:rPr>
+          <w:lang w:val="en_US" w:bidi="en_US"/>
+        </w:rPr>
+        <w:t>.</w:t>
+      </w:r>
+      <w:r>
+        <w:rPr>
+          <w:lang w:val="en_US" w:bidi="en_US"/>
+        </w:rPr>
+      </w:r>
+      <w:r>
+        <w:rPr>
+          <w:lang w:val="en_US" w:bidi="en_US"/>
+        </w:rPr>
+      </w:r>
+    </w:p>
+    <w:p>
+      <w:pPr/>
+      <w:r>
+        <w:rPr>
+          <w:lang w:val="en_US" w:bidi="en_US"/>
+        </w:rPr>
+      </w:r>
+    </w:p>
+    <w:p>
+      <w:pPr>
+        <w:pStyle w:val="Heading2"/>
+      </w:pPr>
+      <w:r>
+        <w:rPr>
+          <w:lang w:val="en_US" w:bidi="en_US"/>
+        </w:rPr>
+        <w:t>Wild Ox</w:t>
+      </w:r>
+      <w:r>
+        <w:rPr>
+          <w:lang w:val="en_US" w:bidi="en_US"/>
+        </w:rPr>
+      </w:r>
+    </w:p>
+    <w:p>
+      <w:pPr/>
+      <w:r>
+        <w:rPr>
+          <w:lang w:val="en_US" w:bidi="en_US"/>
+        </w:rPr>
+      </w:r>
+      <w:r>
+        <w:rPr>
+          <w:lang w:val="en_US" w:bidi="en_US"/>
+        </w:rPr>
+        <w:t>A wild ox (</w:t>
+      </w:r>
+      <w:r>
+        <w:rPr>
+          <w:i/>
+          <w:lang w:val="en_US" w:bidi="en_US"/>
+        </w:rPr>
+        <w:t>Bos primigenius</w:t>
+      </w:r>
+      <w:r>
+        <w:rPr>
+          <w:lang w:val="en_US" w:bidi="en_US"/>
+        </w:rPr>
+        <w:t xml:space="preserve">) was a large, fierce, agile, stubborn animal. It had a long, lean rump, a straight back, and a long, narrow head. The animal described in </w:t>
+      </w:r>
+      <w:hyperlink r:id="rId331">
+        <w:r>
+          <w:rPr>
+            <w:lang w:val="en_US" w:bidi="en_US"/>
+          </w:rPr>
+          <w:rPr>
+            <w:color w:val="0000EE"/>
+            <w:u w:val="single"/>
+          </w:rPr>
+          <w:t>Job 39:9–12</w:t>
+        </w:r>
+      </w:hyperlink>
+      <w:r>
+        <w:rPr>
+          <w:lang w:val="en_US" w:bidi="en_US"/>
+        </w:rPr>
+        <w:t xml:space="preserve"> is clearly the wild ox. The two horns were its most noticeable feature (</w:t>
+      </w:r>
+      <w:hyperlink r:id="rId332">
+        <w:r>
+          <w:rPr>
+            <w:lang w:val="en_US" w:bidi="en_US"/>
+          </w:rPr>
+          <w:rPr>
+            <w:color w:val="0000EE"/>
+            <w:u w:val="single"/>
+          </w:rPr>
+          <w:t>Deuteronomy 33:17</w:t>
+        </w:r>
+      </w:hyperlink>
+      <w:r>
+        <w:rPr>
+          <w:lang w:val="en_US" w:bidi="en_US"/>
+        </w:rPr>
+        <w:t>). They were straight and as long as the head (</w:t>
+      </w:r>
+      <w:hyperlink r:id="rId333">
+        <w:r>
+          <w:rPr>
+            <w:lang w:val="en_US" w:bidi="en_US"/>
+          </w:rPr>
+          <w:rPr>
+            <w:color w:val="0000EE"/>
+            <w:u w:val="single"/>
+          </w:rPr>
+          <w:t>Numbers 23:22</w:t>
+        </w:r>
+      </w:hyperlink>
+      <w:r>
+        <w:rPr>
+          <w:lang w:val="en_US" w:bidi="en_US"/>
+        </w:rPr>
+        <w:t xml:space="preserve">; </w:t>
+      </w:r>
+      <w:hyperlink r:id="rId334">
+        <w:r>
+          <w:rPr>
+            <w:lang w:val="en_US" w:bidi="en_US"/>
+          </w:rPr>
+          <w:rPr>
+            <w:color w:val="0000EE"/>
+            <w:u w:val="single"/>
+          </w:rPr>
+          <w:t>24:8</w:t>
+        </w:r>
+      </w:hyperlink>
+      <w:r>
+        <w:rPr>
+          <w:lang w:val="en_US" w:bidi="en_US"/>
+        </w:rPr>
+        <w:t xml:space="preserve">; </w:t>
+      </w:r>
+      <w:hyperlink r:id="rId335">
+        <w:r>
+          <w:rPr>
+            <w:lang w:val="en_US" w:bidi="en_US"/>
+          </w:rPr>
+          <w:rPr>
+            <w:color w:val="0000EE"/>
+            <w:u w:val="single"/>
+          </w:rPr>
+          <w:t>Psalm 22:21</w:t>
+        </w:r>
+      </w:hyperlink>
+      <w:r>
+        <w:rPr>
+          <w:lang w:val="en_US" w:bidi="en_US"/>
+        </w:rPr>
+        <w:t xml:space="preserve">). Kings often symbolized their rule by wearing a helmet with two wild ox horns (compare </w:t>
+      </w:r>
+      <w:hyperlink r:id="rId336">
+        <w:r>
+          <w:rPr>
+            <w:lang w:val="en_US" w:bidi="en_US"/>
+          </w:rPr>
+          <w:rPr>
+            <w:color w:val="0000EE"/>
+            <w:u w:val="single"/>
+          </w:rPr>
+          <w:t>Psalms 92:10</w:t>
+        </w:r>
+      </w:hyperlink>
+      <w:r>
+        <w:rPr>
+          <w:lang w:val="en_US" w:bidi="en_US"/>
+        </w:rPr>
+        <w:t xml:space="preserve">; </w:t>
+      </w:r>
+      <w:hyperlink r:id="rId337">
+        <w:r>
+          <w:rPr>
+            <w:lang w:val="en_US" w:bidi="en_US"/>
+          </w:rPr>
+          <w:rPr>
+            <w:color w:val="0000EE"/>
+            <w:u w:val="single"/>
+          </w:rPr>
+          <w:t>132:17–18</w:t>
+        </w:r>
+      </w:hyperlink>
+      <w:r>
+        <w:rPr>
+          <w:lang w:val="en_US" w:bidi="en_US"/>
+        </w:rPr>
+        <w:t>). The Israelites often used horns as drinking vessels. Some could hold 15 liters (four gallons).</w:t>
+      </w:r>
+    </w:p>
+    <w:p>
+      <w:pPr/>
+      <w:r>
+        <w:rPr>
+          <w:lang w:val="en_US" w:bidi="en_US"/>
+        </w:rPr>
+      </w:r>
+      <w:r>
+        <w:rPr>
+          <w:lang w:val="en_US" w:bidi="en_US"/>
+        </w:rPr>
+        <w:t xml:space="preserve">Hunting the wild ox was a favorite sport of Assyrian kings. Tiglath-pileser I hunted in the Lebanon Mountains around 1100 BC (compare </w:t>
+      </w:r>
+      <w:hyperlink r:id="rId338">
+        <w:r>
+          <w:rPr>
+            <w:lang w:val="en_US" w:bidi="en_US"/>
+          </w:rPr>
+          <w:rPr>
+            <w:color w:val="0000EE"/>
+            <w:u w:val="single"/>
+          </w:rPr>
+          <w:t>Psalm 29:6</w:t>
+        </w:r>
+      </w:hyperlink>
+      <w:r>
+        <w:rPr>
+          <w:lang w:val="en_US" w:bidi="en_US"/>
+        </w:rPr>
+        <w:t xml:space="preserve">). Some thought that </w:t>
+      </w:r>
+      <w:hyperlink r:id="rId331">
+        <w:r>
+          <w:rPr>
+            <w:lang w:val="en_US" w:bidi="en_US"/>
+          </w:rPr>
+          <w:rPr>
+            <w:color w:val="0000EE"/>
+            <w:u w:val="single"/>
+          </w:rPr>
+          <w:t>Job 39:9–12</w:t>
+        </w:r>
+      </w:hyperlink>
+      <w:r>
+        <w:rPr>
+          <w:lang w:val="en_US" w:bidi="en_US"/>
+        </w:rPr>
+        <w:t xml:space="preserve"> referred to the oryx or antelope because the Hebrew word in Job and Arabian name for oryx are similar. The King James Version translators called the wild ox a "unicorn." They chose that translation because of Babylonian mosaics and Egyptian drawings. These showed the animal in profile with one horn, thus the term "unicorn." Similarly, Jerome's fourth-century Vulgate and Martin Luther's German translation also did.</w:t>
+      </w:r>
+      <w:r>
+        <w:rPr>
+          <w:lang w:val="en_US" w:bidi="en_US"/>
+        </w:rPr>
+      </w:r>
+      <w:r>
+        <w:rPr>
+          <w:lang w:val="en_US" w:bidi="en_US"/>
+        </w:rPr>
+      </w:r>
+    </w:p>
+    <w:p>
+      <w:pPr/>
+      <w:r>
+        <w:rPr>
+          <w:lang w:val="en_US" w:bidi="en_US"/>
+        </w:rPr>
+      </w:r>
+    </w:p>
+    <w:p>
+      <w:pPr>
+        <w:pStyle w:val="Heading2"/>
+      </w:pPr>
+      <w:r>
+        <w:rPr>
+          <w:lang w:val="en_US" w:bidi="en_US"/>
+        </w:rPr>
+        <w:t>Wilderness</w:t>
+      </w:r>
+      <w:r>
+        <w:rPr>
+          <w:lang w:val="en_US" w:bidi="en_US"/>
+        </w:rPr>
+      </w:r>
+    </w:p>
+    <w:p>
+      <w:pPr/>
+      <w:r>
+        <w:rPr>
+          <w:lang w:val="en_US" w:bidi="en_US"/>
+        </w:rPr>
+      </w:r>
+      <w:r>
+        <w:rPr>
+          <w:lang w:val="en_US" w:bidi="en_US"/>
+        </w:rPr>
+        <w:t>Land that is wild and sparsely inhabited or unfit for permanent human settlement. Wilderness areas may be deserts, mountains, forests, or marshes.</w:t>
+      </w:r>
+    </w:p>
+    <w:p>
       <w:pPr>
         <w:pStyle w:val="Heading3"/>
       </w:pPr>
@@ -13439,32 +14287,184 @@
         <w:rPr>
           <w:lang w:val="en_US" w:bidi="en_US"/>
         </w:rPr>
-        <w:t>Widows in the Early Church</w:t>
-      </w:r>
-    </w:p>
-    <w:p>
-      <w:pPr/>
-      <w:r>
-        <w:rPr>
-          <w:lang w:val="en_US" w:bidi="en_US"/>
-        </w:rPr>
-      </w:r>
-      <w:r>
-        <w:rPr>
-          <w:lang w:val="en_US" w:bidi="en_US"/>
-        </w:rPr>
-        <w:t>In the early Christian church there was a recognized group of widows. The church qualified them to receive charity. There were several requirements that qualified them. These women need to be at least 60 years of age. They must have been a faithful wife. The church also required that they be poor with no relatives to support them. The church required them to be blameless and devoted to Christian good works (</w:t>
-      </w:r>
-      <w:hyperlink r:id="rId324">
-        <w:r>
-          <w:rPr>
-            <w:lang w:val="en_US" w:bidi="en_US"/>
-          </w:rPr>
-          <w:rPr>
-            <w:color w:val="0000EE"/>
-            <w:u w:val="single"/>
-          </w:rPr>
-          <w:t>1 Timothy 5:9–16</w:t>
+        <w:t>What Is the Wilderness Like?</w:t>
+      </w:r>
+    </w:p>
+    <w:p>
+      <w:pPr/>
+      <w:r>
+        <w:rPr>
+          <w:lang w:val="en_US" w:bidi="en_US"/>
+        </w:rPr>
+      </w:r>
+      <w:r>
+        <w:rPr>
+          <w:lang w:val="en_US" w:bidi="en_US"/>
+        </w:rPr>
+        <w:t>In the Near East, the wilderness is characteristically dry, desolate, and mostly rock and sand. It is rough, uneven, and crossed by dry riverbeds. The wilderness is not completely barren but provides seasonal pasture for flocks, depending on the rainfall.</w:t>
+      </w:r>
+    </w:p>
+    <w:p>
+      <w:pPr/>
+      <w:r>
+        <w:rPr>
+          <w:lang w:val="en_US" w:bidi="en_US"/>
+        </w:rPr>
+      </w:r>
+      <w:hyperlink r:id="rId339">
+        <w:r>
+          <w:rPr>
+            <w:lang w:val="en_US" w:bidi="en_US"/>
+          </w:rPr>
+          <w:rPr>
+            <w:color w:val="0000EE"/>
+            <w:u w:val="single"/>
+          </w:rPr>
+          <w:t>Joel 2:22</w:t>
+        </w:r>
+      </w:hyperlink>
+      <w:r>
+        <w:rPr>
+          <w:lang w:val="en_US" w:bidi="en_US"/>
+        </w:rPr>
+        <w:t xml:space="preserve"> declares that "the pastures of the wilderness are green." </w:t>
+      </w:r>
+      <w:hyperlink r:id="rId340">
+        <w:r>
+          <w:rPr>
+            <w:lang w:val="en_US" w:bidi="en_US"/>
+          </w:rPr>
+          <w:rPr>
+            <w:color w:val="0000EE"/>
+            <w:u w:val="single"/>
+          </w:rPr>
+          <w:t>Psalm 65:12</w:t>
+        </w:r>
+      </w:hyperlink>
+      <w:r>
+        <w:rPr>
+          <w:lang w:val="en_US" w:bidi="en_US"/>
+        </w:rPr>
+        <w:t xml:space="preserve"> states that the pastures of the wilderness drip with richness. But Jeremiah says that "the pastures of the wilderness are dried up" (</w:t>
+      </w:r>
+      <w:hyperlink r:id="rId341">
+        <w:r>
+          <w:rPr>
+            <w:lang w:val="en_US" w:bidi="en_US"/>
+          </w:rPr>
+          <w:rPr>
+            <w:color w:val="0000EE"/>
+            <w:u w:val="single"/>
+          </w:rPr>
+          <w:t>Jeremiah 23:10</w:t>
+        </w:r>
+      </w:hyperlink>
+      <w:r>
+        <w:rPr>
+          <w:lang w:val="en_US" w:bidi="en_US"/>
+        </w:rPr>
+        <w:t xml:space="preserve">; compare </w:t>
+      </w:r>
+      <w:hyperlink r:id="rId342">
+        <w:r>
+          <w:rPr>
+            <w:lang w:val="en_US" w:bidi="en_US"/>
+          </w:rPr>
+          <w:rPr>
+            <w:color w:val="0000EE"/>
+            <w:u w:val="single"/>
+          </w:rPr>
+          <w:t>Joel 1:20</w:t>
+        </w:r>
+      </w:hyperlink>
+      <w:r>
+        <w:rPr>
+          <w:lang w:val="en_US" w:bidi="en_US"/>
+        </w:rPr>
+        <w:t>). Job refers to the wilderness as a land where no human can live (</w:t>
+      </w:r>
+      <w:hyperlink r:id="rId343">
+        <w:r>
+          <w:rPr>
+            <w:lang w:val="en_US" w:bidi="en_US"/>
+          </w:rPr>
+          <w:rPr>
+            <w:color w:val="0000EE"/>
+            <w:u w:val="single"/>
+          </w:rPr>
+          <w:t>Job 38:26</w:t>
+        </w:r>
+      </w:hyperlink>
+      <w:r>
+        <w:rPr>
+          <w:lang w:val="en_US" w:bidi="en_US"/>
+        </w:rPr>
+        <w:t>). The wilderness is a place for various animals and birds, such as wild asses, jackals, vultures, and owls (</w:t>
+      </w:r>
+      <w:hyperlink r:id="rId344">
+        <w:r>
+          <w:rPr>
+            <w:lang w:val="en_US" w:bidi="en_US"/>
+          </w:rPr>
+          <w:rPr>
+            <w:color w:val="0000EE"/>
+            <w:u w:val="single"/>
+          </w:rPr>
+          <w:t>Psalms 102:6</w:t>
+        </w:r>
+      </w:hyperlink>
+      <w:r>
+        <w:rPr>
+          <w:lang w:val="en_US" w:bidi="en_US"/>
+        </w:rPr>
+        <w:t xml:space="preserve">; </w:t>
+      </w:r>
+      <w:hyperlink r:id="rId345">
+        <w:r>
+          <w:rPr>
+            <w:lang w:val="en_US" w:bidi="en_US"/>
+          </w:rPr>
+          <w:rPr>
+            <w:color w:val="0000EE"/>
+            <w:u w:val="single"/>
+          </w:rPr>
+          <w:t>Jeremiah 2:24</w:t>
+        </w:r>
+      </w:hyperlink>
+      <w:r>
+        <w:rPr>
+          <w:lang w:val="en_US" w:bidi="en_US"/>
+        </w:rPr>
+        <w:t xml:space="preserve">; </w:t>
+      </w:r>
+      <w:hyperlink r:id="rId346">
+        <w:r>
+          <w:rPr>
+            <w:lang w:val="en_US" w:bidi="en_US"/>
+          </w:rPr>
+          <w:rPr>
+            <w:color w:val="0000EE"/>
+            <w:u w:val="single"/>
+          </w:rPr>
+          <w:t>Isaiah 13:22</w:t>
+        </w:r>
+      </w:hyperlink>
+      <w:r>
+        <w:rPr>
+          <w:lang w:val="en_US" w:bidi="en_US"/>
+        </w:rPr>
+        <w:t xml:space="preserve">; </w:t>
+      </w:r>
+      <w:hyperlink r:id="rId347">
+        <w:r>
+          <w:rPr>
+            <w:lang w:val="en_US" w:bidi="en_US"/>
+          </w:rPr>
+          <w:rPr>
+            <w:color w:val="0000EE"/>
+            <w:u w:val="single"/>
+          </w:rPr>
+          <w:t>34:13–15</w:t>
         </w:r>
       </w:hyperlink>
       <w:r>
@@ -13475,624 +14475,6 @@
       </w:r>
     </w:p>
     <w:p>
-      <w:pPr/>
-      <w:r>
-        <w:rPr>
-          <w:lang w:val="en_US" w:bidi="en_US"/>
-        </w:rPr>
-      </w:r>
-      <w:r>
-        <w:rPr>
-          <w:i/>
-          <w:lang w:val="en_US" w:bidi="en_US"/>
-        </w:rPr>
-        <w:t>See also</w:t>
-      </w:r>
-      <w:r>
-        <w:rPr>
-          <w:lang w:val="en_US" w:bidi="en_US"/>
-        </w:rPr>
-        <w:t xml:space="preserve"> </w:t>
-      </w:r>
-      <w:r>
-        <w:rPr>
-          <w:lang w:val="en_US" w:bidi="en_US"/>
-        </w:rPr>
-        <w:t>Family Life and Relations</w:t>
-      </w:r>
-      <w:r>
-        <w:rPr>
-          <w:lang w:val="en_US" w:bidi="en_US"/>
-        </w:rPr>
-        <w:t xml:space="preserve">; </w:t>
-      </w:r>
-      <w:r>
-        <w:rPr>
-          <w:lang w:val="en_US" w:bidi="en_US"/>
-        </w:rPr>
-        <w:t>Marriage</w:t>
-      </w:r>
-      <w:r>
-        <w:rPr>
-          <w:lang w:val="en_US" w:bidi="en_US"/>
-        </w:rPr>
-        <w:t>.</w:t>
-      </w:r>
-      <w:r>
-        <w:rPr>
-          <w:lang w:val="en_US" w:bidi="en_US"/>
-        </w:rPr>
-      </w:r>
-      <w:r>
-        <w:rPr>
-          <w:lang w:val="en_US" w:bidi="en_US"/>
-        </w:rPr>
-      </w:r>
-    </w:p>
-    <w:p>
-      <w:pPr/>
-      <w:r>
-        <w:rPr>
-          <w:lang w:val="en_US" w:bidi="en_US"/>
-        </w:rPr>
-      </w:r>
-    </w:p>
-    <w:p>
-      <w:pPr>
-        <w:pStyle w:val="Heading2"/>
-      </w:pPr>
-      <w:r>
-        <w:rPr>
-          <w:lang w:val="en_US" w:bidi="en_US"/>
-        </w:rPr>
-        <w:t>Wife</w:t>
-      </w:r>
-      <w:r>
-        <w:rPr>
-          <w:lang w:val="en_US" w:bidi="en_US"/>
-        </w:rPr>
-      </w:r>
-    </w:p>
-    <w:p>
-      <w:pPr/>
-      <w:r>
-        <w:rPr>
-          <w:lang w:val="en_US" w:bidi="en_US"/>
-        </w:rPr>
-      </w:r>
-      <w:r>
-        <w:rPr>
-          <w:lang w:val="en_US" w:bidi="en_US"/>
-        </w:rPr>
-        <w:t>A wife is a married woman.</w:t>
-      </w:r>
-    </w:p>
-    <w:p>
-      <w:pPr/>
-      <w:r>
-        <w:rPr>
-          <w:lang w:val="en_US" w:bidi="en_US"/>
-        </w:rPr>
-      </w:r>
-      <w:r>
-        <w:rPr>
-          <w:i/>
-          <w:lang w:val="en_US" w:bidi="en_US"/>
-        </w:rPr>
-        <w:t>See</w:t>
-      </w:r>
-      <w:r>
-        <w:rPr>
-          <w:lang w:val="en_US" w:bidi="en_US"/>
-        </w:rPr>
-        <w:t xml:space="preserve"> </w:t>
-      </w:r>
-      <w:r>
-        <w:rPr>
-          <w:lang w:val="en_US" w:bidi="en_US"/>
-        </w:rPr>
-        <w:t>Family Life and Relations</w:t>
-      </w:r>
-      <w:r>
-        <w:rPr>
-          <w:lang w:val="en_US" w:bidi="en_US"/>
-        </w:rPr>
-        <w:t>.</w:t>
-      </w:r>
-      <w:r>
-        <w:rPr>
-          <w:lang w:val="en_US" w:bidi="en_US"/>
-        </w:rPr>
-      </w:r>
-      <w:r>
-        <w:rPr>
-          <w:lang w:val="en_US" w:bidi="en_US"/>
-        </w:rPr>
-      </w:r>
-    </w:p>
-    <w:p>
-      <w:pPr/>
-      <w:r>
-        <w:rPr>
-          <w:lang w:val="en_US" w:bidi="en_US"/>
-        </w:rPr>
-      </w:r>
-    </w:p>
-    <w:p>
-      <w:pPr>
-        <w:pStyle w:val="Heading2"/>
-      </w:pPr>
-      <w:r>
-        <w:rPr>
-          <w:lang w:val="en_US" w:bidi="en_US"/>
-        </w:rPr>
-        <w:t>Wild Gourd</w:t>
-      </w:r>
-      <w:r>
-        <w:rPr>
-          <w:lang w:val="en_US" w:bidi="en_US"/>
-        </w:rPr>
-      </w:r>
-    </w:p>
-    <w:p>
-      <w:pPr/>
-      <w:r>
-        <w:rPr>
-          <w:lang w:val="en_US" w:bidi="en_US"/>
-        </w:rPr>
-      </w:r>
-      <w:r>
-        <w:rPr>
-          <w:lang w:val="en_US" w:bidi="en_US"/>
-        </w:rPr>
-        <w:t xml:space="preserve">The wild gourd appears in the Bible in </w:t>
-      </w:r>
-      <w:hyperlink r:id="rId325">
-        <w:r>
-          <w:rPr>
-            <w:lang w:val="en_US" w:bidi="en_US"/>
-          </w:rPr>
-          <w:rPr>
-            <w:color w:val="0000EE"/>
-            <w:u w:val="single"/>
-          </w:rPr>
-          <w:t>2 Kings 4:39</w:t>
-        </w:r>
-      </w:hyperlink>
-      <w:r>
-        <w:rPr>
-          <w:lang w:val="en_US" w:bidi="en_US"/>
-        </w:rPr>
-        <w:t xml:space="preserve">, where one of Elisha's followers unknowingly gathered its fruit and added it to a stew during a famine. When people tasted it, they cried out, "There is death in the pot!" because of its extreme bitterness and potential toxicity. Most scholars identify this plant as </w:t>
-      </w:r>
-      <w:r>
-        <w:rPr>
-          <w:i/>
-          <w:lang w:val="en_US" w:bidi="en_US"/>
-        </w:rPr>
-        <w:t>Citrullus colocynthis</w:t>
-      </w:r>
-      <w:r>
-        <w:rPr>
-          <w:lang w:val="en_US" w:bidi="en_US"/>
-        </w:rPr>
-        <w:t xml:space="preserve"> (colocynth or bitter apple), a vine that spreads along the ground or climbs over shrubs and fences.</w:t>
-      </w:r>
-    </w:p>
-    <w:p>
-      <w:pPr/>
-      <w:r>
-        <w:rPr>
-          <w:lang w:val="en_US" w:bidi="en_US"/>
-        </w:rPr>
-      </w:r>
-      <w:r>
-        <w:rPr>
-          <w:lang w:val="en_US" w:bidi="en_US"/>
-        </w:rPr>
-        <w:t>The colocynth fruit looks like a small, round gourd and contains a spongy, bitter pulp. In large amounts, it can cause severe stomach distress and act as a strong laxative.</w:t>
-      </w:r>
-    </w:p>
-    <w:p>
-      <w:pPr/>
-      <w:r>
-        <w:rPr>
-          <w:lang w:val="en_US" w:bidi="en_US"/>
-        </w:rPr>
-      </w:r>
-      <w:r>
-        <w:rPr>
-          <w:lang w:val="en_US" w:bidi="en_US"/>
-        </w:rPr>
-        <w:t>Some scholars suggest that the bitterness of colocynth may explain why the Bible sometimes uses the word "gall" (</w:t>
-      </w:r>
-      <w:r>
-        <w:rPr>
-          <w:i/>
-          <w:lang w:val="en_US" w:bidi="en_US"/>
-        </w:rPr>
-        <w:t>rosh</w:t>
-      </w:r>
-      <w:r>
-        <w:rPr>
-          <w:lang w:val="en_US" w:bidi="en_US"/>
-        </w:rPr>
-        <w:t xml:space="preserve"> in Hebrew) as a symbol of extreme bitterness or poison (</w:t>
-      </w:r>
-      <w:hyperlink r:id="rId326">
-        <w:r>
-          <w:rPr>
-            <w:lang w:val="en_US" w:bidi="en_US"/>
-          </w:rPr>
-          <w:rPr>
-            <w:color w:val="0000EE"/>
-            <w:u w:val="single"/>
-          </w:rPr>
-          <w:t>Psalm 69:21</w:t>
-        </w:r>
-      </w:hyperlink>
-      <w:r>
-        <w:rPr>
-          <w:lang w:val="en_US" w:bidi="en_US"/>
-        </w:rPr>
-        <w:t xml:space="preserve">; </w:t>
-      </w:r>
-      <w:hyperlink r:id="rId327">
-        <w:r>
-          <w:rPr>
-            <w:lang w:val="en_US" w:bidi="en_US"/>
-          </w:rPr>
-          <w:rPr>
-            <w:color w:val="0000EE"/>
-            <w:u w:val="single"/>
-          </w:rPr>
-          <w:t>Lamentations 3:5, 19</w:t>
-        </w:r>
-      </w:hyperlink>
-      <w:r>
-        <w:rPr>
-          <w:lang w:val="en_US" w:bidi="en_US"/>
-        </w:rPr>
-        <w:t xml:space="preserve">; </w:t>
-      </w:r>
-      <w:hyperlink r:id="rId328">
-        <w:r>
-          <w:rPr>
-            <w:lang w:val="en_US" w:bidi="en_US"/>
-          </w:rPr>
-          <w:rPr>
-            <w:color w:val="0000EE"/>
-            <w:u w:val="single"/>
-          </w:rPr>
-          <w:t>Matthew 27:34</w:t>
-        </w:r>
-      </w:hyperlink>
-      <w:r>
-        <w:rPr>
-          <w:lang w:val="en_US" w:bidi="en_US"/>
-        </w:rPr>
-        <w:t>).</w:t>
-      </w:r>
-    </w:p>
-    <w:p>
-      <w:pPr/>
-      <w:r>
-        <w:rPr>
-          <w:lang w:val="en_US" w:bidi="en_US"/>
-        </w:rPr>
-      </w:r>
-      <w:r>
-        <w:rPr>
-          <w:i/>
-          <w:lang w:val="en_US" w:bidi="en_US"/>
-        </w:rPr>
-        <w:t>See also</w:t>
-      </w:r>
-      <w:r>
-        <w:rPr>
-          <w:lang w:val="en_US" w:bidi="en_US"/>
-        </w:rPr>
-        <w:t xml:space="preserve"> </w:t>
-      </w:r>
-      <w:r>
-        <w:rPr>
-          <w:lang w:val="en_US" w:bidi="en_US"/>
-        </w:rPr>
-        <w:t>Gourd</w:t>
-      </w:r>
-      <w:r>
-        <w:rPr>
-          <w:lang w:val="en_US" w:bidi="en_US"/>
-        </w:rPr>
-        <w:t>.</w:t>
-      </w:r>
-      <w:r>
-        <w:rPr>
-          <w:lang w:val="en_US" w:bidi="en_US"/>
-        </w:rPr>
-      </w:r>
-      <w:r>
-        <w:rPr>
-          <w:lang w:val="en_US" w:bidi="en_US"/>
-        </w:rPr>
-      </w:r>
-    </w:p>
-    <w:p>
-      <w:pPr/>
-      <w:r>
-        <w:rPr>
-          <w:lang w:val="en_US" w:bidi="en_US"/>
-        </w:rPr>
-      </w:r>
-    </w:p>
-    <w:p>
-      <w:pPr>
-        <w:pStyle w:val="Heading2"/>
-      </w:pPr>
-      <w:r>
-        <w:rPr>
-          <w:lang w:val="en_US" w:bidi="en_US"/>
-        </w:rPr>
-        <w:t>Wild Ox</w:t>
-      </w:r>
-      <w:r>
-        <w:rPr>
-          <w:lang w:val="en_US" w:bidi="en_US"/>
-        </w:rPr>
-      </w:r>
-    </w:p>
-    <w:p>
-      <w:pPr/>
-      <w:r>
-        <w:rPr>
-          <w:lang w:val="en_US" w:bidi="en_US"/>
-        </w:rPr>
-      </w:r>
-      <w:r>
-        <w:rPr>
-          <w:lang w:val="en_US" w:bidi="en_US"/>
-        </w:rPr>
-        <w:t>A wild ox (</w:t>
-      </w:r>
-      <w:r>
-        <w:rPr>
-          <w:i/>
-          <w:lang w:val="en_US" w:bidi="en_US"/>
-        </w:rPr>
-        <w:t>Bos primigenius</w:t>
-      </w:r>
-      <w:r>
-        <w:rPr>
-          <w:lang w:val="en_US" w:bidi="en_US"/>
-        </w:rPr>
-        <w:t xml:space="preserve">) was a large, fierce, agile, stubborn animal. It had a long, lean rump, a straight back, and a long, narrow head. The animal described in </w:t>
-      </w:r>
-      <w:hyperlink r:id="rId329">
-        <w:r>
-          <w:rPr>
-            <w:lang w:val="en_US" w:bidi="en_US"/>
-          </w:rPr>
-          <w:rPr>
-            <w:color w:val="0000EE"/>
-            <w:u w:val="single"/>
-          </w:rPr>
-          <w:t>Job 39:9–12</w:t>
-        </w:r>
-      </w:hyperlink>
-      <w:r>
-        <w:rPr>
-          <w:lang w:val="en_US" w:bidi="en_US"/>
-        </w:rPr>
-        <w:t xml:space="preserve"> is clearly the wild ox. The two horns were its most noticeable feature (</w:t>
-      </w:r>
-      <w:hyperlink r:id="rId330">
-        <w:r>
-          <w:rPr>
-            <w:lang w:val="en_US" w:bidi="en_US"/>
-          </w:rPr>
-          <w:rPr>
-            <w:color w:val="0000EE"/>
-            <w:u w:val="single"/>
-          </w:rPr>
-          <w:t>Deuteronomy 33:17</w:t>
-        </w:r>
-      </w:hyperlink>
-      <w:r>
-        <w:rPr>
-          <w:lang w:val="en_US" w:bidi="en_US"/>
-        </w:rPr>
-        <w:t>). They were straight and as long as the head (</w:t>
-      </w:r>
-      <w:hyperlink r:id="rId331">
-        <w:r>
-          <w:rPr>
-            <w:lang w:val="en_US" w:bidi="en_US"/>
-          </w:rPr>
-          <w:rPr>
-            <w:color w:val="0000EE"/>
-            <w:u w:val="single"/>
-          </w:rPr>
-          <w:t>Numbers 23:22</w:t>
-        </w:r>
-      </w:hyperlink>
-      <w:r>
-        <w:rPr>
-          <w:lang w:val="en_US" w:bidi="en_US"/>
-        </w:rPr>
-        <w:t xml:space="preserve">; </w:t>
-      </w:r>
-      <w:hyperlink r:id="rId332">
-        <w:r>
-          <w:rPr>
-            <w:lang w:val="en_US" w:bidi="en_US"/>
-          </w:rPr>
-          <w:rPr>
-            <w:color w:val="0000EE"/>
-            <w:u w:val="single"/>
-          </w:rPr>
-          <w:t>24:8</w:t>
-        </w:r>
-      </w:hyperlink>
-      <w:r>
-        <w:rPr>
-          <w:lang w:val="en_US" w:bidi="en_US"/>
-        </w:rPr>
-        <w:t xml:space="preserve">; </w:t>
-      </w:r>
-      <w:hyperlink r:id="rId333">
-        <w:r>
-          <w:rPr>
-            <w:lang w:val="en_US" w:bidi="en_US"/>
-          </w:rPr>
-          <w:rPr>
-            <w:color w:val="0000EE"/>
-            <w:u w:val="single"/>
-          </w:rPr>
-          <w:t>Psalm 22:21</w:t>
-        </w:r>
-      </w:hyperlink>
-      <w:r>
-        <w:rPr>
-          <w:lang w:val="en_US" w:bidi="en_US"/>
-        </w:rPr>
-        <w:t xml:space="preserve">). Kings often symbolized their rule by wearing a helmet with two wild ox horns (compare </w:t>
-      </w:r>
-      <w:hyperlink r:id="rId334">
-        <w:r>
-          <w:rPr>
-            <w:lang w:val="en_US" w:bidi="en_US"/>
-          </w:rPr>
-          <w:rPr>
-            <w:color w:val="0000EE"/>
-            <w:u w:val="single"/>
-          </w:rPr>
-          <w:t>Psalms 92:10</w:t>
-        </w:r>
-      </w:hyperlink>
-      <w:r>
-        <w:rPr>
-          <w:lang w:val="en_US" w:bidi="en_US"/>
-        </w:rPr>
-        <w:t xml:space="preserve">; </w:t>
-      </w:r>
-      <w:hyperlink r:id="rId335">
-        <w:r>
-          <w:rPr>
-            <w:lang w:val="en_US" w:bidi="en_US"/>
-          </w:rPr>
-          <w:rPr>
-            <w:color w:val="0000EE"/>
-            <w:u w:val="single"/>
-          </w:rPr>
-          <w:t>132:17–18</w:t>
-        </w:r>
-      </w:hyperlink>
-      <w:r>
-        <w:rPr>
-          <w:lang w:val="en_US" w:bidi="en_US"/>
-        </w:rPr>
-        <w:t>). The Israelites often used horns as drinking vessels. Some could hold 15 liters (four gallons).</w:t>
-      </w:r>
-    </w:p>
-    <w:p>
-      <w:pPr/>
-      <w:r>
-        <w:rPr>
-          <w:lang w:val="en_US" w:bidi="en_US"/>
-        </w:rPr>
-      </w:r>
-      <w:r>
-        <w:rPr>
-          <w:lang w:val="en_US" w:bidi="en_US"/>
-        </w:rPr>
-        <w:t xml:space="preserve">Hunting the wild ox was a favorite sport of Assyrian kings. Tiglath-pileser I hunted in the Lebanon Mountains around 1100 BC (compare </w:t>
-      </w:r>
-      <w:hyperlink r:id="rId336">
-        <w:r>
-          <w:rPr>
-            <w:lang w:val="en_US" w:bidi="en_US"/>
-          </w:rPr>
-          <w:rPr>
-            <w:color w:val="0000EE"/>
-            <w:u w:val="single"/>
-          </w:rPr>
-          <w:t>Psalm 29:6</w:t>
-        </w:r>
-      </w:hyperlink>
-      <w:r>
-        <w:rPr>
-          <w:lang w:val="en_US" w:bidi="en_US"/>
-        </w:rPr>
-        <w:t xml:space="preserve">). Some thought that </w:t>
-      </w:r>
-      <w:hyperlink r:id="rId329">
-        <w:r>
-          <w:rPr>
-            <w:lang w:val="en_US" w:bidi="en_US"/>
-          </w:rPr>
-          <w:rPr>
-            <w:color w:val="0000EE"/>
-            <w:u w:val="single"/>
-          </w:rPr>
-          <w:t>Job 39:9–12</w:t>
-        </w:r>
-      </w:hyperlink>
-      <w:r>
-        <w:rPr>
-          <w:lang w:val="en_US" w:bidi="en_US"/>
-        </w:rPr>
-        <w:t xml:space="preserve"> referred to the oryx or antelope because the Hebrew word in Job and Arabian name for oryx are similar. The King James Version translators called the wild ox a "unicorn." They chose that translation because of Babylonian mosaics and Egyptian drawings. These showed the animal in profile with one horn, thus the term "unicorn." Similarly, Jerome's fourth-century Vulgate and Martin Luther's German translation also did.</w:t>
-      </w:r>
-      <w:r>
-        <w:rPr>
-          <w:lang w:val="en_US" w:bidi="en_US"/>
-        </w:rPr>
-      </w:r>
-      <w:r>
-        <w:rPr>
-          <w:lang w:val="en_US" w:bidi="en_US"/>
-        </w:rPr>
-      </w:r>
-    </w:p>
-    <w:p>
-      <w:pPr/>
-      <w:r>
-        <w:rPr>
-          <w:lang w:val="en_US" w:bidi="en_US"/>
-        </w:rPr>
-      </w:r>
-    </w:p>
-    <w:p>
-      <w:pPr>
-        <w:pStyle w:val="Heading2"/>
-      </w:pPr>
-      <w:r>
-        <w:rPr>
-          <w:lang w:val="en_US" w:bidi="en_US"/>
-        </w:rPr>
-        <w:t>Wilderness</w:t>
-      </w:r>
-      <w:r>
-        <w:rPr>
-          <w:lang w:val="en_US" w:bidi="en_US"/>
-        </w:rPr>
-      </w:r>
-    </w:p>
-    <w:p>
-      <w:pPr/>
-      <w:r>
-        <w:rPr>
-          <w:lang w:val="en_US" w:bidi="en_US"/>
-        </w:rPr>
-      </w:r>
-      <w:r>
-        <w:rPr>
-          <w:lang w:val="en_US" w:bidi="en_US"/>
-        </w:rPr>
-        <w:t>Land that is wild and sparsely inhabited or unfit for permanent human settlement. Wilderness areas may be deserts, mountains, forests, or marshes.</w:t>
-      </w:r>
-    </w:p>
-    <w:p>
       <w:pPr>
         <w:pStyle w:val="Heading3"/>
       </w:pPr>
@@ -14100,201 +14482,6 @@
         <w:rPr>
           <w:lang w:val="en_US" w:bidi="en_US"/>
         </w:rPr>
-        <w:t>What Is the Wilderness Like?</w:t>
-      </w:r>
-    </w:p>
-    <w:p>
-      <w:pPr/>
-      <w:r>
-        <w:rPr>
-          <w:lang w:val="en_US" w:bidi="en_US"/>
-        </w:rPr>
-      </w:r>
-      <w:r>
-        <w:rPr>
-          <w:lang w:val="en_US" w:bidi="en_US"/>
-        </w:rPr>
-        <w:t>In the Near East, the wilderness is characteristically dry, desolate, and mostly rock and sand. It is rough, uneven, and crossed by dry riverbeds. The wilderness is not completely barren but provides seasonal pasture for flocks, depending on the rainfall.</w:t>
-      </w:r>
-    </w:p>
-    <w:p>
-      <w:pPr/>
-      <w:r>
-        <w:rPr>
-          <w:lang w:val="en_US" w:bidi="en_US"/>
-        </w:rPr>
-      </w:r>
-      <w:hyperlink r:id="rId337">
-        <w:r>
-          <w:rPr>
-            <w:lang w:val="en_US" w:bidi="en_US"/>
-          </w:rPr>
-          <w:rPr>
-            <w:color w:val="0000EE"/>
-            <w:u w:val="single"/>
-          </w:rPr>
-          <w:t>Joel 2:22</w:t>
-        </w:r>
-      </w:hyperlink>
-      <w:r>
-        <w:rPr>
-          <w:lang w:val="en_US" w:bidi="en_US"/>
-        </w:rPr>
-        <w:t xml:space="preserve"> declares that "the pastures of the wilderness are green." </w:t>
-      </w:r>
-      <w:hyperlink r:id="rId338">
-        <w:r>
-          <w:rPr>
-            <w:lang w:val="en_US" w:bidi="en_US"/>
-          </w:rPr>
-          <w:rPr>
-            <w:color w:val="0000EE"/>
-            <w:u w:val="single"/>
-          </w:rPr>
-          <w:t>Psalm 65:12</w:t>
-        </w:r>
-      </w:hyperlink>
-      <w:r>
-        <w:rPr>
-          <w:lang w:val="en_US" w:bidi="en_US"/>
-        </w:rPr>
-        <w:t xml:space="preserve"> states that the pastures of the wilderness drip with richness. But Jeremiah says that "the pastures of the wilderness are dried up" (</w:t>
-      </w:r>
-      <w:hyperlink r:id="rId339">
-        <w:r>
-          <w:rPr>
-            <w:lang w:val="en_US" w:bidi="en_US"/>
-          </w:rPr>
-          <w:rPr>
-            <w:color w:val="0000EE"/>
-            <w:u w:val="single"/>
-          </w:rPr>
-          <w:t>Jeremiah 23:10</w:t>
-        </w:r>
-      </w:hyperlink>
-      <w:r>
-        <w:rPr>
-          <w:lang w:val="en_US" w:bidi="en_US"/>
-        </w:rPr>
-        <w:t xml:space="preserve">; compare </w:t>
-      </w:r>
-      <w:hyperlink r:id="rId340">
-        <w:r>
-          <w:rPr>
-            <w:lang w:val="en_US" w:bidi="en_US"/>
-          </w:rPr>
-          <w:rPr>
-            <w:color w:val="0000EE"/>
-            <w:u w:val="single"/>
-          </w:rPr>
-          <w:t>Joel 1:20</w:t>
-        </w:r>
-      </w:hyperlink>
-      <w:r>
-        <w:rPr>
-          <w:lang w:val="en_US" w:bidi="en_US"/>
-        </w:rPr>
-        <w:t>). Job refers to the wilderness as a land where no human can live (</w:t>
-      </w:r>
-      <w:hyperlink r:id="rId341">
-        <w:r>
-          <w:rPr>
-            <w:lang w:val="en_US" w:bidi="en_US"/>
-          </w:rPr>
-          <w:rPr>
-            <w:color w:val="0000EE"/>
-            <w:u w:val="single"/>
-          </w:rPr>
-          <w:t>Job 38:26</w:t>
-        </w:r>
-      </w:hyperlink>
-      <w:r>
-        <w:rPr>
-          <w:lang w:val="en_US" w:bidi="en_US"/>
-        </w:rPr>
-        <w:t>). The wilderness is a place for various animals and birds, such as wild asses, jackals, vultures, and owls (</w:t>
-      </w:r>
-      <w:hyperlink r:id="rId342">
-        <w:r>
-          <w:rPr>
-            <w:lang w:val="en_US" w:bidi="en_US"/>
-          </w:rPr>
-          <w:rPr>
-            <w:color w:val="0000EE"/>
-            <w:u w:val="single"/>
-          </w:rPr>
-          <w:t>Psalms 102:6</w:t>
-        </w:r>
-      </w:hyperlink>
-      <w:r>
-        <w:rPr>
-          <w:lang w:val="en_US" w:bidi="en_US"/>
-        </w:rPr>
-        <w:t xml:space="preserve">; </w:t>
-      </w:r>
-      <w:hyperlink r:id="rId343">
-        <w:r>
-          <w:rPr>
-            <w:lang w:val="en_US" w:bidi="en_US"/>
-          </w:rPr>
-          <w:rPr>
-            <w:color w:val="0000EE"/>
-            <w:u w:val="single"/>
-          </w:rPr>
-          <w:t>Jeremiah 2:24</w:t>
-        </w:r>
-      </w:hyperlink>
-      <w:r>
-        <w:rPr>
-          <w:lang w:val="en_US" w:bidi="en_US"/>
-        </w:rPr>
-        <w:t xml:space="preserve">; </w:t>
-      </w:r>
-      <w:hyperlink r:id="rId344">
-        <w:r>
-          <w:rPr>
-            <w:lang w:val="en_US" w:bidi="en_US"/>
-          </w:rPr>
-          <w:rPr>
-            <w:color w:val="0000EE"/>
-            <w:u w:val="single"/>
-          </w:rPr>
-          <w:t>Isaiah 13:22</w:t>
-        </w:r>
-      </w:hyperlink>
-      <w:r>
-        <w:rPr>
-          <w:lang w:val="en_US" w:bidi="en_US"/>
-        </w:rPr>
-        <w:t xml:space="preserve">; </w:t>
-      </w:r>
-      <w:hyperlink r:id="rId345">
-        <w:r>
-          <w:rPr>
-            <w:lang w:val="en_US" w:bidi="en_US"/>
-          </w:rPr>
-          <w:rPr>
-            <w:color w:val="0000EE"/>
-            <w:u w:val="single"/>
-          </w:rPr>
-          <w:t>34:13–15</w:t>
-        </w:r>
-      </w:hyperlink>
-      <w:r>
-        <w:rPr>
-          <w:lang w:val="en_US" w:bidi="en_US"/>
-        </w:rPr>
-        <w:t>).</w:t>
-      </w:r>
-    </w:p>
-    <w:p>
-      <w:pPr>
-        <w:pStyle w:val="Heading3"/>
-      </w:pPr>
-      <w:r>
-        <w:rPr>
-          <w:lang w:val="en_US" w:bidi="en_US"/>
-        </w:rPr>
         <w:t>Named Wilderness Areas in the Bible</w:t>
       </w:r>
     </w:p>
@@ -14311,7 +14498,7 @@
         </w:rPr>
         <w:t>Certain wilderness tracts are identified by name and are related to definite cities, persons, or events. For example, Hagar wandered in the wilderness of Beersheba (</w:t>
       </w:r>
-      <w:hyperlink r:id="rId346">
+      <w:hyperlink r:id="rId348">
         <w:r>
           <w:rPr>
             <w:lang w:val="en_US" w:bidi="en_US"/>
@@ -14361,7 +14548,7 @@
         </w:rPr>
         <w:t>Shur (</w:t>
       </w:r>
-      <w:hyperlink r:id="rId347">
+      <w:hyperlink r:id="rId349">
         <w:r>
           <w:rPr>
             <w:lang w:val="en_US" w:bidi="en_US"/>
@@ -14397,7 +14584,7 @@
         </w:rPr>
         <w:t>Etham (</w:t>
       </w:r>
-      <w:hyperlink r:id="rId348">
+      <w:hyperlink r:id="rId350">
         <w:r>
           <w:rPr>
             <w:lang w:val="en_US" w:bidi="en_US"/>
@@ -14433,7 +14620,7 @@
         </w:rPr>
         <w:t>Sin (</w:t>
       </w:r>
-      <w:hyperlink r:id="rId349">
+      <w:hyperlink r:id="rId351">
         <w:r>
           <w:rPr>
             <w:lang w:val="en_US" w:bidi="en_US"/>
@@ -14469,7 +14656,7 @@
         </w:rPr>
         <w:t>Sinai (</w:t>
       </w:r>
-      <w:hyperlink r:id="rId350">
+      <w:hyperlink r:id="rId352">
         <w:r>
           <w:rPr>
             <w:lang w:val="en_US" w:bidi="en_US"/>
@@ -14505,7 +14692,7 @@
         </w:rPr>
         <w:t>Zin (</w:t>
       </w:r>
-      <w:hyperlink r:id="rId351">
+      <w:hyperlink r:id="rId353">
         <w:r>
           <w:rPr>
             <w:lang w:val="en_US" w:bidi="en_US"/>
@@ -14523,7 +14710,7 @@
         </w:rPr>
         <w:t xml:space="preserve">; </w:t>
       </w:r>
-      <w:hyperlink r:id="rId352">
+      <w:hyperlink r:id="rId354">
         <w:r>
           <w:rPr>
             <w:lang w:val="en_US" w:bidi="en_US"/>
@@ -14559,7 +14746,7 @@
         </w:rPr>
         <w:t>Paran (</w:t>
       </w:r>
-      <w:hyperlink r:id="rId353">
+      <w:hyperlink r:id="rId355">
         <w:r>
           <w:rPr>
             <w:lang w:val="en_US" w:bidi="en_US"/>
@@ -14595,7 +14782,7 @@
         </w:rPr>
         <w:t>Kadesh (</w:t>
       </w:r>
-      <w:hyperlink r:id="rId354">
+      <w:hyperlink r:id="rId356">
         <w:r>
           <w:rPr>
             <w:lang w:val="en_US" w:bidi="en_US"/>
@@ -14631,7 +14818,7 @@
         </w:rPr>
         <w:t>Moab (</w:t>
       </w:r>
-      <w:hyperlink r:id="rId355">
+      <w:hyperlink r:id="rId357">
         <w:r>
           <w:rPr>
             <w:lang w:val="en_US" w:bidi="en_US"/>
@@ -14667,7 +14854,7 @@
         </w:rPr>
         <w:t xml:space="preserve">Kedemoth (verse </w:t>
       </w:r>
-      <w:hyperlink r:id="rId356">
+      <w:hyperlink r:id="rId358">
         <w:r>
           <w:rPr>
             <w:lang w:val="en_US" w:bidi="en_US"/>
@@ -14699,7 +14886,7 @@
         </w:rPr>
         <w:t>While fleeing from Saul, David hid in the hill country of the wilderness of Ziph (</w:t>
       </w:r>
-      <w:hyperlink r:id="rId357">
+      <w:hyperlink r:id="rId359">
         <w:r>
           <w:rPr>
             <w:lang w:val="en_US" w:bidi="en_US"/>
@@ -14717,7 +14904,7 @@
         </w:rPr>
         <w:t xml:space="preserve">). He also took refuge in the wilderness of Maon (verses </w:t>
       </w:r>
-      <w:hyperlink r:id="rId358">
+      <w:hyperlink r:id="rId360">
         <w:r>
           <w:rPr>
             <w:lang w:val="en_US" w:bidi="en_US"/>
@@ -14735,7 +14922,7 @@
         </w:rPr>
         <w:t>), and in the wilderness of En-gedi (</w:t>
       </w:r>
-      <w:hyperlink r:id="rId359">
+      <w:hyperlink r:id="rId361">
         <w:r>
           <w:rPr>
             <w:lang w:val="en_US" w:bidi="en_US"/>
@@ -14767,7 +14954,7 @@
         </w:rPr>
         <w:t xml:space="preserve">Villages or towns are sometimes associated with a wilderness setting. </w:t>
       </w:r>
-      <w:hyperlink r:id="rId360">
+      <w:hyperlink r:id="rId362">
         <w:r>
           <w:rPr>
             <w:lang w:val="en_US" w:bidi="en_US"/>
@@ -14785,7 +14972,7 @@
         </w:rPr>
         <w:t xml:space="preserve"> lists the names of six cities and their villages "in the wilderness." Isaiah proclaimed the future joy of the towns of the desert (</w:t>
       </w:r>
-      <w:hyperlink r:id="rId361">
+      <w:hyperlink r:id="rId363">
         <w:r>
           <w:rPr>
             <w:lang w:val="en_US" w:bidi="en_US"/>
@@ -14828,7 +15015,7 @@
         </w:rPr>
         <w:t>The wilderness is associated with both austerity and temptation. Elijah, by his way of life and his dress, is often thought of in connection with the wilderness. His successor, Elisha, needed to minister in the wilderness of Edom (</w:t>
       </w:r>
-      <w:hyperlink r:id="rId362">
+      <w:hyperlink r:id="rId364">
         <w:r>
           <w:rPr>
             <w:lang w:val="en_US" w:bidi="en_US"/>
@@ -14860,7 +15047,7 @@
         </w:rPr>
         <w:t>Isaiah prophesied about John the Baptist's message. John preached in the wilderness of Judea (</w:t>
       </w:r>
-      <w:hyperlink r:id="rId363">
+      <w:hyperlink r:id="rId365">
         <w:r>
           <w:rPr>
             <w:lang w:val="en_US" w:bidi="en_US"/>
@@ -14878,7 +15065,7 @@
         </w:rPr>
         <w:t xml:space="preserve">; </w:t>
       </w:r>
-      <w:hyperlink r:id="rId364">
+      <w:hyperlink r:id="rId366">
         <w:r>
           <w:rPr>
             <w:lang w:val="en_US" w:bidi="en_US"/>
@@ -14896,7 +15083,7 @@
         </w:rPr>
         <w:t xml:space="preserve">; </w:t>
       </w:r>
-      <w:hyperlink r:id="rId365">
+      <w:hyperlink r:id="rId367">
         <w:r>
           <w:rPr>
             <w:lang w:val="en_US" w:bidi="en_US"/>
@@ -14914,7 +15101,7 @@
         </w:rPr>
         <w:t xml:space="preserve">; </w:t>
       </w:r>
-      <w:hyperlink r:id="rId366">
+      <w:hyperlink r:id="rId368">
         <w:r>
           <w:rPr>
             <w:lang w:val="en_US" w:bidi="en_US"/>
@@ -14932,7 +15119,7 @@
         </w:rPr>
         <w:t xml:space="preserve">; </w:t>
       </w:r>
-      <w:hyperlink r:id="rId367">
+      <w:hyperlink r:id="rId369">
         <w:r>
           <w:rPr>
             <w:lang w:val="en_US" w:bidi="en_US"/>
@@ -14950,7 +15137,7 @@
         </w:rPr>
         <w:t xml:space="preserve">). Jesus, full of the Holy Spirit, was led by the Spirit into the wilderness for 40 days. There he was tempted by the devil (compare </w:t>
       </w:r>
-      <w:hyperlink r:id="rId368">
+      <w:hyperlink r:id="rId370">
         <w:r>
           <w:rPr>
             <w:lang w:val="en_US" w:bidi="en_US"/>
@@ -14968,7 +15155,7 @@
         </w:rPr>
         <w:t>). Angels also ministered to Jesus there (</w:t>
       </w:r>
-      <w:hyperlink r:id="rId369">
+      <w:hyperlink r:id="rId371">
         <w:r>
           <w:rPr>
             <w:lang w:val="en_US" w:bidi="en_US"/>
@@ -15000,7 +15187,7 @@
         </w:rPr>
         <w:t>The anchorites (hermits) of Egypt and the Qumran community near the Dead Sea used the wilderness as an escape from the evils of urban life. Jesus, however, used the wilderness as a place of prayer and communion with the Father (</w:t>
       </w:r>
-      <w:hyperlink r:id="rId370">
+      <w:hyperlink r:id="rId372">
         <w:r>
           <w:rPr>
             <w:lang w:val="en_US" w:bidi="en_US"/>
@@ -15044,171 +15231,6 @@
           <w:lang w:val="en_US" w:bidi="en_US"/>
         </w:rPr>
         <w:t>Desert</w:t>
-      </w:r>
-      <w:r>
-        <w:rPr>
-          <w:lang w:val="en_US" w:bidi="en_US"/>
-        </w:rPr>
-        <w:t xml:space="preserve">; </w:t>
-      </w:r>
-      <w:r>
-        <w:rPr>
-          <w:lang w:val="en_US" w:bidi="en_US"/>
-        </w:rPr>
-        <w:t>Wilderness Wanderings</w:t>
-      </w:r>
-      <w:r>
-        <w:rPr>
-          <w:lang w:val="en_US" w:bidi="en_US"/>
-        </w:rPr>
-        <w:t>.</w:t>
-      </w:r>
-      <w:r>
-        <w:rPr>
-          <w:lang w:val="en_US" w:bidi="en_US"/>
-        </w:rPr>
-      </w:r>
-      <w:r>
-        <w:rPr>
-          <w:lang w:val="en_US" w:bidi="en_US"/>
-        </w:rPr>
-      </w:r>
-    </w:p>
-    <w:p>
-      <w:pPr/>
-      <w:r>
-        <w:rPr>
-          <w:lang w:val="en_US" w:bidi="en_US"/>
-        </w:rPr>
-      </w:r>
-    </w:p>
-    <w:p>
-      <w:pPr>
-        <w:pStyle w:val="Heading2"/>
-      </w:pPr>
-      <w:r>
-        <w:rPr>
-          <w:lang w:val="en_US" w:bidi="en_US"/>
-        </w:rPr>
-        <w:t>Wilderness of Sin</w:t>
-      </w:r>
-      <w:r>
-        <w:rPr>
-          <w:lang w:val="en_US" w:bidi="en_US"/>
-        </w:rPr>
-      </w:r>
-    </w:p>
-    <w:p>
-      <w:pPr/>
-      <w:r>
-        <w:rPr>
-          <w:lang w:val="en_US" w:bidi="en_US"/>
-        </w:rPr>
-      </w:r>
-      <w:r>
-        <w:rPr>
-          <w:lang w:val="en_US" w:bidi="en_US"/>
-        </w:rPr>
-        <w:t>A dry, sandy region in the southwest part of the Sinai peninsula. The Bible tells us it was located "between Elim and Sinai" (</w:t>
-      </w:r>
-      <w:hyperlink r:id="rId349">
-        <w:r>
-          <w:rPr>
-            <w:lang w:val="en_US" w:bidi="en_US"/>
-          </w:rPr>
-          <w:rPr>
-            <w:color w:val="0000EE"/>
-            <w:u w:val="single"/>
-          </w:rPr>
-          <w:t>Exodus 16:1</w:t>
-        </w:r>
-      </w:hyperlink>
-      <w:r>
-        <w:rPr>
-          <w:lang w:val="en_US" w:bidi="en_US"/>
-        </w:rPr>
-        <w:t>). It is mentioned only four times in the Bible in the descriptions of the journey of the exodus from Egypt (</w:t>
-      </w:r>
-      <w:hyperlink r:id="rId349">
-        <w:r>
-          <w:rPr>
-            <w:lang w:val="en_US" w:bidi="en_US"/>
-          </w:rPr>
-          <w:rPr>
-            <w:color w:val="0000EE"/>
-            <w:u w:val="single"/>
-          </w:rPr>
-          <w:t>Exodus 16:1</w:t>
-        </w:r>
-      </w:hyperlink>
-      <w:r>
-        <w:rPr>
-          <w:lang w:val="en_US" w:bidi="en_US"/>
-        </w:rPr>
-        <w:t xml:space="preserve">; </w:t>
-      </w:r>
-      <w:hyperlink r:id="rId371">
-        <w:r>
-          <w:rPr>
-            <w:lang w:val="en_US" w:bidi="en_US"/>
-          </w:rPr>
-          <w:rPr>
-            <w:color w:val="0000EE"/>
-            <w:u w:val="single"/>
-          </w:rPr>
-          <w:t>17:1</w:t>
-        </w:r>
-      </w:hyperlink>
-      <w:r>
-        <w:rPr>
-          <w:lang w:val="en_US" w:bidi="en_US"/>
-        </w:rPr>
-        <w:t xml:space="preserve">; </w:t>
-      </w:r>
-      <w:hyperlink r:id="rId372">
-        <w:r>
-          <w:rPr>
-            <w:lang w:val="en_US" w:bidi="en_US"/>
-          </w:rPr>
-          <w:rPr>
-            <w:color w:val="0000EE"/>
-            <w:u w:val="single"/>
-          </w:rPr>
-          <w:t>Numbers 33:11–12</w:t>
-        </w:r>
-      </w:hyperlink>
-      <w:r>
-        <w:rPr>
-          <w:lang w:val="en_US" w:bidi="en_US"/>
-        </w:rPr>
-        <w:t>). The wilderness of Sin is located southeast of Elim, which is generally thought to be the Wadi Gharandel.</w:t>
-      </w:r>
-    </w:p>
-    <w:p>
-      <w:pPr/>
-      <w:r>
-        <w:rPr>
-          <w:lang w:val="en_US" w:bidi="en_US"/>
-        </w:rPr>
-      </w:r>
-      <w:r>
-        <w:rPr>
-          <w:i/>
-          <w:lang w:val="en_US" w:bidi="en_US"/>
-        </w:rPr>
-        <w:t>See also</w:t>
-      </w:r>
-      <w:r>
-        <w:rPr>
-          <w:lang w:val="en_US" w:bidi="en_US"/>
-        </w:rPr>
-        <w:t xml:space="preserve"> </w:t>
-      </w:r>
-      <w:r>
-        <w:rPr>
-          <w:lang w:val="en_US" w:bidi="en_US"/>
-        </w:rPr>
-        <w:t>Sina, Sinai</w:t>
       </w:r>
       <w:r>
         <w:rPr>
@@ -15344,7 +15366,7 @@
         </w:rPr>
         <w:t>The wilderness of Shur (</w:t>
       </w:r>
-      <w:hyperlink r:id="rId347">
+      <w:hyperlink r:id="rId349">
         <w:r>
           <w:rPr>
             <w:lang w:val="en_US" w:bidi="en_US"/>
@@ -15724,7 +15746,7 @@
         </w:rPr>
         <w:t>Miriam, the sister of Moses, died and was buried here (</w:t>
       </w:r>
-      <w:hyperlink r:id="rId352">
+      <w:hyperlink r:id="rId354">
         <w:r>
           <w:rPr>
             <w:lang w:val="en_US" w:bidi="en_US"/>
@@ -16116,7 +16138,7 @@
         <w:rPr>
           <w:lang w:val="en_US" w:bidi="en_US"/>
         </w:rPr>
-        <w:t>Exodus, The</w:t>
+        <w:t>Exodus</w:t>
       </w:r>
       <w:r>
         <w:rPr>
@@ -16128,7 +16150,7 @@
         <w:rPr>
           <w:lang w:val="en_US" w:bidi="en_US"/>
         </w:rPr>
-        <w:t>Israel, History of</w:t>
+        <w:t>History of Israel</w:t>
       </w:r>
       <w:r>
         <w:rPr>
@@ -16152,7 +16174,7 @@
         <w:rPr>
           <w:lang w:val="en_US" w:bidi="en_US"/>
         </w:rPr>
-        <w:t>Sin, Wilderness of</w:t>
+        <w:t>Desert of Sin</w:t>
       </w:r>
       <w:r>
         <w:rPr>
@@ -18639,7 +18661,7 @@
         </w:rPr>
         <w:t>Wine in the New Testament was a fermented drink that was mixed with various amounts of water. It was also mixed with gall and myrrh (</w:t>
       </w:r>
-      <w:hyperlink r:id="rId328">
+      <w:hyperlink r:id="rId330">
         <w:r>
           <w:rPr>
             <w:lang w:val="en_US" w:bidi="en_US"/>
@@ -19265,7 +19287,15 @@
         <w:rPr>
           <w:lang w:val="en_US" w:bidi="en_US"/>
         </w:rPr>
-        <w:t xml:space="preserve">One who removes chaff from grain. </w:t>
+        <w:t xml:space="preserve">A winnower is someone who removes chaff from grain. </w:t>
+      </w:r>
+    </w:p>
+    <w:p>
+      <w:pPr/>
+      <w:r>
+        <w:rPr>
+          <w:lang w:val="en_US" w:bidi="en_US"/>
+        </w:rPr>
       </w:r>
       <w:r>
         <w:rPr>
@@ -24120,7 +24150,7 @@
         </w:rPr>
         <w:t>). The people of Damascus traded wool with Tyre’s merchants (</w:t>
       </w:r>
-      <w:hyperlink r:id="rId292">
+      <w:hyperlink r:id="rId294">
         <w:r>
           <w:rPr>
             <w:lang w:val="en_US" w:bidi="en_US"/>
@@ -24260,7 +24290,7 @@
         </w:rPr>
         <w:t>redemption (</w:t>
       </w:r>
-      <w:hyperlink r:id="rId308">
+      <w:hyperlink r:id="rId310">
         <w:r>
           <w:rPr>
             <w:lang w:val="en_US" w:bidi="en_US"/>
@@ -24296,7 +24326,7 @@
         </w:rPr>
         <w:t>the hair of the Ancient of Days (</w:t>
       </w:r>
-      <w:hyperlink r:id="rId300">
+      <w:hyperlink r:id="rId302">
         <w:r>
           <w:rPr>
             <w:lang w:val="en_US" w:bidi="en_US"/>
@@ -24332,7 +24362,7 @@
         </w:rPr>
         <w:t>the hair and head of the Son of Man (</w:t>
       </w:r>
-      <w:hyperlink r:id="rId281">
+      <w:hyperlink r:id="rId283">
         <w:r>
           <w:rPr>
             <w:lang w:val="en_US" w:bidi="en_US"/>
@@ -26281,7 +26311,7 @@
         </w:rPr>
         <w:t>). The almighty Creator even had his rest day (</w:t>
       </w:r>
-      <w:hyperlink r:id="rId174">
+      <w:hyperlink r:id="rId176">
         <w:r>
           <w:rPr>
             <w:lang w:val="en_US" w:bidi="en_US"/>
@@ -28932,7 +28962,7 @@
         </w:rPr>
         <w:t xml:space="preserve">; </w:t>
       </w:r>
-      <w:hyperlink r:id="rId177">
+      <w:hyperlink r:id="rId179">
         <w:r>
           <w:rPr>
             <w:lang w:val="en_US" w:bidi="en_US"/>
@@ -29193,7 +29223,7 @@
         </w:rPr>
         <w:t xml:space="preserve">). In other words, worship would no longer be in a place but in a person—through Jesus Christ and his Spirit the worshipers could come directly to God (see </w:t>
       </w:r>
-      <w:hyperlink r:id="rId158">
+      <w:hyperlink r:id="rId160">
         <w:r>
           <w:rPr>
             <w:lang w:val="en_US" w:bidi="en_US"/>
